--- a/taniguchi/api/Fix/API設計書_SHIP資産マスタ.docx
+++ b/taniguchi/api/Fix/API設計書_SHIP資産マスタ.docx
@@ -228,11 +228,11 @@
   <Template>Normal.dotm</Template>
   <TotalTime>97</TotalTime>
   <Pages>44</Pages>
-  <Words>5948</Words>
-  <Characters>33905</Characters>
+  <Words>5962</Words>
+  <Characters>33984</Characters>
   <Application>Microsoft Office Word</Application>
   <DocSecurity>0</DocSecurity>
-  <Lines>282</Lines>
+  <Lines>283</Lines>
   <Paragraphs>79</Paragraphs>
   <ScaleCrop>false</ScaleCrop>
   <HeadingPairs>
@@ -252,7 +252,7 @@
   </TitlesOfParts>
   <Company/>
   <LinksUpToDate>false</LinksUpToDate>
-  <CharactersWithSpaces>39774</CharactersWithSpaces>
+  <CharactersWithSpaces>39867</CharactersWithSpaces>
   <SharedDoc>false</SharedDoc>
   <HyperlinksChanged>false</HyperlinksChanged>
   <AppVersion>16.0000</AppVersion>
@@ -264,9 +264,9 @@
   <dc:title>API設計書　　　　　　　SHIP資産マスタ</dc:title>
   <dc:subject>対象システム：医療機器管理システム</dc:subject>
   <cp:lastModifiedBy>緑 谷口</cp:lastModifiedBy>
-  <cp:revision>53</cp:revision>
+  <cp:revision>54</cp:revision>
   <dcterms:created xsi:type="dcterms:W3CDTF">2026-03-01T00:24:00Z</dcterms:created>
-  <dcterms:modified xsi:type="dcterms:W3CDTF">2026-04-19T15:37:00Z</dcterms:modified>
+  <dcterms:modified xsi:type="dcterms:W3CDTF">2026-04-22T20:57:00Z</dcterms:modified>
 </cp:coreProperties>
 </file>
 
@@ -1330,7 +1330,7 @@
         <w:rPr>
           <w:noProof/>
         </w:rPr>
-        <w:instrText xml:space="preserve"> PAGEREF _Toc227537940 \h </w:instrText>
+        <w:instrText xml:space="preserve"> PAGEREF _Toc227816326 \h </w:instrText>
       </w:r>
       <w:r>
         <w:rPr>
@@ -1395,7 +1395,7 @@
         <w:rPr>
           <w:noProof/>
         </w:rPr>
-        <w:instrText xml:space="preserve"> PAGEREF _Toc227537941 \h </w:instrText>
+        <w:instrText xml:space="preserve"> PAGEREF _Toc227816327 \h </w:instrText>
       </w:r>
       <w:r>
         <w:rPr>
@@ -1460,7 +1460,7 @@
         <w:rPr>
           <w:noProof/>
         </w:rPr>
-        <w:instrText xml:space="preserve"> PAGEREF _Toc227537942 \h </w:instrText>
+        <w:instrText xml:space="preserve"> PAGEREF _Toc227816328 \h </w:instrText>
       </w:r>
       <w:r>
         <w:rPr>
@@ -1525,7 +1525,7 @@
         <w:rPr>
           <w:noProof/>
         </w:rPr>
-        <w:instrText xml:space="preserve"> PAGEREF _Toc227537943 \h </w:instrText>
+        <w:instrText xml:space="preserve"> PAGEREF _Toc227816329 \h </w:instrText>
       </w:r>
       <w:r>
         <w:rPr>
@@ -1590,7 +1590,7 @@
         <w:rPr>
           <w:noProof/>
         </w:rPr>
-        <w:instrText xml:space="preserve"> PAGEREF _Toc227537944 \h </w:instrText>
+        <w:instrText xml:space="preserve"> PAGEREF _Toc227816330 \h </w:instrText>
       </w:r>
       <w:r>
         <w:rPr>
@@ -1656,7 +1656,7 @@
         <w:rPr>
           <w:noProof/>
         </w:rPr>
-        <w:instrText xml:space="preserve"> PAGEREF _Toc227537945 \h </w:instrText>
+        <w:instrText xml:space="preserve"> PAGEREF _Toc227816331 \h </w:instrText>
       </w:r>
       <w:r>
         <w:rPr>
@@ -1721,7 +1721,7 @@
         <w:rPr>
           <w:noProof/>
         </w:rPr>
-        <w:instrText xml:space="preserve"> PAGEREF _Toc227537946 \h </w:instrText>
+        <w:instrText xml:space="preserve"> PAGEREF _Toc227816332 \h </w:instrText>
       </w:r>
       <w:r>
         <w:rPr>
@@ -1786,7 +1786,7 @@
         <w:rPr>
           <w:noProof/>
         </w:rPr>
-        <w:instrText xml:space="preserve"> PAGEREF _Toc227537947 \h </w:instrText>
+        <w:instrText xml:space="preserve"> PAGEREF _Toc227816333 \h </w:instrText>
       </w:r>
       <w:r>
         <w:rPr>
@@ -1851,7 +1851,7 @@
         <w:rPr>
           <w:noProof/>
         </w:rPr>
-        <w:instrText xml:space="preserve"> PAGEREF _Toc227537948 \h </w:instrText>
+        <w:instrText xml:space="preserve"> PAGEREF _Toc227816334 \h </w:instrText>
       </w:r>
       <w:r>
         <w:rPr>
@@ -1917,7 +1917,7 @@
         <w:rPr>
           <w:noProof/>
         </w:rPr>
-        <w:instrText xml:space="preserve"> PAGEREF _Toc227537949 \h </w:instrText>
+        <w:instrText xml:space="preserve"> PAGEREF _Toc227816335 \h </w:instrText>
       </w:r>
       <w:r>
         <w:rPr>
@@ -1982,7 +1982,7 @@
         <w:rPr>
           <w:noProof/>
         </w:rPr>
-        <w:instrText xml:space="preserve"> PAGEREF _Toc227537950 \h </w:instrText>
+        <w:instrText xml:space="preserve"> PAGEREF _Toc227816336 \h </w:instrText>
       </w:r>
       <w:r>
         <w:rPr>
@@ -2047,7 +2047,7 @@
         <w:rPr>
           <w:noProof/>
         </w:rPr>
-        <w:instrText xml:space="preserve"> PAGEREF _Toc227537951 \h </w:instrText>
+        <w:instrText xml:space="preserve"> PAGEREF _Toc227816337 \h </w:instrText>
       </w:r>
       <w:r>
         <w:rPr>
@@ -2112,7 +2112,7 @@
         <w:rPr>
           <w:noProof/>
         </w:rPr>
-        <w:instrText xml:space="preserve"> PAGEREF _Toc227537952 \h </w:instrText>
+        <w:instrText xml:space="preserve"> PAGEREF _Toc227816338 \h </w:instrText>
       </w:r>
       <w:r>
         <w:rPr>
@@ -2177,7 +2177,7 @@
         <w:rPr>
           <w:noProof/>
         </w:rPr>
-        <w:instrText xml:space="preserve"> PAGEREF _Toc227537953 \h </w:instrText>
+        <w:instrText xml:space="preserve"> PAGEREF _Toc227816339 \h </w:instrText>
       </w:r>
       <w:r>
         <w:rPr>
@@ -2242,7 +2242,7 @@
         <w:rPr>
           <w:noProof/>
         </w:rPr>
-        <w:instrText xml:space="preserve"> PAGEREF _Toc227537954 \h </w:instrText>
+        <w:instrText xml:space="preserve"> PAGEREF _Toc227816340 \h </w:instrText>
       </w:r>
       <w:r>
         <w:rPr>
@@ -2307,7 +2307,7 @@
         <w:rPr>
           <w:noProof/>
         </w:rPr>
-        <w:instrText xml:space="preserve"> PAGEREF _Toc227537955 \h </w:instrText>
+        <w:instrText xml:space="preserve"> PAGEREF _Toc227816341 \h </w:instrText>
       </w:r>
       <w:r>
         <w:rPr>
@@ -2372,7 +2372,7 @@
         <w:rPr>
           <w:noProof/>
         </w:rPr>
-        <w:instrText xml:space="preserve"> PAGEREF _Toc227537956 \h </w:instrText>
+        <w:instrText xml:space="preserve"> PAGEREF _Toc227816342 \h </w:instrText>
       </w:r>
       <w:r>
         <w:rPr>
@@ -2435,7 +2435,7 @@
         <w:rPr>
           <w:noProof/>
         </w:rPr>
-        <w:instrText xml:space="preserve"> PAGEREF _Toc227537957 \h </w:instrText>
+        <w:instrText xml:space="preserve"> PAGEREF _Toc227816343 \h </w:instrText>
       </w:r>
       <w:r>
         <w:rPr>
@@ -2501,7 +2501,7 @@
         <w:rPr>
           <w:noProof/>
         </w:rPr>
-        <w:instrText xml:space="preserve"> PAGEREF _Toc227537958 \h </w:instrText>
+        <w:instrText xml:space="preserve"> PAGEREF _Toc227816344 \h </w:instrText>
       </w:r>
       <w:r>
         <w:rPr>
@@ -2566,7 +2566,7 @@
         <w:rPr>
           <w:noProof/>
         </w:rPr>
-        <w:instrText xml:space="preserve"> PAGEREF _Toc227537959 \h </w:instrText>
+        <w:instrText xml:space="preserve"> PAGEREF _Toc227816345 \h </w:instrText>
       </w:r>
       <w:r>
         <w:rPr>
@@ -2632,7 +2632,7 @@
         <w:rPr>
           <w:noProof/>
         </w:rPr>
-        <w:instrText xml:space="preserve"> PAGEREF _Toc227537960 \h </w:instrText>
+        <w:instrText xml:space="preserve"> PAGEREF _Toc227816346 \h </w:instrText>
       </w:r>
       <w:r>
         <w:rPr>
@@ -2697,7 +2697,7 @@
         <w:rPr>
           <w:noProof/>
         </w:rPr>
-        <w:instrText xml:space="preserve"> PAGEREF _Toc227537961 \h </w:instrText>
+        <w:instrText xml:space="preserve"> PAGEREF _Toc227816347 \h </w:instrText>
       </w:r>
       <w:r>
         <w:rPr>
@@ -2760,7 +2760,7 @@
         <w:rPr>
           <w:noProof/>
         </w:rPr>
-        <w:instrText xml:space="preserve"> PAGEREF _Toc227537962 \h </w:instrText>
+        <w:instrText xml:space="preserve"> PAGEREF _Toc227816348 \h </w:instrText>
       </w:r>
       <w:r>
         <w:rPr>
@@ -2823,7 +2823,7 @@
         <w:rPr>
           <w:noProof/>
         </w:rPr>
-        <w:instrText xml:space="preserve"> PAGEREF _Toc227537963 \h </w:instrText>
+        <w:instrText xml:space="preserve"> PAGEREF _Toc227816349 \h </w:instrText>
       </w:r>
       <w:r>
         <w:rPr>
@@ -2886,7 +2886,7 @@
         <w:rPr>
           <w:noProof/>
         </w:rPr>
-        <w:instrText xml:space="preserve"> PAGEREF _Toc227537964 \h </w:instrText>
+        <w:instrText xml:space="preserve"> PAGEREF _Toc227816350 \h </w:instrText>
       </w:r>
       <w:r>
         <w:rPr>
@@ -2951,7 +2951,7 @@
         <w:rPr>
           <w:noProof/>
         </w:rPr>
-        <w:instrText xml:space="preserve"> PAGEREF _Toc227537965 \h </w:instrText>
+        <w:instrText xml:space="preserve"> PAGEREF _Toc227816351 \h </w:instrText>
       </w:r>
       <w:r>
         <w:rPr>
@@ -3014,7 +3014,7 @@
         <w:rPr>
           <w:noProof/>
         </w:rPr>
-        <w:instrText xml:space="preserve"> PAGEREF _Toc227537966 \h </w:instrText>
+        <w:instrText xml:space="preserve"> PAGEREF _Toc227816352 \h </w:instrText>
       </w:r>
       <w:r>
         <w:rPr>
@@ -3077,7 +3077,7 @@
         <w:rPr>
           <w:noProof/>
         </w:rPr>
-        <w:instrText xml:space="preserve"> PAGEREF _Toc227537967 \h </w:instrText>
+        <w:instrText xml:space="preserve"> PAGEREF _Toc227816353 \h </w:instrText>
       </w:r>
       <w:r>
         <w:rPr>
@@ -3094,7 +3094,7 @@
         <w:rPr>
           <w:noProof/>
         </w:rPr>
-        <w:t>15</w:t>
+        <w:t>16</w:t>
       </w:r>
       <w:r>
         <w:rPr>
@@ -3140,7 +3140,7 @@
         <w:rPr>
           <w:noProof/>
         </w:rPr>
-        <w:instrText xml:space="preserve"> PAGEREF _Toc227537968 \h </w:instrText>
+        <w:instrText xml:space="preserve"> PAGEREF _Toc227816354 \h </w:instrText>
       </w:r>
       <w:r>
         <w:rPr>
@@ -3205,7 +3205,7 @@
         <w:rPr>
           <w:noProof/>
         </w:rPr>
-        <w:instrText xml:space="preserve"> PAGEREF _Toc227537969 \h </w:instrText>
+        <w:instrText xml:space="preserve"> PAGEREF _Toc227816355 \h </w:instrText>
       </w:r>
       <w:r>
         <w:rPr>
@@ -3268,7 +3268,7 @@
         <w:rPr>
           <w:noProof/>
         </w:rPr>
-        <w:instrText xml:space="preserve"> PAGEREF _Toc227537970 \h </w:instrText>
+        <w:instrText xml:space="preserve"> PAGEREF _Toc227816356 \h </w:instrText>
       </w:r>
       <w:r>
         <w:rPr>
@@ -3331,7 +3331,7 @@
         <w:rPr>
           <w:noProof/>
         </w:rPr>
-        <w:instrText xml:space="preserve"> PAGEREF _Toc227537971 \h </w:instrText>
+        <w:instrText xml:space="preserve"> PAGEREF _Toc227816357 \h </w:instrText>
       </w:r>
       <w:r>
         <w:rPr>
@@ -3397,7 +3397,7 @@
         <w:rPr>
           <w:noProof/>
         </w:rPr>
-        <w:instrText xml:space="preserve"> PAGEREF _Toc227537972 \h </w:instrText>
+        <w:instrText xml:space="preserve"> PAGEREF _Toc227816358 \h </w:instrText>
       </w:r>
       <w:r>
         <w:rPr>
@@ -3414,7 +3414,7 @@
         <w:rPr>
           <w:noProof/>
         </w:rPr>
-        <w:t>17</w:t>
+        <w:t>18</w:t>
       </w:r>
       <w:r>
         <w:rPr>
@@ -3460,7 +3460,7 @@
         <w:rPr>
           <w:noProof/>
         </w:rPr>
-        <w:instrText xml:space="preserve"> PAGEREF _Toc227537973 \h </w:instrText>
+        <w:instrText xml:space="preserve"> PAGEREF _Toc227816359 \h </w:instrText>
       </w:r>
       <w:r>
         <w:rPr>
@@ -3523,7 +3523,7 @@
         <w:rPr>
           <w:noProof/>
         </w:rPr>
-        <w:instrText xml:space="preserve"> PAGEREF _Toc227537974 \h </w:instrText>
+        <w:instrText xml:space="preserve"> PAGEREF _Toc227816360 \h </w:instrText>
       </w:r>
       <w:r>
         <w:rPr>
@@ -3540,7 +3540,7 @@
         <w:rPr>
           <w:noProof/>
         </w:rPr>
-        <w:t>18</w:t>
+        <w:t>19</w:t>
       </w:r>
       <w:r>
         <w:rPr>
@@ -3586,7 +3586,7 @@
         <w:rPr>
           <w:noProof/>
         </w:rPr>
-        <w:instrText xml:space="preserve"> PAGEREF _Toc227537975 \h </w:instrText>
+        <w:instrText xml:space="preserve"> PAGEREF _Toc227816361 \h </w:instrText>
       </w:r>
       <w:r>
         <w:rPr>
@@ -3651,7 +3651,7 @@
         <w:rPr>
           <w:noProof/>
         </w:rPr>
-        <w:instrText xml:space="preserve"> PAGEREF _Toc227537976 \h </w:instrText>
+        <w:instrText xml:space="preserve"> PAGEREF _Toc227816362 \h </w:instrText>
       </w:r>
       <w:r>
         <w:rPr>
@@ -3714,7 +3714,7 @@
         <w:rPr>
           <w:noProof/>
         </w:rPr>
-        <w:instrText xml:space="preserve"> PAGEREF _Toc227537977 \h </w:instrText>
+        <w:instrText xml:space="preserve"> PAGEREF _Toc227816363 \h </w:instrText>
       </w:r>
       <w:r>
         <w:rPr>
@@ -3777,7 +3777,7 @@
         <w:rPr>
           <w:noProof/>
         </w:rPr>
-        <w:instrText xml:space="preserve"> PAGEREF _Toc227537978 \h </w:instrText>
+        <w:instrText xml:space="preserve"> PAGEREF _Toc227816364 \h </w:instrText>
       </w:r>
       <w:r>
         <w:rPr>
@@ -3840,7 +3840,7 @@
         <w:rPr>
           <w:noProof/>
         </w:rPr>
-        <w:instrText xml:space="preserve"> PAGEREF _Toc227537979 \h </w:instrText>
+        <w:instrText xml:space="preserve"> PAGEREF _Toc227816365 \h </w:instrText>
       </w:r>
       <w:r>
         <w:rPr>
@@ -3905,7 +3905,7 @@
         <w:rPr>
           <w:noProof/>
         </w:rPr>
-        <w:instrText xml:space="preserve"> PAGEREF _Toc227537980 \h </w:instrText>
+        <w:instrText xml:space="preserve"> PAGEREF _Toc227816366 \h </w:instrText>
       </w:r>
       <w:r>
         <w:rPr>
@@ -3968,7 +3968,7 @@
         <w:rPr>
           <w:noProof/>
         </w:rPr>
-        <w:instrText xml:space="preserve"> PAGEREF _Toc227537981 \h </w:instrText>
+        <w:instrText xml:space="preserve"> PAGEREF _Toc227816367 \h </w:instrText>
       </w:r>
       <w:r>
         <w:rPr>
@@ -4031,7 +4031,7 @@
         <w:rPr>
           <w:noProof/>
         </w:rPr>
-        <w:instrText xml:space="preserve"> PAGEREF _Toc227537982 \h </w:instrText>
+        <w:instrText xml:space="preserve"> PAGEREF _Toc227816368 \h </w:instrText>
       </w:r>
       <w:r>
         <w:rPr>
@@ -4094,7 +4094,7 @@
         <w:rPr>
           <w:noProof/>
         </w:rPr>
-        <w:instrText xml:space="preserve"> PAGEREF _Toc227537983 \h </w:instrText>
+        <w:instrText xml:space="preserve"> PAGEREF _Toc227816369 \h </w:instrText>
       </w:r>
       <w:r>
         <w:rPr>
@@ -4159,7 +4159,7 @@
         <w:rPr>
           <w:noProof/>
         </w:rPr>
-        <w:instrText xml:space="preserve"> PAGEREF _Toc227537984 \h </w:instrText>
+        <w:instrText xml:space="preserve"> PAGEREF _Toc227816370 \h </w:instrText>
       </w:r>
       <w:r>
         <w:rPr>
@@ -4222,7 +4222,7 @@
         <w:rPr>
           <w:noProof/>
         </w:rPr>
-        <w:instrText xml:space="preserve"> PAGEREF _Toc227537985 \h </w:instrText>
+        <w:instrText xml:space="preserve"> PAGEREF _Toc227816371 \h </w:instrText>
       </w:r>
       <w:r>
         <w:rPr>
@@ -4239,7 +4239,7 @@
         <w:rPr>
           <w:noProof/>
         </w:rPr>
-        <w:t>24</w:t>
+        <w:t>25</w:t>
       </w:r>
       <w:r>
         <w:rPr>
@@ -4285,7 +4285,7 @@
         <w:rPr>
           <w:noProof/>
         </w:rPr>
-        <w:instrText xml:space="preserve"> PAGEREF _Toc227537986 \h </w:instrText>
+        <w:instrText xml:space="preserve"> PAGEREF _Toc227816372 \h </w:instrText>
       </w:r>
       <w:r>
         <w:rPr>
@@ -4302,7 +4302,7 @@
         <w:rPr>
           <w:noProof/>
         </w:rPr>
-        <w:t>25</w:t>
+        <w:t>26</w:t>
       </w:r>
       <w:r>
         <w:rPr>
@@ -4348,7 +4348,7 @@
         <w:rPr>
           <w:noProof/>
         </w:rPr>
-        <w:instrText xml:space="preserve"> PAGEREF _Toc227537987 \h </w:instrText>
+        <w:instrText xml:space="preserve"> PAGEREF _Toc227816373 \h </w:instrText>
       </w:r>
       <w:r>
         <w:rPr>
@@ -4413,7 +4413,7 @@
         <w:rPr>
           <w:noProof/>
         </w:rPr>
-        <w:instrText xml:space="preserve"> PAGEREF _Toc227537988 \h </w:instrText>
+        <w:instrText xml:space="preserve"> PAGEREF _Toc227816374 \h </w:instrText>
       </w:r>
       <w:r>
         <w:rPr>
@@ -4476,7 +4476,7 @@
         <w:rPr>
           <w:noProof/>
         </w:rPr>
-        <w:instrText xml:space="preserve"> PAGEREF _Toc227537989 \h </w:instrText>
+        <w:instrText xml:space="preserve"> PAGEREF _Toc227816375 \h </w:instrText>
       </w:r>
       <w:r>
         <w:rPr>
@@ -4539,7 +4539,7 @@
         <w:rPr>
           <w:noProof/>
         </w:rPr>
-        <w:instrText xml:space="preserve"> PAGEREF _Toc227537990 \h </w:instrText>
+        <w:instrText xml:space="preserve"> PAGEREF _Toc227816376 \h </w:instrText>
       </w:r>
       <w:r>
         <w:rPr>
@@ -4602,7 +4602,7 @@
         <w:rPr>
           <w:noProof/>
         </w:rPr>
-        <w:instrText xml:space="preserve"> PAGEREF _Toc227537991 \h </w:instrText>
+        <w:instrText xml:space="preserve"> PAGEREF _Toc227816377 \h </w:instrText>
       </w:r>
       <w:r>
         <w:rPr>
@@ -4667,7 +4667,7 @@
         <w:rPr>
           <w:noProof/>
         </w:rPr>
-        <w:instrText xml:space="preserve"> PAGEREF _Toc227537992 \h </w:instrText>
+        <w:instrText xml:space="preserve"> PAGEREF _Toc227816378 \h </w:instrText>
       </w:r>
       <w:r>
         <w:rPr>
@@ -4730,7 +4730,7 @@
         <w:rPr>
           <w:noProof/>
         </w:rPr>
-        <w:instrText xml:space="preserve"> PAGEREF _Toc227537993 \h </w:instrText>
+        <w:instrText xml:space="preserve"> PAGEREF _Toc227816379 \h </w:instrText>
       </w:r>
       <w:r>
         <w:rPr>
@@ -4793,7 +4793,7 @@
         <w:rPr>
           <w:noProof/>
         </w:rPr>
-        <w:instrText xml:space="preserve"> PAGEREF _Toc227537994 \h </w:instrText>
+        <w:instrText xml:space="preserve"> PAGEREF _Toc227816380 \h </w:instrText>
       </w:r>
       <w:r>
         <w:rPr>
@@ -4856,7 +4856,7 @@
         <w:rPr>
           <w:noProof/>
         </w:rPr>
-        <w:instrText xml:space="preserve"> PAGEREF _Toc227537995 \h </w:instrText>
+        <w:instrText xml:space="preserve"> PAGEREF _Toc227816381 \h </w:instrText>
       </w:r>
       <w:r>
         <w:rPr>
@@ -4919,7 +4919,7 @@
         <w:rPr>
           <w:noProof/>
         </w:rPr>
-        <w:instrText xml:space="preserve"> PAGEREF _Toc227537996 \h </w:instrText>
+        <w:instrText xml:space="preserve"> PAGEREF _Toc227816382 \h </w:instrText>
       </w:r>
       <w:r>
         <w:rPr>
@@ -4984,7 +4984,7 @@
         <w:rPr>
           <w:noProof/>
         </w:rPr>
-        <w:instrText xml:space="preserve"> PAGEREF _Toc227537997 \h </w:instrText>
+        <w:instrText xml:space="preserve"> PAGEREF _Toc227816383 \h </w:instrText>
       </w:r>
       <w:r>
         <w:rPr>
@@ -5047,7 +5047,7 @@
         <w:rPr>
           <w:noProof/>
         </w:rPr>
-        <w:instrText xml:space="preserve"> PAGEREF _Toc227537998 \h </w:instrText>
+        <w:instrText xml:space="preserve"> PAGEREF _Toc227816384 \h </w:instrText>
       </w:r>
       <w:r>
         <w:rPr>
@@ -5110,7 +5110,7 @@
         <w:rPr>
           <w:noProof/>
         </w:rPr>
-        <w:instrText xml:space="preserve"> PAGEREF _Toc227537999 \h </w:instrText>
+        <w:instrText xml:space="preserve"> PAGEREF _Toc227816385 \h </w:instrText>
       </w:r>
       <w:r>
         <w:rPr>
@@ -5173,7 +5173,7 @@
         <w:rPr>
           <w:noProof/>
         </w:rPr>
-        <w:instrText xml:space="preserve"> PAGEREF _Toc227538000 \h </w:instrText>
+        <w:instrText xml:space="preserve"> PAGEREF _Toc227816386 \h </w:instrText>
       </w:r>
       <w:r>
         <w:rPr>
@@ -5238,7 +5238,7 @@
         <w:rPr>
           <w:noProof/>
         </w:rPr>
-        <w:instrText xml:space="preserve"> PAGEREF _Toc227538001 \h </w:instrText>
+        <w:instrText xml:space="preserve"> PAGEREF _Toc227816387 \h </w:instrText>
       </w:r>
       <w:r>
         <w:rPr>
@@ -5301,7 +5301,7 @@
         <w:rPr>
           <w:noProof/>
         </w:rPr>
-        <w:instrText xml:space="preserve"> PAGEREF _Toc227538002 \h </w:instrText>
+        <w:instrText xml:space="preserve"> PAGEREF _Toc227816388 \h </w:instrText>
       </w:r>
       <w:r>
         <w:rPr>
@@ -5364,7 +5364,7 @@
         <w:rPr>
           <w:noProof/>
         </w:rPr>
-        <w:instrText xml:space="preserve"> PAGEREF _Toc227538003 \h </w:instrText>
+        <w:instrText xml:space="preserve"> PAGEREF _Toc227816389 \h </w:instrText>
       </w:r>
       <w:r>
         <w:rPr>
@@ -5427,7 +5427,7 @@
         <w:rPr>
           <w:noProof/>
         </w:rPr>
-        <w:instrText xml:space="preserve"> PAGEREF _Toc227538004 \h </w:instrText>
+        <w:instrText xml:space="preserve"> PAGEREF _Toc227816390 \h </w:instrText>
       </w:r>
       <w:r>
         <w:rPr>
@@ -5492,7 +5492,7 @@
         <w:rPr>
           <w:noProof/>
         </w:rPr>
-        <w:instrText xml:space="preserve"> PAGEREF _Toc227538005 \h </w:instrText>
+        <w:instrText xml:space="preserve"> PAGEREF _Toc227816391 \h </w:instrText>
       </w:r>
       <w:r>
         <w:rPr>
@@ -5509,7 +5509,7 @@
         <w:rPr>
           <w:noProof/>
         </w:rPr>
-        <w:t>35</w:t>
+        <w:t>36</w:t>
       </w:r>
       <w:r>
         <w:rPr>
@@ -5555,7 +5555,7 @@
         <w:rPr>
           <w:noProof/>
         </w:rPr>
-        <w:instrText xml:space="preserve"> PAGEREF _Toc227538006 \h </w:instrText>
+        <w:instrText xml:space="preserve"> PAGEREF _Toc227816392 \h </w:instrText>
       </w:r>
       <w:r>
         <w:rPr>
@@ -5618,7 +5618,7 @@
         <w:rPr>
           <w:noProof/>
         </w:rPr>
-        <w:instrText xml:space="preserve"> PAGEREF _Toc227538007 \h </w:instrText>
+        <w:instrText xml:space="preserve"> PAGEREF _Toc227816393 \h </w:instrText>
       </w:r>
       <w:r>
         <w:rPr>
@@ -5681,7 +5681,7 @@
         <w:rPr>
           <w:noProof/>
         </w:rPr>
-        <w:instrText xml:space="preserve"> PAGEREF _Toc227538008 \h </w:instrText>
+        <w:instrText xml:space="preserve"> PAGEREF _Toc227816394 \h </w:instrText>
       </w:r>
       <w:r>
         <w:rPr>
@@ -5746,7 +5746,7 @@
         <w:rPr>
           <w:noProof/>
         </w:rPr>
-        <w:instrText xml:space="preserve"> PAGEREF _Toc227538009 \h </w:instrText>
+        <w:instrText xml:space="preserve"> PAGEREF _Toc227816395 \h </w:instrText>
       </w:r>
       <w:r>
         <w:rPr>
@@ -5809,7 +5809,7 @@
         <w:rPr>
           <w:noProof/>
         </w:rPr>
-        <w:instrText xml:space="preserve"> PAGEREF _Toc227538010 \h </w:instrText>
+        <w:instrText xml:space="preserve"> PAGEREF _Toc227816396 \h </w:instrText>
       </w:r>
       <w:r>
         <w:rPr>
@@ -5872,7 +5872,7 @@
         <w:rPr>
           <w:noProof/>
         </w:rPr>
-        <w:instrText xml:space="preserve"> PAGEREF _Toc227538011 \h </w:instrText>
+        <w:instrText xml:space="preserve"> PAGEREF _Toc227816397 \h </w:instrText>
       </w:r>
       <w:r>
         <w:rPr>
@@ -5889,7 +5889,7 @@
         <w:rPr>
           <w:noProof/>
         </w:rPr>
-        <w:t>37</w:t>
+        <w:t>38</w:t>
       </w:r>
       <w:r>
         <w:rPr>
@@ -5935,7 +5935,7 @@
         <w:rPr>
           <w:noProof/>
         </w:rPr>
-        <w:instrText xml:space="preserve"> PAGEREF _Toc227538012 \h </w:instrText>
+        <w:instrText xml:space="preserve"> PAGEREF _Toc227816398 \h </w:instrText>
       </w:r>
       <w:r>
         <w:rPr>
@@ -5998,7 +5998,7 @@
         <w:rPr>
           <w:noProof/>
         </w:rPr>
-        <w:instrText xml:space="preserve"> PAGEREF _Toc227538013 \h </w:instrText>
+        <w:instrText xml:space="preserve"> PAGEREF _Toc227816399 \h </w:instrText>
       </w:r>
       <w:r>
         <w:rPr>
@@ -6015,7 +6015,7 @@
         <w:rPr>
           <w:noProof/>
         </w:rPr>
-        <w:t>38</w:t>
+        <w:t>39</w:t>
       </w:r>
       <w:r>
         <w:rPr>
@@ -6064,7 +6064,7 @@
         <w:rPr>
           <w:noProof/>
         </w:rPr>
-        <w:instrText xml:space="preserve"> PAGEREF _Toc227538014 \h </w:instrText>
+        <w:instrText xml:space="preserve"> PAGEREF _Toc227816400 \h </w:instrText>
       </w:r>
       <w:r>
         <w:rPr>
@@ -6127,7 +6127,7 @@
         <w:rPr>
           <w:noProof/>
         </w:rPr>
-        <w:instrText xml:space="preserve"> PAGEREF _Toc227538015 \h </w:instrText>
+        <w:instrText xml:space="preserve"> PAGEREF _Toc227816401 \h </w:instrText>
       </w:r>
       <w:r>
         <w:rPr>
@@ -6190,7 +6190,7 @@
         <w:rPr>
           <w:noProof/>
         </w:rPr>
-        <w:instrText xml:space="preserve"> PAGEREF _Toc227538016 \h </w:instrText>
+        <w:instrText xml:space="preserve"> PAGEREF _Toc227816402 \h </w:instrText>
       </w:r>
       <w:r>
         <w:rPr>
@@ -6207,7 +6207,7 @@
         <w:rPr>
           <w:noProof/>
         </w:rPr>
-        <w:t>39</w:t>
+        <w:t>40</w:t>
       </w:r>
       <w:r>
         <w:rPr>
@@ -6253,7 +6253,7 @@
         <w:rPr>
           <w:noProof/>
         </w:rPr>
-        <w:instrText xml:space="preserve"> PAGEREF _Toc227538017 \h </w:instrText>
+        <w:instrText xml:space="preserve"> PAGEREF _Toc227816403 \h </w:instrText>
       </w:r>
       <w:r>
         <w:rPr>
@@ -6319,7 +6319,7 @@
         <w:rPr>
           <w:noProof/>
         </w:rPr>
-        <w:instrText xml:space="preserve"> PAGEREF _Toc227538018 \h </w:instrText>
+        <w:instrText xml:space="preserve"> PAGEREF _Toc227816404 \h </w:instrText>
       </w:r>
       <w:r>
         <w:rPr>
@@ -6384,7 +6384,7 @@
         <w:rPr>
           <w:noProof/>
         </w:rPr>
-        <w:instrText xml:space="preserve"> PAGEREF _Toc227538019 \h </w:instrText>
+        <w:instrText xml:space="preserve"> PAGEREF _Toc227816405 \h </w:instrText>
       </w:r>
       <w:r>
         <w:rPr>
@@ -6449,7 +6449,7 @@
         <w:rPr>
           <w:noProof/>
         </w:rPr>
-        <w:instrText xml:space="preserve"> PAGEREF _Toc227538020 \h </w:instrText>
+        <w:instrText xml:space="preserve"> PAGEREF _Toc227816406 \h </w:instrText>
       </w:r>
       <w:r>
         <w:rPr>
@@ -6514,7 +6514,7 @@
         <w:rPr>
           <w:noProof/>
         </w:rPr>
-        <w:instrText xml:space="preserve"> PAGEREF _Toc227538021 \h </w:instrText>
+        <w:instrText xml:space="preserve"> PAGEREF _Toc227816407 \h </w:instrText>
       </w:r>
       <w:r>
         <w:rPr>
@@ -6579,7 +6579,7 @@
         <w:rPr>
           <w:noProof/>
         </w:rPr>
-        <w:instrText xml:space="preserve"> PAGEREF _Toc227538022 \h </w:instrText>
+        <w:instrText xml:space="preserve"> PAGEREF _Toc227816408 \h </w:instrText>
       </w:r>
       <w:r>
         <w:rPr>
@@ -6596,7 +6596,7 @@
         <w:rPr>
           <w:noProof/>
         </w:rPr>
-        <w:t>41</w:t>
+        <w:t>42</w:t>
       </w:r>
       <w:r>
         <w:rPr>
@@ -6644,7 +6644,7 @@
         <w:rPr>
           <w:noProof/>
         </w:rPr>
-        <w:instrText xml:space="preserve"> PAGEREF _Toc227538023 \h </w:instrText>
+        <w:instrText xml:space="preserve"> PAGEREF _Toc227816409 \h </w:instrText>
       </w:r>
       <w:r>
         <w:rPr>
@@ -6661,7 +6661,7 @@
         <w:rPr>
           <w:noProof/>
         </w:rPr>
-        <w:t>41</w:t>
+        <w:t>42</w:t>
       </w:r>
       <w:r>
         <w:rPr>
@@ -6710,7 +6710,7 @@
         <w:rPr>
           <w:noProof/>
         </w:rPr>
-        <w:instrText xml:space="preserve"> PAGEREF _Toc227538024 \h </w:instrText>
+        <w:instrText xml:space="preserve"> PAGEREF _Toc227816410 \h </w:instrText>
       </w:r>
       <w:r>
         <w:rPr>
@@ -6746,7 +6746,7 @@
       <w:r>
         <w:fldChar w:fldCharType="end"/>
       </w:r>
-      <w:bookmarkStart w:id="1" w:name="_Toc227537940"/>
+      <w:bookmarkStart w:id="1" w:name="_Toc227816326"/>
       <w:r>
         <w:rPr>
           <w:rFonts w:hint="eastAsia"/>
@@ -6762,7 +6762,7 @@
           <w:rFonts w:hint="eastAsia"/>
         </w:rPr>
       </w:pPr>
-      <w:bookmarkStart w:id="2" w:name="_Toc227537941"/>
+      <w:bookmarkStart w:id="2" w:name="_Toc227816327"/>
       <w:r>
         <w:rPr>
           <w:rFonts w:hint="eastAsia"/>
@@ -6918,7 +6918,7 @@
           <w:rFonts w:hint="eastAsia"/>
         </w:rPr>
       </w:pPr>
-      <w:bookmarkStart w:id="3" w:name="_Toc227537942"/>
+      <w:bookmarkStart w:id="3" w:name="_Toc227816328"/>
       <w:r>
         <w:rPr>
           <w:rFonts w:hint="eastAsia"/>
@@ -6960,7 +6960,7 @@
           <w:rFonts w:hint="eastAsia"/>
         </w:rPr>
       </w:pPr>
-      <w:bookmarkStart w:id="4" w:name="_Toc227537943"/>
+      <w:bookmarkStart w:id="4" w:name="_Toc227816329"/>
       <w:r>
         <w:rPr>
           <w:rFonts w:hint="eastAsia"/>
@@ -7263,7 +7263,7 @@
           <w:rFonts w:hint="eastAsia"/>
         </w:rPr>
       </w:pPr>
-      <w:bookmarkStart w:id="5" w:name="_Toc227537944"/>
+      <w:bookmarkStart w:id="5" w:name="_Toc227816330"/>
       <w:r>
         <w:rPr>
           <w:rFonts w:hint="eastAsia"/>
@@ -7445,7 +7445,7 @@
           <w:rFonts w:hint="eastAsia"/>
         </w:rPr>
       </w:pPr>
-      <w:bookmarkStart w:id="6" w:name="_Toc227537945"/>
+      <w:bookmarkStart w:id="6" w:name="_Toc227816331"/>
       <w:r>
         <w:rPr>
           <w:rFonts w:hint="eastAsia"/>
@@ -7461,7 +7461,7 @@
           <w:rFonts w:hint="eastAsia"/>
         </w:rPr>
       </w:pPr>
-      <w:bookmarkStart w:id="7" w:name="_Toc227537946"/>
+      <w:bookmarkStart w:id="7" w:name="_Toc227816332"/>
       <w:r>
         <w:rPr>
           <w:rFonts w:hint="eastAsia"/>
@@ -7503,7 +7503,7 @@
           <w:rFonts w:hint="eastAsia"/>
         </w:rPr>
       </w:pPr>
-      <w:bookmarkStart w:id="8" w:name="_Toc227537947"/>
+      <w:bookmarkStart w:id="8" w:name="_Toc227816333"/>
       <w:r>
         <w:rPr>
           <w:rFonts w:hint="eastAsia"/>
@@ -7662,7 +7662,7 @@
           <w:rFonts w:hint="eastAsia"/>
         </w:rPr>
       </w:pPr>
-      <w:bookmarkStart w:id="9" w:name="_Toc227537948"/>
+      <w:bookmarkStart w:id="9" w:name="_Toc227816334"/>
       <w:r>
         <w:rPr>
           <w:rFonts w:hint="eastAsia"/>
@@ -8147,7 +8147,7 @@
           <w:rFonts w:hint="eastAsia"/>
         </w:rPr>
       </w:pPr>
-      <w:bookmarkStart w:id="10" w:name="_Toc227537949"/>
+      <w:bookmarkStart w:id="10" w:name="_Toc227816335"/>
       <w:r>
         <w:rPr>
           <w:rFonts w:hint="eastAsia"/>
@@ -8163,7 +8163,7 @@
           <w:rFonts w:hint="eastAsia"/>
         </w:rPr>
       </w:pPr>
-      <w:bookmarkStart w:id="11" w:name="_Toc227537950"/>
+      <w:bookmarkStart w:id="11" w:name="_Toc227816336"/>
       <w:r>
         <w:rPr>
           <w:rFonts w:hint="eastAsia"/>
@@ -8313,7 +8313,7 @@
           <w:rFonts w:hint="eastAsia"/>
         </w:rPr>
       </w:pPr>
-      <w:bookmarkStart w:id="12" w:name="_Toc227537951"/>
+      <w:bookmarkStart w:id="12" w:name="_Toc227816337"/>
       <w:r>
         <w:rPr>
           <w:rFonts w:hint="eastAsia"/>
@@ -8342,7 +8342,7 @@
           <w:rFonts w:hint="eastAsia"/>
         </w:rPr>
       </w:pPr>
-      <w:bookmarkStart w:id="13" w:name="_Toc227537952"/>
+      <w:bookmarkStart w:id="13" w:name="_Toc227816338"/>
       <w:r>
         <w:rPr>
           <w:rFonts w:hint="eastAsia"/>
@@ -8361,9 +8361,167 @@
         <w:rPr>
           <w:rFonts w:hint="eastAsia"/>
         </w:rPr>
-        <w:t>認可判定は `feature_code` を正本とし、`taniguchi/docs/ロール整理.xlsx` の `権限管理単位一覧` シート A列に対応する `asset_master_list` と `asset_master_edit` を用いる。Bearer トークン上の作業対象施設について `user_facility_assignments` の有効割当があり、`facility_feature_settings` と `user_facility_feature_settings` の両方で対象 `feature_code` が `is_enabled=true` の場合に API 実行を許可する。画面表示用の `/auth/context` は UX 用キャッシュであり、各業務 API でも同条件を再判定する。</w:t>
+        <w:t>本API群で使用する `feature_code` は以下の通りとする。Bearer トークン上の作業対象施設について `user_facility_assignments` の有効割当があり、`facility_feature_settings` と `user_facility_feature_settings` の両方で対象 `feature_code` が `is_enabled=true` の場合に API 実行を許可する。画面表示用の `/auth/context` は UX 用キャッシュであり、各業務 API でも同条件を再判定する。</w:t>
       </w:r>
     </w:p>
+    <w:tbl>
+      <w:tblPr>
+        <w:tblStyle w:val="afffffff7"/>
+        <w:tblW w:w="5000" w:type="pct"/>
+        <w:tblBorders>
+          <w:top w:val="single" w:sz="4" w:space="0" w:color="000000"/>
+          <w:left w:val="single" w:sz="4" w:space="0" w:color="000000"/>
+          <w:bottom w:val="single" w:sz="4" w:space="0" w:color="000000"/>
+          <w:right w:val="single" w:sz="4" w:space="0" w:color="000000"/>
+          <w:insideH w:val="single" w:sz="4" w:space="0" w:color="000000"/>
+          <w:insideV w:val="single" w:sz="4" w:space="0" w:color="000000"/>
+        </w:tblBorders>
+        <w:tblLook w:val="04A0" w:firstRow="1" w:lastRow="0" w:firstColumn="1" w:lastColumn="0" w:noHBand="0" w:noVBand="1"/>
+      </w:tblPr>
+      <w:tblGrid>
+        <w:gridCol w:w="3005"/>
+        <w:gridCol w:w="3007"/>
+        <w:gridCol w:w="3007"/>
+      </w:tblGrid>
+      <w:tr>
+        <w:tc>
+          <w:tcPr>
+            <w:tcW w:w="1666" w:type="pct"/>
+            <w:shd w:val="clear" w:color="auto" w:fill="DBE5F1" w:themeFill="accent1" w:themeFillTint="33"/>
+          </w:tcPr>
+          <w:p>
+            <w:pPr>
+              <w:rPr>
+                <w:b/>
+              </w:rPr>
+            </w:pPr>
+            <w:r>
+              <w:rPr>
+                <w:rFonts w:hint="eastAsia"/>
+                <w:b/>
+              </w:rPr>
+              <w:t>管理単位名</w:t>
+            </w:r>
+          </w:p>
+        </w:tc>
+        <w:tc>
+          <w:tcPr>
+            <w:tcW w:w="1667" w:type="pct"/>
+            <w:shd w:val="clear" w:color="auto" w:fill="DBE5F1" w:themeFill="accent1" w:themeFillTint="33"/>
+          </w:tcPr>
+          <w:p>
+            <w:pPr>
+              <w:rPr>
+                <w:b/>
+              </w:rPr>
+            </w:pPr>
+            <w:r>
+              <w:rPr>
+                <w:b/>
+              </w:rPr>
+              <w:t>feature_code</w:t>
+            </w:r>
+          </w:p>
+        </w:tc>
+        <w:tc>
+          <w:tcPr>
+            <w:tcW w:w="1667" w:type="pct"/>
+            <w:shd w:val="clear" w:color="auto" w:fill="DBE5F1" w:themeFill="accent1" w:themeFillTint="33"/>
+          </w:tcPr>
+          <w:p>
+            <w:pPr>
+              <w:rPr>
+                <w:b/>
+              </w:rPr>
+            </w:pPr>
+            <w:r>
+              <w:rPr>
+                <w:rFonts w:hint="eastAsia"/>
+                <w:b/>
+              </w:rPr>
+              <w:t>対象処理</w:t>
+            </w:r>
+          </w:p>
+        </w:tc>
+      </w:tr>
+      <w:tr>
+        <w:tc>
+          <w:tcPr>
+            <w:tcW w:w="1666" w:type="pct"/>
+          </w:tcPr>
+          <w:p>
+            <w:r>
+              <w:rPr>
+                <w:rFonts w:hint="eastAsia"/>
+              </w:rPr>
+              <w:t>資産マスタ / 一覧</w:t>
+            </w:r>
+          </w:p>
+        </w:tc>
+        <w:tc>
+          <w:tcPr>
+            <w:tcW w:w="1667" w:type="pct"/>
+          </w:tcPr>
+          <w:p>
+            <w:r>
+              <w:t>`asset_master_list`</w:t>
+            </w:r>
+          </w:p>
+        </w:tc>
+        <w:tc>
+          <w:tcPr>
+            <w:tcW w:w="1667" w:type="pct"/>
+          </w:tcPr>
+          <w:p>
+            <w:r>
+              <w:rPr>
+                <w:rFonts w:hint="eastAsia"/>
+              </w:rPr>
+              <w:t>一覧取得、エクスポート、資産マスタ選択ポップアップ候補取得</w:t>
+            </w:r>
+          </w:p>
+        </w:tc>
+      </w:tr>
+      <w:tr>
+        <w:tc>
+          <w:tcPr>
+            <w:tcW w:w="1666" w:type="pct"/>
+          </w:tcPr>
+          <w:p>
+            <w:r>
+              <w:rPr>
+                <w:rFonts w:hint="eastAsia"/>
+              </w:rPr>
+              <w:t>資産マスタ / 新規作成・編集</w:t>
+            </w:r>
+          </w:p>
+        </w:tc>
+        <w:tc>
+          <w:tcPr>
+            <w:tcW w:w="1667" w:type="pct"/>
+          </w:tcPr>
+          <w:p>
+            <w:r>
+              <w:t>`asset_master_edit`</w:t>
+            </w:r>
+          </w:p>
+        </w:tc>
+        <w:tc>
+          <w:tcPr>
+            <w:tcW w:w="1667" w:type="pct"/>
+          </w:tcPr>
+          <w:p>
+            <w:r>
+              <w:rPr>
+                <w:rFonts w:hint="eastAsia"/>
+              </w:rPr>
+              <w:t>テンプレート取得、インポートプレビュー、インポート、JMDN検索、JMDN作成、新規作成、更新、削除、任意カラム設定</w:t>
+            </w:r>
+          </w:p>
+        </w:tc>
+      </w:tr>
+    </w:tbl>
+    <w:p/>
     <w:tbl>
       <w:tblPr>
         <w:tblStyle w:val="afffffff7"/>
@@ -8572,6 +8730,7 @@
               <w:rPr>
                 <w:rFonts w:hint="eastAsia"/>
               </w:rPr>
+              <w:lastRenderedPageBreak/>
               <w:t>JMDN登録品目検索 / JMDN作成</w:t>
             </w:r>
           </w:p>
@@ -8640,24 +8799,19 @@
           </w:tcPr>
           <w:p>
             <w:r>
-              <w:t>`user_facility_assignments`, `facility_feature_settings</w:t>
-            </w:r>
-            <w:r>
-              <w:lastRenderedPageBreak/>
-              <w:t>`, `user_facility_feature_settings`</w:t>
-            </w:r>
-          </w:p>
-        </w:tc>
-        <w:tc>
-          <w:tcPr>
-            <w:tcW w:w="1250" w:type="pct"/>
-          </w:tcPr>
-          <w:p>
-            <w:r>
-              <w:rPr>
-                <w:rFonts w:hint="eastAsia"/>
-              </w:rPr>
-              <w:lastRenderedPageBreak/>
+              <w:t>`user_facility_assignments`, `facility_feature_settings`, `user_facility_feature_settings`</w:t>
+            </w:r>
+          </w:p>
+        </w:tc>
+        <w:tc>
+          <w:tcPr>
+            <w:tcW w:w="1250" w:type="pct"/>
+          </w:tcPr>
+          <w:p>
+            <w:r>
+              <w:rPr>
+                <w:rFonts w:hint="eastAsia"/>
+              </w:rPr>
               <w:t>資産マスタ変更系処理</w:t>
             </w:r>
           </w:p>
@@ -8720,7 +8874,7 @@
           <w:rFonts w:hint="eastAsia"/>
         </w:rPr>
       </w:pPr>
-      <w:bookmarkStart w:id="14" w:name="_Toc227537953"/>
+      <w:bookmarkStart w:id="14" w:name="_Toc227816339"/>
       <w:r>
         <w:rPr>
           <w:rFonts w:hint="eastAsia"/>
@@ -8793,7 +8947,7 @@
           <w:rFonts w:hint="eastAsia"/>
         </w:rPr>
       </w:pPr>
-      <w:bookmarkStart w:id="15" w:name="_Toc227537954"/>
+      <w:bookmarkStart w:id="15" w:name="_Toc227816340"/>
       <w:r>
         <w:rPr>
           <w:rFonts w:hint="eastAsia"/>
@@ -8885,7 +9039,7 @@
           <w:rFonts w:hint="eastAsia"/>
         </w:rPr>
       </w:pPr>
-      <w:bookmarkStart w:id="16" w:name="_Toc227537955"/>
+      <w:bookmarkStart w:id="16" w:name="_Toc227816341"/>
       <w:r>
         <w:rPr>
           <w:rFonts w:hint="eastAsia"/>
@@ -8948,6 +9102,7 @@
         <w:rPr>
           <w:rFonts w:hint="eastAsia"/>
         </w:rPr>
+        <w:lastRenderedPageBreak/>
         <w:t>任意カラムは有効列のみを `sort_order ASC, ship_asset_master_custom_column_id ASC` で固定列の後ろへ可変追加する</w:t>
       </w:r>
     </w:p>
@@ -9024,7 +9179,6 @@
         <w:rPr>
           <w:rFonts w:hint="eastAsia"/>
         </w:rPr>
-        <w:lastRenderedPageBreak/>
         <w:t>インポートでは JMDN 固定列から `jmdn_classifications` / `jmdn_registered_items` を再利用または新規作成し、各 SHIP 資産マスタへ紐づける</w:t>
       </w:r>
     </w:p>
@@ -9035,7 +9189,7 @@
           <w:rFonts w:hint="eastAsia"/>
         </w:rPr>
       </w:pPr>
-      <w:bookmarkStart w:id="17" w:name="_Toc227537956"/>
+      <w:bookmarkStart w:id="17" w:name="_Toc227816342"/>
       <w:r>
         <w:rPr>
           <w:rFonts w:hint="eastAsia"/>
@@ -9051,7 +9205,7 @@
           <w:rFonts w:hint="eastAsia"/>
         </w:rPr>
       </w:pPr>
-      <w:bookmarkStart w:id="18" w:name="_Toc227537957"/>
+      <w:bookmarkStart w:id="18" w:name="_Toc227816343"/>
       <w:r>
         <w:rPr>
           <w:rFonts w:hint="eastAsia"/>
@@ -9306,7 +9460,7 @@
           <w:rFonts w:hint="eastAsia"/>
         </w:rPr>
       </w:pPr>
-      <w:bookmarkStart w:id="19" w:name="_Toc227537958"/>
+      <w:bookmarkStart w:id="19" w:name="_Toc227816344"/>
       <w:r>
         <w:rPr>
           <w:rFonts w:hint="eastAsia"/>
@@ -9322,7 +9476,7 @@
           <w:rFonts w:hint="eastAsia"/>
         </w:rPr>
       </w:pPr>
-      <w:bookmarkStart w:id="20" w:name="_Toc227537959"/>
+      <w:bookmarkStart w:id="20" w:name="_Toc227816345"/>
       <w:r>
         <w:rPr>
           <w:rFonts w:hint="eastAsia"/>
@@ -9645,6 +9799,7 @@
               <w:rPr>
                 <w:rFonts w:hint="eastAsia"/>
               </w:rPr>
+              <w:lastRenderedPageBreak/>
               <w:t>資産マスタ取込プレビュー</w:t>
             </w:r>
           </w:p>
@@ -9767,7 +9922,6 @@
               <w:rPr>
                 <w:rFonts w:hint="eastAsia"/>
               </w:rPr>
-              <w:lastRenderedPageBreak/>
               <w:t>JMDN登録品目検索</w:t>
             </w:r>
           </w:p>
@@ -10276,7 +10430,11 @@
           </w:tcPr>
           <w:p>
             <w:r>
-              <w:t>/ship-asset-master/custom-columns/{customColumnId}</w:t>
+              <w:t>/ship-asset-master/custom-</w:t>
+            </w:r>
+            <w:r>
+              <w:lastRenderedPageBreak/>
+              <w:t>columns/{customColumnId}</w:t>
             </w:r>
           </w:p>
         </w:tc>
@@ -10289,6 +10447,7 @@
               <w:rPr>
                 <w:rFonts w:hint="eastAsia"/>
               </w:rPr>
+              <w:lastRenderedPageBreak/>
               <w:t>任意カラム定義を論理削除する</w:t>
             </w:r>
           </w:p>
@@ -10316,12 +10475,11 @@
           <w:rFonts w:hint="eastAsia"/>
         </w:rPr>
       </w:pPr>
-      <w:bookmarkStart w:id="21" w:name="_Toc227537960"/>
-      <w:r>
-        <w:rPr>
-          <w:rFonts w:hint="eastAsia"/>
-        </w:rPr>
-        <w:lastRenderedPageBreak/>
+      <w:bookmarkStart w:id="21" w:name="_Toc227816346"/>
+      <w:r>
+        <w:rPr>
+          <w:rFonts w:hint="eastAsia"/>
+        </w:rPr>
         <w:t>第5章 SHIP資産マスタ機能設計</w:t>
       </w:r>
       <w:bookmarkEnd w:id="21"/>
@@ -10333,7 +10491,7 @@
           <w:rFonts w:hint="eastAsia"/>
         </w:rPr>
       </w:pPr>
-      <w:bookmarkStart w:id="22" w:name="_Toc227537961"/>
+      <w:bookmarkStart w:id="22" w:name="_Toc227816347"/>
       <w:r>
         <w:rPr>
           <w:rFonts w:hint="eastAsia"/>
@@ -10399,7 +10557,7 @@
           <w:rFonts w:hint="eastAsia"/>
         </w:rPr>
       </w:pPr>
-      <w:bookmarkStart w:id="23" w:name="_Toc227537962"/>
+      <w:bookmarkStart w:id="23" w:name="_Toc227816348"/>
       <w:r>
         <w:rPr>
           <w:rFonts w:hint="eastAsia"/>
@@ -10907,6 +11065,7 @@
         <w:rPr>
           <w:rFonts w:hint="eastAsia"/>
         </w:rPr>
+        <w:lastRenderedPageBreak/>
         <w:t>`ship_asset_master_custom_columns.is_active = true` の任意カラム定義を `sort_order` 順で取得し、各 `ship_asset_master_id` に紐づく `ship_asset_master_custom_values` を結合する</w:t>
       </w:r>
     </w:p>
@@ -10933,7 +11092,6 @@
         <w:rPr>
           <w:rFonts w:hint="eastAsia"/>
         </w:rPr>
-        <w:lastRenderedPageBreak/>
         <w:t>資産マスタ選択ポップアップでは本レスポンスを再利用し、スコープ付与と `postMessage` はフロントエンドで処理する</w:t>
       </w:r>
     </w:p>
@@ -10944,7 +11102,7 @@
           <w:rFonts w:hint="eastAsia"/>
         </w:rPr>
       </w:pPr>
-      <w:bookmarkStart w:id="24" w:name="_Toc227537963"/>
+      <w:bookmarkStart w:id="24" w:name="_Toc227816349"/>
       <w:r>
         <w:rPr>
           <w:rFonts w:hint="eastAsia"/>
@@ -12015,6 +12173,7 @@
           </w:tcPr>
           <w:p>
             <w:r>
+              <w:lastRenderedPageBreak/>
               <w:t>manufacturerId</w:t>
             </w:r>
           </w:p>
@@ -12150,7 +12309,6 @@
           </w:tcPr>
           <w:p>
             <w:r>
-              <w:lastRenderedPageBreak/>
               <w:t>modelName</w:t>
             </w:r>
           </w:p>
@@ -12946,7 +13104,7 @@
           <w:rFonts w:hint="eastAsia"/>
         </w:rPr>
       </w:pPr>
-      <w:bookmarkStart w:id="25" w:name="_Toc227537964"/>
+      <w:bookmarkStart w:id="25" w:name="_Toc227816350"/>
       <w:r>
         <w:rPr>
           <w:rFonts w:hint="eastAsia"/>
@@ -13077,6 +13235,7 @@
           </w:tcPr>
           <w:p>
             <w:r>
+              <w:lastRenderedPageBreak/>
               <w:t>400</w:t>
             </w:r>
           </w:p>
@@ -13182,7 +13341,6 @@
           </w:tcPr>
           <w:p>
             <w:r>
-              <w:lastRenderedPageBreak/>
               <w:t>500</w:t>
             </w:r>
           </w:p>
@@ -13220,7 +13378,7 @@
           <w:rFonts w:hint="eastAsia"/>
         </w:rPr>
       </w:pPr>
-      <w:bookmarkStart w:id="26" w:name="_Toc227537965"/>
+      <w:bookmarkStart w:id="26" w:name="_Toc227816351"/>
       <w:r>
         <w:rPr>
           <w:rFonts w:hint="eastAsia"/>
@@ -13286,7 +13444,7 @@
           <w:rFonts w:hint="eastAsia"/>
         </w:rPr>
       </w:pPr>
-      <w:bookmarkStart w:id="27" w:name="_Toc227537966"/>
+      <w:bookmarkStart w:id="27" w:name="_Toc227816352"/>
       <w:r>
         <w:rPr>
           <w:rFonts w:hint="eastAsia"/>
@@ -13791,11 +13949,12 @@
           <w:rFonts w:hint="eastAsia"/>
         </w:rPr>
       </w:pPr>
-      <w:bookmarkStart w:id="28" w:name="_Toc227537967"/>
-      <w:r>
-        <w:rPr>
-          <w:rFonts w:hint="eastAsia"/>
-        </w:rPr>
+      <w:bookmarkStart w:id="28" w:name="_Toc227816353"/>
+      <w:r>
+        <w:rPr>
+          <w:rFonts w:hint="eastAsia"/>
+        </w:rPr>
+        <w:lastRenderedPageBreak/>
         <w:t>レスポンス（200：Excel File）</w:t>
       </w:r>
       <w:bookmarkEnd w:id="28"/>
@@ -13917,7 +14076,6 @@
           </w:tcPr>
           <w:p>
             <w:r>
-              <w:lastRenderedPageBreak/>
               <w:t>Content-Type</w:t>
             </w:r>
           </w:p>
@@ -14039,7 +14197,7 @@
           <w:rFonts w:hint="eastAsia"/>
         </w:rPr>
       </w:pPr>
-      <w:bookmarkStart w:id="29" w:name="_Toc227537968"/>
+      <w:bookmarkStart w:id="29" w:name="_Toc227816354"/>
       <w:r>
         <w:rPr>
           <w:rFonts w:hint="eastAsia"/>
@@ -14277,7 +14435,7 @@
           <w:rFonts w:hint="eastAsia"/>
         </w:rPr>
       </w:pPr>
-      <w:bookmarkStart w:id="30" w:name="_Toc227537969"/>
+      <w:bookmarkStart w:id="30" w:name="_Toc227816355"/>
       <w:r>
         <w:rPr>
           <w:rFonts w:hint="eastAsia"/>
@@ -14373,6 +14531,7 @@
         <w:rPr>
           <w:rFonts w:hint="eastAsia"/>
         </w:rPr>
+        <w:lastRenderedPageBreak/>
         <w:t>認可条件: Bearer トークン上の作業対象施設について `facility_feature_settings` と `user_facility_feature_settings` の両方で `asset_master_edit` が有効であること</w:t>
       </w:r>
     </w:p>
@@ -14387,7 +14546,6 @@
         <w:rPr>
           <w:rFonts w:hint="eastAsia"/>
         </w:rPr>
-        <w:lastRenderedPageBreak/>
         <w:t>処理仕様</w:t>
       </w:r>
     </w:p>
@@ -14450,7 +14608,7 @@
           <w:rFonts w:hint="eastAsia"/>
         </w:rPr>
       </w:pPr>
-      <w:bookmarkStart w:id="31" w:name="_Toc227537970"/>
+      <w:bookmarkStart w:id="31" w:name="_Toc227816356"/>
       <w:r>
         <w:rPr>
           <w:rFonts w:hint="eastAsia"/>
@@ -14684,7 +14842,7 @@
           <w:rFonts w:hint="eastAsia"/>
         </w:rPr>
       </w:pPr>
-      <w:bookmarkStart w:id="32" w:name="_Toc227537971"/>
+      <w:bookmarkStart w:id="32" w:name="_Toc227816357"/>
       <w:r>
         <w:rPr>
           <w:rFonts w:hint="eastAsia"/>
@@ -14922,11 +15080,12 @@
           <w:rFonts w:hint="eastAsia"/>
         </w:rPr>
       </w:pPr>
-      <w:bookmarkStart w:id="33" w:name="_Toc227537972"/>
-      <w:r>
-        <w:rPr>
-          <w:rFonts w:hint="eastAsia"/>
-        </w:rPr>
+      <w:bookmarkStart w:id="33" w:name="_Toc227816358"/>
+      <w:r>
+        <w:rPr>
+          <w:rFonts w:hint="eastAsia"/>
+        </w:rPr>
+        <w:lastRenderedPageBreak/>
         <w:t>資産マスタ取込プレビュー（/ship-asset-master/assets/import-preview）</w:t>
       </w:r>
       <w:bookmarkEnd w:id="33"/>
@@ -14955,7 +15114,6 @@
         <w:rPr>
           <w:rFonts w:hint="eastAsia"/>
         </w:rPr>
-        <w:lastRenderedPageBreak/>
         <w:t>エンドポイント</w:t>
       </w:r>
     </w:p>
@@ -14989,7 +15147,7 @@
           <w:rFonts w:hint="eastAsia"/>
         </w:rPr>
       </w:pPr>
-      <w:bookmarkStart w:id="34" w:name="_Toc227537973"/>
+      <w:bookmarkStart w:id="34" w:name="_Toc227816359"/>
       <w:r>
         <w:rPr>
           <w:rFonts w:hint="eastAsia"/>
@@ -15302,6 +15460,7 @@
         <w:rPr>
           <w:rFonts w:hint="eastAsia"/>
         </w:rPr>
+        <w:lastRenderedPageBreak/>
         <w:t>検証後の正規化結果、任意カラム定義スナップショット、有効期限を `previewId` 単位で保持する</w:t>
       </w:r>
     </w:p>
@@ -15312,7 +15471,7 @@
           <w:rFonts w:hint="eastAsia"/>
         </w:rPr>
       </w:pPr>
-      <w:bookmarkStart w:id="35" w:name="_Toc227537974"/>
+      <w:bookmarkStart w:id="35" w:name="_Toc227816360"/>
       <w:r>
         <w:rPr>
           <w:rFonts w:hint="eastAsia"/>
@@ -15475,7 +15634,6 @@
           </w:tcPr>
           <w:p>
             <w:r>
-              <w:lastRenderedPageBreak/>
               <w:t>fileName</w:t>
             </w:r>
           </w:p>
@@ -16494,6 +16652,7 @@
           </w:tcPr>
           <w:p>
             <w:r>
+              <w:lastRenderedPageBreak/>
               <w:t>marketingName</w:t>
             </w:r>
           </w:p>
@@ -16629,7 +16788,6 @@
           </w:tcPr>
           <w:p>
             <w:r>
-              <w:lastRenderedPageBreak/>
               <w:t>attachmentDocumentUrl</w:t>
             </w:r>
           </w:p>
@@ -16857,7 +17015,7 @@
           <w:rFonts w:hint="eastAsia"/>
         </w:rPr>
       </w:pPr>
-      <w:bookmarkStart w:id="36" w:name="_Toc227537975"/>
+      <w:bookmarkStart w:id="36" w:name="_Toc227816361"/>
       <w:r>
         <w:rPr>
           <w:rFonts w:hint="eastAsia"/>
@@ -17130,7 +17288,7 @@
           <w:rFonts w:hint="eastAsia"/>
         </w:rPr>
       </w:pPr>
-      <w:bookmarkStart w:id="37" w:name="_Toc227537976"/>
+      <w:bookmarkStart w:id="37" w:name="_Toc227816362"/>
       <w:r>
         <w:rPr>
           <w:rFonts w:hint="eastAsia"/>
@@ -17163,6 +17321,7 @@
         <w:rPr>
           <w:rFonts w:hint="eastAsia"/>
         </w:rPr>
+        <w:lastRenderedPageBreak/>
         <w:t>エンドポイント</w:t>
       </w:r>
     </w:p>
@@ -17196,12 +17355,11 @@
           <w:rFonts w:hint="eastAsia"/>
         </w:rPr>
       </w:pPr>
-      <w:bookmarkStart w:id="38" w:name="_Toc227537977"/>
-      <w:r>
-        <w:rPr>
-          <w:rFonts w:hint="eastAsia"/>
-        </w:rPr>
-        <w:lastRenderedPageBreak/>
+      <w:bookmarkStart w:id="38" w:name="_Toc227816363"/>
+      <w:r>
+        <w:rPr>
+          <w:rFonts w:hint="eastAsia"/>
+        </w:rPr>
         <w:t>リクエスト（ShipAssetMasterImportRequest）</w:t>
       </w:r>
       <w:bookmarkEnd w:id="38"/>
@@ -17565,7 +17723,7 @@
           <w:rFonts w:hint="eastAsia"/>
         </w:rPr>
       </w:pPr>
-      <w:bookmarkStart w:id="39" w:name="_Toc227537978"/>
+      <w:bookmarkStart w:id="39" w:name="_Toc227816364"/>
       <w:r>
         <w:rPr>
           <w:rFonts w:hint="eastAsia"/>
@@ -17863,6 +18021,7 @@
           </w:tcPr>
           <w:p>
             <w:r>
+              <w:lastRenderedPageBreak/>
               <w:t>updatedCount</w:t>
             </w:r>
           </w:p>
@@ -18045,7 +18204,7 @@
           <w:rFonts w:hint="eastAsia"/>
         </w:rPr>
       </w:pPr>
-      <w:bookmarkStart w:id="40" w:name="_Toc227537979"/>
+      <w:bookmarkStart w:id="40" w:name="_Toc227816365"/>
       <w:r>
         <w:rPr>
           <w:rFonts w:hint="eastAsia"/>
@@ -18388,7 +18547,7 @@
           <w:rFonts w:hint="eastAsia"/>
         </w:rPr>
       </w:pPr>
-      <w:bookmarkStart w:id="41" w:name="_Toc227537980"/>
+      <w:bookmarkStart w:id="41" w:name="_Toc227816366"/>
       <w:r>
         <w:rPr>
           <w:rFonts w:hint="eastAsia"/>
@@ -18454,7 +18613,7 @@
           <w:rFonts w:hint="eastAsia"/>
         </w:rPr>
       </w:pPr>
-      <w:bookmarkStart w:id="42" w:name="_Toc227537981"/>
+      <w:bookmarkStart w:id="42" w:name="_Toc227816367"/>
       <w:r>
         <w:rPr>
           <w:rFonts w:hint="eastAsia"/>
@@ -18635,7 +18794,14 @@
               <w:rPr>
                 <w:rFonts w:hint="eastAsia"/>
               </w:rPr>
-              <w:t>全体検索文字列。類別コード、類別名称、JMDNコード、販売名、製造販売業者等を横断検索する</w:t>
+              <w:t>全体検索文字列。類別コード、類別名称、JMD</w:t>
+            </w:r>
+            <w:r>
+              <w:rPr>
+                <w:rFonts w:hint="eastAsia"/>
+              </w:rPr>
+              <w:lastRenderedPageBreak/>
+              <w:t>Nコード、販売名、製造販売業者等を横断検索する</w:t>
             </w:r>
           </w:p>
         </w:tc>
@@ -18647,6 +18813,7 @@
           </w:tcPr>
           <w:p>
             <w:r>
+              <w:lastRenderedPageBreak/>
               <w:t>classCode</w:t>
             </w:r>
           </w:p>
@@ -18702,7 +18869,6 @@
           </w:tcPr>
           <w:p>
             <w:r>
-              <w:lastRenderedPageBreak/>
               <w:t>className</w:t>
             </w:r>
           </w:p>
@@ -19018,7 +19184,7 @@
           <w:rFonts w:hint="eastAsia"/>
         </w:rPr>
       </w:pPr>
-      <w:bookmarkStart w:id="43" w:name="_Toc227537982"/>
+      <w:bookmarkStart w:id="43" w:name="_Toc227816368"/>
       <w:r>
         <w:rPr>
           <w:rFonts w:hint="eastAsia"/>
@@ -19389,6 +19555,7 @@
           </w:tcPr>
           <w:p>
             <w:r>
+              <w:lastRenderedPageBreak/>
               <w:t>jmdnClassificationId</w:t>
             </w:r>
           </w:p>
@@ -19524,7 +19691,6 @@
           </w:tcPr>
           <w:p>
             <w:r>
-              <w:lastRenderedPageBreak/>
               <w:t>jmdnMediumClassificationName</w:t>
             </w:r>
           </w:p>
@@ -19842,7 +20008,7 @@
           <w:rFonts w:hint="eastAsia"/>
         </w:rPr>
       </w:pPr>
-      <w:bookmarkStart w:id="44" w:name="_Toc227537983"/>
+      <w:bookmarkStart w:id="44" w:name="_Toc227816369"/>
       <w:r>
         <w:rPr>
           <w:rFonts w:hint="eastAsia"/>
@@ -20115,7 +20281,7 @@
           <w:rFonts w:hint="eastAsia"/>
         </w:rPr>
       </w:pPr>
-      <w:bookmarkStart w:id="45" w:name="_Toc227537984"/>
+      <w:bookmarkStart w:id="45" w:name="_Toc227816370"/>
       <w:r>
         <w:rPr>
           <w:rFonts w:hint="eastAsia"/>
@@ -20181,11 +20347,12 @@
           <w:rFonts w:hint="eastAsia"/>
         </w:rPr>
       </w:pPr>
-      <w:bookmarkStart w:id="46" w:name="_Toc227537985"/>
-      <w:r>
-        <w:rPr>
-          <w:rFonts w:hint="eastAsia"/>
-        </w:rPr>
+      <w:bookmarkStart w:id="46" w:name="_Toc227816371"/>
+      <w:r>
+        <w:rPr>
+          <w:rFonts w:hint="eastAsia"/>
+        </w:rPr>
+        <w:lastRenderedPageBreak/>
         <w:t>リクエスト（JmdnRegisteredItemUpsertRequest）</w:t>
       </w:r>
       <w:bookmarkEnd w:id="46"/>
@@ -20344,7 +20511,6 @@
           </w:tcPr>
           <w:p>
             <w:r>
-              <w:lastRenderedPageBreak/>
               <w:t>className</w:t>
             </w:r>
           </w:p>
@@ -20852,11 +21018,12 @@
           <w:rFonts w:hint="eastAsia"/>
         </w:rPr>
       </w:pPr>
-      <w:bookmarkStart w:id="47" w:name="_Toc227537986"/>
-      <w:r>
-        <w:rPr>
-          <w:rFonts w:hint="eastAsia"/>
-        </w:rPr>
+      <w:bookmarkStart w:id="47" w:name="_Toc227816372"/>
+      <w:r>
+        <w:rPr>
+          <w:rFonts w:hint="eastAsia"/>
+        </w:rPr>
+        <w:lastRenderedPageBreak/>
         <w:t>レスポンス（200：JmdnRegisteredItemUpsertResponse）</w:t>
       </w:r>
       <w:bookmarkEnd w:id="47"/>
@@ -20970,7 +21137,6 @@
           </w:tcPr>
           <w:p>
             <w:r>
-              <w:lastRenderedPageBreak/>
               <w:t>createdClassification</w:t>
             </w:r>
           </w:p>
@@ -21721,7 +21887,7 @@
           <w:rFonts w:hint="eastAsia"/>
         </w:rPr>
       </w:pPr>
-      <w:bookmarkStart w:id="48" w:name="_Toc227537987"/>
+      <w:bookmarkStart w:id="48" w:name="_Toc227816373"/>
       <w:r>
         <w:rPr>
           <w:rFonts w:hint="eastAsia"/>
@@ -21852,6 +22018,7 @@
           </w:tcPr>
           <w:p>
             <w:r>
+              <w:lastRenderedPageBreak/>
               <w:t>400</w:t>
             </w:r>
           </w:p>
@@ -21922,7 +22089,6 @@
           </w:tcPr>
           <w:p>
             <w:r>
-              <w:lastRenderedPageBreak/>
               <w:t>403</w:t>
             </w:r>
           </w:p>
@@ -22030,7 +22196,7 @@
           <w:rFonts w:hint="eastAsia"/>
         </w:rPr>
       </w:pPr>
-      <w:bookmarkStart w:id="49" w:name="_Toc227537988"/>
+      <w:bookmarkStart w:id="49" w:name="_Toc227816374"/>
       <w:r>
         <w:rPr>
           <w:rFonts w:hint="eastAsia"/>
@@ -22096,7 +22262,7 @@
           <w:rFonts w:hint="eastAsia"/>
         </w:rPr>
       </w:pPr>
-      <w:bookmarkStart w:id="50" w:name="_Toc227537989"/>
+      <w:bookmarkStart w:id="50" w:name="_Toc227816375"/>
       <w:r>
         <w:rPr>
           <w:rFonts w:hint="eastAsia"/>
@@ -22734,6 +22900,7 @@
           </w:tcPr>
           <w:p>
             <w:r>
+              <w:lastRenderedPageBreak/>
               <w:t>valueText</w:t>
             </w:r>
           </w:p>
@@ -22785,7 +22952,6 @@
         <w:rPr>
           <w:rFonts w:hint="eastAsia"/>
         </w:rPr>
-        <w:lastRenderedPageBreak/>
         <w:t>権限チェック</w:t>
       </w:r>
     </w:p>
@@ -22927,7 +23093,7 @@
           <w:rFonts w:hint="eastAsia"/>
         </w:rPr>
       </w:pPr>
-      <w:bookmarkStart w:id="51" w:name="_Toc227537990"/>
+      <w:bookmarkStart w:id="51" w:name="_Toc227816376"/>
       <w:r>
         <w:rPr>
           <w:rFonts w:hint="eastAsia"/>
@@ -23475,6 +23641,7 @@
           </w:tcPr>
           <w:p>
             <w:r>
+              <w:lastRenderedPageBreak/>
               <w:t>mediumClassName</w:t>
             </w:r>
           </w:p>
@@ -23610,7 +23777,6 @@
           </w:tcPr>
           <w:p>
             <w:r>
-              <w:lastRenderedPageBreak/>
               <w:t>manufacturerId</w:t>
             </w:r>
           </w:p>
@@ -24378,7 +24544,7 @@
           <w:rFonts w:hint="eastAsia"/>
         </w:rPr>
       </w:pPr>
-      <w:bookmarkStart w:id="52" w:name="_Toc227537991"/>
+      <w:bookmarkStart w:id="52" w:name="_Toc227816377"/>
       <w:r>
         <w:rPr>
           <w:rFonts w:hint="eastAsia"/>
@@ -24579,6 +24745,7 @@
           </w:tcPr>
           <w:p>
             <w:r>
+              <w:lastRenderedPageBreak/>
               <w:t>403</w:t>
             </w:r>
           </w:p>
@@ -24649,7 +24816,6 @@
           </w:tcPr>
           <w:p>
             <w:r>
-              <w:lastRenderedPageBreak/>
               <w:t>409</w:t>
             </w:r>
           </w:p>
@@ -24722,7 +24888,7 @@
           <w:rFonts w:hint="eastAsia"/>
         </w:rPr>
       </w:pPr>
-      <w:bookmarkStart w:id="53" w:name="_Toc227537992"/>
+      <w:bookmarkStart w:id="53" w:name="_Toc227816378"/>
       <w:r>
         <w:rPr>
           <w:rFonts w:hint="eastAsia"/>
@@ -24788,7 +24954,7 @@
           <w:rFonts w:hint="eastAsia"/>
         </w:rPr>
       </w:pPr>
-      <w:bookmarkStart w:id="54" w:name="_Toc227537993"/>
+      <w:bookmarkStart w:id="54" w:name="_Toc227816379"/>
       <w:r>
         <w:rPr>
           <w:rFonts w:hint="eastAsia"/>
@@ -24983,7 +25149,7 @@
           <w:rFonts w:hint="eastAsia"/>
         </w:rPr>
       </w:pPr>
-      <w:bookmarkStart w:id="55" w:name="_Toc227537994"/>
+      <w:bookmarkStart w:id="55" w:name="_Toc227816380"/>
       <w:r>
         <w:rPr>
           <w:rFonts w:hint="eastAsia"/>
@@ -25413,6 +25579,7 @@
           </w:tcPr>
           <w:p>
             <w:r>
+              <w:lastRenderedPageBreak/>
               <w:t>customValues</w:t>
             </w:r>
           </w:p>
@@ -25464,7 +25631,6 @@
         <w:rPr>
           <w:rFonts w:hint="eastAsia"/>
         </w:rPr>
-        <w:lastRenderedPageBreak/>
         <w:t>customValues要素（ShipAssetCustomValueUpsert）</w:t>
       </w:r>
     </w:p>
@@ -25814,7 +25980,7 @@
           <w:rFonts w:hint="eastAsia"/>
         </w:rPr>
       </w:pPr>
-      <w:bookmarkStart w:id="56" w:name="_Toc227537995"/>
+      <w:bookmarkStart w:id="56" w:name="_Toc227816381"/>
       <w:r>
         <w:rPr>
           <w:rFonts w:hint="eastAsia"/>
@@ -26182,6 +26348,7 @@
           </w:tcPr>
           <w:p>
             <w:r>
+              <w:lastRenderedPageBreak/>
               <w:t>categoryName</w:t>
             </w:r>
           </w:p>
@@ -26362,7 +26529,6 @@
           </w:tcPr>
           <w:p>
             <w:r>
-              <w:lastRenderedPageBreak/>
               <w:t>mediumClassName</w:t>
             </w:r>
           </w:p>
@@ -27265,7 +27431,7 @@
           <w:rFonts w:hint="eastAsia"/>
         </w:rPr>
       </w:pPr>
-      <w:bookmarkStart w:id="57" w:name="_Toc227537996"/>
+      <w:bookmarkStart w:id="57" w:name="_Toc227816382"/>
       <w:r>
         <w:rPr>
           <w:rFonts w:hint="eastAsia"/>
@@ -27361,6 +27527,7 @@
           </w:tcPr>
           <w:p>
             <w:r>
+              <w:lastRenderedPageBreak/>
               <w:t>200</w:t>
             </w:r>
           </w:p>
@@ -27466,7 +27633,6 @@
           </w:tcPr>
           <w:p>
             <w:r>
-              <w:lastRenderedPageBreak/>
               <w:t>403</w:t>
             </w:r>
           </w:p>
@@ -27609,7 +27775,7 @@
           <w:rFonts w:hint="eastAsia"/>
         </w:rPr>
       </w:pPr>
-      <w:bookmarkStart w:id="58" w:name="_Toc227537997"/>
+      <w:bookmarkStart w:id="58" w:name="_Toc227816383"/>
       <w:r>
         <w:rPr>
           <w:rFonts w:hint="eastAsia"/>
@@ -27675,7 +27841,7 @@
           <w:rFonts w:hint="eastAsia"/>
         </w:rPr>
       </w:pPr>
-      <w:bookmarkStart w:id="59" w:name="_Toc227537998"/>
+      <w:bookmarkStart w:id="59" w:name="_Toc227816384"/>
       <w:r>
         <w:rPr>
           <w:rFonts w:hint="eastAsia"/>
@@ -27953,6 +28119,7 @@
         <w:rPr>
           <w:rFonts w:hint="eastAsia"/>
         </w:rPr>
+        <w:lastRenderedPageBreak/>
         <w:t>`asset_ledgers` や `edit_list_items` の `ship_asset_master_id` は保持し、履歴参照は壊さない</w:t>
       </w:r>
     </w:p>
@@ -27976,12 +28143,11 @@
           <w:rFonts w:hint="eastAsia"/>
         </w:rPr>
       </w:pPr>
-      <w:bookmarkStart w:id="60" w:name="_Toc227537999"/>
-      <w:r>
-        <w:rPr>
-          <w:rFonts w:hint="eastAsia"/>
-        </w:rPr>
-        <w:lastRenderedPageBreak/>
+      <w:bookmarkStart w:id="60" w:name="_Toc227816385"/>
+      <w:r>
+        <w:rPr>
+          <w:rFonts w:hint="eastAsia"/>
+        </w:rPr>
         <w:t>レスポンス</w:t>
       </w:r>
       <w:bookmarkEnd w:id="60"/>
@@ -28006,7 +28172,7 @@
           <w:rFonts w:hint="eastAsia"/>
         </w:rPr>
       </w:pPr>
-      <w:bookmarkStart w:id="61" w:name="_Toc227538000"/>
+      <w:bookmarkStart w:id="61" w:name="_Toc227816386"/>
       <w:r>
         <w:rPr>
           <w:rFonts w:hint="eastAsia"/>
@@ -28279,7 +28445,7 @@
           <w:rFonts w:hint="eastAsia"/>
         </w:rPr>
       </w:pPr>
-      <w:bookmarkStart w:id="62" w:name="_Toc227538001"/>
+      <w:bookmarkStart w:id="62" w:name="_Toc227816387"/>
       <w:r>
         <w:rPr>
           <w:rFonts w:hint="eastAsia"/>
@@ -28345,7 +28511,7 @@
           <w:rFonts w:hint="eastAsia"/>
         </w:rPr>
       </w:pPr>
-      <w:bookmarkStart w:id="63" w:name="_Toc227538002"/>
+      <w:bookmarkStart w:id="63" w:name="_Toc227816388"/>
       <w:r>
         <w:rPr>
           <w:rFonts w:hint="eastAsia"/>
@@ -28570,6 +28736,7 @@
         <w:rPr>
           <w:rFonts w:hint="eastAsia"/>
         </w:rPr>
+        <w:lastRenderedPageBreak/>
         <w:t>認可条件: Bearer トークン上の作業対象施設について `facility_feature_settings` と `user_facility_feature_settings` の両方で `asset_master_edit` が有効であること</w:t>
       </w:r>
     </w:p>
@@ -28610,7 +28777,6 @@
         <w:rPr>
           <w:rFonts w:hint="eastAsia"/>
         </w:rPr>
-        <w:lastRenderedPageBreak/>
         <w:t>並び順は `is_active DESC, sort_order ASC, ship_asset_master_custom_column_id ASC` とする</w:t>
       </w:r>
     </w:p>
@@ -28634,7 +28800,7 @@
           <w:rFonts w:hint="eastAsia"/>
         </w:rPr>
       </w:pPr>
-      <w:bookmarkStart w:id="64" w:name="_Toc227538003"/>
+      <w:bookmarkStart w:id="64" w:name="_Toc227816389"/>
       <w:r>
         <w:rPr>
           <w:rFonts w:hint="eastAsia"/>
@@ -29277,7 +29443,7 @@
           <w:rFonts w:hint="eastAsia"/>
         </w:rPr>
       </w:pPr>
-      <w:bookmarkStart w:id="65" w:name="_Toc227538004"/>
+      <w:bookmarkStart w:id="65" w:name="_Toc227816390"/>
       <w:r>
         <w:rPr>
           <w:rFonts w:hint="eastAsia"/>
@@ -29515,11 +29681,12 @@
           <w:rFonts w:hint="eastAsia"/>
         </w:rPr>
       </w:pPr>
-      <w:bookmarkStart w:id="66" w:name="_Toc227538005"/>
-      <w:r>
-        <w:rPr>
-          <w:rFonts w:hint="eastAsia"/>
-        </w:rPr>
+      <w:bookmarkStart w:id="66" w:name="_Toc227816391"/>
+      <w:r>
+        <w:rPr>
+          <w:rFonts w:hint="eastAsia"/>
+        </w:rPr>
+        <w:lastRenderedPageBreak/>
         <w:t>任意カラム新規作成（/ship-asset-master/custom-columns）</w:t>
       </w:r>
       <w:bookmarkEnd w:id="66"/>
@@ -29548,7 +29715,6 @@
         <w:rPr>
           <w:rFonts w:hint="eastAsia"/>
         </w:rPr>
-        <w:lastRenderedPageBreak/>
         <w:t>エンドポイント</w:t>
       </w:r>
     </w:p>
@@ -29582,7 +29748,7 @@
           <w:rFonts w:hint="eastAsia"/>
         </w:rPr>
       </w:pPr>
-      <w:bookmarkStart w:id="67" w:name="_Toc227538006"/>
+      <w:bookmarkStart w:id="67" w:name="_Toc227816392"/>
       <w:r>
         <w:rPr>
           <w:rFonts w:hint="eastAsia"/>
@@ -29898,7 +30064,7 @@
           <w:rFonts w:hint="eastAsia"/>
         </w:rPr>
       </w:pPr>
-      <w:bookmarkStart w:id="68" w:name="_Toc227538007"/>
+      <w:bookmarkStart w:id="68" w:name="_Toc227816393"/>
       <w:r>
         <w:rPr>
           <w:rFonts w:hint="eastAsia"/>
@@ -30269,6 +30435,7 @@
           </w:tcPr>
           <w:p>
             <w:r>
+              <w:lastRenderedPageBreak/>
               <w:t>columnName</w:t>
             </w:r>
           </w:p>
@@ -30449,7 +30616,6 @@
           </w:tcPr>
           <w:p>
             <w:r>
-              <w:lastRenderedPageBreak/>
               <w:t>updatedAt</w:t>
             </w:r>
           </w:p>
@@ -30497,7 +30663,7 @@
           <w:rFonts w:hint="eastAsia"/>
         </w:rPr>
       </w:pPr>
-      <w:bookmarkStart w:id="69" w:name="_Toc227538008"/>
+      <w:bookmarkStart w:id="69" w:name="_Toc227816394"/>
       <w:r>
         <w:rPr>
           <w:rFonts w:hint="eastAsia"/>
@@ -30805,7 +30971,7 @@
           <w:rFonts w:hint="eastAsia"/>
         </w:rPr>
       </w:pPr>
-      <w:bookmarkStart w:id="70" w:name="_Toc227538009"/>
+      <w:bookmarkStart w:id="70" w:name="_Toc227816395"/>
       <w:r>
         <w:rPr>
           <w:rFonts w:hint="eastAsia"/>
@@ -30871,7 +31037,7 @@
           <w:rFonts w:hint="eastAsia"/>
         </w:rPr>
       </w:pPr>
-      <w:bookmarkStart w:id="71" w:name="_Toc227538010"/>
+      <w:bookmarkStart w:id="71" w:name="_Toc227816396"/>
       <w:r>
         <w:rPr>
           <w:rFonts w:hint="eastAsia"/>
@@ -31066,11 +31232,12 @@
           <w:rFonts w:hint="eastAsia"/>
         </w:rPr>
       </w:pPr>
-      <w:bookmarkStart w:id="72" w:name="_Toc227538011"/>
-      <w:r>
-        <w:rPr>
-          <w:rFonts w:hint="eastAsia"/>
-        </w:rPr>
+      <w:bookmarkStart w:id="72" w:name="_Toc227816397"/>
+      <w:r>
+        <w:rPr>
+          <w:rFonts w:hint="eastAsia"/>
+        </w:rPr>
+        <w:lastRenderedPageBreak/>
         <w:t>リクエスト（ShipAssetCustomColumnUpdateRequest）</w:t>
       </w:r>
       <w:bookmarkEnd w:id="72"/>
@@ -31280,7 +31447,6 @@
         <w:rPr>
           <w:rFonts w:hint="eastAsia"/>
         </w:rPr>
-        <w:lastRenderedPageBreak/>
         <w:t>権限チェック</w:t>
       </w:r>
     </w:p>
@@ -31383,7 +31549,7 @@
           <w:rFonts w:hint="eastAsia"/>
         </w:rPr>
       </w:pPr>
-      <w:bookmarkStart w:id="73" w:name="_Toc227538012"/>
+      <w:bookmarkStart w:id="73" w:name="_Toc227816398"/>
       <w:r>
         <w:rPr>
           <w:rFonts w:hint="eastAsia"/>
@@ -31981,11 +32147,12 @@
           <w:rFonts w:hint="eastAsia"/>
         </w:rPr>
       </w:pPr>
-      <w:bookmarkStart w:id="74" w:name="_Toc227538013"/>
-      <w:r>
-        <w:rPr>
-          <w:rFonts w:hint="eastAsia"/>
-        </w:rPr>
+      <w:bookmarkStart w:id="74" w:name="_Toc227816399"/>
+      <w:r>
+        <w:rPr>
+          <w:rFonts w:hint="eastAsia"/>
+        </w:rPr>
+        <w:lastRenderedPageBreak/>
         <w:t>ステータスコード</w:t>
       </w:r>
       <w:bookmarkEnd w:id="74"/>
@@ -32217,7 +32384,6 @@
           </w:tcPr>
           <w:p>
             <w:r>
-              <w:lastRenderedPageBreak/>
               <w:t>404</w:t>
             </w:r>
           </w:p>
@@ -32325,7 +32491,7 @@
           <w:rFonts w:hint="eastAsia"/>
         </w:rPr>
       </w:pPr>
-      <w:bookmarkStart w:id="75" w:name="_Toc227538014"/>
+      <w:bookmarkStart w:id="75" w:name="_Toc227816400"/>
       <w:r>
         <w:rPr>
           <w:rFonts w:hint="eastAsia"/>
@@ -32391,7 +32557,7 @@
           <w:rFonts w:hint="eastAsia"/>
         </w:rPr>
       </w:pPr>
-      <w:bookmarkStart w:id="76" w:name="_Toc227538015"/>
+      <w:bookmarkStart w:id="76" w:name="_Toc227816401"/>
       <w:r>
         <w:rPr>
           <w:rFonts w:hint="eastAsia"/>
@@ -32656,6 +32822,7 @@
         <w:rPr>
           <w:rFonts w:hint="eastAsia"/>
         </w:rPr>
+        <w:lastRenderedPageBreak/>
         <w:t>`ship_asset_master_custom_columns.is_active = false` へ更新する</w:t>
       </w:r>
     </w:p>
@@ -32692,7 +32859,7 @@
           <w:rFonts w:hint="eastAsia"/>
         </w:rPr>
       </w:pPr>
-      <w:bookmarkStart w:id="77" w:name="_Toc227538016"/>
+      <w:bookmarkStart w:id="77" w:name="_Toc227816402"/>
       <w:r>
         <w:rPr>
           <w:rFonts w:hint="eastAsia"/>
@@ -32721,12 +32888,11 @@
           <w:rFonts w:hint="eastAsia"/>
         </w:rPr>
       </w:pPr>
-      <w:bookmarkStart w:id="78" w:name="_Toc227538017"/>
-      <w:r>
-        <w:rPr>
-          <w:rFonts w:hint="eastAsia"/>
-        </w:rPr>
-        <w:lastRenderedPageBreak/>
+      <w:bookmarkStart w:id="78" w:name="_Toc227816403"/>
+      <w:r>
+        <w:rPr>
+          <w:rFonts w:hint="eastAsia"/>
+        </w:rPr>
         <w:t>ステータスコード</w:t>
       </w:r>
       <w:bookmarkEnd w:id="78"/>
@@ -32995,7 +33161,7 @@
           <w:rFonts w:hint="eastAsia"/>
         </w:rPr>
       </w:pPr>
-      <w:bookmarkStart w:id="79" w:name="_Toc227538018"/>
+      <w:bookmarkStart w:id="79" w:name="_Toc227816404"/>
       <w:r>
         <w:rPr>
           <w:rFonts w:hint="eastAsia"/>
@@ -33011,7 +33177,7 @@
           <w:rFonts w:hint="eastAsia"/>
         </w:rPr>
       </w:pPr>
-      <w:bookmarkStart w:id="80" w:name="_Toc227538019"/>
+      <w:bookmarkStart w:id="80" w:name="_Toc227816405"/>
       <w:r>
         <w:rPr>
           <w:rFonts w:hint="eastAsia"/>
@@ -33285,6 +33451,7 @@
               <w:rPr>
                 <w:rFonts w:hint="eastAsia"/>
               </w:rPr>
+              <w:lastRenderedPageBreak/>
               <w:t>新規作成 / 更新 / 削除</w:t>
             </w:r>
           </w:p>
@@ -33386,12 +33553,11 @@
           <w:rFonts w:hint="eastAsia"/>
         </w:rPr>
       </w:pPr>
-      <w:bookmarkStart w:id="81" w:name="_Toc227538020"/>
-      <w:r>
-        <w:rPr>
-          <w:rFonts w:hint="eastAsia"/>
-        </w:rPr>
-        <w:lastRenderedPageBreak/>
+      <w:bookmarkStart w:id="81" w:name="_Toc227816406"/>
+      <w:r>
+        <w:rPr>
+          <w:rFonts w:hint="eastAsia"/>
+        </w:rPr>
         <w:t>階層マスタ解決ルール</w:t>
       </w:r>
       <w:bookmarkEnd w:id="81"/>
@@ -33498,7 +33664,7 @@
           <w:rFonts w:hint="eastAsia"/>
         </w:rPr>
       </w:pPr>
-      <w:bookmarkStart w:id="82" w:name="_Toc227538021"/>
+      <w:bookmarkStart w:id="82" w:name="_Toc227816407"/>
       <w:r>
         <w:rPr>
           <w:rFonts w:hint="eastAsia"/>
@@ -33647,11 +33813,12 @@
           <w:rFonts w:hint="eastAsia"/>
         </w:rPr>
       </w:pPr>
-      <w:bookmarkStart w:id="83" w:name="_Toc227538022"/>
-      <w:r>
-        <w:rPr>
-          <w:rFonts w:hint="eastAsia"/>
-        </w:rPr>
+      <w:bookmarkStart w:id="83" w:name="_Toc227816408"/>
+      <w:r>
+        <w:rPr>
+          <w:rFonts w:hint="eastAsia"/>
+        </w:rPr>
+        <w:lastRenderedPageBreak/>
         <w:t>任意カラム運用ルール</w:t>
       </w:r>
       <w:bookmarkEnd w:id="83"/>
@@ -33758,7 +33925,7 @@
           <w:rFonts w:hint="eastAsia"/>
         </w:rPr>
       </w:pPr>
-      <w:bookmarkStart w:id="84" w:name="_Toc227538023"/>
+      <w:bookmarkStart w:id="84" w:name="_Toc227816409"/>
       <w:r>
         <w:rPr>
           <w:rFonts w:hint="eastAsia"/>
@@ -33802,7 +33969,6 @@
         <w:rPr>
           <w:rFonts w:hint="eastAsia"/>
         </w:rPr>
-        <w:lastRenderedPageBreak/>
         <w:t>インポートの必須固定列は Category、大分類、中分類、品目、類別コード、類別名称、一般的名称、JMDNコード、販売名とする</w:t>
       </w:r>
     </w:p>
@@ -33908,7 +34074,7 @@
           <w:rFonts w:hint="eastAsia"/>
         </w:rPr>
       </w:pPr>
-      <w:bookmarkStart w:id="85" w:name="_Toc227538024"/>
+      <w:bookmarkStart w:id="85" w:name="_Toc227816410"/>
       <w:r>
         <w:rPr>
           <w:rFonts w:hint="eastAsia"/>
@@ -34214,6 +34380,7 @@
           </w:tcPr>
           <w:p>
             <w:r>
+              <w:lastRenderedPageBreak/>
               <w:t>CUSTOM_COLUMN_NOT_FOUND</w:t>
             </w:r>
           </w:p>
@@ -34424,7 +34591,6 @@
           </w:tcPr>
           <w:p>
             <w:r>
-              <w:lastRenderedPageBreak/>
               <w:t>IMPORT_PREVIEW_STALE</w:t>
             </w:r>
           </w:p>
@@ -34622,9 +34788,9 @@
     <w:family w:val="modern"/>
     <w:pitch w:val="variable"/>
     <w:sig w:usb0="E00002FF" w:usb1="6AC7FFFF" w:usb2="08000012" w:usb3="00000000" w:csb0="0002009F" w:csb1="00000000"/>
-    <w:embedRegular r:id="rId1" w:subsetted="1" w:fontKey="{3002A0D0-7C5F-496D-9AA0-DAC273A26C38}"/>
-    <w:embedBold r:id="rId2" w:subsetted="1" w:fontKey="{53BFB612-B32A-4AB2-BC75-846A963074F7}"/>
-    <w:embedItalic r:id="rId3" w:subsetted="1" w:fontKey="{4EC4411E-AB4A-4FEF-9F29-855A526A9FBD}"/>
+    <w:embedRegular r:id="rId1" w:subsetted="1" w:fontKey="{A68705FF-747E-4C3B-9632-22FAA0BA78DE}"/>
+    <w:embedBold r:id="rId2" w:subsetted="1" w:fontKey="{2F72DA17-5846-45F4-BB73-79B989D63452}"/>
+    <w:embedItalic r:id="rId3" w:subsetted="1" w:fontKey="{9400B3B9-49C2-457E-8BD2-394DE9AC41CB}"/>
   </w:font>
   <w:font w:name="Cambria">
     <w:panose1 w:val="02040503050406030204"/>
@@ -34632,7 +34798,7 @@
     <w:family w:val="roman"/>
     <w:pitch w:val="variable"/>
     <w:sig w:usb0="E00006FF" w:usb1="420024FF" w:usb2="02000000" w:usb3="00000000" w:csb0="0000019F" w:csb1="00000000"/>
-    <w:embedRegular r:id="rId4" w:fontKey="{BFD9099A-AC61-490F-96B3-8E9ED47C9AA8}"/>
+    <w:embedRegular r:id="rId4" w:fontKey="{E1EF20F8-879C-470B-8516-CAE74F29A35E}"/>
   </w:font>
   <w:font w:name="ＭＳ Ｐゴシック">
     <w:altName w:val="MS PGothic"/>
@@ -34648,7 +34814,7 @@
     <w:family w:val="swiss"/>
     <w:pitch w:val="variable"/>
     <w:sig w:usb0="E4002EFF" w:usb1="C200247B" w:usb2="00000009" w:usb3="00000000" w:csb0="000001FF" w:csb1="00000000"/>
-    <w:embedRegular r:id="rId5" w:fontKey="{51C4CB45-2519-433E-AAC2-B7FFAB8D44BD}"/>
+    <w:embedRegular r:id="rId5" w:fontKey="{0CD29F30-E373-4733-92B8-CC0A8F3F8FF8}"/>
   </w:font>
 </w:fonts>
 </file>
@@ -35135,93 +35301,6 @@
     </w:lvl>
   </w:abstractNum>
   <w:abstractNum w:abstractNumId="4" w15:restartNumberingAfterBreak="0">
-    <w:nsid w:val="02BE615A"/>
-    <w:multiLevelType w:val="hybridMultilevel"/>
-    <w:tmpl w:val="1804DB24"/>
-    <w:name w:val="__API_DOC_SQUARE_BULLET__2"/>
-    <w:lvl w:ilvl="0" w:tplc="0409000F">
-      <w:start w:val="1"/>
-      <w:numFmt w:val="decimal"/>
-      <w:lvlText w:val="%1."/>
-      <w:lvlJc w:val="left"/>
-      <w:pPr>
-        <w:ind w:left="440" w:hanging="440"/>
-      </w:pPr>
-    </w:lvl>
-    <w:lvl w:ilvl="1" w:tplc="04090017" w:tentative="1">
-      <w:start w:val="1"/>
-      <w:numFmt w:val="aiueoFullWidth"/>
-      <w:lvlText w:val="(%2)"/>
-      <w:lvlJc w:val="left"/>
-      <w:pPr>
-        <w:ind w:left="880" w:hanging="440"/>
-      </w:pPr>
-    </w:lvl>
-    <w:lvl w:ilvl="2" w:tplc="04090011" w:tentative="1">
-      <w:start w:val="1"/>
-      <w:numFmt w:val="decimalEnclosedCircle"/>
-      <w:lvlText w:val="%3"/>
-      <w:lvlJc w:val="left"/>
-      <w:pPr>
-        <w:ind w:left="1320" w:hanging="440"/>
-      </w:pPr>
-    </w:lvl>
-    <w:lvl w:ilvl="3" w:tplc="0409000F" w:tentative="1">
-      <w:start w:val="1"/>
-      <w:numFmt w:val="decimal"/>
-      <w:lvlText w:val="%4."/>
-      <w:lvlJc w:val="left"/>
-      <w:pPr>
-        <w:ind w:left="1760" w:hanging="440"/>
-      </w:pPr>
-    </w:lvl>
-    <w:lvl w:ilvl="4" w:tplc="04090017" w:tentative="1">
-      <w:start w:val="1"/>
-      <w:numFmt w:val="aiueoFullWidth"/>
-      <w:lvlText w:val="(%5)"/>
-      <w:lvlJc w:val="left"/>
-      <w:pPr>
-        <w:ind w:left="2200" w:hanging="440"/>
-      </w:pPr>
-    </w:lvl>
-    <w:lvl w:ilvl="5" w:tplc="04090011" w:tentative="1">
-      <w:start w:val="1"/>
-      <w:numFmt w:val="decimalEnclosedCircle"/>
-      <w:lvlText w:val="%6"/>
-      <w:lvlJc w:val="left"/>
-      <w:pPr>
-        <w:ind w:left="2640" w:hanging="440"/>
-      </w:pPr>
-    </w:lvl>
-    <w:lvl w:ilvl="6" w:tplc="0409000F" w:tentative="1">
-      <w:start w:val="1"/>
-      <w:numFmt w:val="decimal"/>
-      <w:lvlText w:val="%7."/>
-      <w:lvlJc w:val="left"/>
-      <w:pPr>
-        <w:ind w:left="3080" w:hanging="440"/>
-      </w:pPr>
-    </w:lvl>
-    <w:lvl w:ilvl="7" w:tplc="04090017" w:tentative="1">
-      <w:start w:val="1"/>
-      <w:numFmt w:val="aiueoFullWidth"/>
-      <w:lvlText w:val="(%8)"/>
-      <w:lvlJc w:val="left"/>
-      <w:pPr>
-        <w:ind w:left="3520" w:hanging="440"/>
-      </w:pPr>
-    </w:lvl>
-    <w:lvl w:ilvl="8" w:tplc="04090011" w:tentative="1">
-      <w:start w:val="1"/>
-      <w:numFmt w:val="decimalEnclosedCircle"/>
-      <w:lvlText w:val="%9"/>
-      <w:lvlJc w:val="left"/>
-      <w:pPr>
-        <w:ind w:left="3960" w:hanging="440"/>
-      </w:pPr>
-    </w:lvl>
-  </w:abstractNum>
-  <w:abstractNum w:abstractNumId="5" w15:restartNumberingAfterBreak="0">
     <w:nsid w:val="037667EB"/>
     <w:multiLevelType w:val="multilevel"/>
     <w:tmpl w:val="D08C304C"/>
@@ -35334,94 +35413,7 @@
       </w:rPr>
     </w:lvl>
   </w:abstractNum>
-  <w:abstractNum w:abstractNumId="6" w15:restartNumberingAfterBreak="0">
-    <w:nsid w:val="03F75C7E"/>
-    <w:multiLevelType w:val="hybridMultilevel"/>
-    <w:tmpl w:val="4A82EBF6"/>
-    <w:name w:val="__API_DOC_SQUARE_BULLET__2222"/>
-    <w:lvl w:ilvl="0" w:tplc="0409000F">
-      <w:start w:val="1"/>
-      <w:numFmt w:val="decimal"/>
-      <w:lvlText w:val="%1."/>
-      <w:lvlJc w:val="left"/>
-      <w:pPr>
-        <w:ind w:left="440" w:hanging="440"/>
-      </w:pPr>
-    </w:lvl>
-    <w:lvl w:ilvl="1" w:tplc="04090017" w:tentative="1">
-      <w:start w:val="1"/>
-      <w:numFmt w:val="aiueoFullWidth"/>
-      <w:lvlText w:val="(%2)"/>
-      <w:lvlJc w:val="left"/>
-      <w:pPr>
-        <w:ind w:left="880" w:hanging="440"/>
-      </w:pPr>
-    </w:lvl>
-    <w:lvl w:ilvl="2" w:tplc="04090011" w:tentative="1">
-      <w:start w:val="1"/>
-      <w:numFmt w:val="decimalEnclosedCircle"/>
-      <w:lvlText w:val="%3"/>
-      <w:lvlJc w:val="left"/>
-      <w:pPr>
-        <w:ind w:left="1320" w:hanging="440"/>
-      </w:pPr>
-    </w:lvl>
-    <w:lvl w:ilvl="3" w:tplc="0409000F" w:tentative="1">
-      <w:start w:val="1"/>
-      <w:numFmt w:val="decimal"/>
-      <w:lvlText w:val="%4."/>
-      <w:lvlJc w:val="left"/>
-      <w:pPr>
-        <w:ind w:left="1760" w:hanging="440"/>
-      </w:pPr>
-    </w:lvl>
-    <w:lvl w:ilvl="4" w:tplc="04090017" w:tentative="1">
-      <w:start w:val="1"/>
-      <w:numFmt w:val="aiueoFullWidth"/>
-      <w:lvlText w:val="(%5)"/>
-      <w:lvlJc w:val="left"/>
-      <w:pPr>
-        <w:ind w:left="2200" w:hanging="440"/>
-      </w:pPr>
-    </w:lvl>
-    <w:lvl w:ilvl="5" w:tplc="04090011" w:tentative="1">
-      <w:start w:val="1"/>
-      <w:numFmt w:val="decimalEnclosedCircle"/>
-      <w:lvlText w:val="%6"/>
-      <w:lvlJc w:val="left"/>
-      <w:pPr>
-        <w:ind w:left="2640" w:hanging="440"/>
-      </w:pPr>
-    </w:lvl>
-    <w:lvl w:ilvl="6" w:tplc="0409000F" w:tentative="1">
-      <w:start w:val="1"/>
-      <w:numFmt w:val="decimal"/>
-      <w:lvlText w:val="%7."/>
-      <w:lvlJc w:val="left"/>
-      <w:pPr>
-        <w:ind w:left="3080" w:hanging="440"/>
-      </w:pPr>
-    </w:lvl>
-    <w:lvl w:ilvl="7" w:tplc="04090017" w:tentative="1">
-      <w:start w:val="1"/>
-      <w:numFmt w:val="aiueoFullWidth"/>
-      <w:lvlText w:val="(%8)"/>
-      <w:lvlJc w:val="left"/>
-      <w:pPr>
-        <w:ind w:left="3520" w:hanging="440"/>
-      </w:pPr>
-    </w:lvl>
-    <w:lvl w:ilvl="8" w:tplc="04090011" w:tentative="1">
-      <w:start w:val="1"/>
-      <w:numFmt w:val="decimalEnclosedCircle"/>
-      <w:lvlText w:val="%9"/>
-      <w:lvlJc w:val="left"/>
-      <w:pPr>
-        <w:ind w:left="3960" w:hanging="440"/>
-      </w:pPr>
-    </w:lvl>
-  </w:abstractNum>
-  <w:abstractNum w:abstractNumId="7" w15:restartNumberingAfterBreak="0">
+  <w:abstractNum w:abstractNumId="5" w15:restartNumberingAfterBreak="0">
     <w:nsid w:val="04585C50"/>
     <w:multiLevelType w:val="hybridMultilevel"/>
     <w:tmpl w:val="60A630B2"/>
@@ -35534,7 +35526,7 @@
       </w:rPr>
     </w:lvl>
   </w:abstractNum>
-  <w:abstractNum w:abstractNumId="8" w15:restartNumberingAfterBreak="0">
+  <w:abstractNum w:abstractNumId="6" w15:restartNumberingAfterBreak="0">
     <w:nsid w:val="0759189A"/>
     <w:multiLevelType w:val="multilevel"/>
     <w:tmpl w:val="263C5180"/>
@@ -35647,7 +35639,7 @@
       </w:rPr>
     </w:lvl>
   </w:abstractNum>
-  <w:abstractNum w:abstractNumId="9" w15:restartNumberingAfterBreak="0">
+  <w:abstractNum w:abstractNumId="7" w15:restartNumberingAfterBreak="0">
     <w:nsid w:val="09203DB8"/>
     <w:multiLevelType w:val="hybridMultilevel"/>
     <w:tmpl w:val="00D8CDE0"/>
@@ -35760,7 +35752,7 @@
       </w:rPr>
     </w:lvl>
   </w:abstractNum>
-  <w:abstractNum w:abstractNumId="10" w15:restartNumberingAfterBreak="0">
+  <w:abstractNum w:abstractNumId="8" w15:restartNumberingAfterBreak="0">
     <w:nsid w:val="09E70C1B"/>
     <w:multiLevelType w:val="multilevel"/>
     <w:tmpl w:val="4DECA9DA"/>
@@ -35874,7 +35866,7 @@
       </w:rPr>
     </w:lvl>
   </w:abstractNum>
-  <w:abstractNum w:abstractNumId="11" w15:restartNumberingAfterBreak="0">
+  <w:abstractNum w:abstractNumId="9" w15:restartNumberingAfterBreak="0">
     <w:nsid w:val="0A436AC7"/>
     <w:multiLevelType w:val="multilevel"/>
     <w:tmpl w:val="4372FD02"/>
@@ -35987,7 +35979,7 @@
       </w:pPr>
     </w:lvl>
   </w:abstractNum>
-  <w:abstractNum w:abstractNumId="12" w15:restartNumberingAfterBreak="0">
+  <w:abstractNum w:abstractNumId="10" w15:restartNumberingAfterBreak="0">
     <w:nsid w:val="0C6777CF"/>
     <w:multiLevelType w:val="multilevel"/>
     <w:tmpl w:val="BD8AF998"/>
@@ -36101,7 +36093,7 @@
       </w:rPr>
     </w:lvl>
   </w:abstractNum>
-  <w:abstractNum w:abstractNumId="13" w15:restartNumberingAfterBreak="0">
+  <w:abstractNum w:abstractNumId="11" w15:restartNumberingAfterBreak="0">
     <w:nsid w:val="0DA227E7"/>
     <w:multiLevelType w:val="multilevel"/>
     <w:tmpl w:val="A24CE66E"/>
@@ -36215,7 +36207,94 @@
       </w:rPr>
     </w:lvl>
   </w:abstractNum>
-  <w:abstractNum w:abstractNumId="14" w15:restartNumberingAfterBreak="0">
+  <w:abstractNum w:abstractNumId="12" w15:restartNumberingAfterBreak="0">
+    <w:nsid w:val="0DD44188"/>
+    <w:multiLevelType w:val="hybridMultilevel"/>
+    <w:tmpl w:val="A5F89CB0"/>
+    <w:name w:val="__API_DOC_SQUARE_BULLET__22"/>
+    <w:lvl w:ilvl="0" w:tplc="0409000F">
+      <w:start w:val="1"/>
+      <w:numFmt w:val="decimal"/>
+      <w:lvlText w:val="%1."/>
+      <w:lvlJc w:val="left"/>
+      <w:pPr>
+        <w:ind w:left="440" w:hanging="440"/>
+      </w:pPr>
+    </w:lvl>
+    <w:lvl w:ilvl="1" w:tplc="04090017" w:tentative="1">
+      <w:start w:val="1"/>
+      <w:numFmt w:val="aiueoFullWidth"/>
+      <w:lvlText w:val="(%2)"/>
+      <w:lvlJc w:val="left"/>
+      <w:pPr>
+        <w:ind w:left="880" w:hanging="440"/>
+      </w:pPr>
+    </w:lvl>
+    <w:lvl w:ilvl="2" w:tplc="04090011" w:tentative="1">
+      <w:start w:val="1"/>
+      <w:numFmt w:val="decimalEnclosedCircle"/>
+      <w:lvlText w:val="%3"/>
+      <w:lvlJc w:val="left"/>
+      <w:pPr>
+        <w:ind w:left="1320" w:hanging="440"/>
+      </w:pPr>
+    </w:lvl>
+    <w:lvl w:ilvl="3" w:tplc="0409000F" w:tentative="1">
+      <w:start w:val="1"/>
+      <w:numFmt w:val="decimal"/>
+      <w:lvlText w:val="%4."/>
+      <w:lvlJc w:val="left"/>
+      <w:pPr>
+        <w:ind w:left="1760" w:hanging="440"/>
+      </w:pPr>
+    </w:lvl>
+    <w:lvl w:ilvl="4" w:tplc="04090017" w:tentative="1">
+      <w:start w:val="1"/>
+      <w:numFmt w:val="aiueoFullWidth"/>
+      <w:lvlText w:val="(%5)"/>
+      <w:lvlJc w:val="left"/>
+      <w:pPr>
+        <w:ind w:left="2200" w:hanging="440"/>
+      </w:pPr>
+    </w:lvl>
+    <w:lvl w:ilvl="5" w:tplc="04090011" w:tentative="1">
+      <w:start w:val="1"/>
+      <w:numFmt w:val="decimalEnclosedCircle"/>
+      <w:lvlText w:val="%6"/>
+      <w:lvlJc w:val="left"/>
+      <w:pPr>
+        <w:ind w:left="2640" w:hanging="440"/>
+      </w:pPr>
+    </w:lvl>
+    <w:lvl w:ilvl="6" w:tplc="0409000F" w:tentative="1">
+      <w:start w:val="1"/>
+      <w:numFmt w:val="decimal"/>
+      <w:lvlText w:val="%7."/>
+      <w:lvlJc w:val="left"/>
+      <w:pPr>
+        <w:ind w:left="3080" w:hanging="440"/>
+      </w:pPr>
+    </w:lvl>
+    <w:lvl w:ilvl="7" w:tplc="04090017" w:tentative="1">
+      <w:start w:val="1"/>
+      <w:numFmt w:val="aiueoFullWidth"/>
+      <w:lvlText w:val="(%8)"/>
+      <w:lvlJc w:val="left"/>
+      <w:pPr>
+        <w:ind w:left="3520" w:hanging="440"/>
+      </w:pPr>
+    </w:lvl>
+    <w:lvl w:ilvl="8" w:tplc="04090011" w:tentative="1">
+      <w:start w:val="1"/>
+      <w:numFmt w:val="decimalEnclosedCircle"/>
+      <w:lvlText w:val="%9"/>
+      <w:lvlJc w:val="left"/>
+      <w:pPr>
+        <w:ind w:left="3960" w:hanging="440"/>
+      </w:pPr>
+    </w:lvl>
+  </w:abstractNum>
+  <w:abstractNum w:abstractNumId="13" w15:restartNumberingAfterBreak="0">
     <w:nsid w:val="0E0336B8"/>
     <w:multiLevelType w:val="hybridMultilevel"/>
     <w:tmpl w:val="8E2E07E0"/>
@@ -36328,7 +36407,7 @@
       </w:rPr>
     </w:lvl>
   </w:abstractNum>
-  <w:abstractNum w:abstractNumId="15" w15:restartNumberingAfterBreak="0">
+  <w:abstractNum w:abstractNumId="14" w15:restartNumberingAfterBreak="0">
     <w:nsid w:val="0E6B4EF4"/>
     <w:multiLevelType w:val="multilevel"/>
     <w:tmpl w:val="5A5046DC"/>
@@ -36441,7 +36520,7 @@
       </w:rPr>
     </w:lvl>
   </w:abstractNum>
-  <w:abstractNum w:abstractNumId="16" w15:restartNumberingAfterBreak="0">
+  <w:abstractNum w:abstractNumId="15" w15:restartNumberingAfterBreak="0">
     <w:nsid w:val="0EA343D8"/>
     <w:multiLevelType w:val="hybridMultilevel"/>
     <w:tmpl w:val="FE7A45C2"/>
@@ -36554,7 +36633,7 @@
       </w:rPr>
     </w:lvl>
   </w:abstractNum>
-  <w:abstractNum w:abstractNumId="17" w15:restartNumberingAfterBreak="0">
+  <w:abstractNum w:abstractNumId="16" w15:restartNumberingAfterBreak="0">
     <w:nsid w:val="0EBE48AD"/>
     <w:multiLevelType w:val="multilevel"/>
     <w:tmpl w:val="60143FE2"/>
@@ -36668,7 +36747,7 @@
       </w:rPr>
     </w:lvl>
   </w:abstractNum>
-  <w:abstractNum w:abstractNumId="18" w15:restartNumberingAfterBreak="0">
+  <w:abstractNum w:abstractNumId="17" w15:restartNumberingAfterBreak="0">
     <w:nsid w:val="102F0ACD"/>
     <w:multiLevelType w:val="hybridMultilevel"/>
     <w:tmpl w:val="8968F090"/>
@@ -36781,7 +36860,7 @@
       </w:rPr>
     </w:lvl>
   </w:abstractNum>
-  <w:abstractNum w:abstractNumId="19" w15:restartNumberingAfterBreak="0">
+  <w:abstractNum w:abstractNumId="18" w15:restartNumberingAfterBreak="0">
     <w:nsid w:val="10F4267B"/>
     <w:multiLevelType w:val="hybridMultilevel"/>
     <w:tmpl w:val="BFEC351C"/>
@@ -36894,7 +36973,7 @@
       </w:rPr>
     </w:lvl>
   </w:abstractNum>
-  <w:abstractNum w:abstractNumId="20" w15:restartNumberingAfterBreak="0">
+  <w:abstractNum w:abstractNumId="19" w15:restartNumberingAfterBreak="0">
     <w:nsid w:val="1168760D"/>
     <w:multiLevelType w:val="hybridMultilevel"/>
     <w:tmpl w:val="4FE0C60A"/>
@@ -37007,7 +37086,7 @@
       </w:rPr>
     </w:lvl>
   </w:abstractNum>
-  <w:abstractNum w:abstractNumId="21" w15:restartNumberingAfterBreak="0">
+  <w:abstractNum w:abstractNumId="20" w15:restartNumberingAfterBreak="0">
     <w:nsid w:val="11BA4A0B"/>
     <w:multiLevelType w:val="multilevel"/>
     <w:tmpl w:val="94D42750"/>
@@ -37121,7 +37200,7 @@
       </w:rPr>
     </w:lvl>
   </w:abstractNum>
-  <w:abstractNum w:abstractNumId="22" w15:restartNumberingAfterBreak="0">
+  <w:abstractNum w:abstractNumId="21" w15:restartNumberingAfterBreak="0">
     <w:nsid w:val="11F812AE"/>
     <w:multiLevelType w:val="hybridMultilevel"/>
     <w:tmpl w:val="C6EA936C"/>
@@ -37234,7 +37313,7 @@
       </w:rPr>
     </w:lvl>
   </w:abstractNum>
-  <w:abstractNum w:abstractNumId="23" w15:restartNumberingAfterBreak="0">
+  <w:abstractNum w:abstractNumId="22" w15:restartNumberingAfterBreak="0">
     <w:nsid w:val="12700F7A"/>
     <w:multiLevelType w:val="hybridMultilevel"/>
     <w:tmpl w:val="E8A23F3C"/>
@@ -37347,7 +37426,7 @@
       </w:rPr>
     </w:lvl>
   </w:abstractNum>
-  <w:abstractNum w:abstractNumId="24" w15:restartNumberingAfterBreak="0">
+  <w:abstractNum w:abstractNumId="23" w15:restartNumberingAfterBreak="0">
     <w:nsid w:val="139E5B86"/>
     <w:multiLevelType w:val="multilevel"/>
     <w:tmpl w:val="B9FC6A64"/>
@@ -37461,7 +37540,7 @@
       </w:rPr>
     </w:lvl>
   </w:abstractNum>
-  <w:abstractNum w:abstractNumId="25" w15:restartNumberingAfterBreak="0">
+  <w:abstractNum w:abstractNumId="24" w15:restartNumberingAfterBreak="0">
     <w:nsid w:val="140F3A5D"/>
     <w:multiLevelType w:val="multilevel"/>
     <w:tmpl w:val="4E1E5628"/>
@@ -37574,11 +37653,11 @@
       </w:rPr>
     </w:lvl>
   </w:abstractNum>
-  <w:abstractNum w:abstractNumId="26" w15:restartNumberingAfterBreak="0">
-    <w:nsid w:val="14343CC3"/>
+  <w:abstractNum w:abstractNumId="25" w15:restartNumberingAfterBreak="0">
+    <w:nsid w:val="15EC2AFA"/>
     <w:multiLevelType w:val="hybridMultilevel"/>
-    <w:tmpl w:val="75223480"/>
-    <w:name w:val="__API_DOC_SQUARE_BULLET__222"/>
+    <w:tmpl w:val="E1EE0318"/>
+    <w:name w:val="__API_DOC_SQUARE_BULLET__2222"/>
     <w:lvl w:ilvl="0" w:tplc="0409000F">
       <w:start w:val="1"/>
       <w:numFmt w:val="decimal"/>
@@ -37661,7 +37740,7 @@
       </w:pPr>
     </w:lvl>
   </w:abstractNum>
-  <w:abstractNum w:abstractNumId="27" w15:restartNumberingAfterBreak="0">
+  <w:abstractNum w:abstractNumId="26" w15:restartNumberingAfterBreak="0">
     <w:nsid w:val="186922FA"/>
     <w:multiLevelType w:val="hybridMultilevel"/>
     <w:tmpl w:val="F4202E96"/>
@@ -37774,7 +37853,7 @@
       </w:rPr>
     </w:lvl>
   </w:abstractNum>
-  <w:abstractNum w:abstractNumId="28" w15:restartNumberingAfterBreak="0">
+  <w:abstractNum w:abstractNumId="27" w15:restartNumberingAfterBreak="0">
     <w:nsid w:val="18897D34"/>
     <w:multiLevelType w:val="multilevel"/>
     <w:tmpl w:val="BD8AF998"/>
@@ -37888,7 +37967,7 @@
       </w:rPr>
     </w:lvl>
   </w:abstractNum>
-  <w:abstractNum w:abstractNumId="29" w15:restartNumberingAfterBreak="0">
+  <w:abstractNum w:abstractNumId="28" w15:restartNumberingAfterBreak="0">
     <w:nsid w:val="1A4570FA"/>
     <w:multiLevelType w:val="hybridMultilevel"/>
     <w:tmpl w:val="A3185B0E"/>
@@ -38001,7 +38080,7 @@
       </w:rPr>
     </w:lvl>
   </w:abstractNum>
-  <w:abstractNum w:abstractNumId="30" w15:restartNumberingAfterBreak="0">
+  <w:abstractNum w:abstractNumId="29" w15:restartNumberingAfterBreak="0">
     <w:nsid w:val="1B2B6C14"/>
     <w:multiLevelType w:val="multilevel"/>
     <w:tmpl w:val="634A977E"/>
@@ -38115,7 +38194,7 @@
       </w:rPr>
     </w:lvl>
   </w:abstractNum>
-  <w:abstractNum w:abstractNumId="31" w15:restartNumberingAfterBreak="0">
+  <w:abstractNum w:abstractNumId="30" w15:restartNumberingAfterBreak="0">
     <w:nsid w:val="1B77516B"/>
     <w:multiLevelType w:val="hybridMultilevel"/>
     <w:tmpl w:val="55786B50"/>
@@ -38228,7 +38307,7 @@
       </w:rPr>
     </w:lvl>
   </w:abstractNum>
-  <w:abstractNum w:abstractNumId="32" w15:restartNumberingAfterBreak="0">
+  <w:abstractNum w:abstractNumId="31" w15:restartNumberingAfterBreak="0">
     <w:nsid w:val="1EBA0BEF"/>
     <w:multiLevelType w:val="multilevel"/>
     <w:tmpl w:val="BD8AF998"/>
@@ -38342,7 +38421,7 @@
       </w:rPr>
     </w:lvl>
   </w:abstractNum>
-  <w:abstractNum w:abstractNumId="33" w15:restartNumberingAfterBreak="0">
+  <w:abstractNum w:abstractNumId="32" w15:restartNumberingAfterBreak="0">
     <w:nsid w:val="1F5529E3"/>
     <w:multiLevelType w:val="multilevel"/>
     <w:tmpl w:val="304E6B04"/>
@@ -38491,7 +38570,7 @@
       </w:rPr>
     </w:lvl>
   </w:abstractNum>
-  <w:abstractNum w:abstractNumId="34" w15:restartNumberingAfterBreak="0">
+  <w:abstractNum w:abstractNumId="33" w15:restartNumberingAfterBreak="0">
     <w:nsid w:val="1FB92F7A"/>
     <w:multiLevelType w:val="hybridMultilevel"/>
     <w:tmpl w:val="BAFCEED6"/>
@@ -38604,7 +38683,7 @@
       </w:rPr>
     </w:lvl>
   </w:abstractNum>
-  <w:abstractNum w:abstractNumId="35" w15:restartNumberingAfterBreak="0">
+  <w:abstractNum w:abstractNumId="34" w15:restartNumberingAfterBreak="0">
     <w:nsid w:val="207A0E23"/>
     <w:multiLevelType w:val="multilevel"/>
     <w:tmpl w:val="861C7544"/>
@@ -38717,7 +38796,7 @@
       </w:pPr>
     </w:lvl>
   </w:abstractNum>
-  <w:abstractNum w:abstractNumId="36" w15:restartNumberingAfterBreak="0">
+  <w:abstractNum w:abstractNumId="35" w15:restartNumberingAfterBreak="0">
     <w:nsid w:val="20E6427A"/>
     <w:multiLevelType w:val="multilevel"/>
     <w:tmpl w:val="680CF008"/>
@@ -38831,24 +38910,7 @@
       </w:rPr>
     </w:lvl>
   </w:abstractNum>
-  <w:abstractNum w:abstractNumId="37" w15:restartNumberingAfterBreak="0">
-    <w:nsid w:val="20F75575"/>
-    <w:multiLevelType w:val="singleLevel"/>
-    <w:tmpl w:val="04090001"/>
-    <w:lvl w:ilvl="0">
-      <w:start w:val="1"/>
-      <w:numFmt w:val="bullet"/>
-      <w:lvlText w:val="■"/>
-      <w:lvlJc w:val="left"/>
-      <w:pPr>
-        <w:ind w:left="440" w:hanging="440"/>
-      </w:pPr>
-      <w:rPr>
-        <w:rFonts w:ascii="Meiryo UI" w:hAnsi="Meiryo UI" w:eastAsia="Meiryo UI" w:cs="Meiryo UI" w:hint="default"/>
-      </w:rPr>
-    </w:lvl>
-  </w:abstractNum>
-  <w:abstractNum w:abstractNumId="38" w15:restartNumberingAfterBreak="0">
+  <w:abstractNum w:abstractNumId="36" w15:restartNumberingAfterBreak="0">
     <w:nsid w:val="21D803D0"/>
     <w:multiLevelType w:val="hybridMultilevel"/>
     <w:tmpl w:val="FE828A06"/>
@@ -38961,7 +39023,7 @@
       </w:rPr>
     </w:lvl>
   </w:abstractNum>
-  <w:abstractNum w:abstractNumId="39" w15:restartNumberingAfterBreak="0">
+  <w:abstractNum w:abstractNumId="37" w15:restartNumberingAfterBreak="0">
     <w:nsid w:val="21FA3E5F"/>
     <w:multiLevelType w:val="multilevel"/>
     <w:tmpl w:val="7E2489B4"/>
@@ -39075,7 +39137,7 @@
       </w:rPr>
     </w:lvl>
   </w:abstractNum>
-  <w:abstractNum w:abstractNumId="40" w15:restartNumberingAfterBreak="0">
+  <w:abstractNum w:abstractNumId="38" w15:restartNumberingAfterBreak="0">
     <w:nsid w:val="22A12C20"/>
     <w:multiLevelType w:val="hybridMultilevel"/>
     <w:tmpl w:val="08CCCE2E"/>
@@ -39188,7 +39250,7 @@
       </w:rPr>
     </w:lvl>
   </w:abstractNum>
-  <w:abstractNum w:abstractNumId="41" w15:restartNumberingAfterBreak="0">
+  <w:abstractNum w:abstractNumId="39" w15:restartNumberingAfterBreak="0">
     <w:nsid w:val="22F07F74"/>
     <w:multiLevelType w:val="multilevel"/>
     <w:tmpl w:val="BD8AF998"/>
@@ -39302,7 +39364,7 @@
       </w:rPr>
     </w:lvl>
   </w:abstractNum>
-  <w:abstractNum w:abstractNumId="42" w15:restartNumberingAfterBreak="0">
+  <w:abstractNum w:abstractNumId="40" w15:restartNumberingAfterBreak="0">
     <w:nsid w:val="22FD72CB"/>
     <w:multiLevelType w:val="multilevel"/>
     <w:tmpl w:val="839A303C"/>
@@ -39415,7 +39477,7 @@
       </w:pPr>
     </w:lvl>
   </w:abstractNum>
-  <w:abstractNum w:abstractNumId="43" w15:restartNumberingAfterBreak="0">
+  <w:abstractNum w:abstractNumId="41" w15:restartNumberingAfterBreak="0">
     <w:nsid w:val="23937D16"/>
     <w:multiLevelType w:val="multilevel"/>
     <w:tmpl w:val="C0AE5AF8"/>
@@ -39529,7 +39591,7 @@
       </w:rPr>
     </w:lvl>
   </w:abstractNum>
-  <w:abstractNum w:abstractNumId="44" w15:restartNumberingAfterBreak="0">
+  <w:abstractNum w:abstractNumId="42" w15:restartNumberingAfterBreak="0">
     <w:nsid w:val="23BE74EF"/>
     <w:multiLevelType w:val="hybridMultilevel"/>
     <w:tmpl w:val="8C762C7C"/>
@@ -39642,7 +39704,7 @@
       </w:rPr>
     </w:lvl>
   </w:abstractNum>
-  <w:abstractNum w:abstractNumId="45" w15:restartNumberingAfterBreak="0">
+  <w:abstractNum w:abstractNumId="43" w15:restartNumberingAfterBreak="0">
     <w:nsid w:val="24824914"/>
     <w:multiLevelType w:val="multilevel"/>
     <w:tmpl w:val="D8225056"/>
@@ -39756,7 +39818,7 @@
       </w:rPr>
     </w:lvl>
   </w:abstractNum>
-  <w:abstractNum w:abstractNumId="46" w15:restartNumberingAfterBreak="0">
+  <w:abstractNum w:abstractNumId="44" w15:restartNumberingAfterBreak="0">
     <w:nsid w:val="24911077"/>
     <w:multiLevelType w:val="hybridMultilevel"/>
     <w:tmpl w:val="A43C43C6"/>
@@ -39869,7 +39931,7 @@
       </w:rPr>
     </w:lvl>
   </w:abstractNum>
-  <w:abstractNum w:abstractNumId="47" w15:restartNumberingAfterBreak="0">
+  <w:abstractNum w:abstractNumId="45" w15:restartNumberingAfterBreak="0">
     <w:nsid w:val="24ED5ECE"/>
     <w:multiLevelType w:val="multilevel"/>
     <w:tmpl w:val="78DCEAD8"/>
@@ -39982,7 +40044,7 @@
       </w:rPr>
     </w:lvl>
   </w:abstractNum>
-  <w:abstractNum w:abstractNumId="48" w15:restartNumberingAfterBreak="0">
+  <w:abstractNum w:abstractNumId="46" w15:restartNumberingAfterBreak="0">
     <w:nsid w:val="251371D7"/>
     <w:multiLevelType w:val="hybridMultilevel"/>
     <w:tmpl w:val="4D065978"/>
@@ -40095,7 +40157,7 @@
       </w:rPr>
     </w:lvl>
   </w:abstractNum>
-  <w:abstractNum w:abstractNumId="49" w15:restartNumberingAfterBreak="0">
+  <w:abstractNum w:abstractNumId="47" w15:restartNumberingAfterBreak="0">
     <w:nsid w:val="255448F2"/>
     <w:multiLevelType w:val="hybridMultilevel"/>
     <w:tmpl w:val="5CA47410"/>
@@ -40208,7 +40270,7 @@
       </w:rPr>
     </w:lvl>
   </w:abstractNum>
-  <w:abstractNum w:abstractNumId="50" w15:restartNumberingAfterBreak="0">
+  <w:abstractNum w:abstractNumId="48" w15:restartNumberingAfterBreak="0">
     <w:nsid w:val="25BB40D7"/>
     <w:multiLevelType w:val="hybridMultilevel"/>
     <w:tmpl w:val="836C4F26"/>
@@ -40321,7 +40383,7 @@
       </w:rPr>
     </w:lvl>
   </w:abstractNum>
-  <w:abstractNum w:abstractNumId="51" w15:restartNumberingAfterBreak="0">
+  <w:abstractNum w:abstractNumId="49" w15:restartNumberingAfterBreak="0">
     <w:nsid w:val="26390E0E"/>
     <w:multiLevelType w:val="hybridMultilevel"/>
     <w:tmpl w:val="E70A2C00"/>
@@ -40434,7 +40496,7 @@
       </w:rPr>
     </w:lvl>
   </w:abstractNum>
-  <w:abstractNum w:abstractNumId="52" w15:restartNumberingAfterBreak="0">
+  <w:abstractNum w:abstractNumId="50" w15:restartNumberingAfterBreak="0">
     <w:nsid w:val="29DF02CB"/>
     <w:multiLevelType w:val="hybridMultilevel"/>
     <w:tmpl w:val="CBFE8CFA"/>
@@ -40547,94 +40609,24 @@
       </w:rPr>
     </w:lvl>
   </w:abstractNum>
-  <w:abstractNum w:abstractNumId="53" w15:restartNumberingAfterBreak="0">
-    <w:nsid w:val="29E0302C"/>
-    <w:multiLevelType w:val="hybridMultilevel"/>
-    <w:tmpl w:val="A7166658"/>
-    <w:name w:val="__API_DOC_SQUARE_BULLET__2222222"/>
-    <w:lvl w:ilvl="0" w:tplc="0409000F">
-      <w:start w:val="1"/>
-      <w:numFmt w:val="decimal"/>
-      <w:lvlText w:val="%1."/>
+  <w:abstractNum w:abstractNumId="51" w15:restartNumberingAfterBreak="0">
+    <w:nsid w:val="2A332C8A"/>
+    <w:multiLevelType w:val="singleLevel"/>
+    <w:tmpl w:val="04090001"/>
+    <w:lvl w:ilvl="0">
+      <w:start w:val="1"/>
+      <w:numFmt w:val="bullet"/>
+      <w:lvlText w:val="■"/>
       <w:lvlJc w:val="left"/>
       <w:pPr>
         <w:ind w:left="440" w:hanging="440"/>
       </w:pPr>
-    </w:lvl>
-    <w:lvl w:ilvl="1" w:tplc="04090017" w:tentative="1">
-      <w:start w:val="1"/>
-      <w:numFmt w:val="aiueoFullWidth"/>
-      <w:lvlText w:val="(%2)"/>
-      <w:lvlJc w:val="left"/>
-      <w:pPr>
-        <w:ind w:left="880" w:hanging="440"/>
-      </w:pPr>
-    </w:lvl>
-    <w:lvl w:ilvl="2" w:tplc="04090011" w:tentative="1">
-      <w:start w:val="1"/>
-      <w:numFmt w:val="decimalEnclosedCircle"/>
-      <w:lvlText w:val="%3"/>
-      <w:lvlJc w:val="left"/>
-      <w:pPr>
-        <w:ind w:left="1320" w:hanging="440"/>
-      </w:pPr>
-    </w:lvl>
-    <w:lvl w:ilvl="3" w:tplc="0409000F" w:tentative="1">
-      <w:start w:val="1"/>
-      <w:numFmt w:val="decimal"/>
-      <w:lvlText w:val="%4."/>
-      <w:lvlJc w:val="left"/>
-      <w:pPr>
-        <w:ind w:left="1760" w:hanging="440"/>
-      </w:pPr>
-    </w:lvl>
-    <w:lvl w:ilvl="4" w:tplc="04090017" w:tentative="1">
-      <w:start w:val="1"/>
-      <w:numFmt w:val="aiueoFullWidth"/>
-      <w:lvlText w:val="(%5)"/>
-      <w:lvlJc w:val="left"/>
-      <w:pPr>
-        <w:ind w:left="2200" w:hanging="440"/>
-      </w:pPr>
-    </w:lvl>
-    <w:lvl w:ilvl="5" w:tplc="04090011" w:tentative="1">
-      <w:start w:val="1"/>
-      <w:numFmt w:val="decimalEnclosedCircle"/>
-      <w:lvlText w:val="%6"/>
-      <w:lvlJc w:val="left"/>
-      <w:pPr>
-        <w:ind w:left="2640" w:hanging="440"/>
-      </w:pPr>
-    </w:lvl>
-    <w:lvl w:ilvl="6" w:tplc="0409000F" w:tentative="1">
-      <w:start w:val="1"/>
-      <w:numFmt w:val="decimal"/>
-      <w:lvlText w:val="%7."/>
-      <w:lvlJc w:val="left"/>
-      <w:pPr>
-        <w:ind w:left="3080" w:hanging="440"/>
-      </w:pPr>
-    </w:lvl>
-    <w:lvl w:ilvl="7" w:tplc="04090017" w:tentative="1">
-      <w:start w:val="1"/>
-      <w:numFmt w:val="aiueoFullWidth"/>
-      <w:lvlText w:val="(%8)"/>
-      <w:lvlJc w:val="left"/>
-      <w:pPr>
-        <w:ind w:left="3520" w:hanging="440"/>
-      </w:pPr>
-    </w:lvl>
-    <w:lvl w:ilvl="8" w:tplc="04090011" w:tentative="1">
-      <w:start w:val="1"/>
-      <w:numFmt w:val="decimalEnclosedCircle"/>
-      <w:lvlText w:val="%9"/>
-      <w:lvlJc w:val="left"/>
-      <w:pPr>
-        <w:ind w:left="3960" w:hanging="440"/>
-      </w:pPr>
+      <w:rPr>
+        <w:rFonts w:ascii="Meiryo UI" w:hAnsi="Meiryo UI" w:eastAsia="Meiryo UI" w:cs="Meiryo UI" w:hint="default"/>
+      </w:rPr>
     </w:lvl>
   </w:abstractNum>
-  <w:abstractNum w:abstractNumId="54" w15:restartNumberingAfterBreak="0">
+  <w:abstractNum w:abstractNumId="52" w15:restartNumberingAfterBreak="0">
     <w:nsid w:val="2A386E3B"/>
     <w:multiLevelType w:val="hybridMultilevel"/>
     <w:tmpl w:val="B6FEBDD4"/>
@@ -40747,7 +40739,7 @@
       </w:rPr>
     </w:lvl>
   </w:abstractNum>
-  <w:abstractNum w:abstractNumId="55" w15:restartNumberingAfterBreak="0">
+  <w:abstractNum w:abstractNumId="53" w15:restartNumberingAfterBreak="0">
     <w:nsid w:val="2B285FF9"/>
     <w:multiLevelType w:val="multilevel"/>
     <w:tmpl w:val="BD8AF998"/>
@@ -40861,7 +40853,7 @@
       </w:rPr>
     </w:lvl>
   </w:abstractNum>
-  <w:abstractNum w:abstractNumId="56" w15:restartNumberingAfterBreak="0">
+  <w:abstractNum w:abstractNumId="54" w15:restartNumberingAfterBreak="0">
     <w:nsid w:val="2B7B3F4F"/>
     <w:multiLevelType w:val="hybridMultilevel"/>
     <w:tmpl w:val="E3C0CB1C"/>
@@ -40974,7 +40966,7 @@
       </w:rPr>
     </w:lvl>
   </w:abstractNum>
-  <w:abstractNum w:abstractNumId="57" w15:restartNumberingAfterBreak="0">
+  <w:abstractNum w:abstractNumId="55" w15:restartNumberingAfterBreak="0">
     <w:nsid w:val="2B9F1EE2"/>
     <w:multiLevelType w:val="multilevel"/>
     <w:tmpl w:val="1BF047B2"/>
@@ -41088,7 +41080,7 @@
       </w:rPr>
     </w:lvl>
   </w:abstractNum>
-  <w:abstractNum w:abstractNumId="58" w15:restartNumberingAfterBreak="0">
+  <w:abstractNum w:abstractNumId="56" w15:restartNumberingAfterBreak="0">
     <w:nsid w:val="2D861744"/>
     <w:multiLevelType w:val="multilevel"/>
     <w:tmpl w:val="FA14934C"/>
@@ -41202,7 +41194,7 @@
       </w:rPr>
     </w:lvl>
   </w:abstractNum>
-  <w:abstractNum w:abstractNumId="59" w15:restartNumberingAfterBreak="0">
+  <w:abstractNum w:abstractNumId="57" w15:restartNumberingAfterBreak="0">
     <w:nsid w:val="3403041A"/>
     <w:multiLevelType w:val="hybridMultilevel"/>
     <w:tmpl w:val="20EAF8A0"/>
@@ -41315,7 +41307,7 @@
       </w:rPr>
     </w:lvl>
   </w:abstractNum>
-  <w:abstractNum w:abstractNumId="60" w15:restartNumberingAfterBreak="0">
+  <w:abstractNum w:abstractNumId="58" w15:restartNumberingAfterBreak="0">
     <w:nsid w:val="3413029B"/>
     <w:multiLevelType w:val="multilevel"/>
     <w:tmpl w:val="BD8AF998"/>
@@ -41429,7 +41421,7 @@
       </w:rPr>
     </w:lvl>
   </w:abstractNum>
-  <w:abstractNum w:abstractNumId="61" w15:restartNumberingAfterBreak="0">
+  <w:abstractNum w:abstractNumId="59" w15:restartNumberingAfterBreak="0">
     <w:nsid w:val="34671E8B"/>
     <w:multiLevelType w:val="hybridMultilevel"/>
     <w:tmpl w:val="ECCCE8BC"/>
@@ -41542,7 +41534,7 @@
       </w:rPr>
     </w:lvl>
   </w:abstractNum>
-  <w:abstractNum w:abstractNumId="62" w15:restartNumberingAfterBreak="0">
+  <w:abstractNum w:abstractNumId="60" w15:restartNumberingAfterBreak="0">
     <w:nsid w:val="36B1707B"/>
     <w:multiLevelType w:val="multilevel"/>
     <w:tmpl w:val="BD8AF998"/>
@@ -41656,7 +41648,7 @@
       </w:rPr>
     </w:lvl>
   </w:abstractNum>
-  <w:abstractNum w:abstractNumId="63" w15:restartNumberingAfterBreak="0">
+  <w:abstractNum w:abstractNumId="61" w15:restartNumberingAfterBreak="0">
     <w:nsid w:val="373A57D1"/>
     <w:multiLevelType w:val="multilevel"/>
     <w:tmpl w:val="BD8AF998"/>
@@ -41770,7 +41762,7 @@
       </w:rPr>
     </w:lvl>
   </w:abstractNum>
-  <w:abstractNum w:abstractNumId="64" w15:restartNumberingAfterBreak="0">
+  <w:abstractNum w:abstractNumId="62" w15:restartNumberingAfterBreak="0">
     <w:nsid w:val="39024A4D"/>
     <w:multiLevelType w:val="hybridMultilevel"/>
     <w:tmpl w:val="75FA6968"/>
@@ -41883,7 +41875,7 @@
       </w:rPr>
     </w:lvl>
   </w:abstractNum>
-  <w:abstractNum w:abstractNumId="65" w15:restartNumberingAfterBreak="0">
+  <w:abstractNum w:abstractNumId="63" w15:restartNumberingAfterBreak="0">
     <w:nsid w:val="399F36E9"/>
     <w:multiLevelType w:val="multilevel"/>
     <w:tmpl w:val="F3E2A73E"/>
@@ -41997,7 +41989,7 @@
       </w:rPr>
     </w:lvl>
   </w:abstractNum>
-  <w:abstractNum w:abstractNumId="66" w15:restartNumberingAfterBreak="0">
+  <w:abstractNum w:abstractNumId="64" w15:restartNumberingAfterBreak="0">
     <w:nsid w:val="3A9A5308"/>
     <w:multiLevelType w:val="multilevel"/>
     <w:tmpl w:val="FD32EB1E"/>
@@ -42111,7 +42103,7 @@
       </w:rPr>
     </w:lvl>
   </w:abstractNum>
-  <w:abstractNum w:abstractNumId="67" w15:restartNumberingAfterBreak="0">
+  <w:abstractNum w:abstractNumId="65" w15:restartNumberingAfterBreak="0">
     <w:nsid w:val="3B904ECE"/>
     <w:multiLevelType w:val="hybridMultilevel"/>
     <w:tmpl w:val="D78498DA"/>
@@ -42224,7 +42216,7 @@
       </w:rPr>
     </w:lvl>
   </w:abstractNum>
-  <w:abstractNum w:abstractNumId="68" w15:restartNumberingAfterBreak="0">
+  <w:abstractNum w:abstractNumId="66" w15:restartNumberingAfterBreak="0">
     <w:nsid w:val="3CAC6515"/>
     <w:multiLevelType w:val="hybridMultilevel"/>
     <w:tmpl w:val="388E1798"/>
@@ -42337,7 +42329,7 @@
       </w:rPr>
     </w:lvl>
   </w:abstractNum>
-  <w:abstractNum w:abstractNumId="69" w15:restartNumberingAfterBreak="0">
+  <w:abstractNum w:abstractNumId="67" w15:restartNumberingAfterBreak="0">
     <w:nsid w:val="3DE24C63"/>
     <w:multiLevelType w:val="multilevel"/>
     <w:tmpl w:val="4E1E5628"/>
@@ -42450,7 +42442,7 @@
       </w:rPr>
     </w:lvl>
   </w:abstractNum>
-  <w:abstractNum w:abstractNumId="70" w15:restartNumberingAfterBreak="0">
+  <w:abstractNum w:abstractNumId="68" w15:restartNumberingAfterBreak="0">
     <w:nsid w:val="3EA039FB"/>
     <w:multiLevelType w:val="multilevel"/>
     <w:tmpl w:val="1C4ACA26"/>
@@ -42597,6 +42589,180 @@
         <w:rFonts w:ascii="Meiryo UI" w:hAnsi="Meiryo UI" w:eastAsia="Meiryo UI" w:cs="Meiryo UI" w:hint="default"/>
         <w:sz w:val="20"/>
       </w:rPr>
+    </w:lvl>
+  </w:abstractNum>
+  <w:abstractNum w:abstractNumId="69" w15:restartNumberingAfterBreak="0">
+    <w:nsid w:val="3F1D0895"/>
+    <w:multiLevelType w:val="hybridMultilevel"/>
+    <w:tmpl w:val="DD5E1514"/>
+    <w:name w:val="__API_DOC_SQUARE_BULLET__2"/>
+    <w:lvl w:ilvl="0" w:tplc="0409000F">
+      <w:start w:val="1"/>
+      <w:numFmt w:val="decimal"/>
+      <w:lvlText w:val="%1."/>
+      <w:lvlJc w:val="left"/>
+      <w:pPr>
+        <w:ind w:left="440" w:hanging="440"/>
+      </w:pPr>
+    </w:lvl>
+    <w:lvl w:ilvl="1" w:tplc="04090017" w:tentative="1">
+      <w:start w:val="1"/>
+      <w:numFmt w:val="aiueoFullWidth"/>
+      <w:lvlText w:val="(%2)"/>
+      <w:lvlJc w:val="left"/>
+      <w:pPr>
+        <w:ind w:left="880" w:hanging="440"/>
+      </w:pPr>
+    </w:lvl>
+    <w:lvl w:ilvl="2" w:tplc="04090011" w:tentative="1">
+      <w:start w:val="1"/>
+      <w:numFmt w:val="decimalEnclosedCircle"/>
+      <w:lvlText w:val="%3"/>
+      <w:lvlJc w:val="left"/>
+      <w:pPr>
+        <w:ind w:left="1320" w:hanging="440"/>
+      </w:pPr>
+    </w:lvl>
+    <w:lvl w:ilvl="3" w:tplc="0409000F" w:tentative="1">
+      <w:start w:val="1"/>
+      <w:numFmt w:val="decimal"/>
+      <w:lvlText w:val="%4."/>
+      <w:lvlJc w:val="left"/>
+      <w:pPr>
+        <w:ind w:left="1760" w:hanging="440"/>
+      </w:pPr>
+    </w:lvl>
+    <w:lvl w:ilvl="4" w:tplc="04090017" w:tentative="1">
+      <w:start w:val="1"/>
+      <w:numFmt w:val="aiueoFullWidth"/>
+      <w:lvlText w:val="(%5)"/>
+      <w:lvlJc w:val="left"/>
+      <w:pPr>
+        <w:ind w:left="2200" w:hanging="440"/>
+      </w:pPr>
+    </w:lvl>
+    <w:lvl w:ilvl="5" w:tplc="04090011" w:tentative="1">
+      <w:start w:val="1"/>
+      <w:numFmt w:val="decimalEnclosedCircle"/>
+      <w:lvlText w:val="%6"/>
+      <w:lvlJc w:val="left"/>
+      <w:pPr>
+        <w:ind w:left="2640" w:hanging="440"/>
+      </w:pPr>
+    </w:lvl>
+    <w:lvl w:ilvl="6" w:tplc="0409000F" w:tentative="1">
+      <w:start w:val="1"/>
+      <w:numFmt w:val="decimal"/>
+      <w:lvlText w:val="%7."/>
+      <w:lvlJc w:val="left"/>
+      <w:pPr>
+        <w:ind w:left="3080" w:hanging="440"/>
+      </w:pPr>
+    </w:lvl>
+    <w:lvl w:ilvl="7" w:tplc="04090017" w:tentative="1">
+      <w:start w:val="1"/>
+      <w:numFmt w:val="aiueoFullWidth"/>
+      <w:lvlText w:val="(%8)"/>
+      <w:lvlJc w:val="left"/>
+      <w:pPr>
+        <w:ind w:left="3520" w:hanging="440"/>
+      </w:pPr>
+    </w:lvl>
+    <w:lvl w:ilvl="8" w:tplc="04090011" w:tentative="1">
+      <w:start w:val="1"/>
+      <w:numFmt w:val="decimalEnclosedCircle"/>
+      <w:lvlText w:val="%9"/>
+      <w:lvlJc w:val="left"/>
+      <w:pPr>
+        <w:ind w:left="3960" w:hanging="440"/>
+      </w:pPr>
+    </w:lvl>
+  </w:abstractNum>
+  <w:abstractNum w:abstractNumId="70" w15:restartNumberingAfterBreak="0">
+    <w:nsid w:val="3F8F15EE"/>
+    <w:multiLevelType w:val="hybridMultilevel"/>
+    <w:tmpl w:val="07EAF4F4"/>
+    <w:name w:val="__API_DOC_SQUARE_BULLET__222222"/>
+    <w:lvl w:ilvl="0" w:tplc="0409000F">
+      <w:start w:val="1"/>
+      <w:numFmt w:val="decimal"/>
+      <w:lvlText w:val="%1."/>
+      <w:lvlJc w:val="left"/>
+      <w:pPr>
+        <w:ind w:left="440" w:hanging="440"/>
+      </w:pPr>
+    </w:lvl>
+    <w:lvl w:ilvl="1" w:tplc="04090017" w:tentative="1">
+      <w:start w:val="1"/>
+      <w:numFmt w:val="aiueoFullWidth"/>
+      <w:lvlText w:val="(%2)"/>
+      <w:lvlJc w:val="left"/>
+      <w:pPr>
+        <w:ind w:left="880" w:hanging="440"/>
+      </w:pPr>
+    </w:lvl>
+    <w:lvl w:ilvl="2" w:tplc="04090011" w:tentative="1">
+      <w:start w:val="1"/>
+      <w:numFmt w:val="decimalEnclosedCircle"/>
+      <w:lvlText w:val="%3"/>
+      <w:lvlJc w:val="left"/>
+      <w:pPr>
+        <w:ind w:left="1320" w:hanging="440"/>
+      </w:pPr>
+    </w:lvl>
+    <w:lvl w:ilvl="3" w:tplc="0409000F" w:tentative="1">
+      <w:start w:val="1"/>
+      <w:numFmt w:val="decimal"/>
+      <w:lvlText w:val="%4."/>
+      <w:lvlJc w:val="left"/>
+      <w:pPr>
+        <w:ind w:left="1760" w:hanging="440"/>
+      </w:pPr>
+    </w:lvl>
+    <w:lvl w:ilvl="4" w:tplc="04090017" w:tentative="1">
+      <w:start w:val="1"/>
+      <w:numFmt w:val="aiueoFullWidth"/>
+      <w:lvlText w:val="(%5)"/>
+      <w:lvlJc w:val="left"/>
+      <w:pPr>
+        <w:ind w:left="2200" w:hanging="440"/>
+      </w:pPr>
+    </w:lvl>
+    <w:lvl w:ilvl="5" w:tplc="04090011" w:tentative="1">
+      <w:start w:val="1"/>
+      <w:numFmt w:val="decimalEnclosedCircle"/>
+      <w:lvlText w:val="%6"/>
+      <w:lvlJc w:val="left"/>
+      <w:pPr>
+        <w:ind w:left="2640" w:hanging="440"/>
+      </w:pPr>
+    </w:lvl>
+    <w:lvl w:ilvl="6" w:tplc="0409000F" w:tentative="1">
+      <w:start w:val="1"/>
+      <w:numFmt w:val="decimal"/>
+      <w:lvlText w:val="%7."/>
+      <w:lvlJc w:val="left"/>
+      <w:pPr>
+        <w:ind w:left="3080" w:hanging="440"/>
+      </w:pPr>
+    </w:lvl>
+    <w:lvl w:ilvl="7" w:tplc="04090017" w:tentative="1">
+      <w:start w:val="1"/>
+      <w:numFmt w:val="aiueoFullWidth"/>
+      <w:lvlText w:val="(%8)"/>
+      <w:lvlJc w:val="left"/>
+      <w:pPr>
+        <w:ind w:left="3520" w:hanging="440"/>
+      </w:pPr>
+    </w:lvl>
+    <w:lvl w:ilvl="8" w:tplc="04090011" w:tentative="1">
+      <w:start w:val="1"/>
+      <w:numFmt w:val="decimalEnclosedCircle"/>
+      <w:lvlText w:val="%9"/>
+      <w:lvlJc w:val="left"/>
+      <w:pPr>
+        <w:ind w:left="3960" w:hanging="440"/>
+      </w:pPr>
     </w:lvl>
   </w:abstractNum>
   <w:abstractNum w:abstractNumId="71" w15:restartNumberingAfterBreak="0">
@@ -43124,6 +43290,93 @@
     </w:lvl>
   </w:abstractNum>
   <w:abstractNum w:abstractNumId="75" w15:restartNumberingAfterBreak="0">
+    <w:nsid w:val="489D7428"/>
+    <w:multiLevelType w:val="hybridMultilevel"/>
+    <w:tmpl w:val="C120A0B6"/>
+    <w:name w:val="__API_DOC_SQUARE_BULLET__222"/>
+    <w:lvl w:ilvl="0" w:tplc="0409000F">
+      <w:start w:val="1"/>
+      <w:numFmt w:val="decimal"/>
+      <w:lvlText w:val="%1."/>
+      <w:lvlJc w:val="left"/>
+      <w:pPr>
+        <w:ind w:left="440" w:hanging="440"/>
+      </w:pPr>
+    </w:lvl>
+    <w:lvl w:ilvl="1" w:tplc="04090017" w:tentative="1">
+      <w:start w:val="1"/>
+      <w:numFmt w:val="aiueoFullWidth"/>
+      <w:lvlText w:val="(%2)"/>
+      <w:lvlJc w:val="left"/>
+      <w:pPr>
+        <w:ind w:left="880" w:hanging="440"/>
+      </w:pPr>
+    </w:lvl>
+    <w:lvl w:ilvl="2" w:tplc="04090011" w:tentative="1">
+      <w:start w:val="1"/>
+      <w:numFmt w:val="decimalEnclosedCircle"/>
+      <w:lvlText w:val="%3"/>
+      <w:lvlJc w:val="left"/>
+      <w:pPr>
+        <w:ind w:left="1320" w:hanging="440"/>
+      </w:pPr>
+    </w:lvl>
+    <w:lvl w:ilvl="3" w:tplc="0409000F" w:tentative="1">
+      <w:start w:val="1"/>
+      <w:numFmt w:val="decimal"/>
+      <w:lvlText w:val="%4."/>
+      <w:lvlJc w:val="left"/>
+      <w:pPr>
+        <w:ind w:left="1760" w:hanging="440"/>
+      </w:pPr>
+    </w:lvl>
+    <w:lvl w:ilvl="4" w:tplc="04090017" w:tentative="1">
+      <w:start w:val="1"/>
+      <w:numFmt w:val="aiueoFullWidth"/>
+      <w:lvlText w:val="(%5)"/>
+      <w:lvlJc w:val="left"/>
+      <w:pPr>
+        <w:ind w:left="2200" w:hanging="440"/>
+      </w:pPr>
+    </w:lvl>
+    <w:lvl w:ilvl="5" w:tplc="04090011" w:tentative="1">
+      <w:start w:val="1"/>
+      <w:numFmt w:val="decimalEnclosedCircle"/>
+      <w:lvlText w:val="%6"/>
+      <w:lvlJc w:val="left"/>
+      <w:pPr>
+        <w:ind w:left="2640" w:hanging="440"/>
+      </w:pPr>
+    </w:lvl>
+    <w:lvl w:ilvl="6" w:tplc="0409000F" w:tentative="1">
+      <w:start w:val="1"/>
+      <w:numFmt w:val="decimal"/>
+      <w:lvlText w:val="%7."/>
+      <w:lvlJc w:val="left"/>
+      <w:pPr>
+        <w:ind w:left="3080" w:hanging="440"/>
+      </w:pPr>
+    </w:lvl>
+    <w:lvl w:ilvl="7" w:tplc="04090017" w:tentative="1">
+      <w:start w:val="1"/>
+      <w:numFmt w:val="aiueoFullWidth"/>
+      <w:lvlText w:val="(%8)"/>
+      <w:lvlJc w:val="left"/>
+      <w:pPr>
+        <w:ind w:left="3520" w:hanging="440"/>
+      </w:pPr>
+    </w:lvl>
+    <w:lvl w:ilvl="8" w:tplc="04090011" w:tentative="1">
+      <w:start w:val="1"/>
+      <w:numFmt w:val="decimalEnclosedCircle"/>
+      <w:lvlText w:val="%9"/>
+      <w:lvlJc w:val="left"/>
+      <w:pPr>
+        <w:ind w:left="3960" w:hanging="440"/>
+      </w:pPr>
+    </w:lvl>
+  </w:abstractNum>
+  <w:abstractNum w:abstractNumId="76" w15:restartNumberingAfterBreak="0">
     <w:nsid w:val="48E1188C"/>
     <w:multiLevelType w:val="hybridMultilevel"/>
     <w:tmpl w:val="F0FEE114"/>
@@ -43215,7 +43468,7 @@
       </w:pPr>
     </w:lvl>
   </w:abstractNum>
-  <w:abstractNum w:abstractNumId="76" w15:restartNumberingAfterBreak="0">
+  <w:abstractNum w:abstractNumId="77" w15:restartNumberingAfterBreak="0">
     <w:nsid w:val="49B01F11"/>
     <w:multiLevelType w:val="multilevel"/>
     <w:tmpl w:val="14E29A24"/>
@@ -43364,7 +43617,7 @@
       </w:rPr>
     </w:lvl>
   </w:abstractNum>
-  <w:abstractNum w:abstractNumId="77" w15:restartNumberingAfterBreak="0">
+  <w:abstractNum w:abstractNumId="78" w15:restartNumberingAfterBreak="0">
     <w:nsid w:val="49D95C06"/>
     <w:multiLevelType w:val="hybridMultilevel"/>
     <w:tmpl w:val="BBC4E07A"/>
@@ -43477,7 +43730,7 @@
       </w:rPr>
     </w:lvl>
   </w:abstractNum>
-  <w:abstractNum w:abstractNumId="78" w15:restartNumberingAfterBreak="0">
+  <w:abstractNum w:abstractNumId="79" w15:restartNumberingAfterBreak="0">
     <w:nsid w:val="4ACA7AD8"/>
     <w:multiLevelType w:val="multilevel"/>
     <w:tmpl w:val="E50C8A80"/>
@@ -43590,7 +43843,7 @@
       </w:rPr>
     </w:lvl>
   </w:abstractNum>
-  <w:abstractNum w:abstractNumId="79" w15:restartNumberingAfterBreak="0">
+  <w:abstractNum w:abstractNumId="80" w15:restartNumberingAfterBreak="0">
     <w:nsid w:val="4BF95523"/>
     <w:multiLevelType w:val="multilevel"/>
     <w:tmpl w:val="BD8AF998"/>
@@ -43704,7 +43957,7 @@
       </w:rPr>
     </w:lvl>
   </w:abstractNum>
-  <w:abstractNum w:abstractNumId="80" w15:restartNumberingAfterBreak="0">
+  <w:abstractNum w:abstractNumId="81" w15:restartNumberingAfterBreak="0">
     <w:nsid w:val="4C410C97"/>
     <w:multiLevelType w:val="hybridMultilevel"/>
     <w:tmpl w:val="5FA0182E"/>
@@ -43817,7 +44070,7 @@
       </w:rPr>
     </w:lvl>
   </w:abstractNum>
-  <w:abstractNum w:abstractNumId="81" w15:restartNumberingAfterBreak="0">
+  <w:abstractNum w:abstractNumId="82" w15:restartNumberingAfterBreak="0">
     <w:nsid w:val="4C6E50A5"/>
     <w:multiLevelType w:val="multilevel"/>
     <w:tmpl w:val="4988599A"/>
@@ -43931,7 +44184,7 @@
       </w:rPr>
     </w:lvl>
   </w:abstractNum>
-  <w:abstractNum w:abstractNumId="82" w15:restartNumberingAfterBreak="0">
+  <w:abstractNum w:abstractNumId="83" w15:restartNumberingAfterBreak="0">
     <w:nsid w:val="4DD35AC5"/>
     <w:multiLevelType w:val="multilevel"/>
     <w:tmpl w:val="BD8AF998"/>
@@ -44045,7 +44298,7 @@
       </w:rPr>
     </w:lvl>
   </w:abstractNum>
-  <w:abstractNum w:abstractNumId="83" w15:restartNumberingAfterBreak="0">
+  <w:abstractNum w:abstractNumId="84" w15:restartNumberingAfterBreak="0">
     <w:nsid w:val="4E5D1EA2"/>
     <w:multiLevelType w:val="multilevel"/>
     <w:tmpl w:val="BD8AF998"/>
@@ -44159,7 +44412,7 @@
       </w:rPr>
     </w:lvl>
   </w:abstractNum>
-  <w:abstractNum w:abstractNumId="84" w15:restartNumberingAfterBreak="0">
+  <w:abstractNum w:abstractNumId="85" w15:restartNumberingAfterBreak="0">
     <w:nsid w:val="4F5E1FF6"/>
     <w:multiLevelType w:val="hybridMultilevel"/>
     <w:tmpl w:val="C15C80F2"/>
@@ -44272,7 +44525,7 @@
       </w:rPr>
     </w:lvl>
   </w:abstractNum>
-  <w:abstractNum w:abstractNumId="85" w15:restartNumberingAfterBreak="0">
+  <w:abstractNum w:abstractNumId="86" w15:restartNumberingAfterBreak="0">
     <w:nsid w:val="4FAE10FC"/>
     <w:multiLevelType w:val="multilevel"/>
     <w:tmpl w:val="AF2260C8"/>
@@ -44385,7 +44638,7 @@
       </w:rPr>
     </w:lvl>
   </w:abstractNum>
-  <w:abstractNum w:abstractNumId="86" w15:restartNumberingAfterBreak="0">
+  <w:abstractNum w:abstractNumId="87" w15:restartNumberingAfterBreak="0">
     <w:nsid w:val="50B3342D"/>
     <w:multiLevelType w:val="hybridMultilevel"/>
     <w:tmpl w:val="BCC6A66E"/>
@@ -44498,7 +44751,7 @@
       </w:rPr>
     </w:lvl>
   </w:abstractNum>
-  <w:abstractNum w:abstractNumId="87" w15:restartNumberingAfterBreak="0">
+  <w:abstractNum w:abstractNumId="88" w15:restartNumberingAfterBreak="0">
     <w:nsid w:val="544A63CF"/>
     <w:multiLevelType w:val="hybridMultilevel"/>
     <w:tmpl w:val="7D50F8D0"/>
@@ -44590,7 +44843,7 @@
       </w:pPr>
     </w:lvl>
   </w:abstractNum>
-  <w:abstractNum w:abstractNumId="88" w15:restartNumberingAfterBreak="0">
+  <w:abstractNum w:abstractNumId="89" w15:restartNumberingAfterBreak="0">
     <w:nsid w:val="54B27B66"/>
     <w:multiLevelType w:val="multilevel"/>
     <w:tmpl w:val="C188F960"/>
@@ -44704,7 +44957,7 @@
       </w:rPr>
     </w:lvl>
   </w:abstractNum>
-  <w:abstractNum w:abstractNumId="89" w15:restartNumberingAfterBreak="0">
+  <w:abstractNum w:abstractNumId="90" w15:restartNumberingAfterBreak="0">
     <w:nsid w:val="54D81CE0"/>
     <w:multiLevelType w:val="multilevel"/>
     <w:tmpl w:val="BD8AF998"/>
@@ -44818,7 +45071,7 @@
       </w:rPr>
     </w:lvl>
   </w:abstractNum>
-  <w:abstractNum w:abstractNumId="90" w15:restartNumberingAfterBreak="0">
+  <w:abstractNum w:abstractNumId="91" w15:restartNumberingAfterBreak="0">
     <w:nsid w:val="56D50314"/>
     <w:multiLevelType w:val="hybridMultilevel"/>
     <w:tmpl w:val="56207F00"/>
@@ -44931,181 +45184,7 @@
       </w:rPr>
     </w:lvl>
   </w:abstractNum>
-  <w:abstractNum w:abstractNumId="91" w15:restartNumberingAfterBreak="0">
-    <w:nsid w:val="56FB317E"/>
-    <w:multiLevelType w:val="hybridMultilevel"/>
-    <w:tmpl w:val="EBD02C7E"/>
-    <w:name w:val="__API_DOC_SQUARE_BULLET__22222"/>
-    <w:lvl w:ilvl="0" w:tplc="0409000F">
-      <w:start w:val="1"/>
-      <w:numFmt w:val="decimal"/>
-      <w:lvlText w:val="%1."/>
-      <w:lvlJc w:val="left"/>
-      <w:pPr>
-        <w:ind w:left="440" w:hanging="440"/>
-      </w:pPr>
-    </w:lvl>
-    <w:lvl w:ilvl="1" w:tplc="04090017" w:tentative="1">
-      <w:start w:val="1"/>
-      <w:numFmt w:val="aiueoFullWidth"/>
-      <w:lvlText w:val="(%2)"/>
-      <w:lvlJc w:val="left"/>
-      <w:pPr>
-        <w:ind w:left="880" w:hanging="440"/>
-      </w:pPr>
-    </w:lvl>
-    <w:lvl w:ilvl="2" w:tplc="04090011" w:tentative="1">
-      <w:start w:val="1"/>
-      <w:numFmt w:val="decimalEnclosedCircle"/>
-      <w:lvlText w:val="%3"/>
-      <w:lvlJc w:val="left"/>
-      <w:pPr>
-        <w:ind w:left="1320" w:hanging="440"/>
-      </w:pPr>
-    </w:lvl>
-    <w:lvl w:ilvl="3" w:tplc="0409000F" w:tentative="1">
-      <w:start w:val="1"/>
-      <w:numFmt w:val="decimal"/>
-      <w:lvlText w:val="%4."/>
-      <w:lvlJc w:val="left"/>
-      <w:pPr>
-        <w:ind w:left="1760" w:hanging="440"/>
-      </w:pPr>
-    </w:lvl>
-    <w:lvl w:ilvl="4" w:tplc="04090017" w:tentative="1">
-      <w:start w:val="1"/>
-      <w:numFmt w:val="aiueoFullWidth"/>
-      <w:lvlText w:val="(%5)"/>
-      <w:lvlJc w:val="left"/>
-      <w:pPr>
-        <w:ind w:left="2200" w:hanging="440"/>
-      </w:pPr>
-    </w:lvl>
-    <w:lvl w:ilvl="5" w:tplc="04090011" w:tentative="1">
-      <w:start w:val="1"/>
-      <w:numFmt w:val="decimalEnclosedCircle"/>
-      <w:lvlText w:val="%6"/>
-      <w:lvlJc w:val="left"/>
-      <w:pPr>
-        <w:ind w:left="2640" w:hanging="440"/>
-      </w:pPr>
-    </w:lvl>
-    <w:lvl w:ilvl="6" w:tplc="0409000F" w:tentative="1">
-      <w:start w:val="1"/>
-      <w:numFmt w:val="decimal"/>
-      <w:lvlText w:val="%7."/>
-      <w:lvlJc w:val="left"/>
-      <w:pPr>
-        <w:ind w:left="3080" w:hanging="440"/>
-      </w:pPr>
-    </w:lvl>
-    <w:lvl w:ilvl="7" w:tplc="04090017" w:tentative="1">
-      <w:start w:val="1"/>
-      <w:numFmt w:val="aiueoFullWidth"/>
-      <w:lvlText w:val="(%8)"/>
-      <w:lvlJc w:val="left"/>
-      <w:pPr>
-        <w:ind w:left="3520" w:hanging="440"/>
-      </w:pPr>
-    </w:lvl>
-    <w:lvl w:ilvl="8" w:tplc="04090011" w:tentative="1">
-      <w:start w:val="1"/>
-      <w:numFmt w:val="decimalEnclosedCircle"/>
-      <w:lvlText w:val="%9"/>
-      <w:lvlJc w:val="left"/>
-      <w:pPr>
-        <w:ind w:left="3960" w:hanging="440"/>
-      </w:pPr>
-    </w:lvl>
-  </w:abstractNum>
   <w:abstractNum w:abstractNumId="92" w15:restartNumberingAfterBreak="0">
-    <w:nsid w:val="574D7943"/>
-    <w:multiLevelType w:val="hybridMultilevel"/>
-    <w:tmpl w:val="AB00CD78"/>
-    <w:name w:val="__API_DOC_SQUARE_BULLET__22"/>
-    <w:lvl w:ilvl="0" w:tplc="0409000F">
-      <w:start w:val="1"/>
-      <w:numFmt w:val="decimal"/>
-      <w:lvlText w:val="%1."/>
-      <w:lvlJc w:val="left"/>
-      <w:pPr>
-        <w:ind w:left="440" w:hanging="440"/>
-      </w:pPr>
-    </w:lvl>
-    <w:lvl w:ilvl="1" w:tplc="04090017" w:tentative="1">
-      <w:start w:val="1"/>
-      <w:numFmt w:val="aiueoFullWidth"/>
-      <w:lvlText w:val="(%2)"/>
-      <w:lvlJc w:val="left"/>
-      <w:pPr>
-        <w:ind w:left="880" w:hanging="440"/>
-      </w:pPr>
-    </w:lvl>
-    <w:lvl w:ilvl="2" w:tplc="04090011" w:tentative="1">
-      <w:start w:val="1"/>
-      <w:numFmt w:val="decimalEnclosedCircle"/>
-      <w:lvlText w:val="%3"/>
-      <w:lvlJc w:val="left"/>
-      <w:pPr>
-        <w:ind w:left="1320" w:hanging="440"/>
-      </w:pPr>
-    </w:lvl>
-    <w:lvl w:ilvl="3" w:tplc="0409000F" w:tentative="1">
-      <w:start w:val="1"/>
-      <w:numFmt w:val="decimal"/>
-      <w:lvlText w:val="%4."/>
-      <w:lvlJc w:val="left"/>
-      <w:pPr>
-        <w:ind w:left="1760" w:hanging="440"/>
-      </w:pPr>
-    </w:lvl>
-    <w:lvl w:ilvl="4" w:tplc="04090017" w:tentative="1">
-      <w:start w:val="1"/>
-      <w:numFmt w:val="aiueoFullWidth"/>
-      <w:lvlText w:val="(%5)"/>
-      <w:lvlJc w:val="left"/>
-      <w:pPr>
-        <w:ind w:left="2200" w:hanging="440"/>
-      </w:pPr>
-    </w:lvl>
-    <w:lvl w:ilvl="5" w:tplc="04090011" w:tentative="1">
-      <w:start w:val="1"/>
-      <w:numFmt w:val="decimalEnclosedCircle"/>
-      <w:lvlText w:val="%6"/>
-      <w:lvlJc w:val="left"/>
-      <w:pPr>
-        <w:ind w:left="2640" w:hanging="440"/>
-      </w:pPr>
-    </w:lvl>
-    <w:lvl w:ilvl="6" w:tplc="0409000F" w:tentative="1">
-      <w:start w:val="1"/>
-      <w:numFmt w:val="decimal"/>
-      <w:lvlText w:val="%7."/>
-      <w:lvlJc w:val="left"/>
-      <w:pPr>
-        <w:ind w:left="3080" w:hanging="440"/>
-      </w:pPr>
-    </w:lvl>
-    <w:lvl w:ilvl="7" w:tplc="04090017" w:tentative="1">
-      <w:start w:val="1"/>
-      <w:numFmt w:val="aiueoFullWidth"/>
-      <w:lvlText w:val="(%8)"/>
-      <w:lvlJc w:val="left"/>
-      <w:pPr>
-        <w:ind w:left="3520" w:hanging="440"/>
-      </w:pPr>
-    </w:lvl>
-    <w:lvl w:ilvl="8" w:tplc="04090011" w:tentative="1">
-      <w:start w:val="1"/>
-      <w:numFmt w:val="decimalEnclosedCircle"/>
-      <w:lvlText w:val="%9"/>
-      <w:lvlJc w:val="left"/>
-      <w:pPr>
-        <w:ind w:left="3960" w:hanging="440"/>
-      </w:pPr>
-    </w:lvl>
-  </w:abstractNum>
-  <w:abstractNum w:abstractNumId="93" w15:restartNumberingAfterBreak="0">
     <w:nsid w:val="58CD00FF"/>
     <w:multiLevelType w:val="hybridMultilevel"/>
     <w:tmpl w:val="D70C9DFE"/>
@@ -45218,7 +45297,7 @@
       </w:rPr>
     </w:lvl>
   </w:abstractNum>
-  <w:abstractNum w:abstractNumId="94" w15:restartNumberingAfterBreak="0">
+  <w:abstractNum w:abstractNumId="93" w15:restartNumberingAfterBreak="0">
     <w:nsid w:val="5A5525DA"/>
     <w:multiLevelType w:val="hybridMultilevel"/>
     <w:tmpl w:val="44F01D84"/>
@@ -45331,7 +45410,7 @@
       </w:rPr>
     </w:lvl>
   </w:abstractNum>
-  <w:abstractNum w:abstractNumId="95" w15:restartNumberingAfterBreak="0">
+  <w:abstractNum w:abstractNumId="94" w15:restartNumberingAfterBreak="0">
     <w:nsid w:val="5BF57D0E"/>
     <w:multiLevelType w:val="hybridMultilevel"/>
     <w:tmpl w:val="A894E476"/>
@@ -45444,7 +45523,7 @@
       </w:rPr>
     </w:lvl>
   </w:abstractNum>
-  <w:abstractNum w:abstractNumId="96" w15:restartNumberingAfterBreak="0">
+  <w:abstractNum w:abstractNumId="95" w15:restartNumberingAfterBreak="0">
     <w:nsid w:val="5DCA614C"/>
     <w:multiLevelType w:val="hybridMultilevel"/>
     <w:tmpl w:val="0E925240"/>
@@ -45557,7 +45636,7 @@
       </w:rPr>
     </w:lvl>
   </w:abstractNum>
-  <w:abstractNum w:abstractNumId="97" w15:restartNumberingAfterBreak="0">
+  <w:abstractNum w:abstractNumId="96" w15:restartNumberingAfterBreak="0">
     <w:nsid w:val="5DF3041A"/>
     <w:multiLevelType w:val="hybridMultilevel"/>
     <w:tmpl w:val="2818AE68"/>
@@ -45670,7 +45749,7 @@
       </w:rPr>
     </w:lvl>
   </w:abstractNum>
-  <w:abstractNum w:abstractNumId="98" w15:restartNumberingAfterBreak="0">
+  <w:abstractNum w:abstractNumId="97" w15:restartNumberingAfterBreak="0">
     <w:nsid w:val="5EB168C1"/>
     <w:multiLevelType w:val="hybridMultilevel"/>
     <w:tmpl w:val="253A726E"/>
@@ -45783,7 +45862,7 @@
       </w:rPr>
     </w:lvl>
   </w:abstractNum>
-  <w:abstractNum w:abstractNumId="99" w15:restartNumberingAfterBreak="0">
+  <w:abstractNum w:abstractNumId="98" w15:restartNumberingAfterBreak="0">
     <w:nsid w:val="609F050F"/>
     <w:multiLevelType w:val="hybridMultilevel"/>
     <w:tmpl w:val="A0BCC050"/>
@@ -45896,7 +45975,7 @@
       </w:rPr>
     </w:lvl>
   </w:abstractNum>
-  <w:abstractNum w:abstractNumId="100" w15:restartNumberingAfterBreak="0">
+  <w:abstractNum w:abstractNumId="99" w15:restartNumberingAfterBreak="0">
     <w:nsid w:val="619B4102"/>
     <w:multiLevelType w:val="multilevel"/>
     <w:tmpl w:val="5862218A"/>
@@ -46010,7 +46089,7 @@
       </w:rPr>
     </w:lvl>
   </w:abstractNum>
-  <w:abstractNum w:abstractNumId="101" w15:restartNumberingAfterBreak="0">
+  <w:abstractNum w:abstractNumId="100" w15:restartNumberingAfterBreak="0">
     <w:nsid w:val="62E708FD"/>
     <w:multiLevelType w:val="hybridMultilevel"/>
     <w:tmpl w:val="0DEA3BDE"/>
@@ -46123,7 +46202,7 @@
       </w:rPr>
     </w:lvl>
   </w:abstractNum>
-  <w:abstractNum w:abstractNumId="102" w15:restartNumberingAfterBreak="0">
+  <w:abstractNum w:abstractNumId="101" w15:restartNumberingAfterBreak="0">
     <w:nsid w:val="631B43AC"/>
     <w:multiLevelType w:val="hybridMultilevel"/>
     <w:tmpl w:val="D36EB08E"/>
@@ -46236,7 +46315,7 @@
       </w:rPr>
     </w:lvl>
   </w:abstractNum>
-  <w:abstractNum w:abstractNumId="103" w15:restartNumberingAfterBreak="0">
+  <w:abstractNum w:abstractNumId="102" w15:restartNumberingAfterBreak="0">
     <w:nsid w:val="636328EB"/>
     <w:multiLevelType w:val="hybridMultilevel"/>
     <w:tmpl w:val="D17042BA"/>
@@ -46347,6 +46426,93 @@
       <w:rPr>
         <w:rFonts w:ascii="Meiryo UI" w:hAnsi="Meiryo UI" w:eastAsia="Meiryo UI" w:cs="Meiryo UI" w:hint="default"/>
       </w:rPr>
+    </w:lvl>
+  </w:abstractNum>
+  <w:abstractNum w:abstractNumId="103" w15:restartNumberingAfterBreak="0">
+    <w:nsid w:val="666F0F01"/>
+    <w:multiLevelType w:val="hybridMultilevel"/>
+    <w:tmpl w:val="8294CDF0"/>
+    <w:name w:val="__API_DOC_SQUARE_BULLET__22222"/>
+    <w:lvl w:ilvl="0" w:tplc="0409000F">
+      <w:start w:val="1"/>
+      <w:numFmt w:val="decimal"/>
+      <w:lvlText w:val="%1."/>
+      <w:lvlJc w:val="left"/>
+      <w:pPr>
+        <w:ind w:left="440" w:hanging="440"/>
+      </w:pPr>
+    </w:lvl>
+    <w:lvl w:ilvl="1" w:tplc="04090017" w:tentative="1">
+      <w:start w:val="1"/>
+      <w:numFmt w:val="aiueoFullWidth"/>
+      <w:lvlText w:val="(%2)"/>
+      <w:lvlJc w:val="left"/>
+      <w:pPr>
+        <w:ind w:left="880" w:hanging="440"/>
+      </w:pPr>
+    </w:lvl>
+    <w:lvl w:ilvl="2" w:tplc="04090011" w:tentative="1">
+      <w:start w:val="1"/>
+      <w:numFmt w:val="decimalEnclosedCircle"/>
+      <w:lvlText w:val="%3"/>
+      <w:lvlJc w:val="left"/>
+      <w:pPr>
+        <w:ind w:left="1320" w:hanging="440"/>
+      </w:pPr>
+    </w:lvl>
+    <w:lvl w:ilvl="3" w:tplc="0409000F" w:tentative="1">
+      <w:start w:val="1"/>
+      <w:numFmt w:val="decimal"/>
+      <w:lvlText w:val="%4."/>
+      <w:lvlJc w:val="left"/>
+      <w:pPr>
+        <w:ind w:left="1760" w:hanging="440"/>
+      </w:pPr>
+    </w:lvl>
+    <w:lvl w:ilvl="4" w:tplc="04090017" w:tentative="1">
+      <w:start w:val="1"/>
+      <w:numFmt w:val="aiueoFullWidth"/>
+      <w:lvlText w:val="(%5)"/>
+      <w:lvlJc w:val="left"/>
+      <w:pPr>
+        <w:ind w:left="2200" w:hanging="440"/>
+      </w:pPr>
+    </w:lvl>
+    <w:lvl w:ilvl="5" w:tplc="04090011" w:tentative="1">
+      <w:start w:val="1"/>
+      <w:numFmt w:val="decimalEnclosedCircle"/>
+      <w:lvlText w:val="%6"/>
+      <w:lvlJc w:val="left"/>
+      <w:pPr>
+        <w:ind w:left="2640" w:hanging="440"/>
+      </w:pPr>
+    </w:lvl>
+    <w:lvl w:ilvl="6" w:tplc="0409000F" w:tentative="1">
+      <w:start w:val="1"/>
+      <w:numFmt w:val="decimal"/>
+      <w:lvlText w:val="%7."/>
+      <w:lvlJc w:val="left"/>
+      <w:pPr>
+        <w:ind w:left="3080" w:hanging="440"/>
+      </w:pPr>
+    </w:lvl>
+    <w:lvl w:ilvl="7" w:tplc="04090017" w:tentative="1">
+      <w:start w:val="1"/>
+      <w:numFmt w:val="aiueoFullWidth"/>
+      <w:lvlText w:val="(%8)"/>
+      <w:lvlJc w:val="left"/>
+      <w:pPr>
+        <w:ind w:left="3520" w:hanging="440"/>
+      </w:pPr>
+    </w:lvl>
+    <w:lvl w:ilvl="8" w:tplc="04090011" w:tentative="1">
+      <w:start w:val="1"/>
+      <w:numFmt w:val="decimalEnclosedCircle"/>
+      <w:lvlText w:val="%9"/>
+      <w:lvlJc w:val="left"/>
+      <w:pPr>
+        <w:ind w:left="3960" w:hanging="440"/>
+      </w:pPr>
     </w:lvl>
   </w:abstractNum>
   <w:abstractNum w:abstractNumId="104" w15:restartNumberingAfterBreak="0">
@@ -46895,7 +47061,545 @@
     </w:lvl>
   </w:abstractNum>
   <w:abstractNum w:abstractNumId="109" w15:restartNumberingAfterBreak="0">
-    <w:nsid w:val="6F195282"/>
+    <w:nsid w:val="6F4D1CAB"/>
+    <w:multiLevelType w:val="hybridMultilevel"/>
+    <w:tmpl w:val="1012BE32"/>
+    <w:lvl w:ilvl="0" w:tplc="04090003">
+      <w:start w:val="1"/>
+      <w:numFmt w:val="bullet"/>
+      <w:lvlText w:val="■"/>
+      <w:lvlJc w:val="left"/>
+      <w:pPr>
+        <w:ind w:left="680" w:hanging="440"/>
+      </w:pPr>
+      <w:rPr>
+        <w:rFonts w:ascii="Meiryo UI" w:hAnsi="Meiryo UI" w:eastAsia="Meiryo UI" w:cs="Meiryo UI" w:hint="default"/>
+      </w:rPr>
+    </w:lvl>
+    <w:lvl w:ilvl="1" w:tplc="0409000B" w:tentative="1">
+      <w:start w:val="1"/>
+      <w:numFmt w:val="bullet"/>
+      <w:lvlText w:val="■"/>
+      <w:lvlJc w:val="left"/>
+      <w:pPr>
+        <w:ind w:left="1120" w:hanging="440"/>
+      </w:pPr>
+      <w:rPr>
+        <w:rFonts w:ascii="Meiryo UI" w:hAnsi="Meiryo UI" w:eastAsia="Meiryo UI" w:cs="Meiryo UI" w:hint="default"/>
+      </w:rPr>
+    </w:lvl>
+    <w:lvl w:ilvl="2" w:tplc="0409000D" w:tentative="1">
+      <w:start w:val="1"/>
+      <w:numFmt w:val="bullet"/>
+      <w:lvlText w:val="■"/>
+      <w:lvlJc w:val="left"/>
+      <w:pPr>
+        <w:ind w:left="1560" w:hanging="440"/>
+      </w:pPr>
+      <w:rPr>
+        <w:rFonts w:ascii="Meiryo UI" w:hAnsi="Meiryo UI" w:eastAsia="Meiryo UI" w:cs="Meiryo UI" w:hint="default"/>
+      </w:rPr>
+    </w:lvl>
+    <w:lvl w:ilvl="3" w:tplc="04090001" w:tentative="1">
+      <w:start w:val="1"/>
+      <w:numFmt w:val="bullet"/>
+      <w:lvlText w:val="■"/>
+      <w:lvlJc w:val="left"/>
+      <w:pPr>
+        <w:ind w:left="2000" w:hanging="440"/>
+      </w:pPr>
+      <w:rPr>
+        <w:rFonts w:ascii="Meiryo UI" w:hAnsi="Meiryo UI" w:eastAsia="Meiryo UI" w:cs="Meiryo UI" w:hint="default"/>
+      </w:rPr>
+    </w:lvl>
+    <w:lvl w:ilvl="4" w:tplc="0409000B" w:tentative="1">
+      <w:start w:val="1"/>
+      <w:numFmt w:val="bullet"/>
+      <w:lvlText w:val="■"/>
+      <w:lvlJc w:val="left"/>
+      <w:pPr>
+        <w:ind w:left="2440" w:hanging="440"/>
+      </w:pPr>
+      <w:rPr>
+        <w:rFonts w:ascii="Meiryo UI" w:hAnsi="Meiryo UI" w:eastAsia="Meiryo UI" w:cs="Meiryo UI" w:hint="default"/>
+      </w:rPr>
+    </w:lvl>
+    <w:lvl w:ilvl="5" w:tplc="0409000D" w:tentative="1">
+      <w:start w:val="1"/>
+      <w:numFmt w:val="bullet"/>
+      <w:lvlText w:val="■"/>
+      <w:lvlJc w:val="left"/>
+      <w:pPr>
+        <w:ind w:left="2880" w:hanging="440"/>
+      </w:pPr>
+      <w:rPr>
+        <w:rFonts w:ascii="Meiryo UI" w:hAnsi="Meiryo UI" w:eastAsia="Meiryo UI" w:cs="Meiryo UI" w:hint="default"/>
+      </w:rPr>
+    </w:lvl>
+    <w:lvl w:ilvl="6" w:tplc="04090001" w:tentative="1">
+      <w:start w:val="1"/>
+      <w:numFmt w:val="bullet"/>
+      <w:lvlText w:val="■"/>
+      <w:lvlJc w:val="left"/>
+      <w:pPr>
+        <w:ind w:left="3320" w:hanging="440"/>
+      </w:pPr>
+      <w:rPr>
+        <w:rFonts w:ascii="Meiryo UI" w:hAnsi="Meiryo UI" w:eastAsia="Meiryo UI" w:cs="Meiryo UI" w:hint="default"/>
+      </w:rPr>
+    </w:lvl>
+    <w:lvl w:ilvl="7" w:tplc="0409000B" w:tentative="1">
+      <w:start w:val="1"/>
+      <w:numFmt w:val="bullet"/>
+      <w:lvlText w:val="■"/>
+      <w:lvlJc w:val="left"/>
+      <w:pPr>
+        <w:ind w:left="3760" w:hanging="440"/>
+      </w:pPr>
+      <w:rPr>
+        <w:rFonts w:ascii="Meiryo UI" w:hAnsi="Meiryo UI" w:eastAsia="Meiryo UI" w:cs="Meiryo UI" w:hint="default"/>
+      </w:rPr>
+    </w:lvl>
+    <w:lvl w:ilvl="8" w:tplc="0409000D" w:tentative="1">
+      <w:start w:val="1"/>
+      <w:numFmt w:val="bullet"/>
+      <w:lvlText w:val="■"/>
+      <w:lvlJc w:val="left"/>
+      <w:pPr>
+        <w:ind w:left="4200" w:hanging="440"/>
+      </w:pPr>
+      <w:rPr>
+        <w:rFonts w:ascii="Meiryo UI" w:hAnsi="Meiryo UI" w:eastAsia="Meiryo UI" w:cs="Meiryo UI" w:hint="default"/>
+      </w:rPr>
+    </w:lvl>
+  </w:abstractNum>
+  <w:abstractNum w:abstractNumId="110" w15:restartNumberingAfterBreak="0">
+    <w:nsid w:val="715A55EB"/>
+    <w:multiLevelType w:val="hybridMultilevel"/>
+    <w:tmpl w:val="E48A019C"/>
+    <w:lvl w:ilvl="0" w:tplc="0409000F">
+      <w:start w:val="1"/>
+      <w:numFmt w:val="decimal"/>
+      <w:lvlText w:val="%1."/>
+      <w:lvlJc w:val="left"/>
+      <w:pPr>
+        <w:ind w:left="440" w:hanging="440"/>
+      </w:pPr>
+    </w:lvl>
+    <w:lvl w:ilvl="1" w:tplc="04090017" w:tentative="1">
+      <w:start w:val="1"/>
+      <w:numFmt w:val="aiueoFullWidth"/>
+      <w:lvlText w:val="(%2)"/>
+      <w:lvlJc w:val="left"/>
+      <w:pPr>
+        <w:ind w:left="880" w:hanging="440"/>
+      </w:pPr>
+    </w:lvl>
+    <w:lvl w:ilvl="2" w:tplc="04090011" w:tentative="1">
+      <w:start w:val="1"/>
+      <w:numFmt w:val="decimalEnclosedCircle"/>
+      <w:lvlText w:val="%3"/>
+      <w:lvlJc w:val="left"/>
+      <w:pPr>
+        <w:ind w:left="1320" w:hanging="440"/>
+      </w:pPr>
+    </w:lvl>
+    <w:lvl w:ilvl="3" w:tplc="0409000F" w:tentative="1">
+      <w:start w:val="1"/>
+      <w:numFmt w:val="decimal"/>
+      <w:lvlText w:val="%4."/>
+      <w:lvlJc w:val="left"/>
+      <w:pPr>
+        <w:ind w:left="1760" w:hanging="440"/>
+      </w:pPr>
+    </w:lvl>
+    <w:lvl w:ilvl="4" w:tplc="04090017" w:tentative="1">
+      <w:start w:val="1"/>
+      <w:numFmt w:val="aiueoFullWidth"/>
+      <w:lvlText w:val="(%5)"/>
+      <w:lvlJc w:val="left"/>
+      <w:pPr>
+        <w:ind w:left="2200" w:hanging="440"/>
+      </w:pPr>
+    </w:lvl>
+    <w:lvl w:ilvl="5" w:tplc="04090011" w:tentative="1">
+      <w:start w:val="1"/>
+      <w:numFmt w:val="decimalEnclosedCircle"/>
+      <w:lvlText w:val="%6"/>
+      <w:lvlJc w:val="left"/>
+      <w:pPr>
+        <w:ind w:left="2640" w:hanging="440"/>
+      </w:pPr>
+    </w:lvl>
+    <w:lvl w:ilvl="6" w:tplc="0409000F" w:tentative="1">
+      <w:start w:val="1"/>
+      <w:numFmt w:val="decimal"/>
+      <w:lvlText w:val="%7."/>
+      <w:lvlJc w:val="left"/>
+      <w:pPr>
+        <w:ind w:left="3080" w:hanging="440"/>
+      </w:pPr>
+    </w:lvl>
+    <w:lvl w:ilvl="7" w:tplc="04090017" w:tentative="1">
+      <w:start w:val="1"/>
+      <w:numFmt w:val="aiueoFullWidth"/>
+      <w:lvlText w:val="(%8)"/>
+      <w:lvlJc w:val="left"/>
+      <w:pPr>
+        <w:ind w:left="3520" w:hanging="440"/>
+      </w:pPr>
+    </w:lvl>
+    <w:lvl w:ilvl="8" w:tplc="04090011" w:tentative="1">
+      <w:start w:val="1"/>
+      <w:numFmt w:val="decimalEnclosedCircle"/>
+      <w:lvlText w:val="%9"/>
+      <w:lvlJc w:val="left"/>
+      <w:pPr>
+        <w:ind w:left="3960" w:hanging="440"/>
+      </w:pPr>
+    </w:lvl>
+  </w:abstractNum>
+  <w:abstractNum w:abstractNumId="111" w15:restartNumberingAfterBreak="0">
+    <w:nsid w:val="71AD4B0C"/>
+    <w:multiLevelType w:val="hybridMultilevel"/>
+    <w:tmpl w:val="C052AAB6"/>
+    <w:lvl w:ilvl="0" w:tplc="04090003">
+      <w:start w:val="1"/>
+      <w:numFmt w:val="bullet"/>
+      <w:lvlText w:val="■"/>
+      <w:lvlJc w:val="left"/>
+      <w:pPr>
+        <w:ind w:left="440" w:hanging="440"/>
+      </w:pPr>
+      <w:rPr>
+        <w:rFonts w:ascii="Meiryo UI" w:hAnsi="Meiryo UI" w:eastAsia="Meiryo UI" w:cs="Meiryo UI" w:hint="default"/>
+      </w:rPr>
+    </w:lvl>
+    <w:lvl w:ilvl="1" w:tplc="0409000B" w:tentative="1">
+      <w:start w:val="1"/>
+      <w:numFmt w:val="bullet"/>
+      <w:lvlText w:val="■"/>
+      <w:lvlJc w:val="left"/>
+      <w:pPr>
+        <w:ind w:left="880" w:hanging="440"/>
+      </w:pPr>
+      <w:rPr>
+        <w:rFonts w:ascii="Meiryo UI" w:hAnsi="Meiryo UI" w:eastAsia="Meiryo UI" w:cs="Meiryo UI" w:hint="default"/>
+      </w:rPr>
+    </w:lvl>
+    <w:lvl w:ilvl="2" w:tplc="0409000D" w:tentative="1">
+      <w:start w:val="1"/>
+      <w:numFmt w:val="bullet"/>
+      <w:lvlText w:val="■"/>
+      <w:lvlJc w:val="left"/>
+      <w:pPr>
+        <w:ind w:left="1320" w:hanging="440"/>
+      </w:pPr>
+      <w:rPr>
+        <w:rFonts w:ascii="Meiryo UI" w:hAnsi="Meiryo UI" w:eastAsia="Meiryo UI" w:cs="Meiryo UI" w:hint="default"/>
+      </w:rPr>
+    </w:lvl>
+    <w:lvl w:ilvl="3" w:tplc="04090001" w:tentative="1">
+      <w:start w:val="1"/>
+      <w:numFmt w:val="bullet"/>
+      <w:lvlText w:val="■"/>
+      <w:lvlJc w:val="left"/>
+      <w:pPr>
+        <w:ind w:left="1760" w:hanging="440"/>
+      </w:pPr>
+      <w:rPr>
+        <w:rFonts w:ascii="Meiryo UI" w:hAnsi="Meiryo UI" w:eastAsia="Meiryo UI" w:cs="Meiryo UI" w:hint="default"/>
+      </w:rPr>
+    </w:lvl>
+    <w:lvl w:ilvl="4" w:tplc="0409000B" w:tentative="1">
+      <w:start w:val="1"/>
+      <w:numFmt w:val="bullet"/>
+      <w:lvlText w:val="■"/>
+      <w:lvlJc w:val="left"/>
+      <w:pPr>
+        <w:ind w:left="2200" w:hanging="440"/>
+      </w:pPr>
+      <w:rPr>
+        <w:rFonts w:ascii="Meiryo UI" w:hAnsi="Meiryo UI" w:eastAsia="Meiryo UI" w:cs="Meiryo UI" w:hint="default"/>
+      </w:rPr>
+    </w:lvl>
+    <w:lvl w:ilvl="5" w:tplc="0409000D" w:tentative="1">
+      <w:start w:val="1"/>
+      <w:numFmt w:val="bullet"/>
+      <w:lvlText w:val="■"/>
+      <w:lvlJc w:val="left"/>
+      <w:pPr>
+        <w:ind w:left="2640" w:hanging="440"/>
+      </w:pPr>
+      <w:rPr>
+        <w:rFonts w:ascii="Meiryo UI" w:hAnsi="Meiryo UI" w:eastAsia="Meiryo UI" w:cs="Meiryo UI" w:hint="default"/>
+      </w:rPr>
+    </w:lvl>
+    <w:lvl w:ilvl="6" w:tplc="04090001" w:tentative="1">
+      <w:start w:val="1"/>
+      <w:numFmt w:val="bullet"/>
+      <w:lvlText w:val="■"/>
+      <w:lvlJc w:val="left"/>
+      <w:pPr>
+        <w:ind w:left="3080" w:hanging="440"/>
+      </w:pPr>
+      <w:rPr>
+        <w:rFonts w:ascii="Meiryo UI" w:hAnsi="Meiryo UI" w:eastAsia="Meiryo UI" w:cs="Meiryo UI" w:hint="default"/>
+      </w:rPr>
+    </w:lvl>
+    <w:lvl w:ilvl="7" w:tplc="0409000B" w:tentative="1">
+      <w:start w:val="1"/>
+      <w:numFmt w:val="bullet"/>
+      <w:lvlText w:val="■"/>
+      <w:lvlJc w:val="left"/>
+      <w:pPr>
+        <w:ind w:left="3520" w:hanging="440"/>
+      </w:pPr>
+      <w:rPr>
+        <w:rFonts w:ascii="Meiryo UI" w:hAnsi="Meiryo UI" w:eastAsia="Meiryo UI" w:cs="Meiryo UI" w:hint="default"/>
+      </w:rPr>
+    </w:lvl>
+    <w:lvl w:ilvl="8" w:tplc="0409000D" w:tentative="1">
+      <w:start w:val="1"/>
+      <w:numFmt w:val="bullet"/>
+      <w:lvlText w:val="■"/>
+      <w:lvlJc w:val="left"/>
+      <w:pPr>
+        <w:ind w:left="3960" w:hanging="440"/>
+      </w:pPr>
+      <w:rPr>
+        <w:rFonts w:ascii="Meiryo UI" w:hAnsi="Meiryo UI" w:eastAsia="Meiryo UI" w:cs="Meiryo UI" w:hint="default"/>
+      </w:rPr>
+    </w:lvl>
+  </w:abstractNum>
+  <w:abstractNum w:abstractNumId="112" w15:restartNumberingAfterBreak="0">
+    <w:nsid w:val="733804CA"/>
+    <w:multiLevelType w:val="hybridMultilevel"/>
+    <w:tmpl w:val="CA0264DE"/>
+    <w:lvl w:ilvl="0" w:tplc="04090003">
+      <w:start w:val="1"/>
+      <w:numFmt w:val="bullet"/>
+      <w:lvlText w:val="■"/>
+      <w:lvlJc w:val="left"/>
+      <w:pPr>
+        <w:ind w:left="440" w:hanging="440"/>
+      </w:pPr>
+      <w:rPr>
+        <w:rFonts w:ascii="Meiryo UI" w:hAnsi="Meiryo UI" w:eastAsia="Meiryo UI" w:cs="Meiryo UI" w:hint="default"/>
+      </w:rPr>
+    </w:lvl>
+    <w:lvl w:ilvl="1" w:tplc="0409000B" w:tentative="1">
+      <w:start w:val="1"/>
+      <w:numFmt w:val="bullet"/>
+      <w:lvlText w:val="■"/>
+      <w:lvlJc w:val="left"/>
+      <w:pPr>
+        <w:ind w:left="880" w:hanging="440"/>
+      </w:pPr>
+      <w:rPr>
+        <w:rFonts w:ascii="Meiryo UI" w:hAnsi="Meiryo UI" w:eastAsia="Meiryo UI" w:cs="Meiryo UI" w:hint="default"/>
+      </w:rPr>
+    </w:lvl>
+    <w:lvl w:ilvl="2" w:tplc="0409000D" w:tentative="1">
+      <w:start w:val="1"/>
+      <w:numFmt w:val="bullet"/>
+      <w:lvlText w:val="■"/>
+      <w:lvlJc w:val="left"/>
+      <w:pPr>
+        <w:ind w:left="1320" w:hanging="440"/>
+      </w:pPr>
+      <w:rPr>
+        <w:rFonts w:ascii="Meiryo UI" w:hAnsi="Meiryo UI" w:eastAsia="Meiryo UI" w:cs="Meiryo UI" w:hint="default"/>
+      </w:rPr>
+    </w:lvl>
+    <w:lvl w:ilvl="3" w:tplc="04090001" w:tentative="1">
+      <w:start w:val="1"/>
+      <w:numFmt w:val="bullet"/>
+      <w:lvlText w:val="■"/>
+      <w:lvlJc w:val="left"/>
+      <w:pPr>
+        <w:ind w:left="1760" w:hanging="440"/>
+      </w:pPr>
+      <w:rPr>
+        <w:rFonts w:ascii="Meiryo UI" w:hAnsi="Meiryo UI" w:eastAsia="Meiryo UI" w:cs="Meiryo UI" w:hint="default"/>
+      </w:rPr>
+    </w:lvl>
+    <w:lvl w:ilvl="4" w:tplc="0409000B" w:tentative="1">
+      <w:start w:val="1"/>
+      <w:numFmt w:val="bullet"/>
+      <w:lvlText w:val="■"/>
+      <w:lvlJc w:val="left"/>
+      <w:pPr>
+        <w:ind w:left="2200" w:hanging="440"/>
+      </w:pPr>
+      <w:rPr>
+        <w:rFonts w:ascii="Meiryo UI" w:hAnsi="Meiryo UI" w:eastAsia="Meiryo UI" w:cs="Meiryo UI" w:hint="default"/>
+      </w:rPr>
+    </w:lvl>
+    <w:lvl w:ilvl="5" w:tplc="0409000D" w:tentative="1">
+      <w:start w:val="1"/>
+      <w:numFmt w:val="bullet"/>
+      <w:lvlText w:val="■"/>
+      <w:lvlJc w:val="left"/>
+      <w:pPr>
+        <w:ind w:left="2640" w:hanging="440"/>
+      </w:pPr>
+      <w:rPr>
+        <w:rFonts w:ascii="Meiryo UI" w:hAnsi="Meiryo UI" w:eastAsia="Meiryo UI" w:cs="Meiryo UI" w:hint="default"/>
+      </w:rPr>
+    </w:lvl>
+    <w:lvl w:ilvl="6" w:tplc="04090001" w:tentative="1">
+      <w:start w:val="1"/>
+      <w:numFmt w:val="bullet"/>
+      <w:lvlText w:val="■"/>
+      <w:lvlJc w:val="left"/>
+      <w:pPr>
+        <w:ind w:left="3080" w:hanging="440"/>
+      </w:pPr>
+      <w:rPr>
+        <w:rFonts w:ascii="Meiryo UI" w:hAnsi="Meiryo UI" w:eastAsia="Meiryo UI" w:cs="Meiryo UI" w:hint="default"/>
+      </w:rPr>
+    </w:lvl>
+    <w:lvl w:ilvl="7" w:tplc="0409000B" w:tentative="1">
+      <w:start w:val="1"/>
+      <w:numFmt w:val="bullet"/>
+      <w:lvlText w:val="■"/>
+      <w:lvlJc w:val="left"/>
+      <w:pPr>
+        <w:ind w:left="3520" w:hanging="440"/>
+      </w:pPr>
+      <w:rPr>
+        <w:rFonts w:ascii="Meiryo UI" w:hAnsi="Meiryo UI" w:eastAsia="Meiryo UI" w:cs="Meiryo UI" w:hint="default"/>
+      </w:rPr>
+    </w:lvl>
+    <w:lvl w:ilvl="8" w:tplc="0409000D" w:tentative="1">
+      <w:start w:val="1"/>
+      <w:numFmt w:val="bullet"/>
+      <w:lvlText w:val="■"/>
+      <w:lvlJc w:val="left"/>
+      <w:pPr>
+        <w:ind w:left="3960" w:hanging="440"/>
+      </w:pPr>
+      <w:rPr>
+        <w:rFonts w:ascii="Meiryo UI" w:hAnsi="Meiryo UI" w:eastAsia="Meiryo UI" w:cs="Meiryo UI" w:hint="default"/>
+      </w:rPr>
+    </w:lvl>
+  </w:abstractNum>
+  <w:abstractNum w:abstractNumId="113" w15:restartNumberingAfterBreak="0">
+    <w:nsid w:val="77E84DEC"/>
+    <w:multiLevelType w:val="hybridMultilevel"/>
+    <w:tmpl w:val="2D28DC4E"/>
+    <w:lvl w:ilvl="0" w:tplc="04090003">
+      <w:start w:val="1"/>
+      <w:numFmt w:val="bullet"/>
+      <w:lvlText w:val="■"/>
+      <w:lvlJc w:val="left"/>
+      <w:pPr>
+        <w:ind w:left="440" w:hanging="440"/>
+      </w:pPr>
+      <w:rPr>
+        <w:rFonts w:ascii="Meiryo UI" w:hAnsi="Meiryo UI" w:eastAsia="Meiryo UI" w:cs="Meiryo UI" w:hint="default"/>
+      </w:rPr>
+    </w:lvl>
+    <w:lvl w:ilvl="1" w:tplc="0409000B" w:tentative="1">
+      <w:start w:val="1"/>
+      <w:numFmt w:val="bullet"/>
+      <w:lvlText w:val="■"/>
+      <w:lvlJc w:val="left"/>
+      <w:pPr>
+        <w:ind w:left="880" w:hanging="440"/>
+      </w:pPr>
+      <w:rPr>
+        <w:rFonts w:ascii="Meiryo UI" w:hAnsi="Meiryo UI" w:eastAsia="Meiryo UI" w:cs="Meiryo UI" w:hint="default"/>
+      </w:rPr>
+    </w:lvl>
+    <w:lvl w:ilvl="2" w:tplc="0409000D" w:tentative="1">
+      <w:start w:val="1"/>
+      <w:numFmt w:val="bullet"/>
+      <w:lvlText w:val="■"/>
+      <w:lvlJc w:val="left"/>
+      <w:pPr>
+        <w:ind w:left="1320" w:hanging="440"/>
+      </w:pPr>
+      <w:rPr>
+        <w:rFonts w:ascii="Meiryo UI" w:hAnsi="Meiryo UI" w:eastAsia="Meiryo UI" w:cs="Meiryo UI" w:hint="default"/>
+      </w:rPr>
+    </w:lvl>
+    <w:lvl w:ilvl="3" w:tplc="04090001" w:tentative="1">
+      <w:start w:val="1"/>
+      <w:numFmt w:val="bullet"/>
+      <w:lvlText w:val="■"/>
+      <w:lvlJc w:val="left"/>
+      <w:pPr>
+        <w:ind w:left="1760" w:hanging="440"/>
+      </w:pPr>
+      <w:rPr>
+        <w:rFonts w:ascii="Meiryo UI" w:hAnsi="Meiryo UI" w:eastAsia="Meiryo UI" w:cs="Meiryo UI" w:hint="default"/>
+      </w:rPr>
+    </w:lvl>
+    <w:lvl w:ilvl="4" w:tplc="0409000B" w:tentative="1">
+      <w:start w:val="1"/>
+      <w:numFmt w:val="bullet"/>
+      <w:lvlText w:val="■"/>
+      <w:lvlJc w:val="left"/>
+      <w:pPr>
+        <w:ind w:left="2200" w:hanging="440"/>
+      </w:pPr>
+      <w:rPr>
+        <w:rFonts w:ascii="Meiryo UI" w:hAnsi="Meiryo UI" w:eastAsia="Meiryo UI" w:cs="Meiryo UI" w:hint="default"/>
+      </w:rPr>
+    </w:lvl>
+    <w:lvl w:ilvl="5" w:tplc="0409000D" w:tentative="1">
+      <w:start w:val="1"/>
+      <w:numFmt w:val="bullet"/>
+      <w:lvlText w:val="■"/>
+      <w:lvlJc w:val="left"/>
+      <w:pPr>
+        <w:ind w:left="2640" w:hanging="440"/>
+      </w:pPr>
+      <w:rPr>
+        <w:rFonts w:ascii="Meiryo UI" w:hAnsi="Meiryo UI" w:eastAsia="Meiryo UI" w:cs="Meiryo UI" w:hint="default"/>
+      </w:rPr>
+    </w:lvl>
+    <w:lvl w:ilvl="6" w:tplc="04090001" w:tentative="1">
+      <w:start w:val="1"/>
+      <w:numFmt w:val="bullet"/>
+      <w:lvlText w:val="■"/>
+      <w:lvlJc w:val="left"/>
+      <w:pPr>
+        <w:ind w:left="3080" w:hanging="440"/>
+      </w:pPr>
+      <w:rPr>
+        <w:rFonts w:ascii="Meiryo UI" w:hAnsi="Meiryo UI" w:eastAsia="Meiryo UI" w:cs="Meiryo UI" w:hint="default"/>
+      </w:rPr>
+    </w:lvl>
+    <w:lvl w:ilvl="7" w:tplc="0409000B" w:tentative="1">
+      <w:start w:val="1"/>
+      <w:numFmt w:val="bullet"/>
+      <w:lvlText w:val="■"/>
+      <w:lvlJc w:val="left"/>
+      <w:pPr>
+        <w:ind w:left="3520" w:hanging="440"/>
+      </w:pPr>
+      <w:rPr>
+        <w:rFonts w:ascii="Meiryo UI" w:hAnsi="Meiryo UI" w:eastAsia="Meiryo UI" w:cs="Meiryo UI" w:hint="default"/>
+      </w:rPr>
+    </w:lvl>
+    <w:lvl w:ilvl="8" w:tplc="0409000D" w:tentative="1">
+      <w:start w:val="1"/>
+      <w:numFmt w:val="bullet"/>
+      <w:lvlText w:val="■"/>
+      <w:lvlJc w:val="left"/>
+      <w:pPr>
+        <w:ind w:left="3960" w:hanging="440"/>
+      </w:pPr>
+      <w:rPr>
+        <w:rFonts w:ascii="Meiryo UI" w:hAnsi="Meiryo UI" w:eastAsia="Meiryo UI" w:cs="Meiryo UI" w:hint="default"/>
+      </w:rPr>
+    </w:lvl>
+  </w:abstractNum>
+  <w:abstractNum w:abstractNumId="114" w15:restartNumberingAfterBreak="0">
+    <w:nsid w:val="79993839"/>
     <w:multiLevelType w:val="singleLevel"/>
     <w:tmpl w:val="0409000F"/>
     <w:name w:val="__API_DOC_SQUARE_BULLET__"/>
@@ -46909,632 +47613,7 @@
       </w:pPr>
     </w:lvl>
   </w:abstractNum>
-  <w:abstractNum w:abstractNumId="110" w15:restartNumberingAfterBreak="0">
-    <w:nsid w:val="6F4D1CAB"/>
-    <w:multiLevelType w:val="hybridMultilevel"/>
-    <w:tmpl w:val="1012BE32"/>
-    <w:lvl w:ilvl="0" w:tplc="04090003">
-      <w:start w:val="1"/>
-      <w:numFmt w:val="bullet"/>
-      <w:lvlText w:val="■"/>
-      <w:lvlJc w:val="left"/>
-      <w:pPr>
-        <w:ind w:left="680" w:hanging="440"/>
-      </w:pPr>
-      <w:rPr>
-        <w:rFonts w:ascii="Meiryo UI" w:hAnsi="Meiryo UI" w:eastAsia="Meiryo UI" w:cs="Meiryo UI" w:hint="default"/>
-      </w:rPr>
-    </w:lvl>
-    <w:lvl w:ilvl="1" w:tplc="0409000B" w:tentative="1">
-      <w:start w:val="1"/>
-      <w:numFmt w:val="bullet"/>
-      <w:lvlText w:val="■"/>
-      <w:lvlJc w:val="left"/>
-      <w:pPr>
-        <w:ind w:left="1120" w:hanging="440"/>
-      </w:pPr>
-      <w:rPr>
-        <w:rFonts w:ascii="Meiryo UI" w:hAnsi="Meiryo UI" w:eastAsia="Meiryo UI" w:cs="Meiryo UI" w:hint="default"/>
-      </w:rPr>
-    </w:lvl>
-    <w:lvl w:ilvl="2" w:tplc="0409000D" w:tentative="1">
-      <w:start w:val="1"/>
-      <w:numFmt w:val="bullet"/>
-      <w:lvlText w:val="■"/>
-      <w:lvlJc w:val="left"/>
-      <w:pPr>
-        <w:ind w:left="1560" w:hanging="440"/>
-      </w:pPr>
-      <w:rPr>
-        <w:rFonts w:ascii="Meiryo UI" w:hAnsi="Meiryo UI" w:eastAsia="Meiryo UI" w:cs="Meiryo UI" w:hint="default"/>
-      </w:rPr>
-    </w:lvl>
-    <w:lvl w:ilvl="3" w:tplc="04090001" w:tentative="1">
-      <w:start w:val="1"/>
-      <w:numFmt w:val="bullet"/>
-      <w:lvlText w:val="■"/>
-      <w:lvlJc w:val="left"/>
-      <w:pPr>
-        <w:ind w:left="2000" w:hanging="440"/>
-      </w:pPr>
-      <w:rPr>
-        <w:rFonts w:ascii="Meiryo UI" w:hAnsi="Meiryo UI" w:eastAsia="Meiryo UI" w:cs="Meiryo UI" w:hint="default"/>
-      </w:rPr>
-    </w:lvl>
-    <w:lvl w:ilvl="4" w:tplc="0409000B" w:tentative="1">
-      <w:start w:val="1"/>
-      <w:numFmt w:val="bullet"/>
-      <w:lvlText w:val="■"/>
-      <w:lvlJc w:val="left"/>
-      <w:pPr>
-        <w:ind w:left="2440" w:hanging="440"/>
-      </w:pPr>
-      <w:rPr>
-        <w:rFonts w:ascii="Meiryo UI" w:hAnsi="Meiryo UI" w:eastAsia="Meiryo UI" w:cs="Meiryo UI" w:hint="default"/>
-      </w:rPr>
-    </w:lvl>
-    <w:lvl w:ilvl="5" w:tplc="0409000D" w:tentative="1">
-      <w:start w:val="1"/>
-      <w:numFmt w:val="bullet"/>
-      <w:lvlText w:val="■"/>
-      <w:lvlJc w:val="left"/>
-      <w:pPr>
-        <w:ind w:left="2880" w:hanging="440"/>
-      </w:pPr>
-      <w:rPr>
-        <w:rFonts w:ascii="Meiryo UI" w:hAnsi="Meiryo UI" w:eastAsia="Meiryo UI" w:cs="Meiryo UI" w:hint="default"/>
-      </w:rPr>
-    </w:lvl>
-    <w:lvl w:ilvl="6" w:tplc="04090001" w:tentative="1">
-      <w:start w:val="1"/>
-      <w:numFmt w:val="bullet"/>
-      <w:lvlText w:val="■"/>
-      <w:lvlJc w:val="left"/>
-      <w:pPr>
-        <w:ind w:left="3320" w:hanging="440"/>
-      </w:pPr>
-      <w:rPr>
-        <w:rFonts w:ascii="Meiryo UI" w:hAnsi="Meiryo UI" w:eastAsia="Meiryo UI" w:cs="Meiryo UI" w:hint="default"/>
-      </w:rPr>
-    </w:lvl>
-    <w:lvl w:ilvl="7" w:tplc="0409000B" w:tentative="1">
-      <w:start w:val="1"/>
-      <w:numFmt w:val="bullet"/>
-      <w:lvlText w:val="■"/>
-      <w:lvlJc w:val="left"/>
-      <w:pPr>
-        <w:ind w:left="3760" w:hanging="440"/>
-      </w:pPr>
-      <w:rPr>
-        <w:rFonts w:ascii="Meiryo UI" w:hAnsi="Meiryo UI" w:eastAsia="Meiryo UI" w:cs="Meiryo UI" w:hint="default"/>
-      </w:rPr>
-    </w:lvl>
-    <w:lvl w:ilvl="8" w:tplc="0409000D" w:tentative="1">
-      <w:start w:val="1"/>
-      <w:numFmt w:val="bullet"/>
-      <w:lvlText w:val="■"/>
-      <w:lvlJc w:val="left"/>
-      <w:pPr>
-        <w:ind w:left="4200" w:hanging="440"/>
-      </w:pPr>
-      <w:rPr>
-        <w:rFonts w:ascii="Meiryo UI" w:hAnsi="Meiryo UI" w:eastAsia="Meiryo UI" w:cs="Meiryo UI" w:hint="default"/>
-      </w:rPr>
-    </w:lvl>
-  </w:abstractNum>
-  <w:abstractNum w:abstractNumId="111" w15:restartNumberingAfterBreak="0">
-    <w:nsid w:val="715A55EB"/>
-    <w:multiLevelType w:val="hybridMultilevel"/>
-    <w:tmpl w:val="E48A019C"/>
-    <w:lvl w:ilvl="0" w:tplc="0409000F">
-      <w:start w:val="1"/>
-      <w:numFmt w:val="decimal"/>
-      <w:lvlText w:val="%1."/>
-      <w:lvlJc w:val="left"/>
-      <w:pPr>
-        <w:ind w:left="440" w:hanging="440"/>
-      </w:pPr>
-    </w:lvl>
-    <w:lvl w:ilvl="1" w:tplc="04090017" w:tentative="1">
-      <w:start w:val="1"/>
-      <w:numFmt w:val="aiueoFullWidth"/>
-      <w:lvlText w:val="(%2)"/>
-      <w:lvlJc w:val="left"/>
-      <w:pPr>
-        <w:ind w:left="880" w:hanging="440"/>
-      </w:pPr>
-    </w:lvl>
-    <w:lvl w:ilvl="2" w:tplc="04090011" w:tentative="1">
-      <w:start w:val="1"/>
-      <w:numFmt w:val="decimalEnclosedCircle"/>
-      <w:lvlText w:val="%3"/>
-      <w:lvlJc w:val="left"/>
-      <w:pPr>
-        <w:ind w:left="1320" w:hanging="440"/>
-      </w:pPr>
-    </w:lvl>
-    <w:lvl w:ilvl="3" w:tplc="0409000F" w:tentative="1">
-      <w:start w:val="1"/>
-      <w:numFmt w:val="decimal"/>
-      <w:lvlText w:val="%4."/>
-      <w:lvlJc w:val="left"/>
-      <w:pPr>
-        <w:ind w:left="1760" w:hanging="440"/>
-      </w:pPr>
-    </w:lvl>
-    <w:lvl w:ilvl="4" w:tplc="04090017" w:tentative="1">
-      <w:start w:val="1"/>
-      <w:numFmt w:val="aiueoFullWidth"/>
-      <w:lvlText w:val="(%5)"/>
-      <w:lvlJc w:val="left"/>
-      <w:pPr>
-        <w:ind w:left="2200" w:hanging="440"/>
-      </w:pPr>
-    </w:lvl>
-    <w:lvl w:ilvl="5" w:tplc="04090011" w:tentative="1">
-      <w:start w:val="1"/>
-      <w:numFmt w:val="decimalEnclosedCircle"/>
-      <w:lvlText w:val="%6"/>
-      <w:lvlJc w:val="left"/>
-      <w:pPr>
-        <w:ind w:left="2640" w:hanging="440"/>
-      </w:pPr>
-    </w:lvl>
-    <w:lvl w:ilvl="6" w:tplc="0409000F" w:tentative="1">
-      <w:start w:val="1"/>
-      <w:numFmt w:val="decimal"/>
-      <w:lvlText w:val="%7."/>
-      <w:lvlJc w:val="left"/>
-      <w:pPr>
-        <w:ind w:left="3080" w:hanging="440"/>
-      </w:pPr>
-    </w:lvl>
-    <w:lvl w:ilvl="7" w:tplc="04090017" w:tentative="1">
-      <w:start w:val="1"/>
-      <w:numFmt w:val="aiueoFullWidth"/>
-      <w:lvlText w:val="(%8)"/>
-      <w:lvlJc w:val="left"/>
-      <w:pPr>
-        <w:ind w:left="3520" w:hanging="440"/>
-      </w:pPr>
-    </w:lvl>
-    <w:lvl w:ilvl="8" w:tplc="04090011" w:tentative="1">
-      <w:start w:val="1"/>
-      <w:numFmt w:val="decimalEnclosedCircle"/>
-      <w:lvlText w:val="%9"/>
-      <w:lvlJc w:val="left"/>
-      <w:pPr>
-        <w:ind w:left="3960" w:hanging="440"/>
-      </w:pPr>
-    </w:lvl>
-  </w:abstractNum>
-  <w:abstractNum w:abstractNumId="112" w15:restartNumberingAfterBreak="0">
-    <w:nsid w:val="71AD4B0C"/>
-    <w:multiLevelType w:val="hybridMultilevel"/>
-    <w:tmpl w:val="C052AAB6"/>
-    <w:lvl w:ilvl="0" w:tplc="04090003">
-      <w:start w:val="1"/>
-      <w:numFmt w:val="bullet"/>
-      <w:lvlText w:val="■"/>
-      <w:lvlJc w:val="left"/>
-      <w:pPr>
-        <w:ind w:left="440" w:hanging="440"/>
-      </w:pPr>
-      <w:rPr>
-        <w:rFonts w:ascii="Meiryo UI" w:hAnsi="Meiryo UI" w:eastAsia="Meiryo UI" w:cs="Meiryo UI" w:hint="default"/>
-      </w:rPr>
-    </w:lvl>
-    <w:lvl w:ilvl="1" w:tplc="0409000B" w:tentative="1">
-      <w:start w:val="1"/>
-      <w:numFmt w:val="bullet"/>
-      <w:lvlText w:val="■"/>
-      <w:lvlJc w:val="left"/>
-      <w:pPr>
-        <w:ind w:left="880" w:hanging="440"/>
-      </w:pPr>
-      <w:rPr>
-        <w:rFonts w:ascii="Meiryo UI" w:hAnsi="Meiryo UI" w:eastAsia="Meiryo UI" w:cs="Meiryo UI" w:hint="default"/>
-      </w:rPr>
-    </w:lvl>
-    <w:lvl w:ilvl="2" w:tplc="0409000D" w:tentative="1">
-      <w:start w:val="1"/>
-      <w:numFmt w:val="bullet"/>
-      <w:lvlText w:val="■"/>
-      <w:lvlJc w:val="left"/>
-      <w:pPr>
-        <w:ind w:left="1320" w:hanging="440"/>
-      </w:pPr>
-      <w:rPr>
-        <w:rFonts w:ascii="Meiryo UI" w:hAnsi="Meiryo UI" w:eastAsia="Meiryo UI" w:cs="Meiryo UI" w:hint="default"/>
-      </w:rPr>
-    </w:lvl>
-    <w:lvl w:ilvl="3" w:tplc="04090001" w:tentative="1">
-      <w:start w:val="1"/>
-      <w:numFmt w:val="bullet"/>
-      <w:lvlText w:val="■"/>
-      <w:lvlJc w:val="left"/>
-      <w:pPr>
-        <w:ind w:left="1760" w:hanging="440"/>
-      </w:pPr>
-      <w:rPr>
-        <w:rFonts w:ascii="Meiryo UI" w:hAnsi="Meiryo UI" w:eastAsia="Meiryo UI" w:cs="Meiryo UI" w:hint="default"/>
-      </w:rPr>
-    </w:lvl>
-    <w:lvl w:ilvl="4" w:tplc="0409000B" w:tentative="1">
-      <w:start w:val="1"/>
-      <w:numFmt w:val="bullet"/>
-      <w:lvlText w:val="■"/>
-      <w:lvlJc w:val="left"/>
-      <w:pPr>
-        <w:ind w:left="2200" w:hanging="440"/>
-      </w:pPr>
-      <w:rPr>
-        <w:rFonts w:ascii="Meiryo UI" w:hAnsi="Meiryo UI" w:eastAsia="Meiryo UI" w:cs="Meiryo UI" w:hint="default"/>
-      </w:rPr>
-    </w:lvl>
-    <w:lvl w:ilvl="5" w:tplc="0409000D" w:tentative="1">
-      <w:start w:val="1"/>
-      <w:numFmt w:val="bullet"/>
-      <w:lvlText w:val="■"/>
-      <w:lvlJc w:val="left"/>
-      <w:pPr>
-        <w:ind w:left="2640" w:hanging="440"/>
-      </w:pPr>
-      <w:rPr>
-        <w:rFonts w:ascii="Meiryo UI" w:hAnsi="Meiryo UI" w:eastAsia="Meiryo UI" w:cs="Meiryo UI" w:hint="default"/>
-      </w:rPr>
-    </w:lvl>
-    <w:lvl w:ilvl="6" w:tplc="04090001" w:tentative="1">
-      <w:start w:val="1"/>
-      <w:numFmt w:val="bullet"/>
-      <w:lvlText w:val="■"/>
-      <w:lvlJc w:val="left"/>
-      <w:pPr>
-        <w:ind w:left="3080" w:hanging="440"/>
-      </w:pPr>
-      <w:rPr>
-        <w:rFonts w:ascii="Meiryo UI" w:hAnsi="Meiryo UI" w:eastAsia="Meiryo UI" w:cs="Meiryo UI" w:hint="default"/>
-      </w:rPr>
-    </w:lvl>
-    <w:lvl w:ilvl="7" w:tplc="0409000B" w:tentative="1">
-      <w:start w:val="1"/>
-      <w:numFmt w:val="bullet"/>
-      <w:lvlText w:val="■"/>
-      <w:lvlJc w:val="left"/>
-      <w:pPr>
-        <w:ind w:left="3520" w:hanging="440"/>
-      </w:pPr>
-      <w:rPr>
-        <w:rFonts w:ascii="Meiryo UI" w:hAnsi="Meiryo UI" w:eastAsia="Meiryo UI" w:cs="Meiryo UI" w:hint="default"/>
-      </w:rPr>
-    </w:lvl>
-    <w:lvl w:ilvl="8" w:tplc="0409000D" w:tentative="1">
-      <w:start w:val="1"/>
-      <w:numFmt w:val="bullet"/>
-      <w:lvlText w:val="■"/>
-      <w:lvlJc w:val="left"/>
-      <w:pPr>
-        <w:ind w:left="3960" w:hanging="440"/>
-      </w:pPr>
-      <w:rPr>
-        <w:rFonts w:ascii="Meiryo UI" w:hAnsi="Meiryo UI" w:eastAsia="Meiryo UI" w:cs="Meiryo UI" w:hint="default"/>
-      </w:rPr>
-    </w:lvl>
-  </w:abstractNum>
-  <w:abstractNum w:abstractNumId="113" w15:restartNumberingAfterBreak="0">
-    <w:nsid w:val="733804CA"/>
-    <w:multiLevelType w:val="hybridMultilevel"/>
-    <w:tmpl w:val="CA0264DE"/>
-    <w:lvl w:ilvl="0" w:tplc="04090003">
-      <w:start w:val="1"/>
-      <w:numFmt w:val="bullet"/>
-      <w:lvlText w:val="■"/>
-      <w:lvlJc w:val="left"/>
-      <w:pPr>
-        <w:ind w:left="440" w:hanging="440"/>
-      </w:pPr>
-      <w:rPr>
-        <w:rFonts w:ascii="Meiryo UI" w:hAnsi="Meiryo UI" w:eastAsia="Meiryo UI" w:cs="Meiryo UI" w:hint="default"/>
-      </w:rPr>
-    </w:lvl>
-    <w:lvl w:ilvl="1" w:tplc="0409000B" w:tentative="1">
-      <w:start w:val="1"/>
-      <w:numFmt w:val="bullet"/>
-      <w:lvlText w:val="■"/>
-      <w:lvlJc w:val="left"/>
-      <w:pPr>
-        <w:ind w:left="880" w:hanging="440"/>
-      </w:pPr>
-      <w:rPr>
-        <w:rFonts w:ascii="Meiryo UI" w:hAnsi="Meiryo UI" w:eastAsia="Meiryo UI" w:cs="Meiryo UI" w:hint="default"/>
-      </w:rPr>
-    </w:lvl>
-    <w:lvl w:ilvl="2" w:tplc="0409000D" w:tentative="1">
-      <w:start w:val="1"/>
-      <w:numFmt w:val="bullet"/>
-      <w:lvlText w:val="■"/>
-      <w:lvlJc w:val="left"/>
-      <w:pPr>
-        <w:ind w:left="1320" w:hanging="440"/>
-      </w:pPr>
-      <w:rPr>
-        <w:rFonts w:ascii="Meiryo UI" w:hAnsi="Meiryo UI" w:eastAsia="Meiryo UI" w:cs="Meiryo UI" w:hint="default"/>
-      </w:rPr>
-    </w:lvl>
-    <w:lvl w:ilvl="3" w:tplc="04090001" w:tentative="1">
-      <w:start w:val="1"/>
-      <w:numFmt w:val="bullet"/>
-      <w:lvlText w:val="■"/>
-      <w:lvlJc w:val="left"/>
-      <w:pPr>
-        <w:ind w:left="1760" w:hanging="440"/>
-      </w:pPr>
-      <w:rPr>
-        <w:rFonts w:ascii="Meiryo UI" w:hAnsi="Meiryo UI" w:eastAsia="Meiryo UI" w:cs="Meiryo UI" w:hint="default"/>
-      </w:rPr>
-    </w:lvl>
-    <w:lvl w:ilvl="4" w:tplc="0409000B" w:tentative="1">
-      <w:start w:val="1"/>
-      <w:numFmt w:val="bullet"/>
-      <w:lvlText w:val="■"/>
-      <w:lvlJc w:val="left"/>
-      <w:pPr>
-        <w:ind w:left="2200" w:hanging="440"/>
-      </w:pPr>
-      <w:rPr>
-        <w:rFonts w:ascii="Meiryo UI" w:hAnsi="Meiryo UI" w:eastAsia="Meiryo UI" w:cs="Meiryo UI" w:hint="default"/>
-      </w:rPr>
-    </w:lvl>
-    <w:lvl w:ilvl="5" w:tplc="0409000D" w:tentative="1">
-      <w:start w:val="1"/>
-      <w:numFmt w:val="bullet"/>
-      <w:lvlText w:val="■"/>
-      <w:lvlJc w:val="left"/>
-      <w:pPr>
-        <w:ind w:left="2640" w:hanging="440"/>
-      </w:pPr>
-      <w:rPr>
-        <w:rFonts w:ascii="Meiryo UI" w:hAnsi="Meiryo UI" w:eastAsia="Meiryo UI" w:cs="Meiryo UI" w:hint="default"/>
-      </w:rPr>
-    </w:lvl>
-    <w:lvl w:ilvl="6" w:tplc="04090001" w:tentative="1">
-      <w:start w:val="1"/>
-      <w:numFmt w:val="bullet"/>
-      <w:lvlText w:val="■"/>
-      <w:lvlJc w:val="left"/>
-      <w:pPr>
-        <w:ind w:left="3080" w:hanging="440"/>
-      </w:pPr>
-      <w:rPr>
-        <w:rFonts w:ascii="Meiryo UI" w:hAnsi="Meiryo UI" w:eastAsia="Meiryo UI" w:cs="Meiryo UI" w:hint="default"/>
-      </w:rPr>
-    </w:lvl>
-    <w:lvl w:ilvl="7" w:tplc="0409000B" w:tentative="1">
-      <w:start w:val="1"/>
-      <w:numFmt w:val="bullet"/>
-      <w:lvlText w:val="■"/>
-      <w:lvlJc w:val="left"/>
-      <w:pPr>
-        <w:ind w:left="3520" w:hanging="440"/>
-      </w:pPr>
-      <w:rPr>
-        <w:rFonts w:ascii="Meiryo UI" w:hAnsi="Meiryo UI" w:eastAsia="Meiryo UI" w:cs="Meiryo UI" w:hint="default"/>
-      </w:rPr>
-    </w:lvl>
-    <w:lvl w:ilvl="8" w:tplc="0409000D" w:tentative="1">
-      <w:start w:val="1"/>
-      <w:numFmt w:val="bullet"/>
-      <w:lvlText w:val="■"/>
-      <w:lvlJc w:val="left"/>
-      <w:pPr>
-        <w:ind w:left="3960" w:hanging="440"/>
-      </w:pPr>
-      <w:rPr>
-        <w:rFonts w:ascii="Meiryo UI" w:hAnsi="Meiryo UI" w:eastAsia="Meiryo UI" w:cs="Meiryo UI" w:hint="default"/>
-      </w:rPr>
-    </w:lvl>
-  </w:abstractNum>
-  <w:abstractNum w:abstractNumId="114" w15:restartNumberingAfterBreak="0">
-    <w:nsid w:val="73C053A0"/>
-    <w:multiLevelType w:val="hybridMultilevel"/>
-    <w:tmpl w:val="C68C6E94"/>
-    <w:name w:val="__API_DOC_SQUARE_BULLET__222222"/>
-    <w:lvl w:ilvl="0" w:tplc="0409000F">
-      <w:start w:val="1"/>
-      <w:numFmt w:val="decimal"/>
-      <w:lvlText w:val="%1."/>
-      <w:lvlJc w:val="left"/>
-      <w:pPr>
-        <w:ind w:left="440" w:hanging="440"/>
-      </w:pPr>
-    </w:lvl>
-    <w:lvl w:ilvl="1" w:tplc="04090017" w:tentative="1">
-      <w:start w:val="1"/>
-      <w:numFmt w:val="aiueoFullWidth"/>
-      <w:lvlText w:val="(%2)"/>
-      <w:lvlJc w:val="left"/>
-      <w:pPr>
-        <w:ind w:left="880" w:hanging="440"/>
-      </w:pPr>
-    </w:lvl>
-    <w:lvl w:ilvl="2" w:tplc="04090011" w:tentative="1">
-      <w:start w:val="1"/>
-      <w:numFmt w:val="decimalEnclosedCircle"/>
-      <w:lvlText w:val="%3"/>
-      <w:lvlJc w:val="left"/>
-      <w:pPr>
-        <w:ind w:left="1320" w:hanging="440"/>
-      </w:pPr>
-    </w:lvl>
-    <w:lvl w:ilvl="3" w:tplc="0409000F" w:tentative="1">
-      <w:start w:val="1"/>
-      <w:numFmt w:val="decimal"/>
-      <w:lvlText w:val="%4."/>
-      <w:lvlJc w:val="left"/>
-      <w:pPr>
-        <w:ind w:left="1760" w:hanging="440"/>
-      </w:pPr>
-    </w:lvl>
-    <w:lvl w:ilvl="4" w:tplc="04090017" w:tentative="1">
-      <w:start w:val="1"/>
-      <w:numFmt w:val="aiueoFullWidth"/>
-      <w:lvlText w:val="(%5)"/>
-      <w:lvlJc w:val="left"/>
-      <w:pPr>
-        <w:ind w:left="2200" w:hanging="440"/>
-      </w:pPr>
-    </w:lvl>
-    <w:lvl w:ilvl="5" w:tplc="04090011" w:tentative="1">
-      <w:start w:val="1"/>
-      <w:numFmt w:val="decimalEnclosedCircle"/>
-      <w:lvlText w:val="%6"/>
-      <w:lvlJc w:val="left"/>
-      <w:pPr>
-        <w:ind w:left="2640" w:hanging="440"/>
-      </w:pPr>
-    </w:lvl>
-    <w:lvl w:ilvl="6" w:tplc="0409000F" w:tentative="1">
-      <w:start w:val="1"/>
-      <w:numFmt w:val="decimal"/>
-      <w:lvlText w:val="%7."/>
-      <w:lvlJc w:val="left"/>
-      <w:pPr>
-        <w:ind w:left="3080" w:hanging="440"/>
-      </w:pPr>
-    </w:lvl>
-    <w:lvl w:ilvl="7" w:tplc="04090017" w:tentative="1">
-      <w:start w:val="1"/>
-      <w:numFmt w:val="aiueoFullWidth"/>
-      <w:lvlText w:val="(%8)"/>
-      <w:lvlJc w:val="left"/>
-      <w:pPr>
-        <w:ind w:left="3520" w:hanging="440"/>
-      </w:pPr>
-    </w:lvl>
-    <w:lvl w:ilvl="8" w:tplc="04090011" w:tentative="1">
-      <w:start w:val="1"/>
-      <w:numFmt w:val="decimalEnclosedCircle"/>
-      <w:lvlText w:val="%9"/>
-      <w:lvlJc w:val="left"/>
-      <w:pPr>
-        <w:ind w:left="3960" w:hanging="440"/>
-      </w:pPr>
-    </w:lvl>
-  </w:abstractNum>
   <w:abstractNum w:abstractNumId="115" w15:restartNumberingAfterBreak="0">
-    <w:nsid w:val="77E84DEC"/>
-    <w:multiLevelType w:val="hybridMultilevel"/>
-    <w:tmpl w:val="2D28DC4E"/>
-    <w:lvl w:ilvl="0" w:tplc="04090003">
-      <w:start w:val="1"/>
-      <w:numFmt w:val="bullet"/>
-      <w:lvlText w:val="■"/>
-      <w:lvlJc w:val="left"/>
-      <w:pPr>
-        <w:ind w:left="440" w:hanging="440"/>
-      </w:pPr>
-      <w:rPr>
-        <w:rFonts w:ascii="Meiryo UI" w:hAnsi="Meiryo UI" w:eastAsia="Meiryo UI" w:cs="Meiryo UI" w:hint="default"/>
-      </w:rPr>
-    </w:lvl>
-    <w:lvl w:ilvl="1" w:tplc="0409000B" w:tentative="1">
-      <w:start w:val="1"/>
-      <w:numFmt w:val="bullet"/>
-      <w:lvlText w:val="■"/>
-      <w:lvlJc w:val="left"/>
-      <w:pPr>
-        <w:ind w:left="880" w:hanging="440"/>
-      </w:pPr>
-      <w:rPr>
-        <w:rFonts w:ascii="Meiryo UI" w:hAnsi="Meiryo UI" w:eastAsia="Meiryo UI" w:cs="Meiryo UI" w:hint="default"/>
-      </w:rPr>
-    </w:lvl>
-    <w:lvl w:ilvl="2" w:tplc="0409000D" w:tentative="1">
-      <w:start w:val="1"/>
-      <w:numFmt w:val="bullet"/>
-      <w:lvlText w:val="■"/>
-      <w:lvlJc w:val="left"/>
-      <w:pPr>
-        <w:ind w:left="1320" w:hanging="440"/>
-      </w:pPr>
-      <w:rPr>
-        <w:rFonts w:ascii="Meiryo UI" w:hAnsi="Meiryo UI" w:eastAsia="Meiryo UI" w:cs="Meiryo UI" w:hint="default"/>
-      </w:rPr>
-    </w:lvl>
-    <w:lvl w:ilvl="3" w:tplc="04090001" w:tentative="1">
-      <w:start w:val="1"/>
-      <w:numFmt w:val="bullet"/>
-      <w:lvlText w:val="■"/>
-      <w:lvlJc w:val="left"/>
-      <w:pPr>
-        <w:ind w:left="1760" w:hanging="440"/>
-      </w:pPr>
-      <w:rPr>
-        <w:rFonts w:ascii="Meiryo UI" w:hAnsi="Meiryo UI" w:eastAsia="Meiryo UI" w:cs="Meiryo UI" w:hint="default"/>
-      </w:rPr>
-    </w:lvl>
-    <w:lvl w:ilvl="4" w:tplc="0409000B" w:tentative="1">
-      <w:start w:val="1"/>
-      <w:numFmt w:val="bullet"/>
-      <w:lvlText w:val="■"/>
-      <w:lvlJc w:val="left"/>
-      <w:pPr>
-        <w:ind w:left="2200" w:hanging="440"/>
-      </w:pPr>
-      <w:rPr>
-        <w:rFonts w:ascii="Meiryo UI" w:hAnsi="Meiryo UI" w:eastAsia="Meiryo UI" w:cs="Meiryo UI" w:hint="default"/>
-      </w:rPr>
-    </w:lvl>
-    <w:lvl w:ilvl="5" w:tplc="0409000D" w:tentative="1">
-      <w:start w:val="1"/>
-      <w:numFmt w:val="bullet"/>
-      <w:lvlText w:val="■"/>
-      <w:lvlJc w:val="left"/>
-      <w:pPr>
-        <w:ind w:left="2640" w:hanging="440"/>
-      </w:pPr>
-      <w:rPr>
-        <w:rFonts w:ascii="Meiryo UI" w:hAnsi="Meiryo UI" w:eastAsia="Meiryo UI" w:cs="Meiryo UI" w:hint="default"/>
-      </w:rPr>
-    </w:lvl>
-    <w:lvl w:ilvl="6" w:tplc="04090001" w:tentative="1">
-      <w:start w:val="1"/>
-      <w:numFmt w:val="bullet"/>
-      <w:lvlText w:val="■"/>
-      <w:lvlJc w:val="left"/>
-      <w:pPr>
-        <w:ind w:left="3080" w:hanging="440"/>
-      </w:pPr>
-      <w:rPr>
-        <w:rFonts w:ascii="Meiryo UI" w:hAnsi="Meiryo UI" w:eastAsia="Meiryo UI" w:cs="Meiryo UI" w:hint="default"/>
-      </w:rPr>
-    </w:lvl>
-    <w:lvl w:ilvl="7" w:tplc="0409000B" w:tentative="1">
-      <w:start w:val="1"/>
-      <w:numFmt w:val="bullet"/>
-      <w:lvlText w:val="■"/>
-      <w:lvlJc w:val="left"/>
-      <w:pPr>
-        <w:ind w:left="3520" w:hanging="440"/>
-      </w:pPr>
-      <w:rPr>
-        <w:rFonts w:ascii="Meiryo UI" w:hAnsi="Meiryo UI" w:eastAsia="Meiryo UI" w:cs="Meiryo UI" w:hint="default"/>
-      </w:rPr>
-    </w:lvl>
-    <w:lvl w:ilvl="8" w:tplc="0409000D" w:tentative="1">
-      <w:start w:val="1"/>
-      <w:numFmt w:val="bullet"/>
-      <w:lvlText w:val="■"/>
-      <w:lvlJc w:val="left"/>
-      <w:pPr>
-        <w:ind w:left="3960" w:hanging="440"/>
-      </w:pPr>
-      <w:rPr>
-        <w:rFonts w:ascii="Meiryo UI" w:hAnsi="Meiryo UI" w:eastAsia="Meiryo UI" w:cs="Meiryo UI" w:hint="default"/>
-      </w:rPr>
-    </w:lvl>
-  </w:abstractNum>
-  <w:abstractNum w:abstractNumId="116" w15:restartNumberingAfterBreak="0">
     <w:nsid w:val="79A62814"/>
     <w:multiLevelType w:val="multilevel"/>
     <w:tmpl w:val="BD8AF998"/>
@@ -47646,6 +47725,93 @@
       <w:rPr>
         <w:u w:val="none"/>
       </w:rPr>
+    </w:lvl>
+  </w:abstractNum>
+  <w:abstractNum w:abstractNumId="116" w15:restartNumberingAfterBreak="0">
+    <w:nsid w:val="79E80E4A"/>
+    <w:multiLevelType w:val="hybridMultilevel"/>
+    <w:tmpl w:val="A55C2CE8"/>
+    <w:name w:val="__API_DOC_SQUARE_BULLET__2222222"/>
+    <w:lvl w:ilvl="0" w:tplc="0409000F">
+      <w:start w:val="1"/>
+      <w:numFmt w:val="decimal"/>
+      <w:lvlText w:val="%1."/>
+      <w:lvlJc w:val="left"/>
+      <w:pPr>
+        <w:ind w:left="440" w:hanging="440"/>
+      </w:pPr>
+    </w:lvl>
+    <w:lvl w:ilvl="1" w:tplc="04090017" w:tentative="1">
+      <w:start w:val="1"/>
+      <w:numFmt w:val="aiueoFullWidth"/>
+      <w:lvlText w:val="(%2)"/>
+      <w:lvlJc w:val="left"/>
+      <w:pPr>
+        <w:ind w:left="880" w:hanging="440"/>
+      </w:pPr>
+    </w:lvl>
+    <w:lvl w:ilvl="2" w:tplc="04090011" w:tentative="1">
+      <w:start w:val="1"/>
+      <w:numFmt w:val="decimalEnclosedCircle"/>
+      <w:lvlText w:val="%3"/>
+      <w:lvlJc w:val="left"/>
+      <w:pPr>
+        <w:ind w:left="1320" w:hanging="440"/>
+      </w:pPr>
+    </w:lvl>
+    <w:lvl w:ilvl="3" w:tplc="0409000F" w:tentative="1">
+      <w:start w:val="1"/>
+      <w:numFmt w:val="decimal"/>
+      <w:lvlText w:val="%4."/>
+      <w:lvlJc w:val="left"/>
+      <w:pPr>
+        <w:ind w:left="1760" w:hanging="440"/>
+      </w:pPr>
+    </w:lvl>
+    <w:lvl w:ilvl="4" w:tplc="04090017" w:tentative="1">
+      <w:start w:val="1"/>
+      <w:numFmt w:val="aiueoFullWidth"/>
+      <w:lvlText w:val="(%5)"/>
+      <w:lvlJc w:val="left"/>
+      <w:pPr>
+        <w:ind w:left="2200" w:hanging="440"/>
+      </w:pPr>
+    </w:lvl>
+    <w:lvl w:ilvl="5" w:tplc="04090011" w:tentative="1">
+      <w:start w:val="1"/>
+      <w:numFmt w:val="decimalEnclosedCircle"/>
+      <w:lvlText w:val="%6"/>
+      <w:lvlJc w:val="left"/>
+      <w:pPr>
+        <w:ind w:left="2640" w:hanging="440"/>
+      </w:pPr>
+    </w:lvl>
+    <w:lvl w:ilvl="6" w:tplc="0409000F" w:tentative="1">
+      <w:start w:val="1"/>
+      <w:numFmt w:val="decimal"/>
+      <w:lvlText w:val="%7."/>
+      <w:lvlJc w:val="left"/>
+      <w:pPr>
+        <w:ind w:left="3080" w:hanging="440"/>
+      </w:pPr>
+    </w:lvl>
+    <w:lvl w:ilvl="7" w:tplc="04090017" w:tentative="1">
+      <w:start w:val="1"/>
+      <w:numFmt w:val="aiueoFullWidth"/>
+      <w:lvlText w:val="(%8)"/>
+      <w:lvlJc w:val="left"/>
+      <w:pPr>
+        <w:ind w:left="3520" w:hanging="440"/>
+      </w:pPr>
+    </w:lvl>
+    <w:lvl w:ilvl="8" w:tplc="04090011" w:tentative="1">
+      <w:start w:val="1"/>
+      <w:numFmt w:val="decimalEnclosedCircle"/>
+      <w:lvlText w:val="%9"/>
+      <w:lvlJc w:val="left"/>
+      <w:pPr>
+        <w:ind w:left="3960" w:hanging="440"/>
+      </w:pPr>
     </w:lvl>
   </w:abstractNum>
   <w:abstractNum w:abstractNumId="117" w15:restartNumberingAfterBreak="0">
@@ -48932,124 +49098,124 @@
     </w:lvl>
   </w:abstractNum>
   <w:num w:numId="1" w16cid:durableId="1895119920">
-    <w:abstractNumId w:val="88"/>
+    <w:abstractNumId w:val="89"/>
   </w:num>
   <w:num w:numId="2" w16cid:durableId="1721661053">
-    <w:abstractNumId w:val="30"/>
+    <w:abstractNumId w:val="29"/>
   </w:num>
   <w:num w:numId="3" w16cid:durableId="629214803">
-    <w:abstractNumId w:val="57"/>
+    <w:abstractNumId w:val="55"/>
   </w:num>
   <w:num w:numId="4" w16cid:durableId="613826659">
-    <w:abstractNumId w:val="15"/>
+    <w:abstractNumId w:val="14"/>
   </w:num>
   <w:num w:numId="5" w16cid:durableId="157699857">
-    <w:abstractNumId w:val="21"/>
+    <w:abstractNumId w:val="20"/>
   </w:num>
   <w:num w:numId="6" w16cid:durableId="871307222">
-    <w:abstractNumId w:val="65"/>
+    <w:abstractNumId w:val="63"/>
   </w:num>
   <w:num w:numId="7" w16cid:durableId="1948467586">
     <w:abstractNumId w:val="124"/>
   </w:num>
   <w:num w:numId="8" w16cid:durableId="1488398625">
-    <w:abstractNumId w:val="17"/>
+    <w:abstractNumId w:val="16"/>
   </w:num>
   <w:num w:numId="9" w16cid:durableId="1977947383">
-    <w:abstractNumId w:val="47"/>
+    <w:abstractNumId w:val="45"/>
   </w:num>
   <w:num w:numId="10" w16cid:durableId="567813234">
-    <w:abstractNumId w:val="85"/>
+    <w:abstractNumId w:val="86"/>
   </w:num>
   <w:num w:numId="11" w16cid:durableId="751706831">
-    <w:abstractNumId w:val="36"/>
+    <w:abstractNumId w:val="35"/>
   </w:num>
   <w:num w:numId="12" w16cid:durableId="1299842437">
     <w:abstractNumId w:val="3"/>
   </w:num>
   <w:num w:numId="13" w16cid:durableId="1284925540">
-    <w:abstractNumId w:val="5"/>
+    <w:abstractNumId w:val="4"/>
   </w:num>
   <w:num w:numId="14" w16cid:durableId="1155754182">
-    <w:abstractNumId w:val="81"/>
+    <w:abstractNumId w:val="82"/>
   </w:num>
   <w:num w:numId="15" w16cid:durableId="802577955">
     <w:abstractNumId w:val="1"/>
   </w:num>
   <w:num w:numId="16" w16cid:durableId="796678581">
-    <w:abstractNumId w:val="66"/>
+    <w:abstractNumId w:val="64"/>
   </w:num>
   <w:num w:numId="17" w16cid:durableId="1139297235">
-    <w:abstractNumId w:val="24"/>
+    <w:abstractNumId w:val="23"/>
   </w:num>
   <w:num w:numId="18" w16cid:durableId="1367219213">
-    <w:abstractNumId w:val="8"/>
+    <w:abstractNumId w:val="6"/>
   </w:num>
   <w:num w:numId="19" w16cid:durableId="399442700">
-    <w:abstractNumId w:val="58"/>
+    <w:abstractNumId w:val="56"/>
   </w:num>
   <w:num w:numId="20" w16cid:durableId="540439852">
-    <w:abstractNumId w:val="43"/>
+    <w:abstractNumId w:val="41"/>
   </w:num>
   <w:num w:numId="21" w16cid:durableId="599416316">
-    <w:abstractNumId w:val="78"/>
+    <w:abstractNumId w:val="79"/>
   </w:num>
   <w:num w:numId="22" w16cid:durableId="268123330">
     <w:abstractNumId w:val="125"/>
   </w:num>
   <w:num w:numId="23" w16cid:durableId="2020039216">
-    <w:abstractNumId w:val="10"/>
+    <w:abstractNumId w:val="8"/>
   </w:num>
   <w:num w:numId="24" w16cid:durableId="1902325943">
-    <w:abstractNumId w:val="41"/>
+    <w:abstractNumId w:val="39"/>
   </w:num>
   <w:num w:numId="25" w16cid:durableId="890503816">
-    <w:abstractNumId w:val="13"/>
+    <w:abstractNumId w:val="11"/>
   </w:num>
   <w:num w:numId="26" w16cid:durableId="1179537648">
-    <w:abstractNumId w:val="39"/>
+    <w:abstractNumId w:val="37"/>
   </w:num>
   <w:num w:numId="27" w16cid:durableId="1009914689">
-    <w:abstractNumId w:val="69"/>
+    <w:abstractNumId w:val="67"/>
   </w:num>
   <w:num w:numId="28" w16cid:durableId="2006276014">
-    <w:abstractNumId w:val="45"/>
+    <w:abstractNumId w:val="43"/>
   </w:num>
   <w:num w:numId="29" w16cid:durableId="2001542945">
-    <w:abstractNumId w:val="100"/>
+    <w:abstractNumId w:val="99"/>
   </w:num>
   <w:num w:numId="30" w16cid:durableId="1295526333">
-    <w:abstractNumId w:val="25"/>
+    <w:abstractNumId w:val="24"/>
   </w:num>
   <w:num w:numId="31" w16cid:durableId="1848910563">
-    <w:abstractNumId w:val="50"/>
+    <w:abstractNumId w:val="48"/>
   </w:num>
   <w:num w:numId="32" w16cid:durableId="633025239">
-    <w:abstractNumId w:val="16"/>
+    <w:abstractNumId w:val="15"/>
   </w:num>
   <w:num w:numId="33" w16cid:durableId="1226987589">
-    <w:abstractNumId w:val="31"/>
+    <w:abstractNumId w:val="30"/>
   </w:num>
   <w:num w:numId="34" w16cid:durableId="1593858252">
-    <w:abstractNumId w:val="86"/>
+    <w:abstractNumId w:val="87"/>
   </w:num>
   <w:num w:numId="35" w16cid:durableId="1817641731">
-    <w:abstractNumId w:val="51"/>
+    <w:abstractNumId w:val="49"/>
   </w:num>
   <w:num w:numId="36" w16cid:durableId="1220291253">
+    <w:abstractNumId w:val="36"/>
+  </w:num>
+  <w:num w:numId="37" w16cid:durableId="2021812239">
+    <w:abstractNumId w:val="94"/>
+  </w:num>
+  <w:num w:numId="38" w16cid:durableId="936403793">
+    <w:abstractNumId w:val="97"/>
+  </w:num>
+  <w:num w:numId="39" w16cid:durableId="1020475569">
     <w:abstractNumId w:val="38"/>
   </w:num>
-  <w:num w:numId="37" w16cid:durableId="2021812239">
-    <w:abstractNumId w:val="95"/>
-  </w:num>
-  <w:num w:numId="38" w16cid:durableId="936403793">
-    <w:abstractNumId w:val="98"/>
-  </w:num>
-  <w:num w:numId="39" w16cid:durableId="1020475569">
-    <w:abstractNumId w:val="40"/>
-  </w:num>
   <w:num w:numId="40" w16cid:durableId="1441149847">
-    <w:abstractNumId w:val="102"/>
+    <w:abstractNumId w:val="101"/>
   </w:num>
   <w:num w:numId="41" w16cid:durableId="816651955">
     <w:abstractNumId w:val="121"/>
@@ -49058,7 +49224,7 @@
     <w:abstractNumId w:val="117"/>
   </w:num>
   <w:num w:numId="43" w16cid:durableId="1654723770">
-    <w:abstractNumId w:val="11"/>
+    <w:abstractNumId w:val="9"/>
   </w:num>
   <w:num w:numId="44" w16cid:durableId="344594421">
     <w:abstractNumId w:val="74"/>
@@ -49070,16 +49236,16 @@
     <w:abstractNumId w:val="118"/>
   </w:num>
   <w:num w:numId="47" w16cid:durableId="824278799">
-    <w:abstractNumId w:val="42"/>
+    <w:abstractNumId w:val="40"/>
   </w:num>
   <w:num w:numId="48" w16cid:durableId="211773052">
-    <w:abstractNumId w:val="35"/>
+    <w:abstractNumId w:val="34"/>
   </w:num>
   <w:num w:numId="49" w16cid:durableId="2060322769">
-    <w:abstractNumId w:val="22"/>
+    <w:abstractNumId w:val="21"/>
   </w:num>
   <w:num w:numId="50" w16cid:durableId="2024434123">
-    <w:abstractNumId w:val="103"/>
+    <w:abstractNumId w:val="102"/>
   </w:num>
   <w:num w:numId="51" w16cid:durableId="430054766">
     <w:abstractNumId w:val="72"/>
@@ -49088,46 +49254,46 @@
     <w:abstractNumId w:val="2"/>
   </w:num>
   <w:num w:numId="53" w16cid:durableId="1356689606">
-    <w:abstractNumId w:val="59"/>
+    <w:abstractNumId w:val="57"/>
   </w:num>
   <w:num w:numId="54" w16cid:durableId="1310599660">
     <w:abstractNumId w:val="108"/>
   </w:num>
   <w:num w:numId="55" w16cid:durableId="2017686679">
-    <w:abstractNumId w:val="48"/>
+    <w:abstractNumId w:val="46"/>
   </w:num>
   <w:num w:numId="56" w16cid:durableId="1792165896">
-    <w:abstractNumId w:val="56"/>
+    <w:abstractNumId w:val="54"/>
   </w:num>
   <w:num w:numId="57" w16cid:durableId="1084956861">
-    <w:abstractNumId w:val="52"/>
+    <w:abstractNumId w:val="50"/>
   </w:num>
   <w:num w:numId="58" w16cid:durableId="1192956315">
-    <w:abstractNumId w:val="49"/>
+    <w:abstractNumId w:val="47"/>
   </w:num>
   <w:num w:numId="59" w16cid:durableId="23335512">
     <w:abstractNumId w:val="0"/>
   </w:num>
   <w:num w:numId="60" w16cid:durableId="678579156">
-    <w:abstractNumId w:val="64"/>
+    <w:abstractNumId w:val="62"/>
   </w:num>
   <w:num w:numId="61" w16cid:durableId="930889899">
-    <w:abstractNumId w:val="44"/>
+    <w:abstractNumId w:val="42"/>
   </w:num>
   <w:num w:numId="62" w16cid:durableId="998728586">
-    <w:abstractNumId w:val="7"/>
+    <w:abstractNumId w:val="5"/>
   </w:num>
   <w:num w:numId="63" w16cid:durableId="1433746151">
-    <w:abstractNumId w:val="110"/>
+    <w:abstractNumId w:val="109"/>
   </w:num>
   <w:num w:numId="64" w16cid:durableId="1535269810">
-    <w:abstractNumId w:val="20"/>
+    <w:abstractNumId w:val="19"/>
   </w:num>
   <w:num w:numId="65" w16cid:durableId="873078971">
-    <w:abstractNumId w:val="99"/>
+    <w:abstractNumId w:val="98"/>
   </w:num>
   <w:num w:numId="66" w16cid:durableId="1238856018">
-    <w:abstractNumId w:val="27"/>
+    <w:abstractNumId w:val="26"/>
   </w:num>
   <w:num w:numId="67" w16cid:durableId="1896162260">
     <w:abstractNumId w:val="119"/>
@@ -49136,184 +49302,184 @@
     <w:abstractNumId w:val="73"/>
   </w:num>
   <w:num w:numId="69" w16cid:durableId="1602225572">
-    <w:abstractNumId w:val="70"/>
+    <w:abstractNumId w:val="68"/>
   </w:num>
   <w:num w:numId="70" w16cid:durableId="6296985">
-    <w:abstractNumId w:val="33"/>
+    <w:abstractNumId w:val="32"/>
   </w:num>
   <w:num w:numId="71" w16cid:durableId="643432889">
     <w:abstractNumId w:val="71"/>
   </w:num>
   <w:num w:numId="72" w16cid:durableId="1970089783">
-    <w:abstractNumId w:val="76"/>
+    <w:abstractNumId w:val="77"/>
   </w:num>
   <w:num w:numId="73" w16cid:durableId="429395771">
-    <w:abstractNumId w:val="54"/>
+    <w:abstractNumId w:val="52"/>
   </w:num>
   <w:num w:numId="74" w16cid:durableId="431363947">
-    <w:abstractNumId w:val="18"/>
+    <w:abstractNumId w:val="17"/>
   </w:num>
   <w:num w:numId="75" w16cid:durableId="991375419">
     <w:abstractNumId w:val="120"/>
   </w:num>
   <w:num w:numId="76" w16cid:durableId="1942831274">
-    <w:abstractNumId w:val="113"/>
+    <w:abstractNumId w:val="112"/>
   </w:num>
   <w:num w:numId="77" w16cid:durableId="1162238852">
-    <w:abstractNumId w:val="23"/>
+    <w:abstractNumId w:val="22"/>
   </w:num>
   <w:num w:numId="78" w16cid:durableId="1193108439">
+    <w:abstractNumId w:val="110"/>
+  </w:num>
+  <w:num w:numId="79" w16cid:durableId="1996687129">
     <w:abstractNumId w:val="111"/>
   </w:num>
-  <w:num w:numId="79" w16cid:durableId="1996687129">
-    <w:abstractNumId w:val="112"/>
-  </w:num>
   <w:num w:numId="80" w16cid:durableId="287246247">
-    <w:abstractNumId w:val="87"/>
+    <w:abstractNumId w:val="88"/>
   </w:num>
   <w:num w:numId="81" w16cid:durableId="1582329285">
-    <w:abstractNumId w:val="75"/>
+    <w:abstractNumId w:val="76"/>
   </w:num>
   <w:num w:numId="82" w16cid:durableId="2006931237">
     <w:abstractNumId w:val="126"/>
   </w:num>
   <w:num w:numId="83" w16cid:durableId="1081827351">
-    <w:abstractNumId w:val="46"/>
+    <w:abstractNumId w:val="44"/>
   </w:num>
   <w:num w:numId="84" w16cid:durableId="1619557906">
-    <w:abstractNumId w:val="80"/>
+    <w:abstractNumId w:val="81"/>
   </w:num>
   <w:num w:numId="85" w16cid:durableId="1390687812">
-    <w:abstractNumId w:val="9"/>
+    <w:abstractNumId w:val="7"/>
   </w:num>
   <w:num w:numId="86" w16cid:durableId="1145119553">
-    <w:abstractNumId w:val="32"/>
+    <w:abstractNumId w:val="31"/>
   </w:num>
   <w:num w:numId="87" w16cid:durableId="1789471430">
-    <w:abstractNumId w:val="60"/>
+    <w:abstractNumId w:val="58"/>
   </w:num>
   <w:num w:numId="88" w16cid:durableId="1693263746">
     <w:abstractNumId w:val="106"/>
   </w:num>
   <w:num w:numId="89" w16cid:durableId="1677657953">
-    <w:abstractNumId w:val="62"/>
+    <w:abstractNumId w:val="60"/>
   </w:num>
   <w:num w:numId="90" w16cid:durableId="1539732009">
-    <w:abstractNumId w:val="89"/>
+    <w:abstractNumId w:val="90"/>
   </w:num>
   <w:num w:numId="91" w16cid:durableId="1928297778">
-    <w:abstractNumId w:val="55"/>
+    <w:abstractNumId w:val="53"/>
   </w:num>
   <w:num w:numId="92" w16cid:durableId="1540125761">
-    <w:abstractNumId w:val="63"/>
+    <w:abstractNumId w:val="61"/>
   </w:num>
   <w:num w:numId="93" w16cid:durableId="891310916">
-    <w:abstractNumId w:val="12"/>
+    <w:abstractNumId w:val="10"/>
   </w:num>
   <w:num w:numId="94" w16cid:durableId="1197696092">
     <w:abstractNumId w:val="123"/>
   </w:num>
   <w:num w:numId="95" w16cid:durableId="304235926">
+    <w:abstractNumId w:val="84"/>
+  </w:num>
+  <w:num w:numId="96" w16cid:durableId="425461381">
+    <w:abstractNumId w:val="80"/>
+  </w:num>
+  <w:num w:numId="97" w16cid:durableId="1020933590">
+    <w:abstractNumId w:val="27"/>
+  </w:num>
+  <w:num w:numId="98" w16cid:durableId="1860436262">
     <w:abstractNumId w:val="83"/>
   </w:num>
-  <w:num w:numId="96" w16cid:durableId="425461381">
-    <w:abstractNumId w:val="79"/>
-  </w:num>
-  <w:num w:numId="97" w16cid:durableId="1020933590">
-    <w:abstractNumId w:val="28"/>
-  </w:num>
-  <w:num w:numId="98" w16cid:durableId="1860436262">
-    <w:abstractNumId w:val="82"/>
-  </w:num>
   <w:num w:numId="99" w16cid:durableId="6370190">
-    <w:abstractNumId w:val="116"/>
+    <w:abstractNumId w:val="115"/>
   </w:num>
   <w:num w:numId="100" w16cid:durableId="777650189">
-    <w:abstractNumId w:val="14"/>
+    <w:abstractNumId w:val="13"/>
   </w:num>
   <w:num w:numId="101" w16cid:durableId="1917785151">
-    <w:abstractNumId w:val="93"/>
+    <w:abstractNumId w:val="92"/>
   </w:num>
   <w:num w:numId="102" w16cid:durableId="1850830540">
     <w:abstractNumId w:val="107"/>
   </w:num>
   <w:num w:numId="103" w16cid:durableId="997148865">
-    <w:abstractNumId w:val="97"/>
+    <w:abstractNumId w:val="96"/>
   </w:num>
   <w:num w:numId="104" w16cid:durableId="236282673">
-    <w:abstractNumId w:val="19"/>
+    <w:abstractNumId w:val="18"/>
   </w:num>
   <w:num w:numId="105" w16cid:durableId="920676371">
     <w:abstractNumId w:val="127"/>
   </w:num>
   <w:num w:numId="106" w16cid:durableId="886988089">
-    <w:abstractNumId w:val="34"/>
+    <w:abstractNumId w:val="33"/>
   </w:num>
   <w:num w:numId="107" w16cid:durableId="451753529">
-    <w:abstractNumId w:val="115"/>
+    <w:abstractNumId w:val="113"/>
   </w:num>
   <w:num w:numId="108" w16cid:durableId="522593190">
-    <w:abstractNumId w:val="77"/>
+    <w:abstractNumId w:val="78"/>
   </w:num>
   <w:num w:numId="109" w16cid:durableId="156459451">
     <w:abstractNumId w:val="122"/>
   </w:num>
   <w:num w:numId="110" w16cid:durableId="1174343616">
-    <w:abstractNumId w:val="96"/>
+    <w:abstractNumId w:val="95"/>
   </w:num>
   <w:num w:numId="111" w16cid:durableId="941184089">
-    <w:abstractNumId w:val="29"/>
+    <w:abstractNumId w:val="28"/>
   </w:num>
   <w:num w:numId="112" w16cid:durableId="984898614">
-    <w:abstractNumId w:val="94"/>
+    <w:abstractNumId w:val="93"/>
   </w:num>
   <w:num w:numId="113" w16cid:durableId="1071464520">
-    <w:abstractNumId w:val="68"/>
+    <w:abstractNumId w:val="66"/>
   </w:num>
   <w:num w:numId="114" w16cid:durableId="403185376">
-    <w:abstractNumId w:val="67"/>
+    <w:abstractNumId w:val="65"/>
   </w:num>
   <w:num w:numId="115" w16cid:durableId="579606141">
-    <w:abstractNumId w:val="101"/>
+    <w:abstractNumId w:val="100"/>
   </w:num>
   <w:num w:numId="116" w16cid:durableId="994721550">
-    <w:abstractNumId w:val="84"/>
+    <w:abstractNumId w:val="85"/>
   </w:num>
   <w:num w:numId="117" w16cid:durableId="1773434258">
-    <w:abstractNumId w:val="61"/>
+    <w:abstractNumId w:val="59"/>
   </w:num>
   <w:num w:numId="118" w16cid:durableId="572663242">
     <w:abstractNumId w:val="105"/>
   </w:num>
   <w:num w:numId="119" w16cid:durableId="2108308058">
-    <w:abstractNumId w:val="90"/>
-  </w:num>
-  <w:num w:numId="120" w16cid:durableId="2127037200">
-    <w:abstractNumId w:val="37"/>
-  </w:num>
-  <w:num w:numId="121" w16cid:durableId="1240825211">
-    <w:abstractNumId w:val="109"/>
-  </w:num>
-  <w:num w:numId="122" w16cid:durableId="1408846095">
-    <w:abstractNumId w:val="4"/>
-  </w:num>
-  <w:num w:numId="123" w16cid:durableId="1953708988">
-    <w:abstractNumId w:val="92"/>
-  </w:num>
-  <w:num w:numId="124" w16cid:durableId="1142233369">
-    <w:abstractNumId w:val="26"/>
-  </w:num>
-  <w:num w:numId="125" w16cid:durableId="1179658472">
-    <w:abstractNumId w:val="6"/>
-  </w:num>
-  <w:num w:numId="126" w16cid:durableId="1784763139">
     <w:abstractNumId w:val="91"/>
   </w:num>
-  <w:num w:numId="127" w16cid:durableId="151139700">
+  <w:num w:numId="120" w16cid:durableId="1054625010">
+    <w:abstractNumId w:val="51"/>
+  </w:num>
+  <w:num w:numId="121" w16cid:durableId="884174381">
     <w:abstractNumId w:val="114"/>
   </w:num>
-  <w:num w:numId="128" w16cid:durableId="1796100759">
-    <w:abstractNumId w:val="53"/>
+  <w:num w:numId="122" w16cid:durableId="947202255">
+    <w:abstractNumId w:val="69"/>
+  </w:num>
+  <w:num w:numId="123" w16cid:durableId="1573781770">
+    <w:abstractNumId w:val="12"/>
+  </w:num>
+  <w:num w:numId="124" w16cid:durableId="610287087">
+    <w:abstractNumId w:val="75"/>
+  </w:num>
+  <w:num w:numId="125" w16cid:durableId="2135826560">
+    <w:abstractNumId w:val="25"/>
+  </w:num>
+  <w:num w:numId="126" w16cid:durableId="1595935753">
+    <w:abstractNumId w:val="103"/>
+  </w:num>
+  <w:num w:numId="127" w16cid:durableId="367684783">
+    <w:abstractNumId w:val="70"/>
+  </w:num>
+  <w:num w:numId="128" w16cid:durableId="1160653432">
+    <w:abstractNumId w:val="116"/>
   </w:num>
   <w:numIdMacAtCleanup w:val="66"/>
 </w:numbering>
@@ -49358,6 +49524,7 @@
     <w:rsid w:val="00047CF3"/>
     <w:rsid w:val="000629D7"/>
     <w:rsid w:val="000650EA"/>
+    <w:rsid w:val="000814E0"/>
     <w:rsid w:val="000949C5"/>
     <w:rsid w:val="000A1448"/>
     <w:rsid w:val="000A72E7"/>
@@ -49380,7 +49547,6 @@
     <w:rsid w:val="00282831"/>
     <w:rsid w:val="002C3203"/>
     <w:rsid w:val="002C5EEE"/>
-    <w:rsid w:val="002F2FDE"/>
     <w:rsid w:val="00305C2F"/>
     <w:rsid w:val="0031376F"/>
     <w:rsid w:val="0033719A"/>
@@ -49418,11 +49584,11 @@
     <w:rsid w:val="008012B0"/>
     <w:rsid w:val="00815A3D"/>
     <w:rsid w:val="00816E4B"/>
+    <w:rsid w:val="00824700"/>
     <w:rsid w:val="0083046C"/>
     <w:rsid w:val="008416F2"/>
     <w:rsid w:val="00866B73"/>
     <w:rsid w:val="00892DAB"/>
-    <w:rsid w:val="00892EF4"/>
     <w:rsid w:val="008D0597"/>
     <w:rsid w:val="008D3254"/>
     <w:rsid w:val="008E7E41"/>
@@ -49456,14 +49622,15 @@
     <w:rsid w:val="00CA078D"/>
     <w:rsid w:val="00CC0363"/>
     <w:rsid w:val="00CC1E2D"/>
+    <w:rsid w:val="00CC4031"/>
     <w:rsid w:val="00CD4181"/>
     <w:rsid w:val="00CF6B23"/>
     <w:rsid w:val="00D01B6C"/>
     <w:rsid w:val="00D1562A"/>
-    <w:rsid w:val="00D22202"/>
     <w:rsid w:val="00D25D1E"/>
     <w:rsid w:val="00D85470"/>
     <w:rsid w:val="00DA08E2"/>
+    <w:rsid w:val="00DB1FA9"/>
     <w:rsid w:val="00DB7AA5"/>
     <w:rsid w:val="00E06378"/>
     <w:rsid w:val="00E42728"/>

--- a/taniguchi/api/Fix/API設計書_SHIP資産マスタ.docx
+++ b/taniguchi/api/Fix/API設計書_SHIP資産マスタ.docx
@@ -227,13 +227,13 @@
 <Properties xmlns="http://schemas.openxmlformats.org/officeDocument/2006/extended-properties" xmlns:vt="http://schemas.openxmlformats.org/officeDocument/2006/docPropsVTypes">
   <Template>Normal.dotm</Template>
   <TotalTime>97</TotalTime>
-  <Pages>44</Pages>
-  <Words>5962</Words>
-  <Characters>33984</Characters>
+  <Pages>46</Pages>
+  <Words>6337</Words>
+  <Characters>36126</Characters>
   <Application>Microsoft Office Word</Application>
   <DocSecurity>0</DocSecurity>
-  <Lines>283</Lines>
-  <Paragraphs>79</Paragraphs>
+  <Lines>301</Lines>
+  <Paragraphs>84</Paragraphs>
   <ScaleCrop>false</ScaleCrop>
   <HeadingPairs>
     <vt:vector size="2" baseType="variant">
@@ -252,7 +252,7 @@
   </TitlesOfParts>
   <Company/>
   <LinksUpToDate>false</LinksUpToDate>
-  <CharactersWithSpaces>39867</CharactersWithSpaces>
+  <CharactersWithSpaces>42379</CharactersWithSpaces>
   <SharedDoc>false</SharedDoc>
   <HyperlinksChanged>false</HyperlinksChanged>
   <AppVersion>16.0000</AppVersion>
@@ -266,7 +266,7 @@
   <cp:lastModifiedBy>緑 谷口</cp:lastModifiedBy>
   <cp:revision>54</cp:revision>
   <dcterms:created xsi:type="dcterms:W3CDTF">2026-03-01T00:24:00Z</dcterms:created>
-  <dcterms:modified xsi:type="dcterms:W3CDTF">2026-04-22T20:57:00Z</dcterms:modified>
+  <dcterms:modified xsi:type="dcterms:W3CDTF">2026-04-26T06:18:00Z</dcterms:modified>
 </cp:coreProperties>
 </file>
 
@@ -503,7 +503,7 @@
                                     <w:sz w:val="28"/>
                                     <w:szCs w:val="28"/>
                                   </w:rPr>
-                                  <w:t>2026年4月20日</w:t>
+                                  <w:t>2026年4月26日</w:t>
                                 </w:r>
                               </w:p>
                               <w:p>
@@ -701,7 +701,7 @@
                               <w:sz w:val="28"/>
                               <w:szCs w:val="28"/>
                             </w:rPr>
-                            <w:t>2026年4月20日</w:t>
+                            <w:t>2026年4月26日</w:t>
                           </w:r>
                         </w:p>
                         <w:p>
@@ -948,7 +948,7 @@
                   <w:spacing w:line="240" w:lineRule="auto"/>
                 </w:pPr>
                 <w:r>
-                  <w:t>2026/4/20</w:t>
+                  <w:t>2026/4/26</w:t>
                 </w:r>
               </w:p>
             </w:tc>
@@ -1330,7 +1330,7 @@
         <w:rPr>
           <w:noProof/>
         </w:rPr>
-        <w:instrText xml:space="preserve"> PAGEREF _Toc227816326 \h </w:instrText>
+        <w:instrText xml:space="preserve"> PAGEREF _Toc228109193 \h </w:instrText>
       </w:r>
       <w:r>
         <w:rPr>
@@ -1395,7 +1395,7 @@
         <w:rPr>
           <w:noProof/>
         </w:rPr>
-        <w:instrText xml:space="preserve"> PAGEREF _Toc227816327 \h </w:instrText>
+        <w:instrText xml:space="preserve"> PAGEREF _Toc228109194 \h </w:instrText>
       </w:r>
       <w:r>
         <w:rPr>
@@ -1460,7 +1460,7 @@
         <w:rPr>
           <w:noProof/>
         </w:rPr>
-        <w:instrText xml:space="preserve"> PAGEREF _Toc227816328 \h </w:instrText>
+        <w:instrText xml:space="preserve"> PAGEREF _Toc228109195 \h </w:instrText>
       </w:r>
       <w:r>
         <w:rPr>
@@ -1525,7 +1525,7 @@
         <w:rPr>
           <w:noProof/>
         </w:rPr>
-        <w:instrText xml:space="preserve"> PAGEREF _Toc227816329 \h </w:instrText>
+        <w:instrText xml:space="preserve"> PAGEREF _Toc228109196 \h </w:instrText>
       </w:r>
       <w:r>
         <w:rPr>
@@ -1590,7 +1590,7 @@
         <w:rPr>
           <w:noProof/>
         </w:rPr>
-        <w:instrText xml:space="preserve"> PAGEREF _Toc227816330 \h </w:instrText>
+        <w:instrText xml:space="preserve"> PAGEREF _Toc228109197 \h </w:instrText>
       </w:r>
       <w:r>
         <w:rPr>
@@ -1607,7 +1607,7 @@
         <w:rPr>
           <w:noProof/>
         </w:rPr>
-        <w:t>5</w:t>
+        <w:t>6</w:t>
       </w:r>
       <w:r>
         <w:rPr>
@@ -1656,7 +1656,7 @@
         <w:rPr>
           <w:noProof/>
         </w:rPr>
-        <w:instrText xml:space="preserve"> PAGEREF _Toc227816331 \h </w:instrText>
+        <w:instrText xml:space="preserve"> PAGEREF _Toc228109198 \h </w:instrText>
       </w:r>
       <w:r>
         <w:rPr>
@@ -1721,7 +1721,7 @@
         <w:rPr>
           <w:noProof/>
         </w:rPr>
-        <w:instrText xml:space="preserve"> PAGEREF _Toc227816332 \h </w:instrText>
+        <w:instrText xml:space="preserve"> PAGEREF _Toc228109199 \h </w:instrText>
       </w:r>
       <w:r>
         <w:rPr>
@@ -1786,7 +1786,7 @@
         <w:rPr>
           <w:noProof/>
         </w:rPr>
-        <w:instrText xml:space="preserve"> PAGEREF _Toc227816333 \h </w:instrText>
+        <w:instrText xml:space="preserve"> PAGEREF _Toc228109200 \h </w:instrText>
       </w:r>
       <w:r>
         <w:rPr>
@@ -1851,7 +1851,7 @@
         <w:rPr>
           <w:noProof/>
         </w:rPr>
-        <w:instrText xml:space="preserve"> PAGEREF _Toc227816334 \h </w:instrText>
+        <w:instrText xml:space="preserve"> PAGEREF _Toc228109201 \h </w:instrText>
       </w:r>
       <w:r>
         <w:rPr>
@@ -1917,7 +1917,7 @@
         <w:rPr>
           <w:noProof/>
         </w:rPr>
-        <w:instrText xml:space="preserve"> PAGEREF _Toc227816335 \h </w:instrText>
+        <w:instrText xml:space="preserve"> PAGEREF _Toc228109202 \h </w:instrText>
       </w:r>
       <w:r>
         <w:rPr>
@@ -1934,7 +1934,7 @@
         <w:rPr>
           <w:noProof/>
         </w:rPr>
-        <w:t>7</w:t>
+        <w:t>8</w:t>
       </w:r>
       <w:r>
         <w:rPr>
@@ -1982,7 +1982,7 @@
         <w:rPr>
           <w:noProof/>
         </w:rPr>
-        <w:instrText xml:space="preserve"> PAGEREF _Toc227816336 \h </w:instrText>
+        <w:instrText xml:space="preserve"> PAGEREF _Toc228109203 \h </w:instrText>
       </w:r>
       <w:r>
         <w:rPr>
@@ -1999,7 +1999,7 @@
         <w:rPr>
           <w:noProof/>
         </w:rPr>
-        <w:t>7</w:t>
+        <w:t>8</w:t>
       </w:r>
       <w:r>
         <w:rPr>
@@ -2047,7 +2047,7 @@
         <w:rPr>
           <w:noProof/>
         </w:rPr>
-        <w:instrText xml:space="preserve"> PAGEREF _Toc227816337 \h </w:instrText>
+        <w:instrText xml:space="preserve"> PAGEREF _Toc228109204 \h </w:instrText>
       </w:r>
       <w:r>
         <w:rPr>
@@ -2112,7 +2112,7 @@
         <w:rPr>
           <w:noProof/>
         </w:rPr>
-        <w:instrText xml:space="preserve"> PAGEREF _Toc227816338 \h </w:instrText>
+        <w:instrText xml:space="preserve"> PAGEREF _Toc228109205 \h </w:instrText>
       </w:r>
       <w:r>
         <w:rPr>
@@ -2177,7 +2177,7 @@
         <w:rPr>
           <w:noProof/>
         </w:rPr>
-        <w:instrText xml:space="preserve"> PAGEREF _Toc227816339 \h </w:instrText>
+        <w:instrText xml:space="preserve"> PAGEREF _Toc228109206 \h </w:instrText>
       </w:r>
       <w:r>
         <w:rPr>
@@ -2194,7 +2194,7 @@
         <w:rPr>
           <w:noProof/>
         </w:rPr>
-        <w:t>9</w:t>
+        <w:t>10</w:t>
       </w:r>
       <w:r>
         <w:rPr>
@@ -2242,7 +2242,7 @@
         <w:rPr>
           <w:noProof/>
         </w:rPr>
-        <w:instrText xml:space="preserve"> PAGEREF _Toc227816340 \h </w:instrText>
+        <w:instrText xml:space="preserve"> PAGEREF _Toc228109207 \h </w:instrText>
       </w:r>
       <w:r>
         <w:rPr>
@@ -2259,7 +2259,7 @@
         <w:rPr>
           <w:noProof/>
         </w:rPr>
-        <w:t>9</w:t>
+        <w:t>10</w:t>
       </w:r>
       <w:r>
         <w:rPr>
@@ -2307,7 +2307,7 @@
         <w:rPr>
           <w:noProof/>
         </w:rPr>
-        <w:instrText xml:space="preserve"> PAGEREF _Toc227816341 \h </w:instrText>
+        <w:instrText xml:space="preserve"> PAGEREF _Toc228109208 \h </w:instrText>
       </w:r>
       <w:r>
         <w:rPr>
@@ -2324,7 +2324,7 @@
         <w:rPr>
           <w:noProof/>
         </w:rPr>
-        <w:t>9</w:t>
+        <w:t>10</w:t>
       </w:r>
       <w:r>
         <w:rPr>
@@ -2372,7 +2372,7 @@
         <w:rPr>
           <w:noProof/>
         </w:rPr>
-        <w:instrText xml:space="preserve"> PAGEREF _Toc227816342 \h </w:instrText>
+        <w:instrText xml:space="preserve"> PAGEREF _Toc228109209 \h </w:instrText>
       </w:r>
       <w:r>
         <w:rPr>
@@ -2389,7 +2389,7 @@
         <w:rPr>
           <w:noProof/>
         </w:rPr>
-        <w:t>10</w:t>
+        <w:t>11</w:t>
       </w:r>
       <w:r>
         <w:rPr>
@@ -2435,7 +2435,7 @@
         <w:rPr>
           <w:noProof/>
         </w:rPr>
-        <w:instrText xml:space="preserve"> PAGEREF _Toc227816343 \h </w:instrText>
+        <w:instrText xml:space="preserve"> PAGEREF _Toc228109210 \h </w:instrText>
       </w:r>
       <w:r>
         <w:rPr>
@@ -2452,7 +2452,7 @@
         <w:rPr>
           <w:noProof/>
         </w:rPr>
-        <w:t>10</w:t>
+        <w:t>11</w:t>
       </w:r>
       <w:r>
         <w:rPr>
@@ -2501,7 +2501,7 @@
         <w:rPr>
           <w:noProof/>
         </w:rPr>
-        <w:instrText xml:space="preserve"> PAGEREF _Toc227816344 \h </w:instrText>
+        <w:instrText xml:space="preserve"> PAGEREF _Toc228109211 \h </w:instrText>
       </w:r>
       <w:r>
         <w:rPr>
@@ -2518,7 +2518,7 @@
         <w:rPr>
           <w:noProof/>
         </w:rPr>
-        <w:t>10</w:t>
+        <w:t>11</w:t>
       </w:r>
       <w:r>
         <w:rPr>
@@ -2566,7 +2566,7 @@
         <w:rPr>
           <w:noProof/>
         </w:rPr>
-        <w:instrText xml:space="preserve"> PAGEREF _Toc227816345 \h </w:instrText>
+        <w:instrText xml:space="preserve"> PAGEREF _Toc228109212 \h </w:instrText>
       </w:r>
       <w:r>
         <w:rPr>
@@ -2583,7 +2583,7 @@
         <w:rPr>
           <w:noProof/>
         </w:rPr>
-        <w:t>10</w:t>
+        <w:t>11</w:t>
       </w:r>
       <w:r>
         <w:rPr>
@@ -2632,7 +2632,7 @@
         <w:rPr>
           <w:noProof/>
         </w:rPr>
-        <w:instrText xml:space="preserve"> PAGEREF _Toc227816346 \h </w:instrText>
+        <w:instrText xml:space="preserve"> PAGEREF _Toc228109213 \h </w:instrText>
       </w:r>
       <w:r>
         <w:rPr>
@@ -2649,7 +2649,7 @@
         <w:rPr>
           <w:noProof/>
         </w:rPr>
-        <w:t>12</w:t>
+        <w:t>13</w:t>
       </w:r>
       <w:r>
         <w:rPr>
@@ -2697,7 +2697,7 @@
         <w:rPr>
           <w:noProof/>
         </w:rPr>
-        <w:instrText xml:space="preserve"> PAGEREF _Toc227816347 \h </w:instrText>
+        <w:instrText xml:space="preserve"> PAGEREF _Toc228109214 \h </w:instrText>
       </w:r>
       <w:r>
         <w:rPr>
@@ -2714,7 +2714,7 @@
         <w:rPr>
           <w:noProof/>
         </w:rPr>
-        <w:t>12</w:t>
+        <w:t>13</w:t>
       </w:r>
       <w:r>
         <w:rPr>
@@ -2760,7 +2760,7 @@
         <w:rPr>
           <w:noProof/>
         </w:rPr>
-        <w:instrText xml:space="preserve"> PAGEREF _Toc227816348 \h </w:instrText>
+        <w:instrText xml:space="preserve"> PAGEREF _Toc228109215 \h </w:instrText>
       </w:r>
       <w:r>
         <w:rPr>
@@ -2777,7 +2777,7 @@
         <w:rPr>
           <w:noProof/>
         </w:rPr>
-        <w:t>12</w:t>
+        <w:t>13</w:t>
       </w:r>
       <w:r>
         <w:rPr>
@@ -2823,7 +2823,7 @@
         <w:rPr>
           <w:noProof/>
         </w:rPr>
-        <w:instrText xml:space="preserve"> PAGEREF _Toc227816349 \h </w:instrText>
+        <w:instrText xml:space="preserve"> PAGEREF _Toc228109216 \h </w:instrText>
       </w:r>
       <w:r>
         <w:rPr>
@@ -2840,7 +2840,7 @@
         <w:rPr>
           <w:noProof/>
         </w:rPr>
-        <w:t>13</w:t>
+        <w:t>14</w:t>
       </w:r>
       <w:r>
         <w:rPr>
@@ -2886,7 +2886,7 @@
         <w:rPr>
           <w:noProof/>
         </w:rPr>
-        <w:instrText xml:space="preserve"> PAGEREF _Toc227816350 \h </w:instrText>
+        <w:instrText xml:space="preserve"> PAGEREF _Toc228109217 \h </w:instrText>
       </w:r>
       <w:r>
         <w:rPr>
@@ -2903,7 +2903,7 @@
         <w:rPr>
           <w:noProof/>
         </w:rPr>
-        <w:t>14</w:t>
+        <w:t>16</w:t>
       </w:r>
       <w:r>
         <w:rPr>
@@ -2951,7 +2951,7 @@
         <w:rPr>
           <w:noProof/>
         </w:rPr>
-        <w:instrText xml:space="preserve"> PAGEREF _Toc227816351 \h </w:instrText>
+        <w:instrText xml:space="preserve"> PAGEREF _Toc228109218 \h </w:instrText>
       </w:r>
       <w:r>
         <w:rPr>
@@ -2968,7 +2968,7 @@
         <w:rPr>
           <w:noProof/>
         </w:rPr>
-        <w:t>15</w:t>
+        <w:t>16</w:t>
       </w:r>
       <w:r>
         <w:rPr>
@@ -3014,7 +3014,7 @@
         <w:rPr>
           <w:noProof/>
         </w:rPr>
-        <w:instrText xml:space="preserve"> PAGEREF _Toc227816352 \h </w:instrText>
+        <w:instrText xml:space="preserve"> PAGEREF _Toc228109219 \h </w:instrText>
       </w:r>
       <w:r>
         <w:rPr>
@@ -3031,7 +3031,7 @@
         <w:rPr>
           <w:noProof/>
         </w:rPr>
-        <w:t>15</w:t>
+        <w:t>16</w:t>
       </w:r>
       <w:r>
         <w:rPr>
@@ -3077,7 +3077,7 @@
         <w:rPr>
           <w:noProof/>
         </w:rPr>
-        <w:instrText xml:space="preserve"> PAGEREF _Toc227816353 \h </w:instrText>
+        <w:instrText xml:space="preserve"> PAGEREF _Toc228109220 \h </w:instrText>
       </w:r>
       <w:r>
         <w:rPr>
@@ -3094,7 +3094,7 @@
         <w:rPr>
           <w:noProof/>
         </w:rPr>
-        <w:t>16</w:t>
+        <w:t>17</w:t>
       </w:r>
       <w:r>
         <w:rPr>
@@ -3140,7 +3140,7 @@
         <w:rPr>
           <w:noProof/>
         </w:rPr>
-        <w:instrText xml:space="preserve"> PAGEREF _Toc227816354 \h </w:instrText>
+        <w:instrText xml:space="preserve"> PAGEREF _Toc228109221 \h </w:instrText>
       </w:r>
       <w:r>
         <w:rPr>
@@ -3157,7 +3157,7 @@
         <w:rPr>
           <w:noProof/>
         </w:rPr>
-        <w:t>16</w:t>
+        <w:t>17</w:t>
       </w:r>
       <w:r>
         <w:rPr>
@@ -3205,7 +3205,7 @@
         <w:rPr>
           <w:noProof/>
         </w:rPr>
-        <w:instrText xml:space="preserve"> PAGEREF _Toc227816355 \h </w:instrText>
+        <w:instrText xml:space="preserve"> PAGEREF _Toc228109222 \h </w:instrText>
       </w:r>
       <w:r>
         <w:rPr>
@@ -3222,7 +3222,7 @@
         <w:rPr>
           <w:noProof/>
         </w:rPr>
-        <w:t>16</w:t>
+        <w:t>18</w:t>
       </w:r>
       <w:r>
         <w:rPr>
@@ -3268,7 +3268,7 @@
         <w:rPr>
           <w:noProof/>
         </w:rPr>
-        <w:instrText xml:space="preserve"> PAGEREF _Toc227816356 \h </w:instrText>
+        <w:instrText xml:space="preserve"> PAGEREF _Toc228109223 \h </w:instrText>
       </w:r>
       <w:r>
         <w:rPr>
@@ -3285,7 +3285,7 @@
         <w:rPr>
           <w:noProof/>
         </w:rPr>
-        <w:t>17</w:t>
+        <w:t>18</w:t>
       </w:r>
       <w:r>
         <w:rPr>
@@ -3331,7 +3331,7 @@
         <w:rPr>
           <w:noProof/>
         </w:rPr>
-        <w:instrText xml:space="preserve"> PAGEREF _Toc227816357 \h </w:instrText>
+        <w:instrText xml:space="preserve"> PAGEREF _Toc228109224 \h </w:instrText>
       </w:r>
       <w:r>
         <w:rPr>
@@ -3348,7 +3348,7 @@
         <w:rPr>
           <w:noProof/>
         </w:rPr>
-        <w:t>17</w:t>
+        <w:t>19</w:t>
       </w:r>
       <w:r>
         <w:rPr>
@@ -3397,7 +3397,7 @@
         <w:rPr>
           <w:noProof/>
         </w:rPr>
-        <w:instrText xml:space="preserve"> PAGEREF _Toc227816358 \h </w:instrText>
+        <w:instrText xml:space="preserve"> PAGEREF _Toc228109225 \h </w:instrText>
       </w:r>
       <w:r>
         <w:rPr>
@@ -3414,7 +3414,7 @@
         <w:rPr>
           <w:noProof/>
         </w:rPr>
-        <w:t>18</w:t>
+        <w:t>19</w:t>
       </w:r>
       <w:r>
         <w:rPr>
@@ -3460,7 +3460,7 @@
         <w:rPr>
           <w:noProof/>
         </w:rPr>
-        <w:instrText xml:space="preserve"> PAGEREF _Toc227816359 \h </w:instrText>
+        <w:instrText xml:space="preserve"> PAGEREF _Toc228109226 \h </w:instrText>
       </w:r>
       <w:r>
         <w:rPr>
@@ -3477,7 +3477,7 @@
         <w:rPr>
           <w:noProof/>
         </w:rPr>
-        <w:t>18</w:t>
+        <w:t>19</w:t>
       </w:r>
       <w:r>
         <w:rPr>
@@ -3523,7 +3523,7 @@
         <w:rPr>
           <w:noProof/>
         </w:rPr>
-        <w:instrText xml:space="preserve"> PAGEREF _Toc227816360 \h </w:instrText>
+        <w:instrText xml:space="preserve"> PAGEREF _Toc228109227 \h </w:instrText>
       </w:r>
       <w:r>
         <w:rPr>
@@ -3540,7 +3540,7 @@
         <w:rPr>
           <w:noProof/>
         </w:rPr>
-        <w:t>19</w:t>
+        <w:t>20</w:t>
       </w:r>
       <w:r>
         <w:rPr>
@@ -3586,7 +3586,7 @@
         <w:rPr>
           <w:noProof/>
         </w:rPr>
-        <w:instrText xml:space="preserve"> PAGEREF _Toc227816361 \h </w:instrText>
+        <w:instrText xml:space="preserve"> PAGEREF _Toc228109228 \h </w:instrText>
       </w:r>
       <w:r>
         <w:rPr>
@@ -3603,7 +3603,7 @@
         <w:rPr>
           <w:noProof/>
         </w:rPr>
-        <w:t>20</w:t>
+        <w:t>21</w:t>
       </w:r>
       <w:r>
         <w:rPr>
@@ -3651,7 +3651,7 @@
         <w:rPr>
           <w:noProof/>
         </w:rPr>
-        <w:instrText xml:space="preserve"> PAGEREF _Toc227816362 \h </w:instrText>
+        <w:instrText xml:space="preserve"> PAGEREF _Toc228109229 \h </w:instrText>
       </w:r>
       <w:r>
         <w:rPr>
@@ -3668,7 +3668,7 @@
         <w:rPr>
           <w:noProof/>
         </w:rPr>
-        <w:t>20</w:t>
+        <w:t>22</w:t>
       </w:r>
       <w:r>
         <w:rPr>
@@ -3714,7 +3714,7 @@
         <w:rPr>
           <w:noProof/>
         </w:rPr>
-        <w:instrText xml:space="preserve"> PAGEREF _Toc227816363 \h </w:instrText>
+        <w:instrText xml:space="preserve"> PAGEREF _Toc228109230 \h </w:instrText>
       </w:r>
       <w:r>
         <w:rPr>
@@ -3731,7 +3731,7 @@
         <w:rPr>
           <w:noProof/>
         </w:rPr>
-        <w:t>21</w:t>
+        <w:t>22</w:t>
       </w:r>
       <w:r>
         <w:rPr>
@@ -3777,7 +3777,7 @@
         <w:rPr>
           <w:noProof/>
         </w:rPr>
-        <w:instrText xml:space="preserve"> PAGEREF _Toc227816364 \h </w:instrText>
+        <w:instrText xml:space="preserve"> PAGEREF _Toc228109231 \h </w:instrText>
       </w:r>
       <w:r>
         <w:rPr>
@@ -3794,7 +3794,7 @@
         <w:rPr>
           <w:noProof/>
         </w:rPr>
-        <w:t>21</w:t>
+        <w:t>23</w:t>
       </w:r>
       <w:r>
         <w:rPr>
@@ -3840,7 +3840,7 @@
         <w:rPr>
           <w:noProof/>
         </w:rPr>
-        <w:instrText xml:space="preserve"> PAGEREF _Toc227816365 \h </w:instrText>
+        <w:instrText xml:space="preserve"> PAGEREF _Toc228109232 \h </w:instrText>
       </w:r>
       <w:r>
         <w:rPr>
@@ -3857,7 +3857,7 @@
         <w:rPr>
           <w:noProof/>
         </w:rPr>
-        <w:t>22</w:t>
+        <w:t>23</w:t>
       </w:r>
       <w:r>
         <w:rPr>
@@ -3905,7 +3905,7 @@
         <w:rPr>
           <w:noProof/>
         </w:rPr>
-        <w:instrText xml:space="preserve"> PAGEREF _Toc227816366 \h </w:instrText>
+        <w:instrText xml:space="preserve"> PAGEREF _Toc228109233 \h </w:instrText>
       </w:r>
       <w:r>
         <w:rPr>
@@ -3922,7 +3922,7 @@
         <w:rPr>
           <w:noProof/>
         </w:rPr>
-        <w:t>22</w:t>
+        <w:t>24</w:t>
       </w:r>
       <w:r>
         <w:rPr>
@@ -3968,7 +3968,7 @@
         <w:rPr>
           <w:noProof/>
         </w:rPr>
-        <w:instrText xml:space="preserve"> PAGEREF _Toc227816367 \h </w:instrText>
+        <w:instrText xml:space="preserve"> PAGEREF _Toc228109234 \h </w:instrText>
       </w:r>
       <w:r>
         <w:rPr>
@@ -3985,7 +3985,7 @@
         <w:rPr>
           <w:noProof/>
         </w:rPr>
-        <w:t>22</w:t>
+        <w:t>24</w:t>
       </w:r>
       <w:r>
         <w:rPr>
@@ -4031,7 +4031,7 @@
         <w:rPr>
           <w:noProof/>
         </w:rPr>
-        <w:instrText xml:space="preserve"> PAGEREF _Toc227816368 \h </w:instrText>
+        <w:instrText xml:space="preserve"> PAGEREF _Toc228109235 \h </w:instrText>
       </w:r>
       <w:r>
         <w:rPr>
@@ -4048,7 +4048,7 @@
         <w:rPr>
           <w:noProof/>
         </w:rPr>
-        <w:t>23</w:t>
+        <w:t>25</w:t>
       </w:r>
       <w:r>
         <w:rPr>
@@ -4094,7 +4094,7 @@
         <w:rPr>
           <w:noProof/>
         </w:rPr>
-        <w:instrText xml:space="preserve"> PAGEREF _Toc227816369 \h </w:instrText>
+        <w:instrText xml:space="preserve"> PAGEREF _Toc228109236 \h </w:instrText>
       </w:r>
       <w:r>
         <w:rPr>
@@ -4111,7 +4111,7 @@
         <w:rPr>
           <w:noProof/>
         </w:rPr>
-        <w:t>24</w:t>
+        <w:t>25</w:t>
       </w:r>
       <w:r>
         <w:rPr>
@@ -4159,7 +4159,7 @@
         <w:rPr>
           <w:noProof/>
         </w:rPr>
-        <w:instrText xml:space="preserve"> PAGEREF _Toc227816370 \h </w:instrText>
+        <w:instrText xml:space="preserve"> PAGEREF _Toc228109237 \h </w:instrText>
       </w:r>
       <w:r>
         <w:rPr>
@@ -4176,7 +4176,7 @@
         <w:rPr>
           <w:noProof/>
         </w:rPr>
-        <w:t>24</w:t>
+        <w:t>26</w:t>
       </w:r>
       <w:r>
         <w:rPr>
@@ -4222,7 +4222,7 @@
         <w:rPr>
           <w:noProof/>
         </w:rPr>
-        <w:instrText xml:space="preserve"> PAGEREF _Toc227816371 \h </w:instrText>
+        <w:instrText xml:space="preserve"> PAGEREF _Toc228109238 \h </w:instrText>
       </w:r>
       <w:r>
         <w:rPr>
@@ -4239,7 +4239,7 @@
         <w:rPr>
           <w:noProof/>
         </w:rPr>
-        <w:t>25</w:t>
+        <w:t>26</w:t>
       </w:r>
       <w:r>
         <w:rPr>
@@ -4285,7 +4285,7 @@
         <w:rPr>
           <w:noProof/>
         </w:rPr>
-        <w:instrText xml:space="preserve"> PAGEREF _Toc227816372 \h </w:instrText>
+        <w:instrText xml:space="preserve"> PAGEREF _Toc228109239 \h </w:instrText>
       </w:r>
       <w:r>
         <w:rPr>
@@ -4302,7 +4302,7 @@
         <w:rPr>
           <w:noProof/>
         </w:rPr>
-        <w:t>26</w:t>
+        <w:t>27</w:t>
       </w:r>
       <w:r>
         <w:rPr>
@@ -4348,7 +4348,7 @@
         <w:rPr>
           <w:noProof/>
         </w:rPr>
-        <w:instrText xml:space="preserve"> PAGEREF _Toc227816373 \h </w:instrText>
+        <w:instrText xml:space="preserve"> PAGEREF _Toc228109240 \h </w:instrText>
       </w:r>
       <w:r>
         <w:rPr>
@@ -4365,7 +4365,7 @@
         <w:rPr>
           <w:noProof/>
         </w:rPr>
-        <w:t>26</w:t>
+        <w:t>28</w:t>
       </w:r>
       <w:r>
         <w:rPr>
@@ -4413,7 +4413,7 @@
         <w:rPr>
           <w:noProof/>
         </w:rPr>
-        <w:instrText xml:space="preserve"> PAGEREF _Toc227816374 \h </w:instrText>
+        <w:instrText xml:space="preserve"> PAGEREF _Toc228109241 \h </w:instrText>
       </w:r>
       <w:r>
         <w:rPr>
@@ -4430,7 +4430,7 @@
         <w:rPr>
           <w:noProof/>
         </w:rPr>
-        <w:t>27</w:t>
+        <w:t>28</w:t>
       </w:r>
       <w:r>
         <w:rPr>
@@ -4476,7 +4476,7 @@
         <w:rPr>
           <w:noProof/>
         </w:rPr>
-        <w:instrText xml:space="preserve"> PAGEREF _Toc227816375 \h </w:instrText>
+        <w:instrText xml:space="preserve"> PAGEREF _Toc228109242 \h </w:instrText>
       </w:r>
       <w:r>
         <w:rPr>
@@ -4493,7 +4493,7 @@
         <w:rPr>
           <w:noProof/>
         </w:rPr>
-        <w:t>27</w:t>
+        <w:t>28</w:t>
       </w:r>
       <w:r>
         <w:rPr>
@@ -4539,7 +4539,7 @@
         <w:rPr>
           <w:noProof/>
         </w:rPr>
-        <w:instrText xml:space="preserve"> PAGEREF _Toc227816376 \h </w:instrText>
+        <w:instrText xml:space="preserve"> PAGEREF _Toc228109243 \h </w:instrText>
       </w:r>
       <w:r>
         <w:rPr>
@@ -4556,7 +4556,7 @@
         <w:rPr>
           <w:noProof/>
         </w:rPr>
-        <w:t>28</w:t>
+        <w:t>30</w:t>
       </w:r>
       <w:r>
         <w:rPr>
@@ -4602,7 +4602,7 @@
         <w:rPr>
           <w:noProof/>
         </w:rPr>
-        <w:instrText xml:space="preserve"> PAGEREF _Toc227816377 \h </w:instrText>
+        <w:instrText xml:space="preserve"> PAGEREF _Toc228109244 \h </w:instrText>
       </w:r>
       <w:r>
         <w:rPr>
@@ -4619,7 +4619,7 @@
         <w:rPr>
           <w:noProof/>
         </w:rPr>
-        <w:t>29</w:t>
+        <w:t>31</w:t>
       </w:r>
       <w:r>
         <w:rPr>
@@ -4667,7 +4667,7 @@
         <w:rPr>
           <w:noProof/>
         </w:rPr>
-        <w:instrText xml:space="preserve"> PAGEREF _Toc227816378 \h </w:instrText>
+        <w:instrText xml:space="preserve"> PAGEREF _Toc228109245 \h </w:instrText>
       </w:r>
       <w:r>
         <w:rPr>
@@ -4684,7 +4684,7 @@
         <w:rPr>
           <w:noProof/>
         </w:rPr>
-        <w:t>30</w:t>
+        <w:t>31</w:t>
       </w:r>
       <w:r>
         <w:rPr>
@@ -4730,7 +4730,7 @@
         <w:rPr>
           <w:noProof/>
         </w:rPr>
-        <w:instrText xml:space="preserve"> PAGEREF _Toc227816379 \h </w:instrText>
+        <w:instrText xml:space="preserve"> PAGEREF _Toc228109246 \h </w:instrText>
       </w:r>
       <w:r>
         <w:rPr>
@@ -4747,7 +4747,7 @@
         <w:rPr>
           <w:noProof/>
         </w:rPr>
-        <w:t>30</w:t>
+        <w:t>31</w:t>
       </w:r>
       <w:r>
         <w:rPr>
@@ -4793,7 +4793,7 @@
         <w:rPr>
           <w:noProof/>
         </w:rPr>
-        <w:instrText xml:space="preserve"> PAGEREF _Toc227816380 \h </w:instrText>
+        <w:instrText xml:space="preserve"> PAGEREF _Toc228109247 \h </w:instrText>
       </w:r>
       <w:r>
         <w:rPr>
@@ -4810,7 +4810,7 @@
         <w:rPr>
           <w:noProof/>
         </w:rPr>
-        <w:t>30</w:t>
+        <w:t>32</w:t>
       </w:r>
       <w:r>
         <w:rPr>
@@ -4856,7 +4856,7 @@
         <w:rPr>
           <w:noProof/>
         </w:rPr>
-        <w:instrText xml:space="preserve"> PAGEREF _Toc227816381 \h </w:instrText>
+        <w:instrText xml:space="preserve"> PAGEREF _Toc228109248 \h </w:instrText>
       </w:r>
       <w:r>
         <w:rPr>
@@ -4873,7 +4873,7 @@
         <w:rPr>
           <w:noProof/>
         </w:rPr>
-        <w:t>31</w:t>
+        <w:t>33</w:t>
       </w:r>
       <w:r>
         <w:rPr>
@@ -4919,7 +4919,7 @@
         <w:rPr>
           <w:noProof/>
         </w:rPr>
-        <w:instrText xml:space="preserve"> PAGEREF _Toc227816382 \h </w:instrText>
+        <w:instrText xml:space="preserve"> PAGEREF _Toc228109249 \h </w:instrText>
       </w:r>
       <w:r>
         <w:rPr>
@@ -4936,7 +4936,7 @@
         <w:rPr>
           <w:noProof/>
         </w:rPr>
-        <w:t>32</w:t>
+        <w:t>34</w:t>
       </w:r>
       <w:r>
         <w:rPr>
@@ -4984,7 +4984,7 @@
         <w:rPr>
           <w:noProof/>
         </w:rPr>
-        <w:instrText xml:space="preserve"> PAGEREF _Toc227816383 \h </w:instrText>
+        <w:instrText xml:space="preserve"> PAGEREF _Toc228109250 \h </w:instrText>
       </w:r>
       <w:r>
         <w:rPr>
@@ -5001,7 +5001,7 @@
         <w:rPr>
           <w:noProof/>
         </w:rPr>
-        <w:t>33</w:t>
+        <w:t>34</w:t>
       </w:r>
       <w:r>
         <w:rPr>
@@ -5047,7 +5047,7 @@
         <w:rPr>
           <w:noProof/>
         </w:rPr>
-        <w:instrText xml:space="preserve"> PAGEREF _Toc227816384 \h </w:instrText>
+        <w:instrText xml:space="preserve"> PAGEREF _Toc228109251 \h </w:instrText>
       </w:r>
       <w:r>
         <w:rPr>
@@ -5064,7 +5064,7 @@
         <w:rPr>
           <w:noProof/>
         </w:rPr>
-        <w:t>33</w:t>
+        <w:t>35</w:t>
       </w:r>
       <w:r>
         <w:rPr>
@@ -5110,7 +5110,7 @@
         <w:rPr>
           <w:noProof/>
         </w:rPr>
-        <w:instrText xml:space="preserve"> PAGEREF _Toc227816385 \h </w:instrText>
+        <w:instrText xml:space="preserve"> PAGEREF _Toc228109252 \h </w:instrText>
       </w:r>
       <w:r>
         <w:rPr>
@@ -5127,7 +5127,7 @@
         <w:rPr>
           <w:noProof/>
         </w:rPr>
-        <w:t>34</w:t>
+        <w:t>35</w:t>
       </w:r>
       <w:r>
         <w:rPr>
@@ -5173,7 +5173,7 @@
         <w:rPr>
           <w:noProof/>
         </w:rPr>
-        <w:instrText xml:space="preserve"> PAGEREF _Toc227816386 \h </w:instrText>
+        <w:instrText xml:space="preserve"> PAGEREF _Toc228109253 \h </w:instrText>
       </w:r>
       <w:r>
         <w:rPr>
@@ -5190,7 +5190,7 @@
         <w:rPr>
           <w:noProof/>
         </w:rPr>
-        <w:t>34</w:t>
+        <w:t>35</w:t>
       </w:r>
       <w:r>
         <w:rPr>
@@ -5238,7 +5238,7 @@
         <w:rPr>
           <w:noProof/>
         </w:rPr>
-        <w:instrText xml:space="preserve"> PAGEREF _Toc227816387 \h </w:instrText>
+        <w:instrText xml:space="preserve"> PAGEREF _Toc228109254 \h </w:instrText>
       </w:r>
       <w:r>
         <w:rPr>
@@ -5255,7 +5255,7 @@
         <w:rPr>
           <w:noProof/>
         </w:rPr>
-        <w:t>34</w:t>
+        <w:t>35</w:t>
       </w:r>
       <w:r>
         <w:rPr>
@@ -5301,7 +5301,7 @@
         <w:rPr>
           <w:noProof/>
         </w:rPr>
-        <w:instrText xml:space="preserve"> PAGEREF _Toc227816388 \h </w:instrText>
+        <w:instrText xml:space="preserve"> PAGEREF _Toc228109255 \h </w:instrText>
       </w:r>
       <w:r>
         <w:rPr>
@@ -5318,7 +5318,7 @@
         <w:rPr>
           <w:noProof/>
         </w:rPr>
-        <w:t>34</w:t>
+        <w:t>36</w:t>
       </w:r>
       <w:r>
         <w:rPr>
@@ -5364,7 +5364,7 @@
         <w:rPr>
           <w:noProof/>
         </w:rPr>
-        <w:instrText xml:space="preserve"> PAGEREF _Toc227816389 \h </w:instrText>
+        <w:instrText xml:space="preserve"> PAGEREF _Toc228109256 \h </w:instrText>
       </w:r>
       <w:r>
         <w:rPr>
@@ -5381,7 +5381,7 @@
         <w:rPr>
           <w:noProof/>
         </w:rPr>
-        <w:t>35</w:t>
+        <w:t>36</w:t>
       </w:r>
       <w:r>
         <w:rPr>
@@ -5427,7 +5427,7 @@
         <w:rPr>
           <w:noProof/>
         </w:rPr>
-        <w:instrText xml:space="preserve"> PAGEREF _Toc227816390 \h </w:instrText>
+        <w:instrText xml:space="preserve"> PAGEREF _Toc228109257 \h </w:instrText>
       </w:r>
       <w:r>
         <w:rPr>
@@ -5444,7 +5444,7 @@
         <w:rPr>
           <w:noProof/>
         </w:rPr>
-        <w:t>35</w:t>
+        <w:t>37</w:t>
       </w:r>
       <w:r>
         <w:rPr>
@@ -5492,7 +5492,7 @@
         <w:rPr>
           <w:noProof/>
         </w:rPr>
-        <w:instrText xml:space="preserve"> PAGEREF _Toc227816391 \h </w:instrText>
+        <w:instrText xml:space="preserve"> PAGEREF _Toc228109258 \h </w:instrText>
       </w:r>
       <w:r>
         <w:rPr>
@@ -5509,7 +5509,7 @@
         <w:rPr>
           <w:noProof/>
         </w:rPr>
-        <w:t>36</w:t>
+        <w:t>37</w:t>
       </w:r>
       <w:r>
         <w:rPr>
@@ -5555,7 +5555,7 @@
         <w:rPr>
           <w:noProof/>
         </w:rPr>
-        <w:instrText xml:space="preserve"> PAGEREF _Toc227816392 \h </w:instrText>
+        <w:instrText xml:space="preserve"> PAGEREF _Toc228109259 \h </w:instrText>
       </w:r>
       <w:r>
         <w:rPr>
@@ -5572,7 +5572,7 @@
         <w:rPr>
           <w:noProof/>
         </w:rPr>
-        <w:t>36</w:t>
+        <w:t>37</w:t>
       </w:r>
       <w:r>
         <w:rPr>
@@ -5618,7 +5618,7 @@
         <w:rPr>
           <w:noProof/>
         </w:rPr>
-        <w:instrText xml:space="preserve"> PAGEREF _Toc227816393 \h </w:instrText>
+        <w:instrText xml:space="preserve"> PAGEREF _Toc228109260 \h </w:instrText>
       </w:r>
       <w:r>
         <w:rPr>
@@ -5635,7 +5635,7 @@
         <w:rPr>
           <w:noProof/>
         </w:rPr>
-        <w:t>36</w:t>
+        <w:t>38</w:t>
       </w:r>
       <w:r>
         <w:rPr>
@@ -5681,7 +5681,7 @@
         <w:rPr>
           <w:noProof/>
         </w:rPr>
-        <w:instrText xml:space="preserve"> PAGEREF _Toc227816394 \h </w:instrText>
+        <w:instrText xml:space="preserve"> PAGEREF _Toc228109261 \h </w:instrText>
       </w:r>
       <w:r>
         <w:rPr>
@@ -5698,7 +5698,7 @@
         <w:rPr>
           <w:noProof/>
         </w:rPr>
-        <w:t>37</w:t>
+        <w:t>38</w:t>
       </w:r>
       <w:r>
         <w:rPr>
@@ -5746,7 +5746,7 @@
         <w:rPr>
           <w:noProof/>
         </w:rPr>
-        <w:instrText xml:space="preserve"> PAGEREF _Toc227816395 \h </w:instrText>
+        <w:instrText xml:space="preserve"> PAGEREF _Toc228109262 \h </w:instrText>
       </w:r>
       <w:r>
         <w:rPr>
@@ -5763,7 +5763,7 @@
         <w:rPr>
           <w:noProof/>
         </w:rPr>
-        <w:t>37</w:t>
+        <w:t>38</w:t>
       </w:r>
       <w:r>
         <w:rPr>
@@ -5809,7 +5809,7 @@
         <w:rPr>
           <w:noProof/>
         </w:rPr>
-        <w:instrText xml:space="preserve"> PAGEREF _Toc227816396 \h </w:instrText>
+        <w:instrText xml:space="preserve"> PAGEREF _Toc228109263 \h </w:instrText>
       </w:r>
       <w:r>
         <w:rPr>
@@ -5826,7 +5826,7 @@
         <w:rPr>
           <w:noProof/>
         </w:rPr>
-        <w:t>37</w:t>
+        <w:t>39</w:t>
       </w:r>
       <w:r>
         <w:rPr>
@@ -5872,7 +5872,7 @@
         <w:rPr>
           <w:noProof/>
         </w:rPr>
-        <w:instrText xml:space="preserve"> PAGEREF _Toc227816397 \h </w:instrText>
+        <w:instrText xml:space="preserve"> PAGEREF _Toc228109264 \h </w:instrText>
       </w:r>
       <w:r>
         <w:rPr>
@@ -5889,7 +5889,7 @@
         <w:rPr>
           <w:noProof/>
         </w:rPr>
-        <w:t>38</w:t>
+        <w:t>39</w:t>
       </w:r>
       <w:r>
         <w:rPr>
@@ -5935,7 +5935,7 @@
         <w:rPr>
           <w:noProof/>
         </w:rPr>
-        <w:instrText xml:space="preserve"> PAGEREF _Toc227816398 \h </w:instrText>
+        <w:instrText xml:space="preserve"> PAGEREF _Toc228109265 \h </w:instrText>
       </w:r>
       <w:r>
         <w:rPr>
@@ -5952,7 +5952,7 @@
         <w:rPr>
           <w:noProof/>
         </w:rPr>
-        <w:t>38</w:t>
+        <w:t>39</w:t>
       </w:r>
       <w:r>
         <w:rPr>
@@ -5998,7 +5998,7 @@
         <w:rPr>
           <w:noProof/>
         </w:rPr>
-        <w:instrText xml:space="preserve"> PAGEREF _Toc227816399 \h </w:instrText>
+        <w:instrText xml:space="preserve"> PAGEREF _Toc228109266 \h </w:instrText>
       </w:r>
       <w:r>
         <w:rPr>
@@ -6015,7 +6015,7 @@
         <w:rPr>
           <w:noProof/>
         </w:rPr>
-        <w:t>39</w:t>
+        <w:t>40</w:t>
       </w:r>
       <w:r>
         <w:rPr>
@@ -6064,7 +6064,7 @@
         <w:rPr>
           <w:noProof/>
         </w:rPr>
-        <w:instrText xml:space="preserve"> PAGEREF _Toc227816400 \h </w:instrText>
+        <w:instrText xml:space="preserve"> PAGEREF _Toc228109267 \h </w:instrText>
       </w:r>
       <w:r>
         <w:rPr>
@@ -6081,7 +6081,7 @@
         <w:rPr>
           <w:noProof/>
         </w:rPr>
-        <w:t>39</w:t>
+        <w:t>40</w:t>
       </w:r>
       <w:r>
         <w:rPr>
@@ -6127,7 +6127,7 @@
         <w:rPr>
           <w:noProof/>
         </w:rPr>
-        <w:instrText xml:space="preserve"> PAGEREF _Toc227816401 \h </w:instrText>
+        <w:instrText xml:space="preserve"> PAGEREF _Toc228109268 \h </w:instrText>
       </w:r>
       <w:r>
         <w:rPr>
@@ -6144,7 +6144,7 @@
         <w:rPr>
           <w:noProof/>
         </w:rPr>
-        <w:t>39</w:t>
+        <w:t>40</w:t>
       </w:r>
       <w:r>
         <w:rPr>
@@ -6190,7 +6190,7 @@
         <w:rPr>
           <w:noProof/>
         </w:rPr>
-        <w:instrText xml:space="preserve"> PAGEREF _Toc227816402 \h </w:instrText>
+        <w:instrText xml:space="preserve"> PAGEREF _Toc228109269 \h </w:instrText>
       </w:r>
       <w:r>
         <w:rPr>
@@ -6207,7 +6207,7 @@
         <w:rPr>
           <w:noProof/>
         </w:rPr>
-        <w:t>40</w:t>
+        <w:t>41</w:t>
       </w:r>
       <w:r>
         <w:rPr>
@@ -6253,7 +6253,7 @@
         <w:rPr>
           <w:noProof/>
         </w:rPr>
-        <w:instrText xml:space="preserve"> PAGEREF _Toc227816403 \h </w:instrText>
+        <w:instrText xml:space="preserve"> PAGEREF _Toc228109270 \h </w:instrText>
       </w:r>
       <w:r>
         <w:rPr>
@@ -6270,7 +6270,7 @@
         <w:rPr>
           <w:noProof/>
         </w:rPr>
-        <w:t>40</w:t>
+        <w:t>41</w:t>
       </w:r>
       <w:r>
         <w:rPr>
@@ -6319,7 +6319,7 @@
         <w:rPr>
           <w:noProof/>
         </w:rPr>
-        <w:instrText xml:space="preserve"> PAGEREF _Toc227816404 \h </w:instrText>
+        <w:instrText xml:space="preserve"> PAGEREF _Toc228109271 \h </w:instrText>
       </w:r>
       <w:r>
         <w:rPr>
@@ -6336,7 +6336,7 @@
         <w:rPr>
           <w:noProof/>
         </w:rPr>
-        <w:t>40</w:t>
+        <w:t>41</w:t>
       </w:r>
       <w:r>
         <w:rPr>
@@ -6384,7 +6384,7 @@
         <w:rPr>
           <w:noProof/>
         </w:rPr>
-        <w:instrText xml:space="preserve"> PAGEREF _Toc227816405 \h </w:instrText>
+        <w:instrText xml:space="preserve"> PAGEREF _Toc228109272 \h </w:instrText>
       </w:r>
       <w:r>
         <w:rPr>
@@ -6401,7 +6401,7 @@
         <w:rPr>
           <w:noProof/>
         </w:rPr>
-        <w:t>40</w:t>
+        <w:t>41</w:t>
       </w:r>
       <w:r>
         <w:rPr>
@@ -6431,7 +6431,7 @@
         <w:rPr>
           <w:noProof/>
         </w:rPr>
-        <w:t>階層マスタ解決ルール</w:t>
+        <w:t>SHIP表示列返却ルール</w:t>
       </w:r>
       <w:r>
         <w:rPr>
@@ -6449,7 +6449,7 @@
         <w:rPr>
           <w:noProof/>
         </w:rPr>
-        <w:instrText xml:space="preserve"> PAGEREF _Toc227816406 \h </w:instrText>
+        <w:instrText xml:space="preserve"> PAGEREF _Toc228109273 \h </w:instrText>
       </w:r>
       <w:r>
         <w:rPr>
@@ -6466,7 +6466,7 @@
         <w:rPr>
           <w:noProof/>
         </w:rPr>
-        <w:t>41</w:t>
+        <w:t>42</w:t>
       </w:r>
       <w:r>
         <w:rPr>
@@ -6496,7 +6496,7 @@
         <w:rPr>
           <w:noProof/>
         </w:rPr>
-        <w:t>JMDN運用ルール</w:t>
+        <w:t>階層マスタ解決ルール</w:t>
       </w:r>
       <w:r>
         <w:rPr>
@@ -6514,7 +6514,7 @@
         <w:rPr>
           <w:noProof/>
         </w:rPr>
-        <w:instrText xml:space="preserve"> PAGEREF _Toc227816407 \h </w:instrText>
+        <w:instrText xml:space="preserve"> PAGEREF _Toc228109274 \h </w:instrText>
       </w:r>
       <w:r>
         <w:rPr>
@@ -6531,7 +6531,7 @@
         <w:rPr>
           <w:noProof/>
         </w:rPr>
-        <w:t>41</w:t>
+        <w:t>43</w:t>
       </w:r>
       <w:r>
         <w:rPr>
@@ -6561,7 +6561,7 @@
         <w:rPr>
           <w:noProof/>
         </w:rPr>
-        <w:t>任意カラム運用ルール</w:t>
+        <w:t>JMDN運用ルール</w:t>
       </w:r>
       <w:r>
         <w:rPr>
@@ -6579,7 +6579,7 @@
         <w:rPr>
           <w:noProof/>
         </w:rPr>
-        <w:instrText xml:space="preserve"> PAGEREF _Toc227816408 \h </w:instrText>
+        <w:instrText xml:space="preserve"> PAGEREF _Toc228109275 \h </w:instrText>
       </w:r>
       <w:r>
         <w:rPr>
@@ -6596,7 +6596,7 @@
         <w:rPr>
           <w:noProof/>
         </w:rPr>
-        <w:t>42</w:t>
+        <w:t>43</w:t>
       </w:r>
       <w:r>
         <w:rPr>
@@ -6626,6 +6626,71 @@
         <w:rPr>
           <w:noProof/>
         </w:rPr>
+        <w:t>任意カラム運用ルール</w:t>
+      </w:r>
+      <w:r>
+        <w:rPr>
+          <w:noProof/>
+        </w:rPr>
+        <w:tab/>
+      </w:r>
+      <w:r>
+        <w:rPr>
+          <w:noProof/>
+        </w:rPr>
+        <w:fldChar w:fldCharType="begin"/>
+      </w:r>
+      <w:r>
+        <w:rPr>
+          <w:noProof/>
+        </w:rPr>
+        <w:instrText xml:space="preserve"> PAGEREF _Toc228109276 \h </w:instrText>
+      </w:r>
+      <w:r>
+        <w:rPr>
+          <w:noProof/>
+        </w:rPr>
+      </w:r>
+      <w:r>
+        <w:rPr>
+          <w:noProof/>
+        </w:rPr>
+        <w:fldChar w:fldCharType="separate"/>
+      </w:r>
+      <w:r>
+        <w:rPr>
+          <w:noProof/>
+        </w:rPr>
+        <w:t>43</w:t>
+      </w:r>
+      <w:r>
+        <w:rPr>
+          <w:noProof/>
+        </w:rPr>
+        <w:fldChar w:fldCharType="end"/>
+      </w:r>
+    </w:p>
+    <w:p>
+      <w:pPr>
+        <w:pStyle w:val="21"/>
+        <w:tabs>
+          <w:tab w:val="right" w:leader="dot" w:pos="9019"/>
+        </w:tabs>
+        <w:rPr>
+          <w:b/>
+          <w:bCs w:val="0"/>
+          <w:noProof/>
+          <w:kern w:val="2"/>
+          <w:sz w:val="21"/>
+          <w:szCs w:val="24"/>
+          <w:lang w:val="en-US"/>
+          <w14:ligatures w14:val="standardContextual"/>
+        </w:rPr>
+      </w:pPr>
+      <w:r>
+        <w:rPr>
+          <w:noProof/>
+        </w:rPr>
         <w:t>インポート運用ルール</w:t>
       </w:r>
       <w:r>
@@ -6644,7 +6709,7 @@
         <w:rPr>
           <w:noProof/>
         </w:rPr>
-        <w:instrText xml:space="preserve"> PAGEREF _Toc227816409 \h </w:instrText>
+        <w:instrText xml:space="preserve"> PAGEREF _Toc228109277 \h </w:instrText>
       </w:r>
       <w:r>
         <w:rPr>
@@ -6661,7 +6726,7 @@
         <w:rPr>
           <w:noProof/>
         </w:rPr>
-        <w:t>42</w:t>
+        <w:t>44</w:t>
       </w:r>
       <w:r>
         <w:rPr>
@@ -6710,7 +6775,7 @@
         <w:rPr>
           <w:noProof/>
         </w:rPr>
-        <w:instrText xml:space="preserve"> PAGEREF _Toc227816410 \h </w:instrText>
+        <w:instrText xml:space="preserve"> PAGEREF _Toc228109278 \h </w:instrText>
       </w:r>
       <w:r>
         <w:rPr>
@@ -6727,7 +6792,7 @@
         <w:rPr>
           <w:noProof/>
         </w:rPr>
-        <w:t>42</w:t>
+        <w:t>44</w:t>
       </w:r>
       <w:r>
         <w:rPr>
@@ -6746,7 +6811,7 @@
       <w:r>
         <w:fldChar w:fldCharType="end"/>
       </w:r>
-      <w:bookmarkStart w:id="1" w:name="_Toc227816326"/>
+      <w:bookmarkStart w:id="1" w:name="_Toc228109193"/>
       <w:r>
         <w:rPr>
           <w:rFonts w:hint="eastAsia"/>
@@ -6762,7 +6827,7 @@
           <w:rFonts w:hint="eastAsia"/>
         </w:rPr>
       </w:pPr>
-      <w:bookmarkStart w:id="2" w:name="_Toc227816327"/>
+      <w:bookmarkStart w:id="2" w:name="_Toc228109194"/>
       <w:r>
         <w:rPr>
           <w:rFonts w:hint="eastAsia"/>
@@ -6889,7 +6954,7 @@
         <w:rPr>
           <w:rFonts w:hint="eastAsia"/>
         </w:rPr>
-        <w:t>資産マスタ選択ポップアップが共通 API を再利用する際の返却データ範囲</w:t>
+        <w:t>資産マスタ / SHIP表示列（`asset_master_ship_column`）による列返却制御ルール</w:t>
       </w:r>
     </w:p>
     <w:p>
@@ -6908,17 +6973,36 @@
         <w:rPr>
           <w:rFonts w:hint="eastAsia"/>
         </w:rPr>
-        <w:t>権限、バリデーション、論理削除、エラーレスポンス</w:t>
+        <w:t>資産マスタ選択ポップアップが共通 API を再利用する際の返却データ範囲</w:t>
       </w:r>
     </w:p>
     <w:p>
       <w:pPr>
+        <w:pStyle w:val="afffffff8"/>
+        <w:numPr>
+          <w:ilvl w:val="0"/>
+          <w:numId w:val="120"/>
+        </w:numPr>
+        <w:ind w:leftChars="0"/>
+        <w:rPr>
+          <w:rFonts w:hint="eastAsia"/>
+        </w:rPr>
+      </w:pPr>
+      <w:r>
+        <w:rPr>
+          <w:rFonts w:hint="eastAsia"/>
+        </w:rPr>
+        <w:t>権限、バリデーション、論理削除、エラーレスポンス</w:t>
+      </w:r>
+    </w:p>
+    <w:p>
+      <w:pPr>
         <w:pStyle w:val="2"/>
         <w:rPr>
           <w:rFonts w:hint="eastAsia"/>
         </w:rPr>
       </w:pPr>
-      <w:bookmarkStart w:id="3" w:name="_Toc227816328"/>
+      <w:bookmarkStart w:id="3" w:name="_Toc228109195"/>
       <w:r>
         <w:rPr>
           <w:rFonts w:hint="eastAsia"/>
@@ -6950,6 +7034,7 @@
         <w:rPr>
           <w:rFonts w:hint="eastAsia"/>
         </w:rPr>
+        <w:lastRenderedPageBreak/>
         <w:t>本機能では、組み合わせ本体を `ship_asset_masters`、JMDN の正本を `jmdn_classifications` / `jmdn_registered_items`、任意カラム定義を `ship_asset_master_custom_columns`、任意カラム値を `ship_asset_master_custom_values` で管理する。資産マスタ選択ポップアップは同じ一覧取得 API を再利用し、選択結果を親画面へ返却する。</w:t>
       </w:r>
     </w:p>
@@ -6960,12 +7045,11 @@
           <w:rFonts w:hint="eastAsia"/>
         </w:rPr>
       </w:pPr>
-      <w:bookmarkStart w:id="4" w:name="_Toc227816329"/>
-      <w:r>
-        <w:rPr>
-          <w:rFonts w:hint="eastAsia"/>
-        </w:rPr>
-        <w:lastRenderedPageBreak/>
+      <w:bookmarkStart w:id="4" w:name="_Toc228109196"/>
+      <w:r>
+        <w:rPr>
+          <w:rFonts w:hint="eastAsia"/>
+        </w:rPr>
         <w:t>用語定義</w:t>
       </w:r>
       <w:bookmarkEnd w:id="4"/>
@@ -7180,6 +7264,64 @@
               <w:rPr>
                 <w:rFonts w:hint="eastAsia"/>
               </w:rPr>
+              <w:t>SHIP表示列</w:t>
+            </w:r>
+          </w:p>
+        </w:tc>
+        <w:tc>
+          <w:tcPr>
+            <w:tcW w:w="2500" w:type="pct"/>
+          </w:tcPr>
+          <w:p>
+            <w:r>
+              <w:rPr>
+                <w:rFonts w:hint="eastAsia"/>
+              </w:rPr>
+              <w:t>資産マスタ文脈で</w:t>
+            </w:r>
+            <w:r>
+              <w:t xml:space="preserve"> Category</w:t>
+            </w:r>
+            <w:r>
+              <w:rPr>
+                <w:rFonts w:hint="eastAsia"/>
+              </w:rPr>
+              <w:t>〜型式、</w:t>
+            </w:r>
+            <w:r>
+              <w:t>JMDN</w:t>
+            </w:r>
+            <w:r>
+              <w:rPr>
+                <w:rFonts w:hint="eastAsia"/>
+              </w:rPr>
+              <w:t>、添付文書、任意カラムを表示する列群。現行の</w:t>
+            </w:r>
+            <w:r>
+              <w:t xml:space="preserve"> `column_code` </w:t>
+            </w:r>
+            <w:r>
+              <w:rPr>
+                <w:rFonts w:hint="eastAsia"/>
+              </w:rPr>
+              <w:t>は</w:t>
+            </w:r>
+            <w:r>
+              <w:t xml:space="preserve"> `asset_master_ship_column`</w:t>
+            </w:r>
+          </w:p>
+        </w:tc>
+      </w:tr>
+      <w:tr>
+        <w:tc>
+          <w:tcPr>
+            <w:tcW w:w="2500" w:type="pct"/>
+          </w:tcPr>
+          <w:p>
+            <w:r>
+              <w:rPr>
+                <w:rFonts w:hint="eastAsia"/>
+              </w:rPr>
               <w:t>資産マスタ選択ポップアップ</w:t>
             </w:r>
           </w:p>
@@ -7263,11 +7405,12 @@
           <w:rFonts w:hint="eastAsia"/>
         </w:rPr>
       </w:pPr>
-      <w:bookmarkStart w:id="5" w:name="_Toc227816330"/>
-      <w:r>
-        <w:rPr>
-          <w:rFonts w:hint="eastAsia"/>
-        </w:rPr>
+      <w:bookmarkStart w:id="5" w:name="_Toc228109197"/>
+      <w:r>
+        <w:rPr>
+          <w:rFonts w:hint="eastAsia"/>
+        </w:rPr>
+        <w:lastRenderedPageBreak/>
         <w:t>対象画面</w:t>
       </w:r>
       <w:bookmarkEnd w:id="5"/>
@@ -7424,14 +7567,7 @@
               <w:rPr>
                 <w:rFonts w:hint="eastAsia"/>
               </w:rPr>
-              <w:t>親画面で使用する資産マスタ候補を検索し、`ship_asset_m</w:t>
-            </w:r>
-            <w:r>
-              <w:rPr>
-                <w:rFonts w:hint="eastAsia"/>
-              </w:rPr>
-              <w:lastRenderedPageBreak/>
-              <w:t>aster_id` と固定/任意項目を返却する</w:t>
+              <w:t>親画面で使用する資産マスタ候補を検索し、`ship_asset_master_id` と固定/任意項目を返却する</w:t>
             </w:r>
           </w:p>
         </w:tc>
@@ -7445,7 +7581,7 @@
           <w:rFonts w:hint="eastAsia"/>
         </w:rPr>
       </w:pPr>
-      <w:bookmarkStart w:id="6" w:name="_Toc227816331"/>
+      <w:bookmarkStart w:id="6" w:name="_Toc228109198"/>
       <w:r>
         <w:rPr>
           <w:rFonts w:hint="eastAsia"/>
@@ -7461,7 +7597,7 @@
           <w:rFonts w:hint="eastAsia"/>
         </w:rPr>
       </w:pPr>
-      <w:bookmarkStart w:id="7" w:name="_Toc227816332"/>
+      <w:bookmarkStart w:id="7" w:name="_Toc228109199"/>
       <w:r>
         <w:rPr>
           <w:rFonts w:hint="eastAsia"/>
@@ -7503,7 +7639,7 @@
           <w:rFonts w:hint="eastAsia"/>
         </w:rPr>
       </w:pPr>
-      <w:bookmarkStart w:id="8" w:name="_Toc227816333"/>
+      <w:bookmarkStart w:id="8" w:name="_Toc228109200"/>
       <w:r>
         <w:rPr>
           <w:rFonts w:hint="eastAsia"/>
@@ -7613,6 +7749,7 @@
         <w:rPr>
           <w:rFonts w:hint="eastAsia"/>
         </w:rPr>
+        <w:lastRenderedPageBreak/>
         <w:t>8. 編集モーダルの更新押下時に `PUT /ship-asset-master/assets/{shipAssetMasterId}` を呼び出す</w:t>
       </w:r>
     </w:p>
@@ -7662,12 +7799,11 @@
           <w:rFonts w:hint="eastAsia"/>
         </w:rPr>
       </w:pPr>
-      <w:bookmarkStart w:id="9" w:name="_Toc227816334"/>
-      <w:r>
-        <w:rPr>
-          <w:rFonts w:hint="eastAsia"/>
-        </w:rPr>
-        <w:lastRenderedPageBreak/>
+      <w:bookmarkStart w:id="9" w:name="_Toc228109201"/>
+      <w:r>
+        <w:rPr>
+          <w:rFonts w:hint="eastAsia"/>
+        </w:rPr>
         <w:t>使用テーブル</w:t>
       </w:r>
       <w:bookmarkEnd w:id="9"/>
@@ -8138,6 +8274,112 @@
           </w:p>
         </w:tc>
       </w:tr>
+      <w:tr>
+        <w:tc>
+          <w:tcPr>
+            <w:tcW w:w="1666" w:type="pct"/>
+          </w:tcPr>
+          <w:p>
+            <w:r>
+              <w:lastRenderedPageBreak/>
+              <w:t>column_catalogs</w:t>
+            </w:r>
+          </w:p>
+        </w:tc>
+        <w:tc>
+          <w:tcPr>
+            <w:tcW w:w="1667" w:type="pct"/>
+          </w:tcPr>
+          <w:p>
+            <w:r>
+              <w:t>READ</w:t>
+            </w:r>
+          </w:p>
+        </w:tc>
+        <w:tc>
+          <w:tcPr>
+            <w:tcW w:w="1667" w:type="pct"/>
+          </w:tcPr>
+          <w:p>
+            <w:r>
+              <w:rPr>
+                <w:rFonts w:hint="eastAsia"/>
+              </w:rPr>
+              <w:t>`asset_master_ship_column` の列カタログと関連 feature の確認</w:t>
+            </w:r>
+          </w:p>
+        </w:tc>
+      </w:tr>
+      <w:tr>
+        <w:tc>
+          <w:tcPr>
+            <w:tcW w:w="1666" w:type="pct"/>
+          </w:tcPr>
+          <w:p>
+            <w:r>
+              <w:t>facility_column_settings</w:t>
+            </w:r>
+          </w:p>
+        </w:tc>
+        <w:tc>
+          <w:tcPr>
+            <w:tcW w:w="1667" w:type="pct"/>
+          </w:tcPr>
+          <w:p>
+            <w:r>
+              <w:t>READ</w:t>
+            </w:r>
+          </w:p>
+        </w:tc>
+        <w:tc>
+          <w:tcPr>
+            <w:tcW w:w="1667" w:type="pct"/>
+          </w:tcPr>
+          <w:p>
+            <w:r>
+              <w:rPr>
+                <w:rFonts w:hint="eastAsia"/>
+              </w:rPr>
+              <w:t>施設単位の SHIP表示列有効/無効判定</w:t>
+            </w:r>
+          </w:p>
+        </w:tc>
+      </w:tr>
+      <w:tr>
+        <w:tc>
+          <w:tcPr>
+            <w:tcW w:w="1666" w:type="pct"/>
+          </w:tcPr>
+          <w:p>
+            <w:r>
+              <w:t>user_facility_column_settings</w:t>
+            </w:r>
+          </w:p>
+        </w:tc>
+        <w:tc>
+          <w:tcPr>
+            <w:tcW w:w="1667" w:type="pct"/>
+          </w:tcPr>
+          <w:p>
+            <w:r>
+              <w:t>READ</w:t>
+            </w:r>
+          </w:p>
+        </w:tc>
+        <w:tc>
+          <w:tcPr>
+            <w:tcW w:w="1667" w:type="pct"/>
+          </w:tcPr>
+          <w:p>
+            <w:r>
+              <w:rPr>
+                <w:rFonts w:hint="eastAsia"/>
+              </w:rPr>
+              <w:t>ユーザー×施設単位の SHIP表示列有効/無効判定</w:t>
+            </w:r>
+          </w:p>
+        </w:tc>
+      </w:tr>
     </w:tbl>
     <w:p/>
     <w:p>
@@ -8147,7 +8389,7 @@
           <w:rFonts w:hint="eastAsia"/>
         </w:rPr>
       </w:pPr>
-      <w:bookmarkStart w:id="10" w:name="_Toc227816335"/>
+      <w:bookmarkStart w:id="10" w:name="_Toc228109202"/>
       <w:r>
         <w:rPr>
           <w:rFonts w:hint="eastAsia"/>
@@ -8163,7 +8405,7 @@
           <w:rFonts w:hint="eastAsia"/>
         </w:rPr>
       </w:pPr>
-      <w:bookmarkStart w:id="11" w:name="_Toc227816336"/>
+      <w:bookmarkStart w:id="11" w:name="_Toc228109203"/>
       <w:r>
         <w:rPr>
           <w:rFonts w:hint="eastAsia"/>
@@ -8264,7 +8506,6 @@
         <w:rPr>
           <w:rFonts w:hint="eastAsia"/>
         </w:rPr>
-        <w:lastRenderedPageBreak/>
         <w:t>一覧系 API にページングは設けず、絞り込み後の全件と表示件数を返却する</w:t>
       </w:r>
     </w:p>
@@ -8313,7 +8554,7 @@
           <w:rFonts w:hint="eastAsia"/>
         </w:rPr>
       </w:pPr>
-      <w:bookmarkStart w:id="12" w:name="_Toc227816337"/>
+      <w:bookmarkStart w:id="12" w:name="_Toc228109204"/>
       <w:r>
         <w:rPr>
           <w:rFonts w:hint="eastAsia"/>
@@ -8342,7 +8583,7 @@
           <w:rFonts w:hint="eastAsia"/>
         </w:rPr>
       </w:pPr>
-      <w:bookmarkStart w:id="13" w:name="_Toc227816338"/>
+      <w:bookmarkStart w:id="13" w:name="_Toc228109205"/>
       <w:r>
         <w:rPr>
           <w:rFonts w:hint="eastAsia"/>
@@ -8361,7 +8602,7 @@
         <w:rPr>
           <w:rFonts w:hint="eastAsia"/>
         </w:rPr>
-        <w:t>本API群で使用する `feature_code` は以下の通りとする。Bearer トークン上の作業対象施設について `user_facility_assignments` の有効割当があり、`facility_feature_settings` と `user_facility_feature_settings` の両方で対象 `feature_code` が `is_enabled=true` の場合に API 実行を許可する。画面表示用の `/auth/context` は UX 用キャッシュであり、各業務 API でも同条件を再判定する。</w:t>
+        <w:t>本API群で使用する `feature_code` / `column_code` は以下の通りとする。Bearer トークン上の作業対象施設について `user_facility_assignments` の有効割当があり、`facility_feature_settings` と `user_facility_feature_settings` の両方で対象 `feature_code` が `is_enabled=true` の場合に API 実行を許可する。SHIP表示列の返却可否は `asset_master_ship_column` を `facility_column_settings` と `user_facility_column_settings` で判定し、画面表示用の `/auth/context` は UX 用キャッシュとして扱い、各業務 API でも同条件を再判定する。</w:t>
       </w:r>
     </w:p>
     <w:tbl>
@@ -8379,14 +8620,15 @@
         <w:tblLook w:val="04A0" w:firstRow="1" w:lastRow="0" w:firstColumn="1" w:lastColumn="0" w:noHBand="0" w:noVBand="1"/>
       </w:tblPr>
       <w:tblGrid>
-        <w:gridCol w:w="3005"/>
-        <w:gridCol w:w="3007"/>
-        <w:gridCol w:w="3007"/>
+        <w:gridCol w:w="2254"/>
+        <w:gridCol w:w="2255"/>
+        <w:gridCol w:w="2255"/>
+        <w:gridCol w:w="2255"/>
       </w:tblGrid>
       <w:tr>
         <w:tc>
           <w:tcPr>
-            <w:tcW w:w="1666" w:type="pct"/>
+            <w:tcW w:w="1250" w:type="pct"/>
             <w:shd w:val="clear" w:color="auto" w:fill="DBE5F1" w:themeFill="accent1" w:themeFillTint="33"/>
           </w:tcPr>
           <w:p>
@@ -8406,7 +8648,7 @@
         </w:tc>
         <w:tc>
           <w:tcPr>
-            <w:tcW w:w="1667" w:type="pct"/>
+            <w:tcW w:w="1250" w:type="pct"/>
             <w:shd w:val="clear" w:color="auto" w:fill="DBE5F1" w:themeFill="accent1" w:themeFillTint="33"/>
           </w:tcPr>
           <w:p>
@@ -8417,15 +8659,36 @@
             </w:pPr>
             <w:r>
               <w:rPr>
+                <w:rFonts w:hint="eastAsia"/>
                 <w:b/>
               </w:rPr>
-              <w:t>feature_code</w:t>
-            </w:r>
-          </w:p>
-        </w:tc>
-        <w:tc>
-          <w:tcPr>
-            <w:tcW w:w="1667" w:type="pct"/>
+              <w:t>種別</w:t>
+            </w:r>
+          </w:p>
+        </w:tc>
+        <w:tc>
+          <w:tcPr>
+            <w:tcW w:w="1250" w:type="pct"/>
+            <w:shd w:val="clear" w:color="auto" w:fill="DBE5F1" w:themeFill="accent1" w:themeFillTint="33"/>
+          </w:tcPr>
+          <w:p>
+            <w:pPr>
+              <w:rPr>
+                <w:b/>
+              </w:rPr>
+            </w:pPr>
+            <w:r>
+              <w:rPr>
+                <w:rFonts w:hint="eastAsia"/>
+                <w:b/>
+              </w:rPr>
+              <w:t>コード</w:t>
+            </w:r>
+          </w:p>
+        </w:tc>
+        <w:tc>
+          <w:tcPr>
+            <w:tcW w:w="1250" w:type="pct"/>
             <w:shd w:val="clear" w:color="auto" w:fill="DBE5F1" w:themeFill="accent1" w:themeFillTint="33"/>
           </w:tcPr>
           <w:p>
@@ -8447,20 +8710,31 @@
       <w:tr>
         <w:tc>
           <w:tcPr>
-            <w:tcW w:w="1666" w:type="pct"/>
-          </w:tcPr>
-          <w:p>
-            <w:r>
-              <w:rPr>
-                <w:rFonts w:hint="eastAsia"/>
-              </w:rPr>
+            <w:tcW w:w="1250" w:type="pct"/>
+          </w:tcPr>
+          <w:p>
+            <w:r>
+              <w:rPr>
+                <w:rFonts w:hint="eastAsia"/>
+              </w:rPr>
+              <w:lastRenderedPageBreak/>
               <w:t>資産マスタ / 一覧</w:t>
             </w:r>
           </w:p>
         </w:tc>
         <w:tc>
           <w:tcPr>
-            <w:tcW w:w="1667" w:type="pct"/>
+            <w:tcW w:w="1250" w:type="pct"/>
+          </w:tcPr>
+          <w:p>
+            <w:r>
+              <w:t>feature_code</w:t>
+            </w:r>
+          </w:p>
+        </w:tc>
+        <w:tc>
+          <w:tcPr>
+            <w:tcW w:w="1250" w:type="pct"/>
           </w:tcPr>
           <w:p>
             <w:r>
@@ -8470,7 +8744,7 @@
         </w:tc>
         <w:tc>
           <w:tcPr>
-            <w:tcW w:w="1667" w:type="pct"/>
+            <w:tcW w:w="1250" w:type="pct"/>
           </w:tcPr>
           <w:p>
             <w:r>
@@ -8485,7 +8759,7 @@
       <w:tr>
         <w:tc>
           <w:tcPr>
-            <w:tcW w:w="1666" w:type="pct"/>
+            <w:tcW w:w="1250" w:type="pct"/>
           </w:tcPr>
           <w:p>
             <w:r>
@@ -8498,7 +8772,17 @@
         </w:tc>
         <w:tc>
           <w:tcPr>
-            <w:tcW w:w="1667" w:type="pct"/>
+            <w:tcW w:w="1250" w:type="pct"/>
+          </w:tcPr>
+          <w:p>
+            <w:r>
+              <w:t>feature_code</w:t>
+            </w:r>
+          </w:p>
+        </w:tc>
+        <w:tc>
+          <w:tcPr>
+            <w:tcW w:w="1250" w:type="pct"/>
           </w:tcPr>
           <w:p>
             <w:r>
@@ -8508,7 +8792,7 @@
         </w:tc>
         <w:tc>
           <w:tcPr>
-            <w:tcW w:w="1667" w:type="pct"/>
+            <w:tcW w:w="1250" w:type="pct"/>
           </w:tcPr>
           <w:p>
             <w:r>
@@ -8516,6 +8800,54 @@
                 <w:rFonts w:hint="eastAsia"/>
               </w:rPr>
               <w:t>テンプレート取得、インポートプレビュー、インポート、JMDN検索、JMDN作成、新規作成、更新、削除、任意カラム設定</w:t>
+            </w:r>
+          </w:p>
+        </w:tc>
+      </w:tr>
+      <w:tr>
+        <w:tc>
+          <w:tcPr>
+            <w:tcW w:w="1250" w:type="pct"/>
+          </w:tcPr>
+          <w:p>
+            <w:r>
+              <w:rPr>
+                <w:rFonts w:hint="eastAsia"/>
+              </w:rPr>
+              <w:t>資産マスタ / SHIP表示列</w:t>
+            </w:r>
+          </w:p>
+        </w:tc>
+        <w:tc>
+          <w:tcPr>
+            <w:tcW w:w="1250" w:type="pct"/>
+          </w:tcPr>
+          <w:p>
+            <w:r>
+              <w:t>column_code</w:t>
+            </w:r>
+          </w:p>
+        </w:tc>
+        <w:tc>
+          <w:tcPr>
+            <w:tcW w:w="1250" w:type="pct"/>
+          </w:tcPr>
+          <w:p>
+            <w:r>
+              <w:t>`asset_master_ship_column`</w:t>
+            </w:r>
+          </w:p>
+        </w:tc>
+        <w:tc>
+          <w:tcPr>
+            <w:tcW w:w="1250" w:type="pct"/>
+          </w:tcPr>
+          <w:p>
+            <w:r>
+              <w:rPr>
+                <w:rFonts w:hint="eastAsia"/>
+              </w:rPr>
+              <w:t>一覧・エクスポート・資産マスタ選択ポップアップで SHIP表示列を返却するかの判定</w:t>
             </w:r>
           </w:p>
         </w:tc>
@@ -8579,7 +8911,7 @@
                 <w:rFonts w:hint="eastAsia"/>
                 <w:b/>
               </w:rPr>
-              <w:t>必要 feature_code</w:t>
+              <w:t>必要コード</w:t>
             </w:r>
           </w:p>
         </w:tc>
@@ -8682,40 +9014,40 @@
               <w:rPr>
                 <w:rFonts w:hint="eastAsia"/>
               </w:rPr>
-              <w:t>テンプレート取得 / インポートプレビュー / インポート</w:t>
-            </w:r>
-          </w:p>
-        </w:tc>
-        <w:tc>
-          <w:tcPr>
-            <w:tcW w:w="1250" w:type="pct"/>
-          </w:tcPr>
-          <w:p>
-            <w:r>
-              <w:t>`asset_master_edit`</w:t>
-            </w:r>
-          </w:p>
-        </w:tc>
-        <w:tc>
-          <w:tcPr>
-            <w:tcW w:w="1250" w:type="pct"/>
-          </w:tcPr>
-          <w:p>
-            <w:r>
-              <w:t>`user_facility_assignments`, `facility_feature_settings`, `user_facility_feature_settings`</w:t>
-            </w:r>
-          </w:p>
-        </w:tc>
-        <w:tc>
-          <w:tcPr>
-            <w:tcW w:w="1250" w:type="pct"/>
-          </w:tcPr>
-          <w:p>
-            <w:r>
-              <w:rPr>
-                <w:rFonts w:hint="eastAsia"/>
-              </w:rPr>
-              <w:t>資産マスタ一括更新処理</w:t>
+              <w:t>SHIP表示列返却</w:t>
+            </w:r>
+          </w:p>
+        </w:tc>
+        <w:tc>
+          <w:tcPr>
+            <w:tcW w:w="1250" w:type="pct"/>
+          </w:tcPr>
+          <w:p>
+            <w:r>
+              <w:t>`asset_master_ship_column`</w:t>
+            </w:r>
+          </w:p>
+        </w:tc>
+        <w:tc>
+          <w:tcPr>
+            <w:tcW w:w="1250" w:type="pct"/>
+          </w:tcPr>
+          <w:p>
+            <w:r>
+              <w:t>`column_catalogs`, `facility_column_settings`, `user_facility_column_settings`</w:t>
+            </w:r>
+          </w:p>
+        </w:tc>
+        <w:tc>
+          <w:tcPr>
+            <w:tcW w:w="1250" w:type="pct"/>
+          </w:tcPr>
+          <w:p>
+            <w:r>
+              <w:rPr>
+                <w:rFonts w:hint="eastAsia"/>
+              </w:rPr>
+              <w:t>`asset_master_list` が実効有効な場合に、資産マスタ文脈の SHIP表示列を返却するかを判定</w:t>
             </w:r>
           </w:p>
         </w:tc>
@@ -8730,8 +9062,7 @@
               <w:rPr>
                 <w:rFonts w:hint="eastAsia"/>
               </w:rPr>
-              <w:lastRenderedPageBreak/>
-              <w:t>JMDN登録品目検索 / JMDN作成</w:t>
+              <w:t>テンプレート取得 / インポートプレビュー / インポート</w:t>
             </w:r>
           </w:p>
         </w:tc>
@@ -8764,7 +9095,7 @@
               <w:rPr>
                 <w:rFonts w:hint="eastAsia"/>
               </w:rPr>
-              <w:t>資産マスタ編集モーダル内の JMDN 選択/作成処理</w:t>
+              <w:t>資産マスタ一括更新処理</w:t>
             </w:r>
           </w:p>
         </w:tc>
@@ -8779,6 +9110,54 @@
               <w:rPr>
                 <w:rFonts w:hint="eastAsia"/>
               </w:rPr>
+              <w:t>JMDN登録品目検索 / JMDN作成</w:t>
+            </w:r>
+          </w:p>
+        </w:tc>
+        <w:tc>
+          <w:tcPr>
+            <w:tcW w:w="1250" w:type="pct"/>
+          </w:tcPr>
+          <w:p>
+            <w:r>
+              <w:t>`asset_master_edit`</w:t>
+            </w:r>
+          </w:p>
+        </w:tc>
+        <w:tc>
+          <w:tcPr>
+            <w:tcW w:w="1250" w:type="pct"/>
+          </w:tcPr>
+          <w:p>
+            <w:r>
+              <w:t>`user_facility_assignments`, `facility_feature_settings`, `user_facility_feature_settings`</w:t>
+            </w:r>
+          </w:p>
+        </w:tc>
+        <w:tc>
+          <w:tcPr>
+            <w:tcW w:w="1250" w:type="pct"/>
+          </w:tcPr>
+          <w:p>
+            <w:r>
+              <w:rPr>
+                <w:rFonts w:hint="eastAsia"/>
+              </w:rPr>
+              <w:t>資産マスタ編集モーダル内の JMDN 選択/作成処理</w:t>
+            </w:r>
+          </w:p>
+        </w:tc>
+      </w:tr>
+      <w:tr>
+        <w:tc>
+          <w:tcPr>
+            <w:tcW w:w="1250" w:type="pct"/>
+          </w:tcPr>
+          <w:p>
+            <w:r>
+              <w:rPr>
+                <w:rFonts w:hint="eastAsia"/>
+              </w:rPr>
               <w:t>新規作成 / 更新 / 削除</w:t>
             </w:r>
           </w:p>
@@ -8799,19 +9178,24 @@
           </w:tcPr>
           <w:p>
             <w:r>
-              <w:t>`user_facility_assignments`, `facility_feature_settings`, `user_facility_feature_settings`</w:t>
-            </w:r>
-          </w:p>
-        </w:tc>
-        <w:tc>
-          <w:tcPr>
-            <w:tcW w:w="1250" w:type="pct"/>
-          </w:tcPr>
-          <w:p>
-            <w:r>
-              <w:rPr>
-                <w:rFonts w:hint="eastAsia"/>
-              </w:rPr>
+              <w:t>`user_facility_assignments`, `facility_feature_settings</w:t>
+            </w:r>
+            <w:r>
+              <w:lastRenderedPageBreak/>
+              <w:t>`, `user_facility_feature_settings`</w:t>
+            </w:r>
+          </w:p>
+        </w:tc>
+        <w:tc>
+          <w:tcPr>
+            <w:tcW w:w="1250" w:type="pct"/>
+          </w:tcPr>
+          <w:p>
+            <w:r>
+              <w:rPr>
+                <w:rFonts w:hint="eastAsia"/>
+              </w:rPr>
+              <w:lastRenderedPageBreak/>
               <w:t>資産マスタ変更系処理</w:t>
             </w:r>
           </w:p>
@@ -8874,7 +9258,7 @@
           <w:rFonts w:hint="eastAsia"/>
         </w:rPr>
       </w:pPr>
-      <w:bookmarkStart w:id="14" w:name="_Toc227816339"/>
+      <w:bookmarkStart w:id="14" w:name="_Toc228109206"/>
       <w:r>
         <w:rPr>
           <w:rFonts w:hint="eastAsia"/>
@@ -8918,7 +9302,7 @@
         <w:rPr>
           <w:rFonts w:hint="eastAsia"/>
         </w:rPr>
-        <w:t>SHIP資産マスタは共通マスタのため、一覧・候補取得の返却対象を施設単位で絞り込まない</w:t>
+        <w:t>`asset_master_ship_column` は `column_catalogs.related_feature_code = asset_master_list` の列権限として扱い、`asset_master_list` が実効有効な場合のみ列返却判定を行う</w:t>
       </w:r>
     </w:p>
     <w:p>
@@ -8937,17 +9321,55 @@
         <w:rPr>
           <w:rFonts w:hint="eastAsia"/>
         </w:rPr>
-        <w:t>作業対象施設に対して必要な実効 `feature_code` がない場合は 403 を返却する</w:t>
+        <w:t>SHIP資産マスタは共通マスタのため、一覧・候補取得の返却対象を施設単位で絞り込まない</w:t>
       </w:r>
     </w:p>
     <w:p>
       <w:pPr>
+        <w:pStyle w:val="afffffff8"/>
+        <w:numPr>
+          <w:ilvl w:val="0"/>
+          <w:numId w:val="122"/>
+        </w:numPr>
+        <w:ind w:leftChars="0"/>
+        <w:rPr>
+          <w:rFonts w:hint="eastAsia"/>
+        </w:rPr>
+      </w:pPr>
+      <w:r>
+        <w:rPr>
+          <w:rFonts w:hint="eastAsia"/>
+        </w:rPr>
+        <w:t>作業対象施設に対して必要な実効 `feature_code` がない場合は 403 を返却する</w:t>
+      </w:r>
+    </w:p>
+    <w:p>
+      <w:pPr>
+        <w:pStyle w:val="afffffff8"/>
+        <w:numPr>
+          <w:ilvl w:val="0"/>
+          <w:numId w:val="122"/>
+        </w:numPr>
+        <w:ind w:leftChars="0"/>
+        <w:rPr>
+          <w:rFonts w:hint="eastAsia"/>
+        </w:rPr>
+      </w:pPr>
+      <w:r>
+        <w:rPr>
+          <w:rFonts w:hint="eastAsia"/>
+        </w:rPr>
+        <w:t>`asset_master_ship_column` が実効無効な場合でも `asset_master_list` が有効であれば API 実行は許可し、SHIP表示列の値と任意カラム定義/値のみレスポンスおよび Excel から除外する</w:t>
+      </w:r>
+    </w:p>
+    <w:p>
+      <w:pPr>
         <w:pStyle w:val="2"/>
         <w:rPr>
           <w:rFonts w:hint="eastAsia"/>
         </w:rPr>
       </w:pPr>
-      <w:bookmarkStart w:id="15" w:name="_Toc227816340"/>
+      <w:bookmarkStart w:id="15" w:name="_Toc228109207"/>
       <w:r>
         <w:rPr>
           <w:rFonts w:hint="eastAsia"/>
@@ -9039,7 +9461,7 @@
           <w:rFonts w:hint="eastAsia"/>
         </w:rPr>
       </w:pPr>
-      <w:bookmarkStart w:id="16" w:name="_Toc227816341"/>
+      <w:bookmarkStart w:id="16" w:name="_Toc228109208"/>
       <w:r>
         <w:rPr>
           <w:rFonts w:hint="eastAsia"/>
@@ -9102,7 +9524,6 @@
         <w:rPr>
           <w:rFonts w:hint="eastAsia"/>
         </w:rPr>
-        <w:lastRenderedPageBreak/>
         <w:t>任意カラムは有効列のみを `sort_order ASC, ship_asset_master_custom_column_id ASC` で固定列の後ろへ可変追加する</w:t>
       </w:r>
     </w:p>
@@ -9122,7 +9543,8 @@
         <w:rPr>
           <w:rFonts w:hint="eastAsia"/>
         </w:rPr>
-        <w:t>テンプレートには hidden sheet `_custom_columns` を付与し、`column_key` と表示名の対応を保持する</w:t>
+        <w:lastRenderedPageBreak/>
+        <w:t>`asset_master_ship_column` が実効無効な場合、エクスポートでは SHIP表示列と任意カラム列を出力しない</w:t>
       </w:r>
     </w:p>
     <w:p>
@@ -9141,7 +9563,7 @@
         <w:rPr>
           <w:rFonts w:hint="eastAsia"/>
         </w:rPr>
-        <w:t>インポートプレビューは hidden sheet が存在する場合 `column_key` を優先して任意カラムを解決し、hidden sheet が存在しない場合のみ表示名一致で補完する</w:t>
+        <w:t>テンプレートには hidden sheet `_custom_columns` を付与し、`column_key` と表示名の対応を保持する</w:t>
       </w:r>
     </w:p>
     <w:p>
@@ -9160,7 +9582,7 @@
         <w:rPr>
           <w:rFonts w:hint="eastAsia"/>
         </w:rPr>
-        <w:t>インポート実行時はプレビュー作成時の任意カラム定義スナップショットと現行定義の差分を検知し、不整合があれば 409 `IMPORT_PREVIEW_STALE` を返却する</w:t>
+        <w:t>インポートプレビューは hidden sheet が存在する場合 `column_key` を優先して任意カラムを解決し、hidden sheet が存在しない場合のみ表示名一致で補完する</w:t>
       </w:r>
     </w:p>
     <w:p>
@@ -9179,17 +9601,36 @@
         <w:rPr>
           <w:rFonts w:hint="eastAsia"/>
         </w:rPr>
-        <w:t>インポートでは JMDN 固定列から `jmdn_classifications` / `jmdn_registered_items` を再利用または新規作成し、各 SHIP 資産マスタへ紐づける</w:t>
+        <w:t>インポート実行時はプレビュー作成時の任意カラム定義スナップショットと現行定義の差分を検知し、不整合があれば 409 `IMPORT_PREVIEW_STALE` を返却する</w:t>
       </w:r>
     </w:p>
     <w:p>
       <w:pPr>
+        <w:pStyle w:val="afffffff8"/>
+        <w:numPr>
+          <w:ilvl w:val="0"/>
+          <w:numId w:val="124"/>
+        </w:numPr>
+        <w:ind w:leftChars="0"/>
+        <w:rPr>
+          <w:rFonts w:hint="eastAsia"/>
+        </w:rPr>
+      </w:pPr>
+      <w:r>
+        <w:rPr>
+          <w:rFonts w:hint="eastAsia"/>
+        </w:rPr>
+        <w:t>インポートでは JMDN 固定列から `jmdn_classifications` / `jmdn_registered_items` を再利用または新規作成し、各 SHIP 資産マスタへ紐づける</w:t>
+      </w:r>
+    </w:p>
+    <w:p>
+      <w:pPr>
         <w:pStyle w:val="2"/>
         <w:rPr>
           <w:rFonts w:hint="eastAsia"/>
         </w:rPr>
       </w:pPr>
-      <w:bookmarkStart w:id="17" w:name="_Toc227816342"/>
+      <w:bookmarkStart w:id="17" w:name="_Toc228109209"/>
       <w:r>
         <w:rPr>
           <w:rFonts w:hint="eastAsia"/>
@@ -9205,7 +9646,7 @@
           <w:rFonts w:hint="eastAsia"/>
         </w:rPr>
       </w:pPr>
-      <w:bookmarkStart w:id="18" w:name="_Toc227816343"/>
+      <w:bookmarkStart w:id="18" w:name="_Toc228109210"/>
       <w:r>
         <w:rPr>
           <w:rFonts w:hint="eastAsia"/>
@@ -9460,7 +9901,7 @@
           <w:rFonts w:hint="eastAsia"/>
         </w:rPr>
       </w:pPr>
-      <w:bookmarkStart w:id="19" w:name="_Toc227816344"/>
+      <w:bookmarkStart w:id="19" w:name="_Toc228109211"/>
       <w:r>
         <w:rPr>
           <w:rFonts w:hint="eastAsia"/>
@@ -9476,7 +9917,7 @@
           <w:rFonts w:hint="eastAsia"/>
         </w:rPr>
       </w:pPr>
-      <w:bookmarkStart w:id="20" w:name="_Toc227816345"/>
+      <w:bookmarkStart w:id="20" w:name="_Toc228109212"/>
       <w:r>
         <w:rPr>
           <w:rFonts w:hint="eastAsia"/>
@@ -10475,7 +10916,7 @@
           <w:rFonts w:hint="eastAsia"/>
         </w:rPr>
       </w:pPr>
-      <w:bookmarkStart w:id="21" w:name="_Toc227816346"/>
+      <w:bookmarkStart w:id="21" w:name="_Toc228109213"/>
       <w:r>
         <w:rPr>
           <w:rFonts w:hint="eastAsia"/>
@@ -10491,7 +10932,7 @@
           <w:rFonts w:hint="eastAsia"/>
         </w:rPr>
       </w:pPr>
-      <w:bookmarkStart w:id="22" w:name="_Toc227816347"/>
+      <w:bookmarkStart w:id="22" w:name="_Toc228109214"/>
       <w:r>
         <w:rPr>
           <w:rFonts w:hint="eastAsia"/>
@@ -10557,7 +10998,7 @@
           <w:rFonts w:hint="eastAsia"/>
         </w:rPr>
       </w:pPr>
-      <w:bookmarkStart w:id="23" w:name="_Toc227816348"/>
+      <w:bookmarkStart w:id="23" w:name="_Toc228109215"/>
       <w:r>
         <w:rPr>
           <w:rFonts w:hint="eastAsia"/>
@@ -11004,29 +11445,29 @@
     </w:p>
     <w:p>
       <w:pPr>
-        <w:pStyle w:val="4"/>
-        <w:rPr>
-          <w:rFonts w:hint="eastAsia"/>
-        </w:rPr>
-      </w:pPr>
-      <w:r>
-        <w:rPr>
-          <w:rFonts w:hint="eastAsia"/>
-        </w:rPr>
-        <w:t>処理仕様</w:t>
+        <w:rPr>
+          <w:rFonts w:hint="eastAsia"/>
+        </w:rPr>
+      </w:pPr>
+      <w:r>
+        <w:rPr>
+          <w:rFonts w:hint="eastAsia"/>
+        </w:rPr>
+        <w:t>列返却条件: `facility_column_settings` と `user_facility_column_settings` の両方で `asset_master_ship_column` が有効な場合のみ SHIP表示列を返却する</w:t>
       </w:r>
     </w:p>
     <w:p>
       <w:pPr>
-        <w:rPr>
-          <w:rFonts w:hint="eastAsia"/>
-        </w:rPr>
-      </w:pPr>
-      <w:r>
-        <w:rPr>
-          <w:rFonts w:hint="eastAsia"/>
-        </w:rPr>
-        <w:t>`ship_asset_masters.is_active = true` の有効データのみを対象にする</w:t>
+        <w:pStyle w:val="4"/>
+        <w:rPr>
+          <w:rFonts w:hint="eastAsia"/>
+        </w:rPr>
+      </w:pPr>
+      <w:r>
+        <w:rPr>
+          <w:rFonts w:hint="eastAsia"/>
+        </w:rPr>
+        <w:t>処理仕様</w:t>
       </w:r>
     </w:p>
     <w:p>
@@ -11039,7 +11480,7 @@
         <w:rPr>
           <w:rFonts w:hint="eastAsia"/>
         </w:rPr>
-        <w:t>Category / 大分類 / 中分類 / 品目 / メーカーを AND 条件で絞り込む</w:t>
+        <w:t>`ship_asset_masters.is_active = true` の有効データのみを対象にする</w:t>
       </w:r>
     </w:p>
     <w:p>
@@ -11052,7 +11493,7 @@
         <w:rPr>
           <w:rFonts w:hint="eastAsia"/>
         </w:rPr>
-        <w:t>`asset_categories` / `asset_large_classes` / `asset_medium_classes` / `asset_items` / `manufacturers` / `models` を結合して固定階層表示値を解決する</w:t>
+        <w:t>Category / 大分類 / 中分類 / 品目 / メーカーを AND 条件で絞り込む</w:t>
       </w:r>
     </w:p>
     <w:p>
@@ -11066,7 +11507,7 @@
           <w:rFonts w:hint="eastAsia"/>
         </w:rPr>
         <w:lastRenderedPageBreak/>
-        <w:t>`ship_asset_master_custom_columns.is_active = true` の任意カラム定義を `sort_order` 順で取得し、各 `ship_asset_master_id` に紐づく `ship_asset_master_custom_values` を結合する</w:t>
+        <w:t>`asset_categories` / `asset_large_classes` / `asset_medium_classes` / `asset_items` / `manufacturers` / `models` を結合して固定階層表示値を解決する</w:t>
       </w:r>
     </w:p>
     <w:p>
@@ -11079,7 +11520,7 @@
         <w:rPr>
           <w:rFonts w:hint="eastAsia"/>
         </w:rPr>
-        <w:t>`ship_asset_masters.jmdn_registered_item_id` から `jmdn_registered_items` と親の `jmdn_classifications` を参照し、JMDN 表示項目を補完する</w:t>
+        <w:t>`ship_asset_master_custom_columns.is_active = true` の任意カラム定義を `sort_order` 順で取得し、各 `ship_asset_master_id` に紐づく `ship_asset_master_custom_values` を結合する</w:t>
       </w:r>
     </w:p>
     <w:p>
@@ -11092,17 +11533,91 @@
         <w:rPr>
           <w:rFonts w:hint="eastAsia"/>
         </w:rPr>
-        <w:t>資産マスタ選択ポップアップでは本レスポンスを再利用し、スコープ付与と `postMessage` はフロントエンドで処理する</w:t>
+        <w:t>`ship_asset_masters.jmdn_registered_item_id` から `jmdn_registered_items` と親の `jmdn_classifications` を参照し、JMDN 表示項目を補完する</w:t>
       </w:r>
     </w:p>
     <w:p>
       <w:pPr>
+        <w:rPr>
+          <w:rFonts w:hint="eastAsia"/>
+        </w:rPr>
+      </w:pPr>
+      <w:r>
+        <w:t xml:space="preserve">`asset_master_ship_column` </w:t>
+      </w:r>
+      <w:r>
+        <w:rPr>
+          <w:rFonts w:hint="eastAsia"/>
+        </w:rPr>
+        <w:t>が実効無効な場合は、</w:t>
+      </w:r>
+      <w:r>
+        <w:t>Category</w:t>
+      </w:r>
+      <w:r>
+        <w:rPr>
+          <w:rFonts w:hint="eastAsia"/>
+        </w:rPr>
+        <w:t>〜型式、</w:t>
+      </w:r>
+      <w:r>
+        <w:t>JMDN</w:t>
+      </w:r>
+      <w:r>
+        <w:rPr>
+          <w:rFonts w:hint="eastAsia"/>
+        </w:rPr>
+        <w:t>、添付文書、任意カラムなど</w:t>
+      </w:r>
+      <w:r>
+        <w:t xml:space="preserve"> SHIP</w:t>
+      </w:r>
+      <w:r>
+        <w:rPr>
+          <w:rFonts w:hint="eastAsia"/>
+        </w:rPr>
+        <w:t>表示列の値を返却せず、</w:t>
+      </w:r>
+      <w:r>
+        <w:t>`customColumns=[]`</w:t>
+      </w:r>
+      <w:r>
+        <w:rPr>
+          <w:rFonts w:hint="eastAsia"/>
+        </w:rPr>
+        <w:t>、</w:t>
+      </w:r>
+      <w:r>
+        <w:t xml:space="preserve">`canViewShipColumns=false` </w:t>
+      </w:r>
+      <w:r>
+        <w:rPr>
+          <w:rFonts w:hint="eastAsia"/>
+        </w:rPr>
+        <w:t>とする</w:t>
+      </w:r>
+    </w:p>
+    <w:p>
+      <w:pPr>
+        <w:rPr>
+          <w:rFonts w:hint="eastAsia"/>
+        </w:rPr>
+      </w:pPr>
+      <w:r>
+        <w:rPr>
+          <w:rFonts w:hint="eastAsia"/>
+        </w:rPr>
+        <w:t>資産マスタ選択ポップアップでは本レスポンスを再利用し、スコープ付与と `postMessage` はフロントエンドで処理する</w:t>
+      </w:r>
+    </w:p>
+    <w:p>
+      <w:pPr>
         <w:pStyle w:val="3"/>
         <w:rPr>
           <w:rFonts w:hint="eastAsia"/>
         </w:rPr>
       </w:pPr>
-      <w:bookmarkStart w:id="24" w:name="_Toc227816349"/>
+      <w:bookmarkStart w:id="24" w:name="_Toc228109216"/>
       <w:r>
         <w:rPr>
           <w:rFonts w:hint="eastAsia"/>
@@ -11265,6 +11780,51 @@
           </w:tcPr>
           <w:p>
             <w:r>
+              <w:t>canViewShipColumns</w:t>
+            </w:r>
+          </w:p>
+        </w:tc>
+        <w:tc>
+          <w:tcPr>
+            <w:tcW w:w="1250" w:type="pct"/>
+          </w:tcPr>
+          <w:p>
+            <w:r>
+              <w:t>boolean</w:t>
+            </w:r>
+          </w:p>
+        </w:tc>
+        <w:tc>
+          <w:tcPr>
+            <w:tcW w:w="1250" w:type="pct"/>
+          </w:tcPr>
+          <w:p>
+            <w:r>
+              <w:t>✓</w:t>
+            </w:r>
+          </w:p>
+        </w:tc>
+        <w:tc>
+          <w:tcPr>
+            <w:tcW w:w="1250" w:type="pct"/>
+          </w:tcPr>
+          <w:p>
+            <w:r>
+              <w:rPr>
+                <w:rFonts w:hint="eastAsia"/>
+              </w:rPr>
+              <w:t>`asset_master_ship_column` が実効有効な場合は `true`。`false` の場合、SHIP表示列は未返却</w:t>
+            </w:r>
+          </w:p>
+        </w:tc>
+      </w:tr>
+      <w:tr>
+        <w:tc>
+          <w:tcPr>
+            <w:tcW w:w="1250" w:type="pct"/>
+          </w:tcPr>
+          <w:p>
+            <w:r>
               <w:t>customColumns</w:t>
             </w:r>
           </w:p>
@@ -11816,6 +12376,7 @@
           </w:tcPr>
           <w:p>
             <w:r>
+              <w:lastRenderedPageBreak/>
               <w:t>categoryId</w:t>
             </w:r>
           </w:p>
@@ -12173,7 +12734,6 @@
           </w:tcPr>
           <w:p>
             <w:r>
-              <w:lastRenderedPageBreak/>
               <w:t>manufacturerId</w:t>
             </w:r>
           </w:p>
@@ -13057,6 +13617,7 @@
           </w:tcPr>
           <w:p>
             <w:r>
+              <w:lastRenderedPageBreak/>
               <w:t>valueText</w:t>
             </w:r>
           </w:p>
@@ -13099,12 +13660,64 @@
     <w:p/>
     <w:p>
       <w:pPr>
+        <w:rPr>
+          <w:rFonts w:hint="eastAsia"/>
+        </w:rPr>
+      </w:pPr>
+      <w:r>
+        <w:t>items</w:t>
+      </w:r>
+      <w:r>
+        <w:rPr>
+          <w:rFonts w:hint="eastAsia"/>
+        </w:rPr>
+        <w:t>要素のうち</w:t>
+      </w:r>
+      <w:r>
+        <w:t xml:space="preserve"> Category</w:t>
+      </w:r>
+      <w:r>
+        <w:rPr>
+          <w:rFonts w:hint="eastAsia"/>
+        </w:rPr>
+        <w:t>〜型式、</w:t>
+      </w:r>
+      <w:r>
+        <w:t>JMDN</w:t>
+      </w:r>
+      <w:r>
+        <w:rPr>
+          <w:rFonts w:hint="eastAsia"/>
+        </w:rPr>
+        <w:t>、添付文書、任意カラムに該当する</w:t>
+      </w:r>
+      <w:r>
+        <w:t xml:space="preserve"> SHIP</w:t>
+      </w:r>
+      <w:r>
+        <w:rPr>
+          <w:rFonts w:hint="eastAsia"/>
+        </w:rPr>
+        <w:t>表示列は</w:t>
+      </w:r>
+      <w:r>
+        <w:t xml:space="preserve"> `canViewShipColumns=true` </w:t>
+      </w:r>
+      <w:r>
+        <w:rPr>
+          <w:rFonts w:hint="eastAsia"/>
+        </w:rPr>
+        <w:t>の場合のみ返却する。各サブテーブルの必須欄は同条件を満たす場合の必須を示す。</w:t>
+      </w:r>
+    </w:p>
+    <w:p>
+      <w:pPr>
         <w:pStyle w:val="3"/>
         <w:rPr>
           <w:rFonts w:hint="eastAsia"/>
         </w:rPr>
       </w:pPr>
-      <w:bookmarkStart w:id="25" w:name="_Toc227816350"/>
+      <w:bookmarkStart w:id="25" w:name="_Toc228109217"/>
       <w:r>
         <w:rPr>
           <w:rFonts w:hint="eastAsia"/>
@@ -13235,7 +13848,6 @@
           </w:tcPr>
           <w:p>
             <w:r>
-              <w:lastRenderedPageBreak/>
               <w:t>400</w:t>
             </w:r>
           </w:p>
@@ -13378,7 +13990,7 @@
           <w:rFonts w:hint="eastAsia"/>
         </w:rPr>
       </w:pPr>
-      <w:bookmarkStart w:id="26" w:name="_Toc227816351"/>
+      <w:bookmarkStart w:id="26" w:name="_Toc228109218"/>
       <w:r>
         <w:rPr>
           <w:rFonts w:hint="eastAsia"/>
@@ -13444,7 +14056,7 @@
           <w:rFonts w:hint="eastAsia"/>
         </w:rPr>
       </w:pPr>
-      <w:bookmarkStart w:id="27" w:name="_Toc227816352"/>
+      <w:bookmarkStart w:id="27" w:name="_Toc228109219"/>
       <w:r>
         <w:rPr>
           <w:rFonts w:hint="eastAsia"/>
@@ -13891,29 +14503,29 @@
     </w:p>
     <w:p>
       <w:pPr>
-        <w:pStyle w:val="4"/>
-        <w:rPr>
-          <w:rFonts w:hint="eastAsia"/>
-        </w:rPr>
-      </w:pPr>
-      <w:r>
-        <w:rPr>
-          <w:rFonts w:hint="eastAsia"/>
-        </w:rPr>
-        <w:t>処理仕様</w:t>
+        <w:rPr>
+          <w:rFonts w:hint="eastAsia"/>
+        </w:rPr>
+      </w:pPr>
+      <w:r>
+        <w:rPr>
+          <w:rFonts w:hint="eastAsia"/>
+        </w:rPr>
+        <w:t>列返却条件: `facility_column_settings` と `user_facility_column_settings` の両方で `asset_master_ship_column` が有効な場合のみ SHIP表示列を出力する</w:t>
       </w:r>
     </w:p>
     <w:p>
       <w:pPr>
-        <w:rPr>
-          <w:rFonts w:hint="eastAsia"/>
-        </w:rPr>
-      </w:pPr>
-      <w:r>
-        <w:rPr>
-          <w:rFonts w:hint="eastAsia"/>
-        </w:rPr>
-        <w:t>一覧取得 API と同一の絞り込み条件、並び順、表示解決ルールを適用する</w:t>
+        <w:pStyle w:val="4"/>
+        <w:rPr>
+          <w:rFonts w:hint="eastAsia"/>
+        </w:rPr>
+      </w:pPr>
+      <w:r>
+        <w:rPr>
+          <w:rFonts w:hint="eastAsia"/>
+        </w:rPr>
+        <w:t>処理仕様</w:t>
       </w:r>
     </w:p>
     <w:p>
@@ -13926,7 +14538,7 @@
         <w:rPr>
           <w:rFonts w:hint="eastAsia"/>
         </w:rPr>
-        <w:t>固定列の後ろに有効任意カラムを可変列として追加する</w:t>
+        <w:t>一覧取得 API と同一の絞り込み条件、並び順、表示解決ルールを適用する</w:t>
       </w:r>
     </w:p>
     <w:p>
@@ -13939,22 +14551,47 @@
         <w:rPr>
           <w:rFonts w:hint="eastAsia"/>
         </w:rPr>
-        <w:t>JMDN 関連列、添付文書ファイル名、添付文書 URL は参照値として出力する</w:t>
+        <w:t>固定列の後ろに有効任意カラムを可変列として追加する</w:t>
       </w:r>
     </w:p>
     <w:p>
       <w:pPr>
+        <w:rPr>
+          <w:rFonts w:hint="eastAsia"/>
+        </w:rPr>
+      </w:pPr>
+      <w:r>
+        <w:rPr>
+          <w:rFonts w:hint="eastAsia"/>
+        </w:rPr>
+        <w:t>JMDN 関連列、添付文書ファイル名、添付文書 URL は参照値として出力する</w:t>
+      </w:r>
+    </w:p>
+    <w:p>
+      <w:pPr>
+        <w:rPr>
+          <w:rFonts w:hint="eastAsia"/>
+        </w:rPr>
+      </w:pPr>
+      <w:r>
+        <w:rPr>
+          <w:rFonts w:hint="eastAsia"/>
+        </w:rPr>
+        <w:t>`asset_master_ship_column` が実効無効な場合は、SHIP表示列と任意カラム列を Excel に含めず、権限不足で非表示としたことをメタシートへ記録する</w:t>
+      </w:r>
+    </w:p>
+    <w:p>
+      <w:pPr>
         <w:pStyle w:val="3"/>
         <w:rPr>
           <w:rFonts w:hint="eastAsia"/>
         </w:rPr>
       </w:pPr>
-      <w:bookmarkStart w:id="28" w:name="_Toc227816353"/>
-      <w:r>
-        <w:rPr>
-          <w:rFonts w:hint="eastAsia"/>
-        </w:rPr>
-        <w:lastRenderedPageBreak/>
+      <w:bookmarkStart w:id="28" w:name="_Toc228109220"/>
+      <w:r>
+        <w:rPr>
+          <w:rFonts w:hint="eastAsia"/>
+        </w:rPr>
         <w:t>レスポンス（200：Excel File）</w:t>
       </w:r>
       <w:bookmarkEnd w:id="28"/>
@@ -14187,7 +14824,7 @@
         <w:rPr>
           <w:rFonts w:hint="eastAsia"/>
         </w:rPr>
-        <w:t>出力列は少なくとも一覧画面の固定表示列と、有効任意カラム列を含む。</w:t>
+        <w:t>出力列は `asset_master_ship_column` が実効有効な場合のみ、一覧画面の固定表示列と有効任意カラム列を含む。</w:t>
       </w:r>
     </w:p>
     <w:p>
@@ -14197,7 +14834,7 @@
           <w:rFonts w:hint="eastAsia"/>
         </w:rPr>
       </w:pPr>
-      <w:bookmarkStart w:id="29" w:name="_Toc227816354"/>
+      <w:bookmarkStart w:id="29" w:name="_Toc228109221"/>
       <w:r>
         <w:rPr>
           <w:rFonts w:hint="eastAsia"/>
@@ -14363,6 +15000,7 @@
           </w:tcPr>
           <w:p>
             <w:r>
+              <w:lastRenderedPageBreak/>
               <w:t>403</w:t>
             </w:r>
           </w:p>
@@ -14435,7 +15073,7 @@
           <w:rFonts w:hint="eastAsia"/>
         </w:rPr>
       </w:pPr>
-      <w:bookmarkStart w:id="30" w:name="_Toc227816355"/>
+      <w:bookmarkStart w:id="30" w:name="_Toc228109222"/>
       <w:r>
         <w:rPr>
           <w:rFonts w:hint="eastAsia"/>
@@ -14531,7 +15169,6 @@
         <w:rPr>
           <w:rFonts w:hint="eastAsia"/>
         </w:rPr>
-        <w:lastRenderedPageBreak/>
         <w:t>認可条件: Bearer トークン上の作業対象施設について `facility_feature_settings` と `user_facility_feature_settings` の両方で `asset_master_edit` が有効であること</w:t>
       </w:r>
     </w:p>
@@ -14608,7 +15245,7 @@
           <w:rFonts w:hint="eastAsia"/>
         </w:rPr>
       </w:pPr>
-      <w:bookmarkStart w:id="31" w:name="_Toc227816356"/>
+      <w:bookmarkStart w:id="31" w:name="_Toc228109223"/>
       <w:r>
         <w:rPr>
           <w:rFonts w:hint="eastAsia"/>
@@ -14779,6 +15416,7 @@
           </w:tcPr>
           <w:p>
             <w:r>
+              <w:lastRenderedPageBreak/>
               <w:t>Content-Disposition</w:t>
             </w:r>
           </w:p>
@@ -14842,7 +15480,7 @@
           <w:rFonts w:hint="eastAsia"/>
         </w:rPr>
       </w:pPr>
-      <w:bookmarkStart w:id="32" w:name="_Toc227816357"/>
+      <w:bookmarkStart w:id="32" w:name="_Toc228109224"/>
       <w:r>
         <w:rPr>
           <w:rFonts w:hint="eastAsia"/>
@@ -15080,12 +15718,11 @@
           <w:rFonts w:hint="eastAsia"/>
         </w:rPr>
       </w:pPr>
-      <w:bookmarkStart w:id="33" w:name="_Toc227816358"/>
-      <w:r>
-        <w:rPr>
-          <w:rFonts w:hint="eastAsia"/>
-        </w:rPr>
-        <w:lastRenderedPageBreak/>
+      <w:bookmarkStart w:id="33" w:name="_Toc228109225"/>
+      <w:r>
+        <w:rPr>
+          <w:rFonts w:hint="eastAsia"/>
+        </w:rPr>
         <w:t>資産マスタ取込プレビュー（/ship-asset-master/assets/import-preview）</w:t>
       </w:r>
       <w:bookmarkEnd w:id="33"/>
@@ -15147,7 +15784,7 @@
           <w:rFonts w:hint="eastAsia"/>
         </w:rPr>
       </w:pPr>
-      <w:bookmarkStart w:id="34" w:name="_Toc227816359"/>
+      <w:bookmarkStart w:id="34" w:name="_Toc228109226"/>
       <w:r>
         <w:rPr>
           <w:rFonts w:hint="eastAsia"/>
@@ -15356,6 +15993,7 @@
         <w:rPr>
           <w:rFonts w:hint="eastAsia"/>
         </w:rPr>
+        <w:lastRenderedPageBreak/>
         <w:t>処理仕様</w:t>
       </w:r>
     </w:p>
@@ -15460,7 +16098,6 @@
         <w:rPr>
           <w:rFonts w:hint="eastAsia"/>
         </w:rPr>
-        <w:lastRenderedPageBreak/>
         <w:t>検証後の正規化結果、任意カラム定義スナップショット、有効期限を `previewId` 単位で保持する</w:t>
       </w:r>
     </w:p>
@@ -15471,7 +16108,7 @@
           <w:rFonts w:hint="eastAsia"/>
         </w:rPr>
       </w:pPr>
-      <w:bookmarkStart w:id="35" w:name="_Toc227816360"/>
+      <w:bookmarkStart w:id="35" w:name="_Toc228109227"/>
       <w:r>
         <w:rPr>
           <w:rFonts w:hint="eastAsia"/>
@@ -16202,6 +16839,7 @@
           </w:tcPr>
           <w:p>
             <w:r>
+              <w:lastRenderedPageBreak/>
               <w:t>largeClassName</w:t>
             </w:r>
           </w:p>
@@ -16652,7 +17290,6 @@
           </w:tcPr>
           <w:p>
             <w:r>
-              <w:lastRenderedPageBreak/>
               <w:t>marketingName</w:t>
             </w:r>
           </w:p>
@@ -17015,7 +17652,7 @@
           <w:rFonts w:hint="eastAsia"/>
         </w:rPr>
       </w:pPr>
-      <w:bookmarkStart w:id="36" w:name="_Toc227816361"/>
+      <w:bookmarkStart w:id="36" w:name="_Toc228109228"/>
       <w:r>
         <w:rPr>
           <w:rFonts w:hint="eastAsia"/>
@@ -17111,6 +17748,7 @@
           </w:tcPr>
           <w:p>
             <w:r>
+              <w:lastRenderedPageBreak/>
               <w:t>200</w:t>
             </w:r>
           </w:p>
@@ -17288,7 +17926,7 @@
           <w:rFonts w:hint="eastAsia"/>
         </w:rPr>
       </w:pPr>
-      <w:bookmarkStart w:id="37" w:name="_Toc227816362"/>
+      <w:bookmarkStart w:id="37" w:name="_Toc228109229"/>
       <w:r>
         <w:rPr>
           <w:rFonts w:hint="eastAsia"/>
@@ -17321,7 +17959,6 @@
         <w:rPr>
           <w:rFonts w:hint="eastAsia"/>
         </w:rPr>
-        <w:lastRenderedPageBreak/>
         <w:t>エンドポイント</w:t>
       </w:r>
     </w:p>
@@ -17355,7 +17992,7 @@
           <w:rFonts w:hint="eastAsia"/>
         </w:rPr>
       </w:pPr>
-      <w:bookmarkStart w:id="38" w:name="_Toc227816363"/>
+      <w:bookmarkStart w:id="38" w:name="_Toc228109230"/>
       <w:r>
         <w:rPr>
           <w:rFonts w:hint="eastAsia"/>
@@ -17674,6 +18311,7 @@
         <w:rPr>
           <w:rFonts w:hint="eastAsia"/>
         </w:rPr>
+        <w:lastRenderedPageBreak/>
         <w:t>各行について JMDN 固定列から `jmdn_classifications` / `jmdn_registered_items` を再利用または新規作成し、`ship_asset_masters.jmdn_registered_item_id` を決定する</w:t>
       </w:r>
     </w:p>
@@ -17723,7 +18361,7 @@
           <w:rFonts w:hint="eastAsia"/>
         </w:rPr>
       </w:pPr>
-      <w:bookmarkStart w:id="39" w:name="_Toc227816364"/>
+      <w:bookmarkStart w:id="39" w:name="_Toc228109231"/>
       <w:r>
         <w:rPr>
           <w:rFonts w:hint="eastAsia"/>
@@ -18021,7 +18659,6 @@
           </w:tcPr>
           <w:p>
             <w:r>
-              <w:lastRenderedPageBreak/>
               <w:t>updatedCount</w:t>
             </w:r>
           </w:p>
@@ -18204,7 +18841,7 @@
           <w:rFonts w:hint="eastAsia"/>
         </w:rPr>
       </w:pPr>
-      <w:bookmarkStart w:id="40" w:name="_Toc227816365"/>
+      <w:bookmarkStart w:id="40" w:name="_Toc228109232"/>
       <w:r>
         <w:rPr>
           <w:rFonts w:hint="eastAsia"/>
@@ -18547,11 +19184,12 @@
           <w:rFonts w:hint="eastAsia"/>
         </w:rPr>
       </w:pPr>
-      <w:bookmarkStart w:id="41" w:name="_Toc227816366"/>
-      <w:r>
-        <w:rPr>
-          <w:rFonts w:hint="eastAsia"/>
-        </w:rPr>
+      <w:bookmarkStart w:id="41" w:name="_Toc228109233"/>
+      <w:r>
+        <w:rPr>
+          <w:rFonts w:hint="eastAsia"/>
+        </w:rPr>
+        <w:lastRenderedPageBreak/>
         <w:t>JMDN登録品目検索（/ship-asset-master/jmdn-registered-items）</w:t>
       </w:r>
       <w:bookmarkEnd w:id="41"/>
@@ -18613,7 +19251,7 @@
           <w:rFonts w:hint="eastAsia"/>
         </w:rPr>
       </w:pPr>
-      <w:bookmarkStart w:id="42" w:name="_Toc227816367"/>
+      <w:bookmarkStart w:id="42" w:name="_Toc228109234"/>
       <w:r>
         <w:rPr>
           <w:rFonts w:hint="eastAsia"/>
@@ -18794,14 +19432,7 @@
               <w:rPr>
                 <w:rFonts w:hint="eastAsia"/>
               </w:rPr>
-              <w:t>全体検索文字列。類別コード、類別名称、JMD</w:t>
-            </w:r>
-            <w:r>
-              <w:rPr>
-                <w:rFonts w:hint="eastAsia"/>
-              </w:rPr>
-              <w:lastRenderedPageBreak/>
-              <w:t>Nコード、販売名、製造販売業者等を横断検索する</w:t>
+              <w:t>全体検索文字列。類別コード、類別名称、JMDNコード、販売名、製造販売業者等を横断検索する</w:t>
             </w:r>
           </w:p>
         </w:tc>
@@ -18813,7 +19444,6 @@
           </w:tcPr>
           <w:p>
             <w:r>
-              <w:lastRenderedPageBreak/>
               <w:t>classCode</w:t>
             </w:r>
           </w:p>
@@ -19161,6 +19791,7 @@
         <w:rPr>
           <w:rFonts w:hint="eastAsia"/>
         </w:rPr>
+        <w:lastRenderedPageBreak/>
         <w:t>検索条件は AND 条件で適用し、`keyword` 指定時は類別コード、類別名称、JMDNコード、販売名、製造販売業者等へ部分一致で横断検索する</w:t>
       </w:r>
     </w:p>
@@ -19184,7 +19815,7 @@
           <w:rFonts w:hint="eastAsia"/>
         </w:rPr>
       </w:pPr>
-      <w:bookmarkStart w:id="43" w:name="_Toc227816368"/>
+      <w:bookmarkStart w:id="43" w:name="_Toc228109235"/>
       <w:r>
         <w:rPr>
           <w:rFonts w:hint="eastAsia"/>
@@ -19555,7 +20186,6 @@
           </w:tcPr>
           <w:p>
             <w:r>
-              <w:lastRenderedPageBreak/>
               <w:t>jmdnClassificationId</w:t>
             </w:r>
           </w:p>
@@ -20008,7 +20638,7 @@
           <w:rFonts w:hint="eastAsia"/>
         </w:rPr>
       </w:pPr>
-      <w:bookmarkStart w:id="44" w:name="_Toc227816369"/>
+      <w:bookmarkStart w:id="44" w:name="_Toc228109236"/>
       <w:r>
         <w:rPr>
           <w:rFonts w:hint="eastAsia"/>
@@ -20139,6 +20769,7 @@
           </w:tcPr>
           <w:p>
             <w:r>
+              <w:lastRenderedPageBreak/>
               <w:t>400</w:t>
             </w:r>
           </w:p>
@@ -20281,7 +20912,7 @@
           <w:rFonts w:hint="eastAsia"/>
         </w:rPr>
       </w:pPr>
-      <w:bookmarkStart w:id="45" w:name="_Toc227816370"/>
+      <w:bookmarkStart w:id="45" w:name="_Toc228109237"/>
       <w:r>
         <w:rPr>
           <w:rFonts w:hint="eastAsia"/>
@@ -20347,12 +20978,11 @@
           <w:rFonts w:hint="eastAsia"/>
         </w:rPr>
       </w:pPr>
-      <w:bookmarkStart w:id="46" w:name="_Toc227816371"/>
-      <w:r>
-        <w:rPr>
-          <w:rFonts w:hint="eastAsia"/>
-        </w:rPr>
-        <w:lastRenderedPageBreak/>
+      <w:bookmarkStart w:id="46" w:name="_Toc228109238"/>
+      <w:r>
+        <w:rPr>
+          <w:rFonts w:hint="eastAsia"/>
+        </w:rPr>
         <w:t>リクエスト（JmdnRegisteredItemUpsertRequest）</w:t>
       </w:r>
       <w:bookmarkEnd w:id="46"/>
@@ -20903,6 +21533,7 @@
         <w:rPr>
           <w:rFonts w:hint="eastAsia"/>
         </w:rPr>
+        <w:lastRenderedPageBreak/>
         <w:t>認可条件: Bearer トークン上の作業対象施設について `facility_feature_settings` と `user_facility_feature_settings` の両方で `asset_master_edit` が有効であること</w:t>
       </w:r>
     </w:p>
@@ -21018,12 +21649,11 @@
           <w:rFonts w:hint="eastAsia"/>
         </w:rPr>
       </w:pPr>
-      <w:bookmarkStart w:id="47" w:name="_Toc227816372"/>
-      <w:r>
-        <w:rPr>
-          <w:rFonts w:hint="eastAsia"/>
-        </w:rPr>
-        <w:lastRenderedPageBreak/>
+      <w:bookmarkStart w:id="47" w:name="_Toc228109239"/>
+      <w:r>
+        <w:rPr>
+          <w:rFonts w:hint="eastAsia"/>
+        </w:rPr>
         <w:t>レスポンス（200：JmdnRegisteredItemUpsertResponse）</w:t>
       </w:r>
       <w:bookmarkEnd w:id="47"/>
@@ -21570,6 +22200,7 @@
           </w:tcPr>
           <w:p>
             <w:r>
+              <w:lastRenderedPageBreak/>
               <w:t>jmdnMediumClassificationName</w:t>
             </w:r>
           </w:p>
@@ -21887,7 +22518,7 @@
           <w:rFonts w:hint="eastAsia"/>
         </w:rPr>
       </w:pPr>
-      <w:bookmarkStart w:id="48" w:name="_Toc227816373"/>
+      <w:bookmarkStart w:id="48" w:name="_Toc228109240"/>
       <w:r>
         <w:rPr>
           <w:rFonts w:hint="eastAsia"/>
@@ -22018,7 +22649,6 @@
           </w:tcPr>
           <w:p>
             <w:r>
-              <w:lastRenderedPageBreak/>
               <w:t>400</w:t>
             </w:r>
           </w:p>
@@ -22196,7 +22826,7 @@
           <w:rFonts w:hint="eastAsia"/>
         </w:rPr>
       </w:pPr>
-      <w:bookmarkStart w:id="49" w:name="_Toc227816374"/>
+      <w:bookmarkStart w:id="49" w:name="_Toc228109241"/>
       <w:r>
         <w:rPr>
           <w:rFonts w:hint="eastAsia"/>
@@ -22262,7 +22892,7 @@
           <w:rFonts w:hint="eastAsia"/>
         </w:rPr>
       </w:pPr>
-      <w:bookmarkStart w:id="50" w:name="_Toc227816375"/>
+      <w:bookmarkStart w:id="50" w:name="_Toc228109242"/>
       <w:r>
         <w:rPr>
           <w:rFonts w:hint="eastAsia"/>
@@ -22380,6 +23010,7 @@
           </w:tcPr>
           <w:p>
             <w:r>
+              <w:lastRenderedPageBreak/>
               <w:t>categoryId</w:t>
             </w:r>
           </w:p>
@@ -22900,7 +23531,6 @@
           </w:tcPr>
           <w:p>
             <w:r>
-              <w:lastRenderedPageBreak/>
               <w:t>valueText</w:t>
             </w:r>
           </w:p>
@@ -23093,11 +23723,12 @@
           <w:rFonts w:hint="eastAsia"/>
         </w:rPr>
       </w:pPr>
-      <w:bookmarkStart w:id="51" w:name="_Toc227816376"/>
-      <w:r>
-        <w:rPr>
-          <w:rFonts w:hint="eastAsia"/>
-        </w:rPr>
+      <w:bookmarkStart w:id="51" w:name="_Toc228109243"/>
+      <w:r>
+        <w:rPr>
+          <w:rFonts w:hint="eastAsia"/>
+        </w:rPr>
+        <w:lastRenderedPageBreak/>
         <w:t>レスポンス（201：ShipAssetMasterDetailResponse）</w:t>
       </w:r>
       <w:bookmarkEnd w:id="51"/>
@@ -23641,7 +24272,6 @@
           </w:tcPr>
           <w:p>
             <w:r>
-              <w:lastRenderedPageBreak/>
               <w:t>mediumClassName</w:t>
             </w:r>
           </w:p>
@@ -24362,6 +24992,7 @@
           </w:tcPr>
           <w:p>
             <w:r>
+              <w:lastRenderedPageBreak/>
               <w:t>attachmentDocumentUrl</w:t>
             </w:r>
           </w:p>
@@ -24544,7 +25175,7 @@
           <w:rFonts w:hint="eastAsia"/>
         </w:rPr>
       </w:pPr>
-      <w:bookmarkStart w:id="52" w:name="_Toc227816377"/>
+      <w:bookmarkStart w:id="52" w:name="_Toc228109244"/>
       <w:r>
         <w:rPr>
           <w:rFonts w:hint="eastAsia"/>
@@ -24745,7 +25376,6 @@
           </w:tcPr>
           <w:p>
             <w:r>
-              <w:lastRenderedPageBreak/>
               <w:t>403</w:t>
             </w:r>
           </w:p>
@@ -24888,7 +25518,7 @@
           <w:rFonts w:hint="eastAsia"/>
         </w:rPr>
       </w:pPr>
-      <w:bookmarkStart w:id="53" w:name="_Toc227816378"/>
+      <w:bookmarkStart w:id="53" w:name="_Toc228109245"/>
       <w:r>
         <w:rPr>
           <w:rFonts w:hint="eastAsia"/>
@@ -24954,7 +25584,7 @@
           <w:rFonts w:hint="eastAsia"/>
         </w:rPr>
       </w:pPr>
-      <w:bookmarkStart w:id="54" w:name="_Toc227816379"/>
+      <w:bookmarkStart w:id="54" w:name="_Toc228109246"/>
       <w:r>
         <w:rPr>
           <w:rFonts w:hint="eastAsia"/>
@@ -25149,7 +25779,7 @@
           <w:rFonts w:hint="eastAsia"/>
         </w:rPr>
       </w:pPr>
-      <w:bookmarkStart w:id="55" w:name="_Toc227816380"/>
+      <w:bookmarkStart w:id="55" w:name="_Toc228109247"/>
       <w:r>
         <w:rPr>
           <w:rFonts w:hint="eastAsia"/>
@@ -25579,7 +26209,6 @@
           </w:tcPr>
           <w:p>
             <w:r>
-              <w:lastRenderedPageBreak/>
               <w:t>customValues</w:t>
             </w:r>
           </w:p>
@@ -25957,6 +26586,7 @@
         <w:rPr>
           <w:rFonts w:hint="eastAsia"/>
         </w:rPr>
+        <w:lastRenderedPageBreak/>
         <w:t>`ship_asset_master_id` は更新不可とし、レスポンスで現在値を返す</w:t>
       </w:r>
     </w:p>
@@ -25980,7 +26610,7 @@
           <w:rFonts w:hint="eastAsia"/>
         </w:rPr>
       </w:pPr>
-      <w:bookmarkStart w:id="56" w:name="_Toc227816381"/>
+      <w:bookmarkStart w:id="56" w:name="_Toc228109248"/>
       <w:r>
         <w:rPr>
           <w:rFonts w:hint="eastAsia"/>
@@ -26348,7 +26978,6 @@
           </w:tcPr>
           <w:p>
             <w:r>
-              <w:lastRenderedPageBreak/>
               <w:t>categoryName</w:t>
             </w:r>
           </w:p>
@@ -27159,6 +27788,7 @@
           </w:tcPr>
           <w:p>
             <w:r>
+              <w:lastRenderedPageBreak/>
               <w:t>marketingAuthorizationHolderName</w:t>
             </w:r>
           </w:p>
@@ -27431,7 +28061,7 @@
           <w:rFonts w:hint="eastAsia"/>
         </w:rPr>
       </w:pPr>
-      <w:bookmarkStart w:id="57" w:name="_Toc227816382"/>
+      <w:bookmarkStart w:id="57" w:name="_Toc228109249"/>
       <w:r>
         <w:rPr>
           <w:rFonts w:hint="eastAsia"/>
@@ -27527,7 +28157,6 @@
           </w:tcPr>
           <w:p>
             <w:r>
-              <w:lastRenderedPageBreak/>
               <w:t>200</w:t>
             </w:r>
           </w:p>
@@ -27775,7 +28404,7 @@
           <w:rFonts w:hint="eastAsia"/>
         </w:rPr>
       </w:pPr>
-      <w:bookmarkStart w:id="58" w:name="_Toc227816383"/>
+      <w:bookmarkStart w:id="58" w:name="_Toc228109250"/>
       <w:r>
         <w:rPr>
           <w:rFonts w:hint="eastAsia"/>
@@ -27841,11 +28470,12 @@
           <w:rFonts w:hint="eastAsia"/>
         </w:rPr>
       </w:pPr>
-      <w:bookmarkStart w:id="59" w:name="_Toc227816384"/>
-      <w:r>
-        <w:rPr>
-          <w:rFonts w:hint="eastAsia"/>
-        </w:rPr>
+      <w:bookmarkStart w:id="59" w:name="_Toc228109251"/>
+      <w:r>
+        <w:rPr>
+          <w:rFonts w:hint="eastAsia"/>
+        </w:rPr>
+        <w:lastRenderedPageBreak/>
         <w:t>リクエストパラメータ</w:t>
       </w:r>
       <w:bookmarkEnd w:id="59"/>
@@ -28119,7 +28749,6 @@
         <w:rPr>
           <w:rFonts w:hint="eastAsia"/>
         </w:rPr>
-        <w:lastRenderedPageBreak/>
         <w:t>`asset_ledgers` や `edit_list_items` の `ship_asset_master_id` は保持し、履歴参照は壊さない</w:t>
       </w:r>
     </w:p>
@@ -28143,7 +28772,7 @@
           <w:rFonts w:hint="eastAsia"/>
         </w:rPr>
       </w:pPr>
-      <w:bookmarkStart w:id="60" w:name="_Toc227816385"/>
+      <w:bookmarkStart w:id="60" w:name="_Toc228109252"/>
       <w:r>
         <w:rPr>
           <w:rFonts w:hint="eastAsia"/>
@@ -28172,7 +28801,7 @@
           <w:rFonts w:hint="eastAsia"/>
         </w:rPr>
       </w:pPr>
-      <w:bookmarkStart w:id="61" w:name="_Toc227816386"/>
+      <w:bookmarkStart w:id="61" w:name="_Toc228109253"/>
       <w:r>
         <w:rPr>
           <w:rFonts w:hint="eastAsia"/>
@@ -28445,7 +29074,7 @@
           <w:rFonts w:hint="eastAsia"/>
         </w:rPr>
       </w:pPr>
-      <w:bookmarkStart w:id="62" w:name="_Toc227816387"/>
+      <w:bookmarkStart w:id="62" w:name="_Toc228109254"/>
       <w:r>
         <w:rPr>
           <w:rFonts w:hint="eastAsia"/>
@@ -28478,6 +29107,7 @@
         <w:rPr>
           <w:rFonts w:hint="eastAsia"/>
         </w:rPr>
+        <w:lastRenderedPageBreak/>
         <w:t>エンドポイント</w:t>
       </w:r>
     </w:p>
@@ -28511,7 +29141,7 @@
           <w:rFonts w:hint="eastAsia"/>
         </w:rPr>
       </w:pPr>
-      <w:bookmarkStart w:id="63" w:name="_Toc227816388"/>
+      <w:bookmarkStart w:id="63" w:name="_Toc228109255"/>
       <w:r>
         <w:rPr>
           <w:rFonts w:hint="eastAsia"/>
@@ -28736,7 +29366,6 @@
         <w:rPr>
           <w:rFonts w:hint="eastAsia"/>
         </w:rPr>
-        <w:lastRenderedPageBreak/>
         <w:t>認可条件: Bearer トークン上の作業対象施設について `facility_feature_settings` と `user_facility_feature_settings` の両方で `asset_master_edit` が有効であること</w:t>
       </w:r>
     </w:p>
@@ -28800,7 +29429,7 @@
           <w:rFonts w:hint="eastAsia"/>
         </w:rPr>
       </w:pPr>
-      <w:bookmarkStart w:id="64" w:name="_Toc227816389"/>
+      <w:bookmarkStart w:id="64" w:name="_Toc228109256"/>
       <w:r>
         <w:rPr>
           <w:rFonts w:hint="eastAsia"/>
@@ -29351,6 +29980,7 @@
           </w:tcPr>
           <w:p>
             <w:r>
+              <w:lastRenderedPageBreak/>
               <w:t>createdAt</w:t>
             </w:r>
           </w:p>
@@ -29443,7 +30073,7 @@
           <w:rFonts w:hint="eastAsia"/>
         </w:rPr>
       </w:pPr>
-      <w:bookmarkStart w:id="65" w:name="_Toc227816390"/>
+      <w:bookmarkStart w:id="65" w:name="_Toc228109257"/>
       <w:r>
         <w:rPr>
           <w:rFonts w:hint="eastAsia"/>
@@ -29681,12 +30311,11 @@
           <w:rFonts w:hint="eastAsia"/>
         </w:rPr>
       </w:pPr>
-      <w:bookmarkStart w:id="66" w:name="_Toc227816391"/>
-      <w:r>
-        <w:rPr>
-          <w:rFonts w:hint="eastAsia"/>
-        </w:rPr>
-        <w:lastRenderedPageBreak/>
+      <w:bookmarkStart w:id="66" w:name="_Toc228109258"/>
+      <w:r>
+        <w:rPr>
+          <w:rFonts w:hint="eastAsia"/>
+        </w:rPr>
         <w:t>任意カラム新規作成（/ship-asset-master/custom-columns）</w:t>
       </w:r>
       <w:bookmarkEnd w:id="66"/>
@@ -29748,7 +30377,7 @@
           <w:rFonts w:hint="eastAsia"/>
         </w:rPr>
       </w:pPr>
-      <w:bookmarkStart w:id="67" w:name="_Toc227816392"/>
+      <w:bookmarkStart w:id="67" w:name="_Toc228109259"/>
       <w:r>
         <w:rPr>
           <w:rFonts w:hint="eastAsia"/>
@@ -30041,6 +30670,7 @@
         <w:rPr>
           <w:rFonts w:hint="eastAsia"/>
         </w:rPr>
+        <w:lastRenderedPageBreak/>
         <w:t>`sortOrder` 未指定時は `0` を採用する</w:t>
       </w:r>
     </w:p>
@@ -30064,7 +30694,7 @@
           <w:rFonts w:hint="eastAsia"/>
         </w:rPr>
       </w:pPr>
-      <w:bookmarkStart w:id="68" w:name="_Toc227816393"/>
+      <w:bookmarkStart w:id="68" w:name="_Toc228109260"/>
       <w:r>
         <w:rPr>
           <w:rFonts w:hint="eastAsia"/>
@@ -30435,7 +31065,6 @@
           </w:tcPr>
           <w:p>
             <w:r>
-              <w:lastRenderedPageBreak/>
               <w:t>columnName</w:t>
             </w:r>
           </w:p>
@@ -30663,7 +31292,7 @@
           <w:rFonts w:hint="eastAsia"/>
         </w:rPr>
       </w:pPr>
-      <w:bookmarkStart w:id="69" w:name="_Toc227816394"/>
+      <w:bookmarkStart w:id="69" w:name="_Toc228109261"/>
       <w:r>
         <w:rPr>
           <w:rFonts w:hint="eastAsia"/>
@@ -30971,7 +31600,7 @@
           <w:rFonts w:hint="eastAsia"/>
         </w:rPr>
       </w:pPr>
-      <w:bookmarkStart w:id="70" w:name="_Toc227816395"/>
+      <w:bookmarkStart w:id="70" w:name="_Toc228109262"/>
       <w:r>
         <w:rPr>
           <w:rFonts w:hint="eastAsia"/>
@@ -31004,6 +31633,7 @@
         <w:rPr>
           <w:rFonts w:hint="eastAsia"/>
         </w:rPr>
+        <w:lastRenderedPageBreak/>
         <w:t>エンドポイント</w:t>
       </w:r>
     </w:p>
@@ -31037,7 +31667,7 @@
           <w:rFonts w:hint="eastAsia"/>
         </w:rPr>
       </w:pPr>
-      <w:bookmarkStart w:id="71" w:name="_Toc227816396"/>
+      <w:bookmarkStart w:id="71" w:name="_Toc228109263"/>
       <w:r>
         <w:rPr>
           <w:rFonts w:hint="eastAsia"/>
@@ -31232,12 +31862,11 @@
           <w:rFonts w:hint="eastAsia"/>
         </w:rPr>
       </w:pPr>
-      <w:bookmarkStart w:id="72" w:name="_Toc227816397"/>
-      <w:r>
-        <w:rPr>
-          <w:rFonts w:hint="eastAsia"/>
-        </w:rPr>
-        <w:lastRenderedPageBreak/>
+      <w:bookmarkStart w:id="72" w:name="_Toc228109264"/>
+      <w:r>
+        <w:rPr>
+          <w:rFonts w:hint="eastAsia"/>
+        </w:rPr>
         <w:t>リクエスト（ShipAssetCustomColumnUpdateRequest）</w:t>
       </w:r>
       <w:bookmarkEnd w:id="72"/>
@@ -31549,7 +32178,7 @@
           <w:rFonts w:hint="eastAsia"/>
         </w:rPr>
       </w:pPr>
-      <w:bookmarkStart w:id="73" w:name="_Toc227816398"/>
+      <w:bookmarkStart w:id="73" w:name="_Toc228109265"/>
       <w:r>
         <w:rPr>
           <w:rFonts w:hint="eastAsia"/>
@@ -31718,6 +32347,7 @@
         <w:rPr>
           <w:rFonts w:hint="eastAsia"/>
         </w:rPr>
+        <w:lastRenderedPageBreak/>
         <w:t>item要素（ShipAssetCustomColumnDetail）</w:t>
       </w:r>
     </w:p>
@@ -32147,12 +32777,11 @@
           <w:rFonts w:hint="eastAsia"/>
         </w:rPr>
       </w:pPr>
-      <w:bookmarkStart w:id="74" w:name="_Toc227816399"/>
-      <w:r>
-        <w:rPr>
-          <w:rFonts w:hint="eastAsia"/>
-        </w:rPr>
-        <w:lastRenderedPageBreak/>
+      <w:bookmarkStart w:id="74" w:name="_Toc228109266"/>
+      <w:r>
+        <w:rPr>
+          <w:rFonts w:hint="eastAsia"/>
+        </w:rPr>
         <w:t>ステータスコード</w:t>
       </w:r>
       <w:bookmarkEnd w:id="74"/>
@@ -32491,7 +33120,7 @@
           <w:rFonts w:hint="eastAsia"/>
         </w:rPr>
       </w:pPr>
-      <w:bookmarkStart w:id="75" w:name="_Toc227816400"/>
+      <w:bookmarkStart w:id="75" w:name="_Toc228109267"/>
       <w:r>
         <w:rPr>
           <w:rFonts w:hint="eastAsia"/>
@@ -32557,7 +33186,7 @@
           <w:rFonts w:hint="eastAsia"/>
         </w:rPr>
       </w:pPr>
-      <w:bookmarkStart w:id="76" w:name="_Toc227816401"/>
+      <w:bookmarkStart w:id="76" w:name="_Toc228109268"/>
       <w:r>
         <w:rPr>
           <w:rFonts w:hint="eastAsia"/>
@@ -32695,6 +33324,7 @@
           </w:tcPr>
           <w:p>
             <w:r>
+              <w:lastRenderedPageBreak/>
               <w:t>customColumnId</w:t>
             </w:r>
           </w:p>
@@ -32822,7 +33452,6 @@
         <w:rPr>
           <w:rFonts w:hint="eastAsia"/>
         </w:rPr>
-        <w:lastRenderedPageBreak/>
         <w:t>`ship_asset_master_custom_columns.is_active = false` へ更新する</w:t>
       </w:r>
     </w:p>
@@ -32859,7 +33488,7 @@
           <w:rFonts w:hint="eastAsia"/>
         </w:rPr>
       </w:pPr>
-      <w:bookmarkStart w:id="77" w:name="_Toc227816402"/>
+      <w:bookmarkStart w:id="77" w:name="_Toc228109269"/>
       <w:r>
         <w:rPr>
           <w:rFonts w:hint="eastAsia"/>
@@ -32888,7 +33517,7 @@
           <w:rFonts w:hint="eastAsia"/>
         </w:rPr>
       </w:pPr>
-      <w:bookmarkStart w:id="78" w:name="_Toc227816403"/>
+      <w:bookmarkStart w:id="78" w:name="_Toc228109270"/>
       <w:r>
         <w:rPr>
           <w:rFonts w:hint="eastAsia"/>
@@ -33161,7 +33790,7 @@
           <w:rFonts w:hint="eastAsia"/>
         </w:rPr>
       </w:pPr>
-      <w:bookmarkStart w:id="79" w:name="_Toc227816404"/>
+      <w:bookmarkStart w:id="79" w:name="_Toc228109271"/>
       <w:r>
         <w:rPr>
           <w:rFonts w:hint="eastAsia"/>
@@ -33177,7 +33806,7 @@
           <w:rFonts w:hint="eastAsia"/>
         </w:rPr>
       </w:pPr>
-      <w:bookmarkStart w:id="80" w:name="_Toc227816405"/>
+      <w:bookmarkStart w:id="80" w:name="_Toc228109272"/>
       <w:r>
         <w:rPr>
           <w:rFonts w:hint="eastAsia"/>
@@ -33243,7 +33872,7 @@
                 <w:rFonts w:hint="eastAsia"/>
                 <w:b/>
               </w:rPr>
-              <w:t>必要 feature_code</w:t>
+              <w:t>必要コード</w:t>
             </w:r>
           </w:p>
         </w:tc>
@@ -33321,19 +33950,27 @@
               <w:rPr>
                 <w:rFonts w:hint="eastAsia"/>
               </w:rPr>
-              <w:t>Bearer トークン上の作業対象施設に対して実効 `asset_master_list` を持つこと</w:t>
-            </w:r>
-          </w:p>
-        </w:tc>
-        <w:tc>
-          <w:tcPr>
-            <w:tcW w:w="1250" w:type="pct"/>
-          </w:tcPr>
-          <w:p>
-            <w:r>
-              <w:rPr>
-                <w:rFonts w:hint="eastAsia"/>
-              </w:rPr>
+              <w:t>Bearer トークン上の作業対象施設に対し</w:t>
+            </w:r>
+            <w:r>
+              <w:rPr>
+                <w:rFonts w:hint="eastAsia"/>
+              </w:rPr>
+              <w:lastRenderedPageBreak/>
+              <w:t>て実効 `asset_master_list` を持つこと</w:t>
+            </w:r>
+          </w:p>
+        </w:tc>
+        <w:tc>
+          <w:tcPr>
+            <w:tcW w:w="1250" w:type="pct"/>
+          </w:tcPr>
+          <w:p>
+            <w:r>
+              <w:rPr>
+                <w:rFonts w:hint="eastAsia"/>
+              </w:rPr>
+              <w:lastRenderedPageBreak/>
               <w:t>一覧参照系処理</w:t>
             </w:r>
           </w:p>
@@ -33349,43 +33986,43 @@
               <w:rPr>
                 <w:rFonts w:hint="eastAsia"/>
               </w:rPr>
-              <w:t>テンプレート取得 / インポートプレビュー / インポート</w:t>
-            </w:r>
-          </w:p>
-        </w:tc>
-        <w:tc>
-          <w:tcPr>
-            <w:tcW w:w="1250" w:type="pct"/>
-          </w:tcPr>
-          <w:p>
-            <w:r>
-              <w:t>`asset_master_edit`</w:t>
-            </w:r>
-          </w:p>
-        </w:tc>
-        <w:tc>
-          <w:tcPr>
-            <w:tcW w:w="1250" w:type="pct"/>
-          </w:tcPr>
-          <w:p>
-            <w:r>
-              <w:rPr>
-                <w:rFonts w:hint="eastAsia"/>
-              </w:rPr>
-              <w:t>Bearer トークン上の作業対象施設に対して実効 `asset_master_edit` を持つこと</w:t>
-            </w:r>
-          </w:p>
-        </w:tc>
-        <w:tc>
-          <w:tcPr>
-            <w:tcW w:w="1250" w:type="pct"/>
-          </w:tcPr>
-          <w:p>
-            <w:r>
-              <w:rPr>
-                <w:rFonts w:hint="eastAsia"/>
-              </w:rPr>
-              <w:t>一括更新処理</w:t>
+              <w:t>SHIP表示列返却 / エクスポート列 / ポップアップ候補表示</w:t>
+            </w:r>
+          </w:p>
+        </w:tc>
+        <w:tc>
+          <w:tcPr>
+            <w:tcW w:w="1250" w:type="pct"/>
+          </w:tcPr>
+          <w:p>
+            <w:r>
+              <w:t>`asset_master_ship_column`</w:t>
+            </w:r>
+          </w:p>
+        </w:tc>
+        <w:tc>
+          <w:tcPr>
+            <w:tcW w:w="1250" w:type="pct"/>
+          </w:tcPr>
+          <w:p>
+            <w:r>
+              <w:rPr>
+                <w:rFonts w:hint="eastAsia"/>
+              </w:rPr>
+              <w:t>`asset_master_list` が実効有効で、同一作業対象施設に対して `facility_column_settings` と `user_facility_column_settings` の両方が有効であること</w:t>
+            </w:r>
+          </w:p>
+        </w:tc>
+        <w:tc>
+          <w:tcPr>
+            <w:tcW w:w="1250" w:type="pct"/>
+          </w:tcPr>
+          <w:p>
+            <w:r>
+              <w:rPr>
+                <w:rFonts w:hint="eastAsia"/>
+              </w:rPr>
+              <w:t>資産マスタ文脈の SHIP表示列制御</w:t>
             </w:r>
           </w:p>
         </w:tc>
@@ -33400,7 +34037,7 @@
               <w:rPr>
                 <w:rFonts w:hint="eastAsia"/>
               </w:rPr>
-              <w:t>JMDN登録品目検索 / JMDN作成</w:t>
+              <w:t>テンプレート取得 / インポートプレビュー / インポート</w:t>
             </w:r>
           </w:p>
         </w:tc>
@@ -33436,7 +34073,7 @@
               <w:rPr>
                 <w:rFonts w:hint="eastAsia"/>
               </w:rPr>
-              <w:t>資産マスタ編集モーダル内の JMDN 選択/作成処理</w:t>
+              <w:t>一括更新処理</w:t>
             </w:r>
           </w:p>
         </w:tc>
@@ -33451,7 +34088,57 @@
               <w:rPr>
                 <w:rFonts w:hint="eastAsia"/>
               </w:rPr>
-              <w:lastRenderedPageBreak/>
+              <w:t>JMDN登録品目検索 / JMDN作成</w:t>
+            </w:r>
+          </w:p>
+        </w:tc>
+        <w:tc>
+          <w:tcPr>
+            <w:tcW w:w="1250" w:type="pct"/>
+          </w:tcPr>
+          <w:p>
+            <w:r>
+              <w:t>`asset_master_edit`</w:t>
+            </w:r>
+          </w:p>
+        </w:tc>
+        <w:tc>
+          <w:tcPr>
+            <w:tcW w:w="1250" w:type="pct"/>
+          </w:tcPr>
+          <w:p>
+            <w:r>
+              <w:rPr>
+                <w:rFonts w:hint="eastAsia"/>
+              </w:rPr>
+              <w:t>Bearer トークン上の作業対象施設に対して実効 `asset_master_edit` を持つこと</w:t>
+            </w:r>
+          </w:p>
+        </w:tc>
+        <w:tc>
+          <w:tcPr>
+            <w:tcW w:w="1250" w:type="pct"/>
+          </w:tcPr>
+          <w:p>
+            <w:r>
+              <w:rPr>
+                <w:rFonts w:hint="eastAsia"/>
+              </w:rPr>
+              <w:t>資産マスタ編集モーダル内の JMDN 選択/作成処理</w:t>
+            </w:r>
+          </w:p>
+        </w:tc>
+      </w:tr>
+      <w:tr>
+        <w:tc>
+          <w:tcPr>
+            <w:tcW w:w="1250" w:type="pct"/>
+          </w:tcPr>
+          <w:p>
+            <w:r>
+              <w:rPr>
+                <w:rFonts w:hint="eastAsia"/>
+              </w:rPr>
               <w:t>新規作成 / 更新 / 削除</w:t>
             </w:r>
           </w:p>
@@ -33553,12 +34240,12 @@
           <w:rFonts w:hint="eastAsia"/>
         </w:rPr>
       </w:pPr>
-      <w:bookmarkStart w:id="81" w:name="_Toc227816406"/>
-      <w:r>
-        <w:rPr>
-          <w:rFonts w:hint="eastAsia"/>
-        </w:rPr>
-        <w:t>階層マスタ解決ルール</w:t>
+      <w:bookmarkStart w:id="81" w:name="_Toc228109273"/>
+      <w:r>
+        <w:rPr>
+          <w:rFonts w:hint="eastAsia"/>
+        </w:rPr>
+        <w:t>SHIP表示列返却ルール</w:t>
       </w:r>
       <w:bookmarkEnd w:id="81"/>
     </w:p>
@@ -33578,7 +34265,7 @@
         <w:rPr>
           <w:rFonts w:hint="eastAsia"/>
         </w:rPr>
-        <w:t>Category は既存 ID 指定を必須とする</w:t>
+        <w:t>`asset_master_ship_column` は資産マスタ文脈の `column_code` とし、旧来の共通 SHIP 列コードは使用しない</w:t>
       </w:r>
     </w:p>
     <w:p>
@@ -33597,7 +34284,7 @@
         <w:rPr>
           <w:rFonts w:hint="eastAsia"/>
         </w:rPr>
-        <w:t>大分類 / 中分類 / 品目 / メーカー / 型式は名称入力を受け付け、親子関係に合致する既存行があれば再利用し、なければ新規作成する</w:t>
+        <w:t>`column_catalogs.related_feature_code` は `asset_master_list` とし、`asset_master_list` が実効無効の場合は列権限だけで一覧系 API を実行できない</w:t>
       </w:r>
     </w:p>
     <w:p>
@@ -33613,10 +34300,49 @@
         </w:rPr>
       </w:pPr>
       <w:r>
-        <w:rPr>
-          <w:rFonts w:hint="eastAsia"/>
-        </w:rPr>
-        <w:t>メーカーと型式は任意とし、Category から品目までが確定していればメーカー / 型式未設定の資産マスタを登録できる</w:t>
+        <w:t xml:space="preserve">`asset_master_ship_column` </w:t>
+      </w:r>
+      <w:r>
+        <w:rPr>
+          <w:rFonts w:hint="eastAsia"/>
+        </w:rPr>
+        <w:t>が実効有効な場合、</w:t>
+      </w:r>
+      <w:r>
+        <w:t>Category</w:t>
+      </w:r>
+      <w:r>
+        <w:rPr>
+          <w:rFonts w:hint="eastAsia"/>
+        </w:rPr>
+        <w:t>〜型式、</w:t>
+      </w:r>
+      <w:r>
+        <w:t>JMDN</w:t>
+      </w:r>
+      <w:r>
+        <w:rPr>
+          <w:rFonts w:hint="eastAsia"/>
+        </w:rPr>
+        <w:t>、添付文書、任意カラム定義</w:t>
+      </w:r>
+      <w:r>
+        <w:t>/</w:t>
+      </w:r>
+      <w:r>
+        <w:rPr>
+          <w:rFonts w:hint="eastAsia"/>
+        </w:rPr>
+        <w:t>値を一覧レスポンス、</w:t>
+      </w:r>
+      <w:r>
+        <w:t>Excel</w:t>
+      </w:r>
+      <w:r>
+        <w:rPr>
+          <w:rFonts w:hint="eastAsia"/>
+        </w:rPr>
+        <w:t>、資産マスタ選択ポップアップ候補へ含める</w:t>
       </w:r>
     </w:p>
     <w:p>
@@ -33635,7 +34361,7 @@
         <w:rPr>
           <w:rFonts w:hint="eastAsia"/>
         </w:rPr>
-        <w:t>型式を入力した場合はメーカー必須とする</w:t>
+        <w:t>`asset_master_ship_column` が実効無効な場合、一覧系 API は `canViewShipColumns=false` を返し、SHIP表示列値と `customColumns` / `customValues` を返却しない</w:t>
       </w:r>
     </w:p>
     <w:p>
@@ -33654,7 +34380,8 @@
         <w:rPr>
           <w:rFonts w:hint="eastAsia"/>
         </w:rPr>
-        <w:t>解決後の組み合わせは `ship_asset_masters` 上で一意とする</w:t>
+        <w:lastRenderedPageBreak/>
+        <w:t>エクスポートでは `asset_master_ship_column` が実効有効な場合のみ SHIP表示列と任意カラム列を出力する</w:t>
       </w:r>
     </w:p>
     <w:p>
@@ -33664,12 +34391,12 @@
           <w:rFonts w:hint="eastAsia"/>
         </w:rPr>
       </w:pPr>
-      <w:bookmarkStart w:id="82" w:name="_Toc227816407"/>
-      <w:r>
-        <w:rPr>
-          <w:rFonts w:hint="eastAsia"/>
-        </w:rPr>
-        <w:t>JMDN運用ルール</w:t>
+      <w:bookmarkStart w:id="82" w:name="_Toc228109274"/>
+      <w:r>
+        <w:rPr>
+          <w:rFonts w:hint="eastAsia"/>
+        </w:rPr>
+        <w:t>階層マスタ解決ルール</w:t>
       </w:r>
       <w:bookmarkEnd w:id="82"/>
     </w:p>
@@ -33689,7 +34416,7 @@
         <w:rPr>
           <w:rFonts w:hint="eastAsia"/>
         </w:rPr>
-        <w:t>SHIP資産マスタの新規作成 / 更新では `jmdnRegisteredItemId` を必須とし、JMDN 表示項目は常に `jmdn_registered_items` と親の `jmdn_classifications` から解決する</w:t>
+        <w:t>Category は既存 ID 指定を必須とする</w:t>
       </w:r>
     </w:p>
     <w:p>
@@ -33708,7 +34435,7 @@
         <w:rPr>
           <w:rFonts w:hint="eastAsia"/>
         </w:rPr>
-        <w:t>JMDN検索モーダルは既存の `jmdn_registered_items` を検索して選択させ、検索結果がない場合のみ JMDN作成 API を呼び出す</w:t>
+        <w:t>大分類 / 中分類 / 品目 / メーカー / 型式は名称入力を受け付け、親子関係に合致する既存行があれば再利用し、なければ新規作成する</w:t>
       </w:r>
     </w:p>
     <w:p>
@@ -33727,7 +34454,7 @@
         <w:rPr>
           <w:rFonts w:hint="eastAsia"/>
         </w:rPr>
-        <w:t>`POST /ship-asset-master/jmdn-registered-items` は既存 `JMDNコード` がある場合に分類項目一致を必須とし、不一致時は 409 `JMDN_CLASSIFICATION_CONFLICT` を返す</w:t>
+        <w:t>メーカーと型式は任意とし、Category から品目までが確定していればメーカー / 型式未設定の資産マスタを登録できる</w:t>
       </w:r>
     </w:p>
     <w:p>
@@ -33746,7 +34473,7 @@
         <w:rPr>
           <w:rFonts w:hint="eastAsia"/>
         </w:rPr>
-        <w:t>`attachmentDocumentFileName` と `attachmentDocumentUrl` は両方設定または両方未設定とし、片方のみは許可しない</w:t>
+        <w:t>型式を入力した場合はメーカー必須とする</w:t>
       </w:r>
     </w:p>
     <w:p>
@@ -33765,61 +34492,22 @@
         <w:rPr>
           <w:rFonts w:hint="eastAsia"/>
         </w:rPr>
-        <w:t>同一分類配下で `販売名` / `製造販売業者等` / `添付文書ファイル名` / `添付文書URL` の正規化後組み合わせが一致する JMDN登録品目は再利用し、重複作成しない</w:t>
+        <w:t>解決後の組み合わせは `ship_asset_masters` 上で一意とする</w:t>
       </w:r>
     </w:p>
     <w:p>
       <w:pPr>
-        <w:pStyle w:val="afffffff8"/>
-        <w:numPr>
-          <w:ilvl w:val="0"/>
-          <w:numId w:val="126"/>
-        </w:numPr>
-        <w:ind w:leftChars="0"/>
-        <w:rPr>
-          <w:rFonts w:hint="eastAsia"/>
-        </w:rPr>
-      </w:pPr>
-      <w:r>
-        <w:rPr>
-          <w:rFonts w:hint="eastAsia"/>
-        </w:rPr>
-        <w:t>添付文書は `jmdn_registered_items.attachment_file_name` を一覧表示用の安定ファイル名、`jmdn_registered_items.attachment_url` をリンク先として返却する read-only 項目とし、SHIP資産マスタ固有の Document 列は持たない</w:t>
-      </w:r>
-    </w:p>
-    <w:p>
-      <w:pPr>
-        <w:pStyle w:val="afffffff8"/>
-        <w:numPr>
-          <w:ilvl w:val="0"/>
-          <w:numId w:val="126"/>
-        </w:numPr>
-        <w:ind w:leftChars="0"/>
-        <w:rPr>
-          <w:rFonts w:hint="eastAsia"/>
-        </w:rPr>
-      </w:pPr>
-      <w:r>
-        <w:rPr>
-          <w:rFonts w:hint="eastAsia"/>
-        </w:rPr>
-        <w:t>SHIP資産マスタを削除しても `jmdn_classifications` / `jmdn_registered_items` は削除しない</w:t>
-      </w:r>
-    </w:p>
-    <w:p>
-      <w:pPr>
         <w:pStyle w:val="2"/>
         <w:rPr>
           <w:rFonts w:hint="eastAsia"/>
         </w:rPr>
       </w:pPr>
-      <w:bookmarkStart w:id="83" w:name="_Toc227816408"/>
-      <w:r>
-        <w:rPr>
-          <w:rFonts w:hint="eastAsia"/>
-        </w:rPr>
-        <w:lastRenderedPageBreak/>
-        <w:t>任意カラム運用ルール</w:t>
+      <w:bookmarkStart w:id="83" w:name="_Toc228109275"/>
+      <w:r>
+        <w:rPr>
+          <w:rFonts w:hint="eastAsia"/>
+        </w:rPr>
+        <w:t>JMDN運用ルール</w:t>
       </w:r>
       <w:bookmarkEnd w:id="83"/>
     </w:p>
@@ -33839,7 +34527,7 @@
         <w:rPr>
           <w:rFonts w:hint="eastAsia"/>
         </w:rPr>
-        <w:t>`column_key` はシステム生成の不変キーとし、画面/API から変更できない</w:t>
+        <w:t>SHIP資産マスタの新規作成 / 更新では `jmdnRegisteredItemId` を必須とし、JMDN 表示項目は常に `jmdn_registered_items` と親の `jmdn_classifications` から解決する</w:t>
       </w:r>
     </w:p>
     <w:p>
@@ -33858,7 +34546,7 @@
         <w:rPr>
           <w:rFonts w:hint="eastAsia"/>
         </w:rPr>
-        <w:t>`column_name` は有効列同士で重複不可とする</w:t>
+        <w:t>JMDN検索モーダルは既存の `jmdn_registered_items` を検索して選択させ、検索結果がない場合のみ JMDN作成 API を呼び出す</w:t>
       </w:r>
     </w:p>
     <w:p>
@@ -33877,7 +34565,7 @@
         <w:rPr>
           <w:rFonts w:hint="eastAsia"/>
         </w:rPr>
-        <w:t>任意カラム削除は論理削除（`is_active=false`）とし、既存値は保持する</w:t>
+        <w:t>`POST /ship-asset-master/jmdn-registered-items` は既存 `JMDNコード` がある場合に分類項目一致を必須とし、不一致時は 409 `JMDN_CLASSIFICATION_CONFLICT` を返す</w:t>
       </w:r>
     </w:p>
     <w:p>
@@ -33896,7 +34584,7 @@
         <w:rPr>
           <w:rFonts w:hint="eastAsia"/>
         </w:rPr>
-        <w:t>資産マスタ作成/更新では、有効任意カラムの未指定値を空欄として扱う</w:t>
+        <w:t>`attachmentDocumentFileName` と `attachmentDocumentUrl` は両方設定または両方未設定とし、片方のみは許可しない</w:t>
       </w:r>
     </w:p>
     <w:p>
@@ -33915,22 +34603,60 @@
         <w:rPr>
           <w:rFonts w:hint="eastAsia"/>
         </w:rPr>
-        <w:t>編集リストへ転記された任意カラム値は `edit_list_item_custom_values` に独立保持され、親 SHIP 資産マスタ更新には自動追従しない</w:t>
+        <w:t>同一分類配下で `販売名` / `製造販売業者等` / `添付文書ファイル名` / `添付文書URL` の正規化後組み合わせが一致する JMDN登録品目は再利用し、重複作成しない</w:t>
       </w:r>
     </w:p>
     <w:p>
       <w:pPr>
+        <w:pStyle w:val="afffffff8"/>
+        <w:numPr>
+          <w:ilvl w:val="0"/>
+          <w:numId w:val="127"/>
+        </w:numPr>
+        <w:ind w:leftChars="0"/>
+        <w:rPr>
+          <w:rFonts w:hint="eastAsia"/>
+        </w:rPr>
+      </w:pPr>
+      <w:r>
+        <w:rPr>
+          <w:rFonts w:hint="eastAsia"/>
+        </w:rPr>
+        <w:t>添付文書は `jmdn_registered_items.attachment_file_name` を一覧表示用の安定ファイル名、`jmdn_registered_items.attachment_url` をリンク先として返却する read-only 項目とし、SHIP資産マスタ固有の Document 列は持たない</w:t>
+      </w:r>
+    </w:p>
+    <w:p>
+      <w:pPr>
+        <w:pStyle w:val="afffffff8"/>
+        <w:numPr>
+          <w:ilvl w:val="0"/>
+          <w:numId w:val="127"/>
+        </w:numPr>
+        <w:ind w:leftChars="0"/>
+        <w:rPr>
+          <w:rFonts w:hint="eastAsia"/>
+        </w:rPr>
+      </w:pPr>
+      <w:r>
+        <w:rPr>
+          <w:rFonts w:hint="eastAsia"/>
+        </w:rPr>
+        <w:t>SHIP資産マスタを削除しても `jmdn_classifications` / `jmdn_registered_items` は削除しない</w:t>
+      </w:r>
+    </w:p>
+    <w:p>
+      <w:pPr>
         <w:pStyle w:val="2"/>
         <w:rPr>
           <w:rFonts w:hint="eastAsia"/>
         </w:rPr>
       </w:pPr>
-      <w:bookmarkStart w:id="84" w:name="_Toc227816409"/>
-      <w:r>
-        <w:rPr>
-          <w:rFonts w:hint="eastAsia"/>
-        </w:rPr>
-        <w:t>インポート運用ルール</w:t>
+      <w:bookmarkStart w:id="84" w:name="_Toc228109276"/>
+      <w:r>
+        <w:rPr>
+          <w:rFonts w:hint="eastAsia"/>
+        </w:rPr>
+        <w:t>任意カラム運用ルール</w:t>
       </w:r>
       <w:bookmarkEnd w:id="84"/>
     </w:p>
@@ -33950,7 +34676,7 @@
         <w:rPr>
           <w:rFonts w:hint="eastAsia"/>
         </w:rPr>
-        <w:t>テンプレートの `shipAssetMasterId` は既存行更新用の任意列とし、空欄時は新規行として扱う</w:t>
+        <w:t>`column_key` はシステム生成の不変キーとし、画面/API から変更できない</w:t>
       </w:r>
     </w:p>
     <w:p>
@@ -33969,7 +34695,7 @@
         <w:rPr>
           <w:rFonts w:hint="eastAsia"/>
         </w:rPr>
-        <w:t>インポートの必須固定列は Category、大分類、中分類、品目、類別コード、類別名称、一般的名称、JMDNコード、販売名とする</w:t>
+        <w:t>`column_name` は有効列同士で重複不可とする</w:t>
       </w:r>
     </w:p>
     <w:p>
@@ -33988,7 +34714,7 @@
         <w:rPr>
           <w:rFonts w:hint="eastAsia"/>
         </w:rPr>
-        <w:t>`REPLACE` ではファイルに含まれない有効資産マスタを論理削除するが、既存資産・編集リストからの参照は保持する</w:t>
+        <w:t>任意カラム削除は論理削除（`is_active=false`）とし、既存値は保持する</w:t>
       </w:r>
     </w:p>
     <w:p>
@@ -34007,7 +34733,7 @@
         <w:rPr>
           <w:rFonts w:hint="eastAsia"/>
         </w:rPr>
-        <w:t>インポートはプレビュー単位で全件成功/全件失敗の一括トランザクションとする</w:t>
+        <w:t>資産マスタ作成/更新では、有効任意カラムの未指定値を空欄として扱う</w:t>
       </w:r>
     </w:p>
     <w:p>
@@ -34026,15 +34752,32 @@
         <w:rPr>
           <w:rFonts w:hint="eastAsia"/>
         </w:rPr>
-        <w:t>プレビュー後に任意カラム定義が変更された場合は、再プレビューを要求する</w:t>
-      </w:r>
+        <w:t>編集リストへ転記された任意カラム値は `edit_list_item_custom_values` に独立保持され、親 SHIP 資産マスタ更新には自動追従しない</w:t>
+      </w:r>
+    </w:p>
+    <w:p>
+      <w:pPr>
+        <w:pStyle w:val="2"/>
+        <w:rPr>
+          <w:rFonts w:hint="eastAsia"/>
+        </w:rPr>
+      </w:pPr>
+      <w:bookmarkStart w:id="85" w:name="_Toc228109277"/>
+      <w:r>
+        <w:rPr>
+          <w:rFonts w:hint="eastAsia"/>
+        </w:rPr>
+        <w:lastRenderedPageBreak/>
+        <w:t>インポート運用ルール</w:t>
+      </w:r>
+      <w:bookmarkEnd w:id="85"/>
     </w:p>
     <w:p>
       <w:pPr>
         <w:pStyle w:val="afffffff8"/>
         <w:numPr>
           <w:ilvl w:val="0"/>
-          <w:numId w:val="128"/>
+          <w:numId w:val="129"/>
         </w:numPr>
         <w:ind w:leftChars="0"/>
         <w:rPr>
@@ -34045,7 +34788,7 @@
         <w:rPr>
           <w:rFonts w:hint="eastAsia"/>
         </w:rPr>
-        <w:t>有効任意カラムはテンプレート/エクスポート/インポートの固定列後ろに常に同じ順序で付与する</w:t>
+        <w:t>テンプレートの `shipAssetMasterId` は既存行更新用の任意列とし、空欄時は新規行として扱う</w:t>
       </w:r>
     </w:p>
     <w:p>
@@ -34053,7 +34796,7 @@
         <w:pStyle w:val="afffffff8"/>
         <w:numPr>
           <w:ilvl w:val="0"/>
-          <w:numId w:val="128"/>
+          <w:numId w:val="129"/>
         </w:numPr>
         <w:ind w:leftChars="0"/>
         <w:rPr>
@@ -34064,24 +34807,119 @@
         <w:rPr>
           <w:rFonts w:hint="eastAsia"/>
         </w:rPr>
-        <w:t>JMDN 固定列はインポート時に `jmdn_classifications` / `jmdn_registered_items` の再利用または新規作成へ使用し、既存 `JMDNコード` と分類項目が不一致の行はエラーとする</w:t>
+        <w:t>インポートの必須固定列は Category、大分類、中分類、品目、類別コード、類別名称、一般的名称、JMDNコード、販売名とする</w:t>
       </w:r>
     </w:p>
     <w:p>
       <w:pPr>
+        <w:pStyle w:val="afffffff8"/>
+        <w:numPr>
+          <w:ilvl w:val="0"/>
+          <w:numId w:val="129"/>
+        </w:numPr>
+        <w:ind w:leftChars="0"/>
+        <w:rPr>
+          <w:rFonts w:hint="eastAsia"/>
+        </w:rPr>
+      </w:pPr>
+      <w:r>
+        <w:rPr>
+          <w:rFonts w:hint="eastAsia"/>
+        </w:rPr>
+        <w:t>`REPLACE` ではファイルに含まれない有効資産マスタを論理削除するが、既存資産・編集リストからの参照は保持する</w:t>
+      </w:r>
+    </w:p>
+    <w:p>
+      <w:pPr>
+        <w:pStyle w:val="afffffff8"/>
+        <w:numPr>
+          <w:ilvl w:val="0"/>
+          <w:numId w:val="129"/>
+        </w:numPr>
+        <w:ind w:leftChars="0"/>
+        <w:rPr>
+          <w:rFonts w:hint="eastAsia"/>
+        </w:rPr>
+      </w:pPr>
+      <w:r>
+        <w:rPr>
+          <w:rFonts w:hint="eastAsia"/>
+        </w:rPr>
+        <w:t>インポートはプレビュー単位で全件成功/全件失敗の一括トランザクションとする</w:t>
+      </w:r>
+    </w:p>
+    <w:p>
+      <w:pPr>
+        <w:pStyle w:val="afffffff8"/>
+        <w:numPr>
+          <w:ilvl w:val="0"/>
+          <w:numId w:val="129"/>
+        </w:numPr>
+        <w:ind w:leftChars="0"/>
+        <w:rPr>
+          <w:rFonts w:hint="eastAsia"/>
+        </w:rPr>
+      </w:pPr>
+      <w:r>
+        <w:rPr>
+          <w:rFonts w:hint="eastAsia"/>
+        </w:rPr>
+        <w:t>プレビュー後に任意カラム定義が変更された場合は、再プレビューを要求する</w:t>
+      </w:r>
+    </w:p>
+    <w:p>
+      <w:pPr>
+        <w:pStyle w:val="afffffff8"/>
+        <w:numPr>
+          <w:ilvl w:val="0"/>
+          <w:numId w:val="129"/>
+        </w:numPr>
+        <w:ind w:leftChars="0"/>
+        <w:rPr>
+          <w:rFonts w:hint="eastAsia"/>
+        </w:rPr>
+      </w:pPr>
+      <w:r>
+        <w:rPr>
+          <w:rFonts w:hint="eastAsia"/>
+        </w:rPr>
+        <w:t>有効任意カラムはテンプレート/エクスポート/インポートの固定列後ろに常に同じ順序で付与する</w:t>
+      </w:r>
+    </w:p>
+    <w:p>
+      <w:pPr>
+        <w:pStyle w:val="afffffff8"/>
+        <w:numPr>
+          <w:ilvl w:val="0"/>
+          <w:numId w:val="129"/>
+        </w:numPr>
+        <w:ind w:leftChars="0"/>
+        <w:rPr>
+          <w:rFonts w:hint="eastAsia"/>
+        </w:rPr>
+      </w:pPr>
+      <w:r>
+        <w:rPr>
+          <w:rFonts w:hint="eastAsia"/>
+        </w:rPr>
+        <w:t>JMDN 固定列はインポート時に `jmdn_classifications` / `jmdn_registered_items` の再利用または新規作成へ使用し、既存 `JMDNコード` と分類項目が不一致の行はエラーとする</w:t>
+      </w:r>
+    </w:p>
+    <w:p>
+      <w:pPr>
         <w:pStyle w:val="10"/>
         <w:rPr>
           <w:rFonts w:hint="eastAsia"/>
         </w:rPr>
       </w:pPr>
-      <w:bookmarkStart w:id="85" w:name="_Toc227816410"/>
+      <w:bookmarkStart w:id="86" w:name="_Toc228109278"/>
       <w:r>
         <w:rPr>
           <w:rFonts w:hint="eastAsia"/>
         </w:rPr>
         <w:t>第7章 エラーコード一覧</w:t>
       </w:r>
-      <w:bookmarkEnd w:id="85"/>
+      <w:bookmarkEnd w:id="86"/>
     </w:p>
     <w:tbl>
       <w:tblPr>
@@ -34380,7 +35218,6 @@
           </w:tcPr>
           <w:p>
             <w:r>
-              <w:lastRenderedPageBreak/>
               <w:t>CUSTOM_COLUMN_NOT_FOUND</w:t>
             </w:r>
           </w:p>
@@ -34521,6 +35358,7 @@
           </w:tcPr>
           <w:p>
             <w:r>
+              <w:lastRenderedPageBreak/>
               <w:t>IMPORT_PREVIEW_NOT_FOUND</w:t>
             </w:r>
           </w:p>
@@ -34788,9 +35626,9 @@
     <w:family w:val="modern"/>
     <w:pitch w:val="variable"/>
     <w:sig w:usb0="E00002FF" w:usb1="6AC7FFFF" w:usb2="08000012" w:usb3="00000000" w:csb0="0002009F" w:csb1="00000000"/>
-    <w:embedRegular r:id="rId1" w:subsetted="1" w:fontKey="{A68705FF-747E-4C3B-9632-22FAA0BA78DE}"/>
-    <w:embedBold r:id="rId2" w:subsetted="1" w:fontKey="{2F72DA17-5846-45F4-BB73-79B989D63452}"/>
-    <w:embedItalic r:id="rId3" w:subsetted="1" w:fontKey="{9400B3B9-49C2-457E-8BD2-394DE9AC41CB}"/>
+    <w:embedRegular r:id="rId1" w:subsetted="1" w:fontKey="{81E19F88-CA50-44B0-AF7A-DC2828DA43CC}"/>
+    <w:embedBold r:id="rId2" w:subsetted="1" w:fontKey="{7D17E46C-3B29-4250-9B0B-A3C3C46FCC33}"/>
+    <w:embedItalic r:id="rId3" w:subsetted="1" w:fontKey="{2E219C48-E6BA-4A3E-BE35-69068F0C36F3}"/>
   </w:font>
   <w:font w:name="Cambria">
     <w:panose1 w:val="02040503050406030204"/>
@@ -34798,7 +35636,7 @@
     <w:family w:val="roman"/>
     <w:pitch w:val="variable"/>
     <w:sig w:usb0="E00006FF" w:usb1="420024FF" w:usb2="02000000" w:usb3="00000000" w:csb0="0000019F" w:csb1="00000000"/>
-    <w:embedRegular r:id="rId4" w:fontKey="{E1EF20F8-879C-470B-8516-CAE74F29A35E}"/>
+    <w:embedRegular r:id="rId4" w:fontKey="{0E1560B9-F229-4267-B38D-131C196859EE}"/>
   </w:font>
   <w:font w:name="ＭＳ Ｐゴシック">
     <w:altName w:val="MS PGothic"/>
@@ -34814,7 +35652,7 @@
     <w:family w:val="swiss"/>
     <w:pitch w:val="variable"/>
     <w:sig w:usb0="E4002EFF" w:usb1="C200247B" w:usb2="00000009" w:usb3="00000000" w:csb0="000001FF" w:csb1="00000000"/>
-    <w:embedRegular r:id="rId5" w:fontKey="{0CD29F30-E373-4733-92B8-CC0A8F3F8FF8}"/>
+    <w:embedRegular r:id="rId5" w:fontKey="{32C2AD87-076D-4D20-B4CD-984B59AF5520}"/>
   </w:font>
 </w:fonts>
 </file>
@@ -35527,6 +36365,23 @@
     </w:lvl>
   </w:abstractNum>
   <w:abstractNum w:abstractNumId="6" w15:restartNumberingAfterBreak="0">
+    <w:nsid w:val="05426A3B"/>
+    <w:multiLevelType w:val="singleLevel"/>
+    <w:tmpl w:val="04090001"/>
+    <w:lvl w:ilvl="0">
+      <w:start w:val="1"/>
+      <w:numFmt w:val="bullet"/>
+      <w:lvlText w:val="■"/>
+      <w:lvlJc w:val="left"/>
+      <w:pPr>
+        <w:ind w:left="440" w:hanging="440"/>
+      </w:pPr>
+      <w:rPr>
+        <w:rFonts w:ascii="Meiryo UI" w:hAnsi="Meiryo UI" w:eastAsia="Meiryo UI" w:cs="Meiryo UI" w:hint="default"/>
+      </w:rPr>
+    </w:lvl>
+  </w:abstractNum>
+  <w:abstractNum w:abstractNumId="7" w15:restartNumberingAfterBreak="0">
     <w:nsid w:val="0759189A"/>
     <w:multiLevelType w:val="multilevel"/>
     <w:tmpl w:val="263C5180"/>
@@ -35639,7 +36494,7 @@
       </w:rPr>
     </w:lvl>
   </w:abstractNum>
-  <w:abstractNum w:abstractNumId="7" w15:restartNumberingAfterBreak="0">
+  <w:abstractNum w:abstractNumId="8" w15:restartNumberingAfterBreak="0">
     <w:nsid w:val="09203DB8"/>
     <w:multiLevelType w:val="hybridMultilevel"/>
     <w:tmpl w:val="00D8CDE0"/>
@@ -35752,7 +36607,7 @@
       </w:rPr>
     </w:lvl>
   </w:abstractNum>
-  <w:abstractNum w:abstractNumId="8" w15:restartNumberingAfterBreak="0">
+  <w:abstractNum w:abstractNumId="9" w15:restartNumberingAfterBreak="0">
     <w:nsid w:val="09E70C1B"/>
     <w:multiLevelType w:val="multilevel"/>
     <w:tmpl w:val="4DECA9DA"/>
@@ -35866,7 +36721,7 @@
       </w:rPr>
     </w:lvl>
   </w:abstractNum>
-  <w:abstractNum w:abstractNumId="9" w15:restartNumberingAfterBreak="0">
+  <w:abstractNum w:abstractNumId="10" w15:restartNumberingAfterBreak="0">
     <w:nsid w:val="0A436AC7"/>
     <w:multiLevelType w:val="multilevel"/>
     <w:tmpl w:val="4372FD02"/>
@@ -35979,7 +36834,181 @@
       </w:pPr>
     </w:lvl>
   </w:abstractNum>
-  <w:abstractNum w:abstractNumId="10" w15:restartNumberingAfterBreak="0">
+  <w:abstractNum w:abstractNumId="11" w15:restartNumberingAfterBreak="0">
+    <w:nsid w:val="0A4C248D"/>
+    <w:multiLevelType w:val="hybridMultilevel"/>
+    <w:tmpl w:val="C5002CDC"/>
+    <w:name w:val="__API_DOC_SQUARE_BULLET__222"/>
+    <w:lvl w:ilvl="0" w:tplc="0409000F">
+      <w:start w:val="1"/>
+      <w:numFmt w:val="decimal"/>
+      <w:lvlText w:val="%1."/>
+      <w:lvlJc w:val="left"/>
+      <w:pPr>
+        <w:ind w:left="440" w:hanging="440"/>
+      </w:pPr>
+    </w:lvl>
+    <w:lvl w:ilvl="1" w:tplc="04090017" w:tentative="1">
+      <w:start w:val="1"/>
+      <w:numFmt w:val="aiueoFullWidth"/>
+      <w:lvlText w:val="(%2)"/>
+      <w:lvlJc w:val="left"/>
+      <w:pPr>
+        <w:ind w:left="880" w:hanging="440"/>
+      </w:pPr>
+    </w:lvl>
+    <w:lvl w:ilvl="2" w:tplc="04090011" w:tentative="1">
+      <w:start w:val="1"/>
+      <w:numFmt w:val="decimalEnclosedCircle"/>
+      <w:lvlText w:val="%3"/>
+      <w:lvlJc w:val="left"/>
+      <w:pPr>
+        <w:ind w:left="1320" w:hanging="440"/>
+      </w:pPr>
+    </w:lvl>
+    <w:lvl w:ilvl="3" w:tplc="0409000F" w:tentative="1">
+      <w:start w:val="1"/>
+      <w:numFmt w:val="decimal"/>
+      <w:lvlText w:val="%4."/>
+      <w:lvlJc w:val="left"/>
+      <w:pPr>
+        <w:ind w:left="1760" w:hanging="440"/>
+      </w:pPr>
+    </w:lvl>
+    <w:lvl w:ilvl="4" w:tplc="04090017" w:tentative="1">
+      <w:start w:val="1"/>
+      <w:numFmt w:val="aiueoFullWidth"/>
+      <w:lvlText w:val="(%5)"/>
+      <w:lvlJc w:val="left"/>
+      <w:pPr>
+        <w:ind w:left="2200" w:hanging="440"/>
+      </w:pPr>
+    </w:lvl>
+    <w:lvl w:ilvl="5" w:tplc="04090011" w:tentative="1">
+      <w:start w:val="1"/>
+      <w:numFmt w:val="decimalEnclosedCircle"/>
+      <w:lvlText w:val="%6"/>
+      <w:lvlJc w:val="left"/>
+      <w:pPr>
+        <w:ind w:left="2640" w:hanging="440"/>
+      </w:pPr>
+    </w:lvl>
+    <w:lvl w:ilvl="6" w:tplc="0409000F" w:tentative="1">
+      <w:start w:val="1"/>
+      <w:numFmt w:val="decimal"/>
+      <w:lvlText w:val="%7."/>
+      <w:lvlJc w:val="left"/>
+      <w:pPr>
+        <w:ind w:left="3080" w:hanging="440"/>
+      </w:pPr>
+    </w:lvl>
+    <w:lvl w:ilvl="7" w:tplc="04090017" w:tentative="1">
+      <w:start w:val="1"/>
+      <w:numFmt w:val="aiueoFullWidth"/>
+      <w:lvlText w:val="(%8)"/>
+      <w:lvlJc w:val="left"/>
+      <w:pPr>
+        <w:ind w:left="3520" w:hanging="440"/>
+      </w:pPr>
+    </w:lvl>
+    <w:lvl w:ilvl="8" w:tplc="04090011" w:tentative="1">
+      <w:start w:val="1"/>
+      <w:numFmt w:val="decimalEnclosedCircle"/>
+      <w:lvlText w:val="%9"/>
+      <w:lvlJc w:val="left"/>
+      <w:pPr>
+        <w:ind w:left="3960" w:hanging="440"/>
+      </w:pPr>
+    </w:lvl>
+  </w:abstractNum>
+  <w:abstractNum w:abstractNumId="12" w15:restartNumberingAfterBreak="0">
+    <w:nsid w:val="0BA02419"/>
+    <w:multiLevelType w:val="hybridMultilevel"/>
+    <w:tmpl w:val="08A061B8"/>
+    <w:name w:val="__API_DOC_SQUARE_BULLET__22222222"/>
+    <w:lvl w:ilvl="0" w:tplc="0409000F">
+      <w:start w:val="1"/>
+      <w:numFmt w:val="decimal"/>
+      <w:lvlText w:val="%1."/>
+      <w:lvlJc w:val="left"/>
+      <w:pPr>
+        <w:ind w:left="440" w:hanging="440"/>
+      </w:pPr>
+    </w:lvl>
+    <w:lvl w:ilvl="1" w:tplc="04090017" w:tentative="1">
+      <w:start w:val="1"/>
+      <w:numFmt w:val="aiueoFullWidth"/>
+      <w:lvlText w:val="(%2)"/>
+      <w:lvlJc w:val="left"/>
+      <w:pPr>
+        <w:ind w:left="880" w:hanging="440"/>
+      </w:pPr>
+    </w:lvl>
+    <w:lvl w:ilvl="2" w:tplc="04090011" w:tentative="1">
+      <w:start w:val="1"/>
+      <w:numFmt w:val="decimalEnclosedCircle"/>
+      <w:lvlText w:val="%3"/>
+      <w:lvlJc w:val="left"/>
+      <w:pPr>
+        <w:ind w:left="1320" w:hanging="440"/>
+      </w:pPr>
+    </w:lvl>
+    <w:lvl w:ilvl="3" w:tplc="0409000F" w:tentative="1">
+      <w:start w:val="1"/>
+      <w:numFmt w:val="decimal"/>
+      <w:lvlText w:val="%4."/>
+      <w:lvlJc w:val="left"/>
+      <w:pPr>
+        <w:ind w:left="1760" w:hanging="440"/>
+      </w:pPr>
+    </w:lvl>
+    <w:lvl w:ilvl="4" w:tplc="04090017" w:tentative="1">
+      <w:start w:val="1"/>
+      <w:numFmt w:val="aiueoFullWidth"/>
+      <w:lvlText w:val="(%5)"/>
+      <w:lvlJc w:val="left"/>
+      <w:pPr>
+        <w:ind w:left="2200" w:hanging="440"/>
+      </w:pPr>
+    </w:lvl>
+    <w:lvl w:ilvl="5" w:tplc="04090011" w:tentative="1">
+      <w:start w:val="1"/>
+      <w:numFmt w:val="decimalEnclosedCircle"/>
+      <w:lvlText w:val="%6"/>
+      <w:lvlJc w:val="left"/>
+      <w:pPr>
+        <w:ind w:left="2640" w:hanging="440"/>
+      </w:pPr>
+    </w:lvl>
+    <w:lvl w:ilvl="6" w:tplc="0409000F" w:tentative="1">
+      <w:start w:val="1"/>
+      <w:numFmt w:val="decimal"/>
+      <w:lvlText w:val="%7."/>
+      <w:lvlJc w:val="left"/>
+      <w:pPr>
+        <w:ind w:left="3080" w:hanging="440"/>
+      </w:pPr>
+    </w:lvl>
+    <w:lvl w:ilvl="7" w:tplc="04090017" w:tentative="1">
+      <w:start w:val="1"/>
+      <w:numFmt w:val="aiueoFullWidth"/>
+      <w:lvlText w:val="(%8)"/>
+      <w:lvlJc w:val="left"/>
+      <w:pPr>
+        <w:ind w:left="3520" w:hanging="440"/>
+      </w:pPr>
+    </w:lvl>
+    <w:lvl w:ilvl="8" w:tplc="04090011" w:tentative="1">
+      <w:start w:val="1"/>
+      <w:numFmt w:val="decimalEnclosedCircle"/>
+      <w:lvlText w:val="%9"/>
+      <w:lvlJc w:val="left"/>
+      <w:pPr>
+        <w:ind w:left="3960" w:hanging="440"/>
+      </w:pPr>
+    </w:lvl>
+  </w:abstractNum>
+  <w:abstractNum w:abstractNumId="13" w15:restartNumberingAfterBreak="0">
     <w:nsid w:val="0C6777CF"/>
     <w:multiLevelType w:val="multilevel"/>
     <w:tmpl w:val="BD8AF998"/>
@@ -36093,7 +37122,7 @@
       </w:rPr>
     </w:lvl>
   </w:abstractNum>
-  <w:abstractNum w:abstractNumId="11" w15:restartNumberingAfterBreak="0">
+  <w:abstractNum w:abstractNumId="14" w15:restartNumberingAfterBreak="0">
     <w:nsid w:val="0DA227E7"/>
     <w:multiLevelType w:val="multilevel"/>
     <w:tmpl w:val="A24CE66E"/>
@@ -36207,94 +37236,7 @@
       </w:rPr>
     </w:lvl>
   </w:abstractNum>
-  <w:abstractNum w:abstractNumId="12" w15:restartNumberingAfterBreak="0">
-    <w:nsid w:val="0DD44188"/>
-    <w:multiLevelType w:val="hybridMultilevel"/>
-    <w:tmpl w:val="A5F89CB0"/>
-    <w:name w:val="__API_DOC_SQUARE_BULLET__22"/>
-    <w:lvl w:ilvl="0" w:tplc="0409000F">
-      <w:start w:val="1"/>
-      <w:numFmt w:val="decimal"/>
-      <w:lvlText w:val="%1."/>
-      <w:lvlJc w:val="left"/>
-      <w:pPr>
-        <w:ind w:left="440" w:hanging="440"/>
-      </w:pPr>
-    </w:lvl>
-    <w:lvl w:ilvl="1" w:tplc="04090017" w:tentative="1">
-      <w:start w:val="1"/>
-      <w:numFmt w:val="aiueoFullWidth"/>
-      <w:lvlText w:val="(%2)"/>
-      <w:lvlJc w:val="left"/>
-      <w:pPr>
-        <w:ind w:left="880" w:hanging="440"/>
-      </w:pPr>
-    </w:lvl>
-    <w:lvl w:ilvl="2" w:tplc="04090011" w:tentative="1">
-      <w:start w:val="1"/>
-      <w:numFmt w:val="decimalEnclosedCircle"/>
-      <w:lvlText w:val="%3"/>
-      <w:lvlJc w:val="left"/>
-      <w:pPr>
-        <w:ind w:left="1320" w:hanging="440"/>
-      </w:pPr>
-    </w:lvl>
-    <w:lvl w:ilvl="3" w:tplc="0409000F" w:tentative="1">
-      <w:start w:val="1"/>
-      <w:numFmt w:val="decimal"/>
-      <w:lvlText w:val="%4."/>
-      <w:lvlJc w:val="left"/>
-      <w:pPr>
-        <w:ind w:left="1760" w:hanging="440"/>
-      </w:pPr>
-    </w:lvl>
-    <w:lvl w:ilvl="4" w:tplc="04090017" w:tentative="1">
-      <w:start w:val="1"/>
-      <w:numFmt w:val="aiueoFullWidth"/>
-      <w:lvlText w:val="(%5)"/>
-      <w:lvlJc w:val="left"/>
-      <w:pPr>
-        <w:ind w:left="2200" w:hanging="440"/>
-      </w:pPr>
-    </w:lvl>
-    <w:lvl w:ilvl="5" w:tplc="04090011" w:tentative="1">
-      <w:start w:val="1"/>
-      <w:numFmt w:val="decimalEnclosedCircle"/>
-      <w:lvlText w:val="%6"/>
-      <w:lvlJc w:val="left"/>
-      <w:pPr>
-        <w:ind w:left="2640" w:hanging="440"/>
-      </w:pPr>
-    </w:lvl>
-    <w:lvl w:ilvl="6" w:tplc="0409000F" w:tentative="1">
-      <w:start w:val="1"/>
-      <w:numFmt w:val="decimal"/>
-      <w:lvlText w:val="%7."/>
-      <w:lvlJc w:val="left"/>
-      <w:pPr>
-        <w:ind w:left="3080" w:hanging="440"/>
-      </w:pPr>
-    </w:lvl>
-    <w:lvl w:ilvl="7" w:tplc="04090017" w:tentative="1">
-      <w:start w:val="1"/>
-      <w:numFmt w:val="aiueoFullWidth"/>
-      <w:lvlText w:val="(%8)"/>
-      <w:lvlJc w:val="left"/>
-      <w:pPr>
-        <w:ind w:left="3520" w:hanging="440"/>
-      </w:pPr>
-    </w:lvl>
-    <w:lvl w:ilvl="8" w:tplc="04090011" w:tentative="1">
-      <w:start w:val="1"/>
-      <w:numFmt w:val="decimalEnclosedCircle"/>
-      <w:lvlText w:val="%9"/>
-      <w:lvlJc w:val="left"/>
-      <w:pPr>
-        <w:ind w:left="3960" w:hanging="440"/>
-      </w:pPr>
-    </w:lvl>
-  </w:abstractNum>
-  <w:abstractNum w:abstractNumId="13" w15:restartNumberingAfterBreak="0">
+  <w:abstractNum w:abstractNumId="15" w15:restartNumberingAfterBreak="0">
     <w:nsid w:val="0E0336B8"/>
     <w:multiLevelType w:val="hybridMultilevel"/>
     <w:tmpl w:val="8E2E07E0"/>
@@ -36407,7 +37349,7 @@
       </w:rPr>
     </w:lvl>
   </w:abstractNum>
-  <w:abstractNum w:abstractNumId="14" w15:restartNumberingAfterBreak="0">
+  <w:abstractNum w:abstractNumId="16" w15:restartNumberingAfterBreak="0">
     <w:nsid w:val="0E6B4EF4"/>
     <w:multiLevelType w:val="multilevel"/>
     <w:tmpl w:val="5A5046DC"/>
@@ -36520,7 +37462,7 @@
       </w:rPr>
     </w:lvl>
   </w:abstractNum>
-  <w:abstractNum w:abstractNumId="15" w15:restartNumberingAfterBreak="0">
+  <w:abstractNum w:abstractNumId="17" w15:restartNumberingAfterBreak="0">
     <w:nsid w:val="0EA343D8"/>
     <w:multiLevelType w:val="hybridMultilevel"/>
     <w:tmpl w:val="FE7A45C2"/>
@@ -36633,7 +37575,7 @@
       </w:rPr>
     </w:lvl>
   </w:abstractNum>
-  <w:abstractNum w:abstractNumId="16" w15:restartNumberingAfterBreak="0">
+  <w:abstractNum w:abstractNumId="18" w15:restartNumberingAfterBreak="0">
     <w:nsid w:val="0EBE48AD"/>
     <w:multiLevelType w:val="multilevel"/>
     <w:tmpl w:val="60143FE2"/>
@@ -36747,7 +37689,7 @@
       </w:rPr>
     </w:lvl>
   </w:abstractNum>
-  <w:abstractNum w:abstractNumId="17" w15:restartNumberingAfterBreak="0">
+  <w:abstractNum w:abstractNumId="19" w15:restartNumberingAfterBreak="0">
     <w:nsid w:val="102F0ACD"/>
     <w:multiLevelType w:val="hybridMultilevel"/>
     <w:tmpl w:val="8968F090"/>
@@ -36860,7 +37802,7 @@
       </w:rPr>
     </w:lvl>
   </w:abstractNum>
-  <w:abstractNum w:abstractNumId="18" w15:restartNumberingAfterBreak="0">
+  <w:abstractNum w:abstractNumId="20" w15:restartNumberingAfterBreak="0">
     <w:nsid w:val="10F4267B"/>
     <w:multiLevelType w:val="hybridMultilevel"/>
     <w:tmpl w:val="BFEC351C"/>
@@ -36973,7 +37915,7 @@
       </w:rPr>
     </w:lvl>
   </w:abstractNum>
-  <w:abstractNum w:abstractNumId="19" w15:restartNumberingAfterBreak="0">
+  <w:abstractNum w:abstractNumId="21" w15:restartNumberingAfterBreak="0">
     <w:nsid w:val="1168760D"/>
     <w:multiLevelType w:val="hybridMultilevel"/>
     <w:tmpl w:val="4FE0C60A"/>
@@ -37086,7 +38028,7 @@
       </w:rPr>
     </w:lvl>
   </w:abstractNum>
-  <w:abstractNum w:abstractNumId="20" w15:restartNumberingAfterBreak="0">
+  <w:abstractNum w:abstractNumId="22" w15:restartNumberingAfterBreak="0">
     <w:nsid w:val="11BA4A0B"/>
     <w:multiLevelType w:val="multilevel"/>
     <w:tmpl w:val="94D42750"/>
@@ -37200,7 +38142,7 @@
       </w:rPr>
     </w:lvl>
   </w:abstractNum>
-  <w:abstractNum w:abstractNumId="21" w15:restartNumberingAfterBreak="0">
+  <w:abstractNum w:abstractNumId="23" w15:restartNumberingAfterBreak="0">
     <w:nsid w:val="11F812AE"/>
     <w:multiLevelType w:val="hybridMultilevel"/>
     <w:tmpl w:val="C6EA936C"/>
@@ -37313,7 +38255,7 @@
       </w:rPr>
     </w:lvl>
   </w:abstractNum>
-  <w:abstractNum w:abstractNumId="22" w15:restartNumberingAfterBreak="0">
+  <w:abstractNum w:abstractNumId="24" w15:restartNumberingAfterBreak="0">
     <w:nsid w:val="12700F7A"/>
     <w:multiLevelType w:val="hybridMultilevel"/>
     <w:tmpl w:val="E8A23F3C"/>
@@ -37426,7 +38368,7 @@
       </w:rPr>
     </w:lvl>
   </w:abstractNum>
-  <w:abstractNum w:abstractNumId="23" w15:restartNumberingAfterBreak="0">
+  <w:abstractNum w:abstractNumId="25" w15:restartNumberingAfterBreak="0">
     <w:nsid w:val="139E5B86"/>
     <w:multiLevelType w:val="multilevel"/>
     <w:tmpl w:val="B9FC6A64"/>
@@ -37540,7 +38482,7 @@
       </w:rPr>
     </w:lvl>
   </w:abstractNum>
-  <w:abstractNum w:abstractNumId="24" w15:restartNumberingAfterBreak="0">
+  <w:abstractNum w:abstractNumId="26" w15:restartNumberingAfterBreak="0">
     <w:nsid w:val="140F3A5D"/>
     <w:multiLevelType w:val="multilevel"/>
     <w:tmpl w:val="4E1E5628"/>
@@ -37653,94 +38595,7 @@
       </w:rPr>
     </w:lvl>
   </w:abstractNum>
-  <w:abstractNum w:abstractNumId="25" w15:restartNumberingAfterBreak="0">
-    <w:nsid w:val="15EC2AFA"/>
-    <w:multiLevelType w:val="hybridMultilevel"/>
-    <w:tmpl w:val="E1EE0318"/>
-    <w:name w:val="__API_DOC_SQUARE_BULLET__2222"/>
-    <w:lvl w:ilvl="0" w:tplc="0409000F">
-      <w:start w:val="1"/>
-      <w:numFmt w:val="decimal"/>
-      <w:lvlText w:val="%1."/>
-      <w:lvlJc w:val="left"/>
-      <w:pPr>
-        <w:ind w:left="440" w:hanging="440"/>
-      </w:pPr>
-    </w:lvl>
-    <w:lvl w:ilvl="1" w:tplc="04090017" w:tentative="1">
-      <w:start w:val="1"/>
-      <w:numFmt w:val="aiueoFullWidth"/>
-      <w:lvlText w:val="(%2)"/>
-      <w:lvlJc w:val="left"/>
-      <w:pPr>
-        <w:ind w:left="880" w:hanging="440"/>
-      </w:pPr>
-    </w:lvl>
-    <w:lvl w:ilvl="2" w:tplc="04090011" w:tentative="1">
-      <w:start w:val="1"/>
-      <w:numFmt w:val="decimalEnclosedCircle"/>
-      <w:lvlText w:val="%3"/>
-      <w:lvlJc w:val="left"/>
-      <w:pPr>
-        <w:ind w:left="1320" w:hanging="440"/>
-      </w:pPr>
-    </w:lvl>
-    <w:lvl w:ilvl="3" w:tplc="0409000F" w:tentative="1">
-      <w:start w:val="1"/>
-      <w:numFmt w:val="decimal"/>
-      <w:lvlText w:val="%4."/>
-      <w:lvlJc w:val="left"/>
-      <w:pPr>
-        <w:ind w:left="1760" w:hanging="440"/>
-      </w:pPr>
-    </w:lvl>
-    <w:lvl w:ilvl="4" w:tplc="04090017" w:tentative="1">
-      <w:start w:val="1"/>
-      <w:numFmt w:val="aiueoFullWidth"/>
-      <w:lvlText w:val="(%5)"/>
-      <w:lvlJc w:val="left"/>
-      <w:pPr>
-        <w:ind w:left="2200" w:hanging="440"/>
-      </w:pPr>
-    </w:lvl>
-    <w:lvl w:ilvl="5" w:tplc="04090011" w:tentative="1">
-      <w:start w:val="1"/>
-      <w:numFmt w:val="decimalEnclosedCircle"/>
-      <w:lvlText w:val="%6"/>
-      <w:lvlJc w:val="left"/>
-      <w:pPr>
-        <w:ind w:left="2640" w:hanging="440"/>
-      </w:pPr>
-    </w:lvl>
-    <w:lvl w:ilvl="6" w:tplc="0409000F" w:tentative="1">
-      <w:start w:val="1"/>
-      <w:numFmt w:val="decimal"/>
-      <w:lvlText w:val="%7."/>
-      <w:lvlJc w:val="left"/>
-      <w:pPr>
-        <w:ind w:left="3080" w:hanging="440"/>
-      </w:pPr>
-    </w:lvl>
-    <w:lvl w:ilvl="7" w:tplc="04090017" w:tentative="1">
-      <w:start w:val="1"/>
-      <w:numFmt w:val="aiueoFullWidth"/>
-      <w:lvlText w:val="(%8)"/>
-      <w:lvlJc w:val="left"/>
-      <w:pPr>
-        <w:ind w:left="3520" w:hanging="440"/>
-      </w:pPr>
-    </w:lvl>
-    <w:lvl w:ilvl="8" w:tplc="04090011" w:tentative="1">
-      <w:start w:val="1"/>
-      <w:numFmt w:val="decimalEnclosedCircle"/>
-      <w:lvlText w:val="%9"/>
-      <w:lvlJc w:val="left"/>
-      <w:pPr>
-        <w:ind w:left="3960" w:hanging="440"/>
-      </w:pPr>
-    </w:lvl>
-  </w:abstractNum>
-  <w:abstractNum w:abstractNumId="26" w15:restartNumberingAfterBreak="0">
+  <w:abstractNum w:abstractNumId="27" w15:restartNumberingAfterBreak="0">
     <w:nsid w:val="186922FA"/>
     <w:multiLevelType w:val="hybridMultilevel"/>
     <w:tmpl w:val="F4202E96"/>
@@ -37853,7 +38708,7 @@
       </w:rPr>
     </w:lvl>
   </w:abstractNum>
-  <w:abstractNum w:abstractNumId="27" w15:restartNumberingAfterBreak="0">
+  <w:abstractNum w:abstractNumId="28" w15:restartNumberingAfterBreak="0">
     <w:nsid w:val="18897D34"/>
     <w:multiLevelType w:val="multilevel"/>
     <w:tmpl w:val="BD8AF998"/>
@@ -37967,7 +38822,7 @@
       </w:rPr>
     </w:lvl>
   </w:abstractNum>
-  <w:abstractNum w:abstractNumId="28" w15:restartNumberingAfterBreak="0">
+  <w:abstractNum w:abstractNumId="29" w15:restartNumberingAfterBreak="0">
     <w:nsid w:val="1A4570FA"/>
     <w:multiLevelType w:val="hybridMultilevel"/>
     <w:tmpl w:val="A3185B0E"/>
@@ -38080,7 +38935,7 @@
       </w:rPr>
     </w:lvl>
   </w:abstractNum>
-  <w:abstractNum w:abstractNumId="29" w15:restartNumberingAfterBreak="0">
+  <w:abstractNum w:abstractNumId="30" w15:restartNumberingAfterBreak="0">
     <w:nsid w:val="1B2B6C14"/>
     <w:multiLevelType w:val="multilevel"/>
     <w:tmpl w:val="634A977E"/>
@@ -38194,7 +39049,7 @@
       </w:rPr>
     </w:lvl>
   </w:abstractNum>
-  <w:abstractNum w:abstractNumId="30" w15:restartNumberingAfterBreak="0">
+  <w:abstractNum w:abstractNumId="31" w15:restartNumberingAfterBreak="0">
     <w:nsid w:val="1B77516B"/>
     <w:multiLevelType w:val="hybridMultilevel"/>
     <w:tmpl w:val="55786B50"/>
@@ -38307,7 +39162,94 @@
       </w:rPr>
     </w:lvl>
   </w:abstractNum>
-  <w:abstractNum w:abstractNumId="31" w15:restartNumberingAfterBreak="0">
+  <w:abstractNum w:abstractNumId="32" w15:restartNumberingAfterBreak="0">
+    <w:nsid w:val="1E6244FC"/>
+    <w:multiLevelType w:val="hybridMultilevel"/>
+    <w:tmpl w:val="60786F94"/>
+    <w:name w:val="__API_DOC_SQUARE_BULLET__22"/>
+    <w:lvl w:ilvl="0" w:tplc="0409000F">
+      <w:start w:val="1"/>
+      <w:numFmt w:val="decimal"/>
+      <w:lvlText w:val="%1."/>
+      <w:lvlJc w:val="left"/>
+      <w:pPr>
+        <w:ind w:left="440" w:hanging="440"/>
+      </w:pPr>
+    </w:lvl>
+    <w:lvl w:ilvl="1" w:tplc="04090017" w:tentative="1">
+      <w:start w:val="1"/>
+      <w:numFmt w:val="aiueoFullWidth"/>
+      <w:lvlText w:val="(%2)"/>
+      <w:lvlJc w:val="left"/>
+      <w:pPr>
+        <w:ind w:left="880" w:hanging="440"/>
+      </w:pPr>
+    </w:lvl>
+    <w:lvl w:ilvl="2" w:tplc="04090011" w:tentative="1">
+      <w:start w:val="1"/>
+      <w:numFmt w:val="decimalEnclosedCircle"/>
+      <w:lvlText w:val="%3"/>
+      <w:lvlJc w:val="left"/>
+      <w:pPr>
+        <w:ind w:left="1320" w:hanging="440"/>
+      </w:pPr>
+    </w:lvl>
+    <w:lvl w:ilvl="3" w:tplc="0409000F" w:tentative="1">
+      <w:start w:val="1"/>
+      <w:numFmt w:val="decimal"/>
+      <w:lvlText w:val="%4."/>
+      <w:lvlJc w:val="left"/>
+      <w:pPr>
+        <w:ind w:left="1760" w:hanging="440"/>
+      </w:pPr>
+    </w:lvl>
+    <w:lvl w:ilvl="4" w:tplc="04090017" w:tentative="1">
+      <w:start w:val="1"/>
+      <w:numFmt w:val="aiueoFullWidth"/>
+      <w:lvlText w:val="(%5)"/>
+      <w:lvlJc w:val="left"/>
+      <w:pPr>
+        <w:ind w:left="2200" w:hanging="440"/>
+      </w:pPr>
+    </w:lvl>
+    <w:lvl w:ilvl="5" w:tplc="04090011" w:tentative="1">
+      <w:start w:val="1"/>
+      <w:numFmt w:val="decimalEnclosedCircle"/>
+      <w:lvlText w:val="%6"/>
+      <w:lvlJc w:val="left"/>
+      <w:pPr>
+        <w:ind w:left="2640" w:hanging="440"/>
+      </w:pPr>
+    </w:lvl>
+    <w:lvl w:ilvl="6" w:tplc="0409000F" w:tentative="1">
+      <w:start w:val="1"/>
+      <w:numFmt w:val="decimal"/>
+      <w:lvlText w:val="%7."/>
+      <w:lvlJc w:val="left"/>
+      <w:pPr>
+        <w:ind w:left="3080" w:hanging="440"/>
+      </w:pPr>
+    </w:lvl>
+    <w:lvl w:ilvl="7" w:tplc="04090017" w:tentative="1">
+      <w:start w:val="1"/>
+      <w:numFmt w:val="aiueoFullWidth"/>
+      <w:lvlText w:val="(%8)"/>
+      <w:lvlJc w:val="left"/>
+      <w:pPr>
+        <w:ind w:left="3520" w:hanging="440"/>
+      </w:pPr>
+    </w:lvl>
+    <w:lvl w:ilvl="8" w:tplc="04090011" w:tentative="1">
+      <w:start w:val="1"/>
+      <w:numFmt w:val="decimalEnclosedCircle"/>
+      <w:lvlText w:val="%9"/>
+      <w:lvlJc w:val="left"/>
+      <w:pPr>
+        <w:ind w:left="3960" w:hanging="440"/>
+      </w:pPr>
+    </w:lvl>
+  </w:abstractNum>
+  <w:abstractNum w:abstractNumId="33" w15:restartNumberingAfterBreak="0">
     <w:nsid w:val="1EBA0BEF"/>
     <w:multiLevelType w:val="multilevel"/>
     <w:tmpl w:val="BD8AF998"/>
@@ -38421,7 +39363,7 @@
       </w:rPr>
     </w:lvl>
   </w:abstractNum>
-  <w:abstractNum w:abstractNumId="32" w15:restartNumberingAfterBreak="0">
+  <w:abstractNum w:abstractNumId="34" w15:restartNumberingAfterBreak="0">
     <w:nsid w:val="1F5529E3"/>
     <w:multiLevelType w:val="multilevel"/>
     <w:tmpl w:val="304E6B04"/>
@@ -38570,7 +39512,7 @@
       </w:rPr>
     </w:lvl>
   </w:abstractNum>
-  <w:abstractNum w:abstractNumId="33" w15:restartNumberingAfterBreak="0">
+  <w:abstractNum w:abstractNumId="35" w15:restartNumberingAfterBreak="0">
     <w:nsid w:val="1FB92F7A"/>
     <w:multiLevelType w:val="hybridMultilevel"/>
     <w:tmpl w:val="BAFCEED6"/>
@@ -38683,7 +39625,7 @@
       </w:rPr>
     </w:lvl>
   </w:abstractNum>
-  <w:abstractNum w:abstractNumId="34" w15:restartNumberingAfterBreak="0">
+  <w:abstractNum w:abstractNumId="36" w15:restartNumberingAfterBreak="0">
     <w:nsid w:val="207A0E23"/>
     <w:multiLevelType w:val="multilevel"/>
     <w:tmpl w:val="861C7544"/>
@@ -38796,7 +39738,7 @@
       </w:pPr>
     </w:lvl>
   </w:abstractNum>
-  <w:abstractNum w:abstractNumId="35" w15:restartNumberingAfterBreak="0">
+  <w:abstractNum w:abstractNumId="37" w15:restartNumberingAfterBreak="0">
     <w:nsid w:val="20E6427A"/>
     <w:multiLevelType w:val="multilevel"/>
     <w:tmpl w:val="680CF008"/>
@@ -38910,7 +39852,7 @@
       </w:rPr>
     </w:lvl>
   </w:abstractNum>
-  <w:abstractNum w:abstractNumId="36" w15:restartNumberingAfterBreak="0">
+  <w:abstractNum w:abstractNumId="38" w15:restartNumberingAfterBreak="0">
     <w:nsid w:val="21D803D0"/>
     <w:multiLevelType w:val="hybridMultilevel"/>
     <w:tmpl w:val="FE828A06"/>
@@ -39023,7 +39965,7 @@
       </w:rPr>
     </w:lvl>
   </w:abstractNum>
-  <w:abstractNum w:abstractNumId="37" w15:restartNumberingAfterBreak="0">
+  <w:abstractNum w:abstractNumId="39" w15:restartNumberingAfterBreak="0">
     <w:nsid w:val="21FA3E5F"/>
     <w:multiLevelType w:val="multilevel"/>
     <w:tmpl w:val="7E2489B4"/>
@@ -39137,7 +40079,7 @@
       </w:rPr>
     </w:lvl>
   </w:abstractNum>
-  <w:abstractNum w:abstractNumId="38" w15:restartNumberingAfterBreak="0">
+  <w:abstractNum w:abstractNumId="40" w15:restartNumberingAfterBreak="0">
     <w:nsid w:val="22A12C20"/>
     <w:multiLevelType w:val="hybridMultilevel"/>
     <w:tmpl w:val="08CCCE2E"/>
@@ -39250,7 +40192,7 @@
       </w:rPr>
     </w:lvl>
   </w:abstractNum>
-  <w:abstractNum w:abstractNumId="39" w15:restartNumberingAfterBreak="0">
+  <w:abstractNum w:abstractNumId="41" w15:restartNumberingAfterBreak="0">
     <w:nsid w:val="22F07F74"/>
     <w:multiLevelType w:val="multilevel"/>
     <w:tmpl w:val="BD8AF998"/>
@@ -39364,7 +40306,7 @@
       </w:rPr>
     </w:lvl>
   </w:abstractNum>
-  <w:abstractNum w:abstractNumId="40" w15:restartNumberingAfterBreak="0">
+  <w:abstractNum w:abstractNumId="42" w15:restartNumberingAfterBreak="0">
     <w:nsid w:val="22FD72CB"/>
     <w:multiLevelType w:val="multilevel"/>
     <w:tmpl w:val="839A303C"/>
@@ -39477,7 +40419,7 @@
       </w:pPr>
     </w:lvl>
   </w:abstractNum>
-  <w:abstractNum w:abstractNumId="41" w15:restartNumberingAfterBreak="0">
+  <w:abstractNum w:abstractNumId="43" w15:restartNumberingAfterBreak="0">
     <w:nsid w:val="23937D16"/>
     <w:multiLevelType w:val="multilevel"/>
     <w:tmpl w:val="C0AE5AF8"/>
@@ -39591,7 +40533,7 @@
       </w:rPr>
     </w:lvl>
   </w:abstractNum>
-  <w:abstractNum w:abstractNumId="42" w15:restartNumberingAfterBreak="0">
+  <w:abstractNum w:abstractNumId="44" w15:restartNumberingAfterBreak="0">
     <w:nsid w:val="23BE74EF"/>
     <w:multiLevelType w:val="hybridMultilevel"/>
     <w:tmpl w:val="8C762C7C"/>
@@ -39704,7 +40646,7 @@
       </w:rPr>
     </w:lvl>
   </w:abstractNum>
-  <w:abstractNum w:abstractNumId="43" w15:restartNumberingAfterBreak="0">
+  <w:abstractNum w:abstractNumId="45" w15:restartNumberingAfterBreak="0">
     <w:nsid w:val="24824914"/>
     <w:multiLevelType w:val="multilevel"/>
     <w:tmpl w:val="D8225056"/>
@@ -39818,7 +40760,7 @@
       </w:rPr>
     </w:lvl>
   </w:abstractNum>
-  <w:abstractNum w:abstractNumId="44" w15:restartNumberingAfterBreak="0">
+  <w:abstractNum w:abstractNumId="46" w15:restartNumberingAfterBreak="0">
     <w:nsid w:val="24911077"/>
     <w:multiLevelType w:val="hybridMultilevel"/>
     <w:tmpl w:val="A43C43C6"/>
@@ -39931,7 +40873,7 @@
       </w:rPr>
     </w:lvl>
   </w:abstractNum>
-  <w:abstractNum w:abstractNumId="45" w15:restartNumberingAfterBreak="0">
+  <w:abstractNum w:abstractNumId="47" w15:restartNumberingAfterBreak="0">
     <w:nsid w:val="24ED5ECE"/>
     <w:multiLevelType w:val="multilevel"/>
     <w:tmpl w:val="78DCEAD8"/>
@@ -40044,7 +40986,7 @@
       </w:rPr>
     </w:lvl>
   </w:abstractNum>
-  <w:abstractNum w:abstractNumId="46" w15:restartNumberingAfterBreak="0">
+  <w:abstractNum w:abstractNumId="48" w15:restartNumberingAfterBreak="0">
     <w:nsid w:val="251371D7"/>
     <w:multiLevelType w:val="hybridMultilevel"/>
     <w:tmpl w:val="4D065978"/>
@@ -40157,7 +41099,7 @@
       </w:rPr>
     </w:lvl>
   </w:abstractNum>
-  <w:abstractNum w:abstractNumId="47" w15:restartNumberingAfterBreak="0">
+  <w:abstractNum w:abstractNumId="49" w15:restartNumberingAfterBreak="0">
     <w:nsid w:val="255448F2"/>
     <w:multiLevelType w:val="hybridMultilevel"/>
     <w:tmpl w:val="5CA47410"/>
@@ -40270,7 +41212,7 @@
       </w:rPr>
     </w:lvl>
   </w:abstractNum>
-  <w:abstractNum w:abstractNumId="48" w15:restartNumberingAfterBreak="0">
+  <w:abstractNum w:abstractNumId="50" w15:restartNumberingAfterBreak="0">
     <w:nsid w:val="25BB40D7"/>
     <w:multiLevelType w:val="hybridMultilevel"/>
     <w:tmpl w:val="836C4F26"/>
@@ -40383,7 +41325,94 @@
       </w:rPr>
     </w:lvl>
   </w:abstractNum>
-  <w:abstractNum w:abstractNumId="49" w15:restartNumberingAfterBreak="0">
+  <w:abstractNum w:abstractNumId="51" w15:restartNumberingAfterBreak="0">
+    <w:nsid w:val="261E7C8D"/>
+    <w:multiLevelType w:val="hybridMultilevel"/>
+    <w:tmpl w:val="F4D66ED4"/>
+    <w:name w:val="__API_DOC_SQUARE_BULLET__222222"/>
+    <w:lvl w:ilvl="0" w:tplc="0409000F">
+      <w:start w:val="1"/>
+      <w:numFmt w:val="decimal"/>
+      <w:lvlText w:val="%1."/>
+      <w:lvlJc w:val="left"/>
+      <w:pPr>
+        <w:ind w:left="440" w:hanging="440"/>
+      </w:pPr>
+    </w:lvl>
+    <w:lvl w:ilvl="1" w:tplc="04090017" w:tentative="1">
+      <w:start w:val="1"/>
+      <w:numFmt w:val="aiueoFullWidth"/>
+      <w:lvlText w:val="(%2)"/>
+      <w:lvlJc w:val="left"/>
+      <w:pPr>
+        <w:ind w:left="880" w:hanging="440"/>
+      </w:pPr>
+    </w:lvl>
+    <w:lvl w:ilvl="2" w:tplc="04090011" w:tentative="1">
+      <w:start w:val="1"/>
+      <w:numFmt w:val="decimalEnclosedCircle"/>
+      <w:lvlText w:val="%3"/>
+      <w:lvlJc w:val="left"/>
+      <w:pPr>
+        <w:ind w:left="1320" w:hanging="440"/>
+      </w:pPr>
+    </w:lvl>
+    <w:lvl w:ilvl="3" w:tplc="0409000F" w:tentative="1">
+      <w:start w:val="1"/>
+      <w:numFmt w:val="decimal"/>
+      <w:lvlText w:val="%4."/>
+      <w:lvlJc w:val="left"/>
+      <w:pPr>
+        <w:ind w:left="1760" w:hanging="440"/>
+      </w:pPr>
+    </w:lvl>
+    <w:lvl w:ilvl="4" w:tplc="04090017" w:tentative="1">
+      <w:start w:val="1"/>
+      <w:numFmt w:val="aiueoFullWidth"/>
+      <w:lvlText w:val="(%5)"/>
+      <w:lvlJc w:val="left"/>
+      <w:pPr>
+        <w:ind w:left="2200" w:hanging="440"/>
+      </w:pPr>
+    </w:lvl>
+    <w:lvl w:ilvl="5" w:tplc="04090011" w:tentative="1">
+      <w:start w:val="1"/>
+      <w:numFmt w:val="decimalEnclosedCircle"/>
+      <w:lvlText w:val="%6"/>
+      <w:lvlJc w:val="left"/>
+      <w:pPr>
+        <w:ind w:left="2640" w:hanging="440"/>
+      </w:pPr>
+    </w:lvl>
+    <w:lvl w:ilvl="6" w:tplc="0409000F" w:tentative="1">
+      <w:start w:val="1"/>
+      <w:numFmt w:val="decimal"/>
+      <w:lvlText w:val="%7."/>
+      <w:lvlJc w:val="left"/>
+      <w:pPr>
+        <w:ind w:left="3080" w:hanging="440"/>
+      </w:pPr>
+    </w:lvl>
+    <w:lvl w:ilvl="7" w:tplc="04090017" w:tentative="1">
+      <w:start w:val="1"/>
+      <w:numFmt w:val="aiueoFullWidth"/>
+      <w:lvlText w:val="(%8)"/>
+      <w:lvlJc w:val="left"/>
+      <w:pPr>
+        <w:ind w:left="3520" w:hanging="440"/>
+      </w:pPr>
+    </w:lvl>
+    <w:lvl w:ilvl="8" w:tplc="04090011" w:tentative="1">
+      <w:start w:val="1"/>
+      <w:numFmt w:val="decimalEnclosedCircle"/>
+      <w:lvlText w:val="%9"/>
+      <w:lvlJc w:val="left"/>
+      <w:pPr>
+        <w:ind w:left="3960" w:hanging="440"/>
+      </w:pPr>
+    </w:lvl>
+  </w:abstractNum>
+  <w:abstractNum w:abstractNumId="52" w15:restartNumberingAfterBreak="0">
     <w:nsid w:val="26390E0E"/>
     <w:multiLevelType w:val="hybridMultilevel"/>
     <w:tmpl w:val="E70A2C00"/>
@@ -40496,7 +41525,7 @@
       </w:rPr>
     </w:lvl>
   </w:abstractNum>
-  <w:abstractNum w:abstractNumId="50" w15:restartNumberingAfterBreak="0">
+  <w:abstractNum w:abstractNumId="53" w15:restartNumberingAfterBreak="0">
     <w:nsid w:val="29DF02CB"/>
     <w:multiLevelType w:val="hybridMultilevel"/>
     <w:tmpl w:val="CBFE8CFA"/>
@@ -40609,24 +41638,7 @@
       </w:rPr>
     </w:lvl>
   </w:abstractNum>
-  <w:abstractNum w:abstractNumId="51" w15:restartNumberingAfterBreak="0">
-    <w:nsid w:val="2A332C8A"/>
-    <w:multiLevelType w:val="singleLevel"/>
-    <w:tmpl w:val="04090001"/>
-    <w:lvl w:ilvl="0">
-      <w:start w:val="1"/>
-      <w:numFmt w:val="bullet"/>
-      <w:lvlText w:val="■"/>
-      <w:lvlJc w:val="left"/>
-      <w:pPr>
-        <w:ind w:left="440" w:hanging="440"/>
-      </w:pPr>
-      <w:rPr>
-        <w:rFonts w:ascii="Meiryo UI" w:hAnsi="Meiryo UI" w:eastAsia="Meiryo UI" w:cs="Meiryo UI" w:hint="default"/>
-      </w:rPr>
-    </w:lvl>
-  </w:abstractNum>
-  <w:abstractNum w:abstractNumId="52" w15:restartNumberingAfterBreak="0">
+  <w:abstractNum w:abstractNumId="54" w15:restartNumberingAfterBreak="0">
     <w:nsid w:val="2A386E3B"/>
     <w:multiLevelType w:val="hybridMultilevel"/>
     <w:tmpl w:val="B6FEBDD4"/>
@@ -40739,7 +41751,7 @@
       </w:rPr>
     </w:lvl>
   </w:abstractNum>
-  <w:abstractNum w:abstractNumId="53" w15:restartNumberingAfterBreak="0">
+  <w:abstractNum w:abstractNumId="55" w15:restartNumberingAfterBreak="0">
     <w:nsid w:val="2B285FF9"/>
     <w:multiLevelType w:val="multilevel"/>
     <w:tmpl w:val="BD8AF998"/>
@@ -40853,7 +41865,7 @@
       </w:rPr>
     </w:lvl>
   </w:abstractNum>
-  <w:abstractNum w:abstractNumId="54" w15:restartNumberingAfterBreak="0">
+  <w:abstractNum w:abstractNumId="56" w15:restartNumberingAfterBreak="0">
     <w:nsid w:val="2B7B3F4F"/>
     <w:multiLevelType w:val="hybridMultilevel"/>
     <w:tmpl w:val="E3C0CB1C"/>
@@ -40966,7 +41978,7 @@
       </w:rPr>
     </w:lvl>
   </w:abstractNum>
-  <w:abstractNum w:abstractNumId="55" w15:restartNumberingAfterBreak="0">
+  <w:abstractNum w:abstractNumId="57" w15:restartNumberingAfterBreak="0">
     <w:nsid w:val="2B9F1EE2"/>
     <w:multiLevelType w:val="multilevel"/>
     <w:tmpl w:val="1BF047B2"/>
@@ -41080,7 +42092,7 @@
       </w:rPr>
     </w:lvl>
   </w:abstractNum>
-  <w:abstractNum w:abstractNumId="56" w15:restartNumberingAfterBreak="0">
+  <w:abstractNum w:abstractNumId="58" w15:restartNumberingAfterBreak="0">
     <w:nsid w:val="2D861744"/>
     <w:multiLevelType w:val="multilevel"/>
     <w:tmpl w:val="FA14934C"/>
@@ -41194,7 +42206,7 @@
       </w:rPr>
     </w:lvl>
   </w:abstractNum>
-  <w:abstractNum w:abstractNumId="57" w15:restartNumberingAfterBreak="0">
+  <w:abstractNum w:abstractNumId="59" w15:restartNumberingAfterBreak="0">
     <w:nsid w:val="3403041A"/>
     <w:multiLevelType w:val="hybridMultilevel"/>
     <w:tmpl w:val="20EAF8A0"/>
@@ -41307,7 +42319,7 @@
       </w:rPr>
     </w:lvl>
   </w:abstractNum>
-  <w:abstractNum w:abstractNumId="58" w15:restartNumberingAfterBreak="0">
+  <w:abstractNum w:abstractNumId="60" w15:restartNumberingAfterBreak="0">
     <w:nsid w:val="3413029B"/>
     <w:multiLevelType w:val="multilevel"/>
     <w:tmpl w:val="BD8AF998"/>
@@ -41421,7 +42433,7 @@
       </w:rPr>
     </w:lvl>
   </w:abstractNum>
-  <w:abstractNum w:abstractNumId="59" w15:restartNumberingAfterBreak="0">
+  <w:abstractNum w:abstractNumId="61" w15:restartNumberingAfterBreak="0">
     <w:nsid w:val="34671E8B"/>
     <w:multiLevelType w:val="hybridMultilevel"/>
     <w:tmpl w:val="ECCCE8BC"/>
@@ -41534,7 +42546,7 @@
       </w:rPr>
     </w:lvl>
   </w:abstractNum>
-  <w:abstractNum w:abstractNumId="60" w15:restartNumberingAfterBreak="0">
+  <w:abstractNum w:abstractNumId="62" w15:restartNumberingAfterBreak="0">
     <w:nsid w:val="36B1707B"/>
     <w:multiLevelType w:val="multilevel"/>
     <w:tmpl w:val="BD8AF998"/>
@@ -41648,7 +42660,7 @@
       </w:rPr>
     </w:lvl>
   </w:abstractNum>
-  <w:abstractNum w:abstractNumId="61" w15:restartNumberingAfterBreak="0">
+  <w:abstractNum w:abstractNumId="63" w15:restartNumberingAfterBreak="0">
     <w:nsid w:val="373A57D1"/>
     <w:multiLevelType w:val="multilevel"/>
     <w:tmpl w:val="BD8AF998"/>
@@ -41762,7 +42774,7 @@
       </w:rPr>
     </w:lvl>
   </w:abstractNum>
-  <w:abstractNum w:abstractNumId="62" w15:restartNumberingAfterBreak="0">
+  <w:abstractNum w:abstractNumId="64" w15:restartNumberingAfterBreak="0">
     <w:nsid w:val="39024A4D"/>
     <w:multiLevelType w:val="hybridMultilevel"/>
     <w:tmpl w:val="75FA6968"/>
@@ -41875,7 +42887,7 @@
       </w:rPr>
     </w:lvl>
   </w:abstractNum>
-  <w:abstractNum w:abstractNumId="63" w15:restartNumberingAfterBreak="0">
+  <w:abstractNum w:abstractNumId="65" w15:restartNumberingAfterBreak="0">
     <w:nsid w:val="399F36E9"/>
     <w:multiLevelType w:val="multilevel"/>
     <w:tmpl w:val="F3E2A73E"/>
@@ -41989,7 +43001,94 @@
       </w:rPr>
     </w:lvl>
   </w:abstractNum>
-  <w:abstractNum w:abstractNumId="64" w15:restartNumberingAfterBreak="0">
+  <w:abstractNum w:abstractNumId="66" w15:restartNumberingAfterBreak="0">
+    <w:nsid w:val="39A06095"/>
+    <w:multiLevelType w:val="hybridMultilevel"/>
+    <w:tmpl w:val="07D60716"/>
+    <w:name w:val="__API_DOC_SQUARE_BULLET__2"/>
+    <w:lvl w:ilvl="0" w:tplc="0409000F">
+      <w:start w:val="1"/>
+      <w:numFmt w:val="decimal"/>
+      <w:lvlText w:val="%1."/>
+      <w:lvlJc w:val="left"/>
+      <w:pPr>
+        <w:ind w:left="440" w:hanging="440"/>
+      </w:pPr>
+    </w:lvl>
+    <w:lvl w:ilvl="1" w:tplc="04090017" w:tentative="1">
+      <w:start w:val="1"/>
+      <w:numFmt w:val="aiueoFullWidth"/>
+      <w:lvlText w:val="(%2)"/>
+      <w:lvlJc w:val="left"/>
+      <w:pPr>
+        <w:ind w:left="880" w:hanging="440"/>
+      </w:pPr>
+    </w:lvl>
+    <w:lvl w:ilvl="2" w:tplc="04090011" w:tentative="1">
+      <w:start w:val="1"/>
+      <w:numFmt w:val="decimalEnclosedCircle"/>
+      <w:lvlText w:val="%3"/>
+      <w:lvlJc w:val="left"/>
+      <w:pPr>
+        <w:ind w:left="1320" w:hanging="440"/>
+      </w:pPr>
+    </w:lvl>
+    <w:lvl w:ilvl="3" w:tplc="0409000F" w:tentative="1">
+      <w:start w:val="1"/>
+      <w:numFmt w:val="decimal"/>
+      <w:lvlText w:val="%4."/>
+      <w:lvlJc w:val="left"/>
+      <w:pPr>
+        <w:ind w:left="1760" w:hanging="440"/>
+      </w:pPr>
+    </w:lvl>
+    <w:lvl w:ilvl="4" w:tplc="04090017" w:tentative="1">
+      <w:start w:val="1"/>
+      <w:numFmt w:val="aiueoFullWidth"/>
+      <w:lvlText w:val="(%5)"/>
+      <w:lvlJc w:val="left"/>
+      <w:pPr>
+        <w:ind w:left="2200" w:hanging="440"/>
+      </w:pPr>
+    </w:lvl>
+    <w:lvl w:ilvl="5" w:tplc="04090011" w:tentative="1">
+      <w:start w:val="1"/>
+      <w:numFmt w:val="decimalEnclosedCircle"/>
+      <w:lvlText w:val="%6"/>
+      <w:lvlJc w:val="left"/>
+      <w:pPr>
+        <w:ind w:left="2640" w:hanging="440"/>
+      </w:pPr>
+    </w:lvl>
+    <w:lvl w:ilvl="6" w:tplc="0409000F" w:tentative="1">
+      <w:start w:val="1"/>
+      <w:numFmt w:val="decimal"/>
+      <w:lvlText w:val="%7."/>
+      <w:lvlJc w:val="left"/>
+      <w:pPr>
+        <w:ind w:left="3080" w:hanging="440"/>
+      </w:pPr>
+    </w:lvl>
+    <w:lvl w:ilvl="7" w:tplc="04090017" w:tentative="1">
+      <w:start w:val="1"/>
+      <w:numFmt w:val="aiueoFullWidth"/>
+      <w:lvlText w:val="(%8)"/>
+      <w:lvlJc w:val="left"/>
+      <w:pPr>
+        <w:ind w:left="3520" w:hanging="440"/>
+      </w:pPr>
+    </w:lvl>
+    <w:lvl w:ilvl="8" w:tplc="04090011" w:tentative="1">
+      <w:start w:val="1"/>
+      <w:numFmt w:val="decimalEnclosedCircle"/>
+      <w:lvlText w:val="%9"/>
+      <w:lvlJc w:val="left"/>
+      <w:pPr>
+        <w:ind w:left="3960" w:hanging="440"/>
+      </w:pPr>
+    </w:lvl>
+  </w:abstractNum>
+  <w:abstractNum w:abstractNumId="67" w15:restartNumberingAfterBreak="0">
     <w:nsid w:val="3A9A5308"/>
     <w:multiLevelType w:val="multilevel"/>
     <w:tmpl w:val="FD32EB1E"/>
@@ -42103,7 +43202,7 @@
       </w:rPr>
     </w:lvl>
   </w:abstractNum>
-  <w:abstractNum w:abstractNumId="65" w15:restartNumberingAfterBreak="0">
+  <w:abstractNum w:abstractNumId="68" w15:restartNumberingAfterBreak="0">
     <w:nsid w:val="3B904ECE"/>
     <w:multiLevelType w:val="hybridMultilevel"/>
     <w:tmpl w:val="D78498DA"/>
@@ -42216,7 +43315,7 @@
       </w:rPr>
     </w:lvl>
   </w:abstractNum>
-  <w:abstractNum w:abstractNumId="66" w15:restartNumberingAfterBreak="0">
+  <w:abstractNum w:abstractNumId="69" w15:restartNumberingAfterBreak="0">
     <w:nsid w:val="3CAC6515"/>
     <w:multiLevelType w:val="hybridMultilevel"/>
     <w:tmpl w:val="388E1798"/>
@@ -42329,7 +43428,7 @@
       </w:rPr>
     </w:lvl>
   </w:abstractNum>
-  <w:abstractNum w:abstractNumId="67" w15:restartNumberingAfterBreak="0">
+  <w:abstractNum w:abstractNumId="70" w15:restartNumberingAfterBreak="0">
     <w:nsid w:val="3DE24C63"/>
     <w:multiLevelType w:val="multilevel"/>
     <w:tmpl w:val="4E1E5628"/>
@@ -42442,7 +43541,7 @@
       </w:rPr>
     </w:lvl>
   </w:abstractNum>
-  <w:abstractNum w:abstractNumId="68" w15:restartNumberingAfterBreak="0">
+  <w:abstractNum w:abstractNumId="71" w15:restartNumberingAfterBreak="0">
     <w:nsid w:val="3EA039FB"/>
     <w:multiLevelType w:val="multilevel"/>
     <w:tmpl w:val="1C4ACA26"/>
@@ -42591,181 +43690,7 @@
       </w:rPr>
     </w:lvl>
   </w:abstractNum>
-  <w:abstractNum w:abstractNumId="69" w15:restartNumberingAfterBreak="0">
-    <w:nsid w:val="3F1D0895"/>
-    <w:multiLevelType w:val="hybridMultilevel"/>
-    <w:tmpl w:val="DD5E1514"/>
-    <w:name w:val="__API_DOC_SQUARE_BULLET__2"/>
-    <w:lvl w:ilvl="0" w:tplc="0409000F">
-      <w:start w:val="1"/>
-      <w:numFmt w:val="decimal"/>
-      <w:lvlText w:val="%1."/>
-      <w:lvlJc w:val="left"/>
-      <w:pPr>
-        <w:ind w:left="440" w:hanging="440"/>
-      </w:pPr>
-    </w:lvl>
-    <w:lvl w:ilvl="1" w:tplc="04090017" w:tentative="1">
-      <w:start w:val="1"/>
-      <w:numFmt w:val="aiueoFullWidth"/>
-      <w:lvlText w:val="(%2)"/>
-      <w:lvlJc w:val="left"/>
-      <w:pPr>
-        <w:ind w:left="880" w:hanging="440"/>
-      </w:pPr>
-    </w:lvl>
-    <w:lvl w:ilvl="2" w:tplc="04090011" w:tentative="1">
-      <w:start w:val="1"/>
-      <w:numFmt w:val="decimalEnclosedCircle"/>
-      <w:lvlText w:val="%3"/>
-      <w:lvlJc w:val="left"/>
-      <w:pPr>
-        <w:ind w:left="1320" w:hanging="440"/>
-      </w:pPr>
-    </w:lvl>
-    <w:lvl w:ilvl="3" w:tplc="0409000F" w:tentative="1">
-      <w:start w:val="1"/>
-      <w:numFmt w:val="decimal"/>
-      <w:lvlText w:val="%4."/>
-      <w:lvlJc w:val="left"/>
-      <w:pPr>
-        <w:ind w:left="1760" w:hanging="440"/>
-      </w:pPr>
-    </w:lvl>
-    <w:lvl w:ilvl="4" w:tplc="04090017" w:tentative="1">
-      <w:start w:val="1"/>
-      <w:numFmt w:val="aiueoFullWidth"/>
-      <w:lvlText w:val="(%5)"/>
-      <w:lvlJc w:val="left"/>
-      <w:pPr>
-        <w:ind w:left="2200" w:hanging="440"/>
-      </w:pPr>
-    </w:lvl>
-    <w:lvl w:ilvl="5" w:tplc="04090011" w:tentative="1">
-      <w:start w:val="1"/>
-      <w:numFmt w:val="decimalEnclosedCircle"/>
-      <w:lvlText w:val="%6"/>
-      <w:lvlJc w:val="left"/>
-      <w:pPr>
-        <w:ind w:left="2640" w:hanging="440"/>
-      </w:pPr>
-    </w:lvl>
-    <w:lvl w:ilvl="6" w:tplc="0409000F" w:tentative="1">
-      <w:start w:val="1"/>
-      <w:numFmt w:val="decimal"/>
-      <w:lvlText w:val="%7."/>
-      <w:lvlJc w:val="left"/>
-      <w:pPr>
-        <w:ind w:left="3080" w:hanging="440"/>
-      </w:pPr>
-    </w:lvl>
-    <w:lvl w:ilvl="7" w:tplc="04090017" w:tentative="1">
-      <w:start w:val="1"/>
-      <w:numFmt w:val="aiueoFullWidth"/>
-      <w:lvlText w:val="(%8)"/>
-      <w:lvlJc w:val="left"/>
-      <w:pPr>
-        <w:ind w:left="3520" w:hanging="440"/>
-      </w:pPr>
-    </w:lvl>
-    <w:lvl w:ilvl="8" w:tplc="04090011" w:tentative="1">
-      <w:start w:val="1"/>
-      <w:numFmt w:val="decimalEnclosedCircle"/>
-      <w:lvlText w:val="%9"/>
-      <w:lvlJc w:val="left"/>
-      <w:pPr>
-        <w:ind w:left="3960" w:hanging="440"/>
-      </w:pPr>
-    </w:lvl>
-  </w:abstractNum>
-  <w:abstractNum w:abstractNumId="70" w15:restartNumberingAfterBreak="0">
-    <w:nsid w:val="3F8F15EE"/>
-    <w:multiLevelType w:val="hybridMultilevel"/>
-    <w:tmpl w:val="07EAF4F4"/>
-    <w:name w:val="__API_DOC_SQUARE_BULLET__222222"/>
-    <w:lvl w:ilvl="0" w:tplc="0409000F">
-      <w:start w:val="1"/>
-      <w:numFmt w:val="decimal"/>
-      <w:lvlText w:val="%1."/>
-      <w:lvlJc w:val="left"/>
-      <w:pPr>
-        <w:ind w:left="440" w:hanging="440"/>
-      </w:pPr>
-    </w:lvl>
-    <w:lvl w:ilvl="1" w:tplc="04090017" w:tentative="1">
-      <w:start w:val="1"/>
-      <w:numFmt w:val="aiueoFullWidth"/>
-      <w:lvlText w:val="(%2)"/>
-      <w:lvlJc w:val="left"/>
-      <w:pPr>
-        <w:ind w:left="880" w:hanging="440"/>
-      </w:pPr>
-    </w:lvl>
-    <w:lvl w:ilvl="2" w:tplc="04090011" w:tentative="1">
-      <w:start w:val="1"/>
-      <w:numFmt w:val="decimalEnclosedCircle"/>
-      <w:lvlText w:val="%3"/>
-      <w:lvlJc w:val="left"/>
-      <w:pPr>
-        <w:ind w:left="1320" w:hanging="440"/>
-      </w:pPr>
-    </w:lvl>
-    <w:lvl w:ilvl="3" w:tplc="0409000F" w:tentative="1">
-      <w:start w:val="1"/>
-      <w:numFmt w:val="decimal"/>
-      <w:lvlText w:val="%4."/>
-      <w:lvlJc w:val="left"/>
-      <w:pPr>
-        <w:ind w:left="1760" w:hanging="440"/>
-      </w:pPr>
-    </w:lvl>
-    <w:lvl w:ilvl="4" w:tplc="04090017" w:tentative="1">
-      <w:start w:val="1"/>
-      <w:numFmt w:val="aiueoFullWidth"/>
-      <w:lvlText w:val="(%5)"/>
-      <w:lvlJc w:val="left"/>
-      <w:pPr>
-        <w:ind w:left="2200" w:hanging="440"/>
-      </w:pPr>
-    </w:lvl>
-    <w:lvl w:ilvl="5" w:tplc="04090011" w:tentative="1">
-      <w:start w:val="1"/>
-      <w:numFmt w:val="decimalEnclosedCircle"/>
-      <w:lvlText w:val="%6"/>
-      <w:lvlJc w:val="left"/>
-      <w:pPr>
-        <w:ind w:left="2640" w:hanging="440"/>
-      </w:pPr>
-    </w:lvl>
-    <w:lvl w:ilvl="6" w:tplc="0409000F" w:tentative="1">
-      <w:start w:val="1"/>
-      <w:numFmt w:val="decimal"/>
-      <w:lvlText w:val="%7."/>
-      <w:lvlJc w:val="left"/>
-      <w:pPr>
-        <w:ind w:left="3080" w:hanging="440"/>
-      </w:pPr>
-    </w:lvl>
-    <w:lvl w:ilvl="7" w:tplc="04090017" w:tentative="1">
-      <w:start w:val="1"/>
-      <w:numFmt w:val="aiueoFullWidth"/>
-      <w:lvlText w:val="(%8)"/>
-      <w:lvlJc w:val="left"/>
-      <w:pPr>
-        <w:ind w:left="3520" w:hanging="440"/>
-      </w:pPr>
-    </w:lvl>
-    <w:lvl w:ilvl="8" w:tplc="04090011" w:tentative="1">
-      <w:start w:val="1"/>
-      <w:numFmt w:val="decimalEnclosedCircle"/>
-      <w:lvlText w:val="%9"/>
-      <w:lvlJc w:val="left"/>
-      <w:pPr>
-        <w:ind w:left="3960" w:hanging="440"/>
-      </w:pPr>
-    </w:lvl>
-  </w:abstractNum>
-  <w:abstractNum w:abstractNumId="71" w15:restartNumberingAfterBreak="0">
+  <w:abstractNum w:abstractNumId="72" w15:restartNumberingAfterBreak="0">
     <w:nsid w:val="40B05E3C"/>
     <w:multiLevelType w:val="multilevel"/>
     <w:tmpl w:val="DE4241D0"/>
@@ -42914,7 +43839,7 @@
       </w:rPr>
     </w:lvl>
   </w:abstractNum>
-  <w:abstractNum w:abstractNumId="72" w15:restartNumberingAfterBreak="0">
+  <w:abstractNum w:abstractNumId="73" w15:restartNumberingAfterBreak="0">
     <w:nsid w:val="44621AD5"/>
     <w:multiLevelType w:val="hybridMultilevel"/>
     <w:tmpl w:val="158028C4"/>
@@ -43027,7 +43952,7 @@
       </w:rPr>
     </w:lvl>
   </w:abstractNum>
-  <w:abstractNum w:abstractNumId="73" w15:restartNumberingAfterBreak="0">
+  <w:abstractNum w:abstractNumId="74" w15:restartNumberingAfterBreak="0">
     <w:nsid w:val="452C5C68"/>
     <w:multiLevelType w:val="multilevel"/>
     <w:tmpl w:val="7A6261AE"/>
@@ -43176,7 +44101,7 @@
       </w:rPr>
     </w:lvl>
   </w:abstractNum>
-  <w:abstractNum w:abstractNumId="74" w15:restartNumberingAfterBreak="0">
+  <w:abstractNum w:abstractNumId="75" w15:restartNumberingAfterBreak="0">
     <w:nsid w:val="4565660E"/>
     <w:multiLevelType w:val="multilevel"/>
     <w:tmpl w:val="E9004332"/>
@@ -43286,93 +44211,6 @@
           <w:tab w:val="num" w:pos="6480"/>
         </w:tabs>
         <w:ind w:left="6480" w:hanging="360"/>
-      </w:pPr>
-    </w:lvl>
-  </w:abstractNum>
-  <w:abstractNum w:abstractNumId="75" w15:restartNumberingAfterBreak="0">
-    <w:nsid w:val="489D7428"/>
-    <w:multiLevelType w:val="hybridMultilevel"/>
-    <w:tmpl w:val="C120A0B6"/>
-    <w:name w:val="__API_DOC_SQUARE_BULLET__222"/>
-    <w:lvl w:ilvl="0" w:tplc="0409000F">
-      <w:start w:val="1"/>
-      <w:numFmt w:val="decimal"/>
-      <w:lvlText w:val="%1."/>
-      <w:lvlJc w:val="left"/>
-      <w:pPr>
-        <w:ind w:left="440" w:hanging="440"/>
-      </w:pPr>
-    </w:lvl>
-    <w:lvl w:ilvl="1" w:tplc="04090017" w:tentative="1">
-      <w:start w:val="1"/>
-      <w:numFmt w:val="aiueoFullWidth"/>
-      <w:lvlText w:val="(%2)"/>
-      <w:lvlJc w:val="left"/>
-      <w:pPr>
-        <w:ind w:left="880" w:hanging="440"/>
-      </w:pPr>
-    </w:lvl>
-    <w:lvl w:ilvl="2" w:tplc="04090011" w:tentative="1">
-      <w:start w:val="1"/>
-      <w:numFmt w:val="decimalEnclosedCircle"/>
-      <w:lvlText w:val="%3"/>
-      <w:lvlJc w:val="left"/>
-      <w:pPr>
-        <w:ind w:left="1320" w:hanging="440"/>
-      </w:pPr>
-    </w:lvl>
-    <w:lvl w:ilvl="3" w:tplc="0409000F" w:tentative="1">
-      <w:start w:val="1"/>
-      <w:numFmt w:val="decimal"/>
-      <w:lvlText w:val="%4."/>
-      <w:lvlJc w:val="left"/>
-      <w:pPr>
-        <w:ind w:left="1760" w:hanging="440"/>
-      </w:pPr>
-    </w:lvl>
-    <w:lvl w:ilvl="4" w:tplc="04090017" w:tentative="1">
-      <w:start w:val="1"/>
-      <w:numFmt w:val="aiueoFullWidth"/>
-      <w:lvlText w:val="(%5)"/>
-      <w:lvlJc w:val="left"/>
-      <w:pPr>
-        <w:ind w:left="2200" w:hanging="440"/>
-      </w:pPr>
-    </w:lvl>
-    <w:lvl w:ilvl="5" w:tplc="04090011" w:tentative="1">
-      <w:start w:val="1"/>
-      <w:numFmt w:val="decimalEnclosedCircle"/>
-      <w:lvlText w:val="%6"/>
-      <w:lvlJc w:val="left"/>
-      <w:pPr>
-        <w:ind w:left="2640" w:hanging="440"/>
-      </w:pPr>
-    </w:lvl>
-    <w:lvl w:ilvl="6" w:tplc="0409000F" w:tentative="1">
-      <w:start w:val="1"/>
-      <w:numFmt w:val="decimal"/>
-      <w:lvlText w:val="%7."/>
-      <w:lvlJc w:val="left"/>
-      <w:pPr>
-        <w:ind w:left="3080" w:hanging="440"/>
-      </w:pPr>
-    </w:lvl>
-    <w:lvl w:ilvl="7" w:tplc="04090017" w:tentative="1">
-      <w:start w:val="1"/>
-      <w:numFmt w:val="aiueoFullWidth"/>
-      <w:lvlText w:val="(%8)"/>
-      <w:lvlJc w:val="left"/>
-      <w:pPr>
-        <w:ind w:left="3520" w:hanging="440"/>
-      </w:pPr>
-    </w:lvl>
-    <w:lvl w:ilvl="8" w:tplc="04090011" w:tentative="1">
-      <w:start w:val="1"/>
-      <w:numFmt w:val="decimalEnclosedCircle"/>
-      <w:lvlText w:val="%9"/>
-      <w:lvlJc w:val="left"/>
-      <w:pPr>
-        <w:ind w:left="3960" w:hanging="440"/>
       </w:pPr>
     </w:lvl>
   </w:abstractNum>
@@ -44752,6 +45590,93 @@
     </w:lvl>
   </w:abstractNum>
   <w:abstractNum w:abstractNumId="88" w15:restartNumberingAfterBreak="0">
+    <w:nsid w:val="53B33B18"/>
+    <w:multiLevelType w:val="hybridMultilevel"/>
+    <w:tmpl w:val="7564EEE0"/>
+    <w:name w:val="__API_DOC_SQUARE_BULLET__2222222"/>
+    <w:lvl w:ilvl="0" w:tplc="0409000F">
+      <w:start w:val="1"/>
+      <w:numFmt w:val="decimal"/>
+      <w:lvlText w:val="%1."/>
+      <w:lvlJc w:val="left"/>
+      <w:pPr>
+        <w:ind w:left="440" w:hanging="440"/>
+      </w:pPr>
+    </w:lvl>
+    <w:lvl w:ilvl="1" w:tplc="04090017" w:tentative="1">
+      <w:start w:val="1"/>
+      <w:numFmt w:val="aiueoFullWidth"/>
+      <w:lvlText w:val="(%2)"/>
+      <w:lvlJc w:val="left"/>
+      <w:pPr>
+        <w:ind w:left="880" w:hanging="440"/>
+      </w:pPr>
+    </w:lvl>
+    <w:lvl w:ilvl="2" w:tplc="04090011" w:tentative="1">
+      <w:start w:val="1"/>
+      <w:numFmt w:val="decimalEnclosedCircle"/>
+      <w:lvlText w:val="%3"/>
+      <w:lvlJc w:val="left"/>
+      <w:pPr>
+        <w:ind w:left="1320" w:hanging="440"/>
+      </w:pPr>
+    </w:lvl>
+    <w:lvl w:ilvl="3" w:tplc="0409000F" w:tentative="1">
+      <w:start w:val="1"/>
+      <w:numFmt w:val="decimal"/>
+      <w:lvlText w:val="%4."/>
+      <w:lvlJc w:val="left"/>
+      <w:pPr>
+        <w:ind w:left="1760" w:hanging="440"/>
+      </w:pPr>
+    </w:lvl>
+    <w:lvl w:ilvl="4" w:tplc="04090017" w:tentative="1">
+      <w:start w:val="1"/>
+      <w:numFmt w:val="aiueoFullWidth"/>
+      <w:lvlText w:val="(%5)"/>
+      <w:lvlJc w:val="left"/>
+      <w:pPr>
+        <w:ind w:left="2200" w:hanging="440"/>
+      </w:pPr>
+    </w:lvl>
+    <w:lvl w:ilvl="5" w:tplc="04090011" w:tentative="1">
+      <w:start w:val="1"/>
+      <w:numFmt w:val="decimalEnclosedCircle"/>
+      <w:lvlText w:val="%6"/>
+      <w:lvlJc w:val="left"/>
+      <w:pPr>
+        <w:ind w:left="2640" w:hanging="440"/>
+      </w:pPr>
+    </w:lvl>
+    <w:lvl w:ilvl="6" w:tplc="0409000F" w:tentative="1">
+      <w:start w:val="1"/>
+      <w:numFmt w:val="decimal"/>
+      <w:lvlText w:val="%7."/>
+      <w:lvlJc w:val="left"/>
+      <w:pPr>
+        <w:ind w:left="3080" w:hanging="440"/>
+      </w:pPr>
+    </w:lvl>
+    <w:lvl w:ilvl="7" w:tplc="04090017" w:tentative="1">
+      <w:start w:val="1"/>
+      <w:numFmt w:val="aiueoFullWidth"/>
+      <w:lvlText w:val="(%8)"/>
+      <w:lvlJc w:val="left"/>
+      <w:pPr>
+        <w:ind w:left="3520" w:hanging="440"/>
+      </w:pPr>
+    </w:lvl>
+    <w:lvl w:ilvl="8" w:tplc="04090011" w:tentative="1">
+      <w:start w:val="1"/>
+      <w:numFmt w:val="decimalEnclosedCircle"/>
+      <w:lvlText w:val="%9"/>
+      <w:lvlJc w:val="left"/>
+      <w:pPr>
+        <w:ind w:left="3960" w:hanging="440"/>
+      </w:pPr>
+    </w:lvl>
+  </w:abstractNum>
+  <w:abstractNum w:abstractNumId="89" w15:restartNumberingAfterBreak="0">
     <w:nsid w:val="544A63CF"/>
     <w:multiLevelType w:val="hybridMultilevel"/>
     <w:tmpl w:val="7D50F8D0"/>
@@ -44843,7 +45768,7 @@
       </w:pPr>
     </w:lvl>
   </w:abstractNum>
-  <w:abstractNum w:abstractNumId="89" w15:restartNumberingAfterBreak="0">
+  <w:abstractNum w:abstractNumId="90" w15:restartNumberingAfterBreak="0">
     <w:nsid w:val="54B27B66"/>
     <w:multiLevelType w:val="multilevel"/>
     <w:tmpl w:val="C188F960"/>
@@ -44957,7 +45882,7 @@
       </w:rPr>
     </w:lvl>
   </w:abstractNum>
-  <w:abstractNum w:abstractNumId="90" w15:restartNumberingAfterBreak="0">
+  <w:abstractNum w:abstractNumId="91" w15:restartNumberingAfterBreak="0">
     <w:nsid w:val="54D81CE0"/>
     <w:multiLevelType w:val="multilevel"/>
     <w:tmpl w:val="BD8AF998"/>
@@ -45071,7 +45996,7 @@
       </w:rPr>
     </w:lvl>
   </w:abstractNum>
-  <w:abstractNum w:abstractNumId="91" w15:restartNumberingAfterBreak="0">
+  <w:abstractNum w:abstractNumId="92" w15:restartNumberingAfterBreak="0">
     <w:nsid w:val="56D50314"/>
     <w:multiLevelType w:val="hybridMultilevel"/>
     <w:tmpl w:val="56207F00"/>
@@ -45184,7 +46109,7 @@
       </w:rPr>
     </w:lvl>
   </w:abstractNum>
-  <w:abstractNum w:abstractNumId="92" w15:restartNumberingAfterBreak="0">
+  <w:abstractNum w:abstractNumId="93" w15:restartNumberingAfterBreak="0">
     <w:nsid w:val="58CD00FF"/>
     <w:multiLevelType w:val="hybridMultilevel"/>
     <w:tmpl w:val="D70C9DFE"/>
@@ -45297,7 +46222,7 @@
       </w:rPr>
     </w:lvl>
   </w:abstractNum>
-  <w:abstractNum w:abstractNumId="93" w15:restartNumberingAfterBreak="0">
+  <w:abstractNum w:abstractNumId="94" w15:restartNumberingAfterBreak="0">
     <w:nsid w:val="5A5525DA"/>
     <w:multiLevelType w:val="hybridMultilevel"/>
     <w:tmpl w:val="44F01D84"/>
@@ -45410,7 +46335,7 @@
       </w:rPr>
     </w:lvl>
   </w:abstractNum>
-  <w:abstractNum w:abstractNumId="94" w15:restartNumberingAfterBreak="0">
+  <w:abstractNum w:abstractNumId="95" w15:restartNumberingAfterBreak="0">
     <w:nsid w:val="5BF57D0E"/>
     <w:multiLevelType w:val="hybridMultilevel"/>
     <w:tmpl w:val="A894E476"/>
@@ -45523,7 +46448,7 @@
       </w:rPr>
     </w:lvl>
   </w:abstractNum>
-  <w:abstractNum w:abstractNumId="95" w15:restartNumberingAfterBreak="0">
+  <w:abstractNum w:abstractNumId="96" w15:restartNumberingAfterBreak="0">
     <w:nsid w:val="5DCA614C"/>
     <w:multiLevelType w:val="hybridMultilevel"/>
     <w:tmpl w:val="0E925240"/>
@@ -45636,7 +46561,7 @@
       </w:rPr>
     </w:lvl>
   </w:abstractNum>
-  <w:abstractNum w:abstractNumId="96" w15:restartNumberingAfterBreak="0">
+  <w:abstractNum w:abstractNumId="97" w15:restartNumberingAfterBreak="0">
     <w:nsid w:val="5DF3041A"/>
     <w:multiLevelType w:val="hybridMultilevel"/>
     <w:tmpl w:val="2818AE68"/>
@@ -45749,7 +46674,7 @@
       </w:rPr>
     </w:lvl>
   </w:abstractNum>
-  <w:abstractNum w:abstractNumId="97" w15:restartNumberingAfterBreak="0">
+  <w:abstractNum w:abstractNumId="98" w15:restartNumberingAfterBreak="0">
     <w:nsid w:val="5EB168C1"/>
     <w:multiLevelType w:val="hybridMultilevel"/>
     <w:tmpl w:val="253A726E"/>
@@ -45862,7 +46787,7 @@
       </w:rPr>
     </w:lvl>
   </w:abstractNum>
-  <w:abstractNum w:abstractNumId="98" w15:restartNumberingAfterBreak="0">
+  <w:abstractNum w:abstractNumId="99" w15:restartNumberingAfterBreak="0">
     <w:nsid w:val="609F050F"/>
     <w:multiLevelType w:val="hybridMultilevel"/>
     <w:tmpl w:val="A0BCC050"/>
@@ -45975,7 +46900,7 @@
       </w:rPr>
     </w:lvl>
   </w:abstractNum>
-  <w:abstractNum w:abstractNumId="99" w15:restartNumberingAfterBreak="0">
+  <w:abstractNum w:abstractNumId="100" w15:restartNumberingAfterBreak="0">
     <w:nsid w:val="619B4102"/>
     <w:multiLevelType w:val="multilevel"/>
     <w:tmpl w:val="5862218A"/>
@@ -46089,7 +47014,7 @@
       </w:rPr>
     </w:lvl>
   </w:abstractNum>
-  <w:abstractNum w:abstractNumId="100" w15:restartNumberingAfterBreak="0">
+  <w:abstractNum w:abstractNumId="101" w15:restartNumberingAfterBreak="0">
     <w:nsid w:val="62E708FD"/>
     <w:multiLevelType w:val="hybridMultilevel"/>
     <w:tmpl w:val="0DEA3BDE"/>
@@ -46202,7 +47127,7 @@
       </w:rPr>
     </w:lvl>
   </w:abstractNum>
-  <w:abstractNum w:abstractNumId="101" w15:restartNumberingAfterBreak="0">
+  <w:abstractNum w:abstractNumId="102" w15:restartNumberingAfterBreak="0">
     <w:nsid w:val="631B43AC"/>
     <w:multiLevelType w:val="hybridMultilevel"/>
     <w:tmpl w:val="D36EB08E"/>
@@ -46315,7 +47240,7 @@
       </w:rPr>
     </w:lvl>
   </w:abstractNum>
-  <w:abstractNum w:abstractNumId="102" w15:restartNumberingAfterBreak="0">
+  <w:abstractNum w:abstractNumId="103" w15:restartNumberingAfterBreak="0">
     <w:nsid w:val="636328EB"/>
     <w:multiLevelType w:val="hybridMultilevel"/>
     <w:tmpl w:val="D17042BA"/>
@@ -46426,93 +47351,6 @@
       <w:rPr>
         <w:rFonts w:ascii="Meiryo UI" w:hAnsi="Meiryo UI" w:eastAsia="Meiryo UI" w:cs="Meiryo UI" w:hint="default"/>
       </w:rPr>
-    </w:lvl>
-  </w:abstractNum>
-  <w:abstractNum w:abstractNumId="103" w15:restartNumberingAfterBreak="0">
-    <w:nsid w:val="666F0F01"/>
-    <w:multiLevelType w:val="hybridMultilevel"/>
-    <w:tmpl w:val="8294CDF0"/>
-    <w:name w:val="__API_DOC_SQUARE_BULLET__22222"/>
-    <w:lvl w:ilvl="0" w:tplc="0409000F">
-      <w:start w:val="1"/>
-      <w:numFmt w:val="decimal"/>
-      <w:lvlText w:val="%1."/>
-      <w:lvlJc w:val="left"/>
-      <w:pPr>
-        <w:ind w:left="440" w:hanging="440"/>
-      </w:pPr>
-    </w:lvl>
-    <w:lvl w:ilvl="1" w:tplc="04090017" w:tentative="1">
-      <w:start w:val="1"/>
-      <w:numFmt w:val="aiueoFullWidth"/>
-      <w:lvlText w:val="(%2)"/>
-      <w:lvlJc w:val="left"/>
-      <w:pPr>
-        <w:ind w:left="880" w:hanging="440"/>
-      </w:pPr>
-    </w:lvl>
-    <w:lvl w:ilvl="2" w:tplc="04090011" w:tentative="1">
-      <w:start w:val="1"/>
-      <w:numFmt w:val="decimalEnclosedCircle"/>
-      <w:lvlText w:val="%3"/>
-      <w:lvlJc w:val="left"/>
-      <w:pPr>
-        <w:ind w:left="1320" w:hanging="440"/>
-      </w:pPr>
-    </w:lvl>
-    <w:lvl w:ilvl="3" w:tplc="0409000F" w:tentative="1">
-      <w:start w:val="1"/>
-      <w:numFmt w:val="decimal"/>
-      <w:lvlText w:val="%4."/>
-      <w:lvlJc w:val="left"/>
-      <w:pPr>
-        <w:ind w:left="1760" w:hanging="440"/>
-      </w:pPr>
-    </w:lvl>
-    <w:lvl w:ilvl="4" w:tplc="04090017" w:tentative="1">
-      <w:start w:val="1"/>
-      <w:numFmt w:val="aiueoFullWidth"/>
-      <w:lvlText w:val="(%5)"/>
-      <w:lvlJc w:val="left"/>
-      <w:pPr>
-        <w:ind w:left="2200" w:hanging="440"/>
-      </w:pPr>
-    </w:lvl>
-    <w:lvl w:ilvl="5" w:tplc="04090011" w:tentative="1">
-      <w:start w:val="1"/>
-      <w:numFmt w:val="decimalEnclosedCircle"/>
-      <w:lvlText w:val="%6"/>
-      <w:lvlJc w:val="left"/>
-      <w:pPr>
-        <w:ind w:left="2640" w:hanging="440"/>
-      </w:pPr>
-    </w:lvl>
-    <w:lvl w:ilvl="6" w:tplc="0409000F" w:tentative="1">
-      <w:start w:val="1"/>
-      <w:numFmt w:val="decimal"/>
-      <w:lvlText w:val="%7."/>
-      <w:lvlJc w:val="left"/>
-      <w:pPr>
-        <w:ind w:left="3080" w:hanging="440"/>
-      </w:pPr>
-    </w:lvl>
-    <w:lvl w:ilvl="7" w:tplc="04090017" w:tentative="1">
-      <w:start w:val="1"/>
-      <w:numFmt w:val="aiueoFullWidth"/>
-      <w:lvlText w:val="(%8)"/>
-      <w:lvlJc w:val="left"/>
-      <w:pPr>
-        <w:ind w:left="3520" w:hanging="440"/>
-      </w:pPr>
-    </w:lvl>
-    <w:lvl w:ilvl="8" w:tplc="04090011" w:tentative="1">
-      <w:start w:val="1"/>
-      <w:numFmt w:val="decimalEnclosedCircle"/>
-      <w:lvlText w:val="%9"/>
-      <w:lvlJc w:val="left"/>
-      <w:pPr>
-        <w:ind w:left="3960" w:hanging="440"/>
-      </w:pPr>
     </w:lvl>
   </w:abstractNum>
   <w:abstractNum w:abstractNumId="104" w15:restartNumberingAfterBreak="0">
@@ -47174,6 +48012,21 @@
     </w:lvl>
   </w:abstractNum>
   <w:abstractNum w:abstractNumId="110" w15:restartNumberingAfterBreak="0">
+    <w:nsid w:val="70AD6420"/>
+    <w:multiLevelType w:val="singleLevel"/>
+    <w:tmpl w:val="0409000F"/>
+    <w:name w:val="__API_DOC_SQUARE_BULLET__"/>
+    <w:lvl w:ilvl="0">
+      <w:start w:val="1"/>
+      <w:numFmt w:val="decimal"/>
+      <w:lvlText w:val="%1."/>
+      <w:lvlJc w:val="left"/>
+      <w:pPr>
+        <w:ind w:left="440" w:hanging="440"/>
+      </w:pPr>
+    </w:lvl>
+  </w:abstractNum>
+  <w:abstractNum w:abstractNumId="111" w15:restartNumberingAfterBreak="0">
     <w:nsid w:val="715A55EB"/>
     <w:multiLevelType w:val="hybridMultilevel"/>
     <w:tmpl w:val="E48A019C"/>
@@ -47259,7 +48112,7 @@
       </w:pPr>
     </w:lvl>
   </w:abstractNum>
-  <w:abstractNum w:abstractNumId="111" w15:restartNumberingAfterBreak="0">
+  <w:abstractNum w:abstractNumId="112" w15:restartNumberingAfterBreak="0">
     <w:nsid w:val="71AD4B0C"/>
     <w:multiLevelType w:val="hybridMultilevel"/>
     <w:tmpl w:val="C052AAB6"/>
@@ -47372,7 +48225,7 @@
       </w:rPr>
     </w:lvl>
   </w:abstractNum>
-  <w:abstractNum w:abstractNumId="112" w15:restartNumberingAfterBreak="0">
+  <w:abstractNum w:abstractNumId="113" w15:restartNumberingAfterBreak="0">
     <w:nsid w:val="733804CA"/>
     <w:multiLevelType w:val="hybridMultilevel"/>
     <w:tmpl w:val="CA0264DE"/>
@@ -47485,7 +48338,94 @@
       </w:rPr>
     </w:lvl>
   </w:abstractNum>
-  <w:abstractNum w:abstractNumId="113" w15:restartNumberingAfterBreak="0">
+  <w:abstractNum w:abstractNumId="114" w15:restartNumberingAfterBreak="0">
+    <w:nsid w:val="77484930"/>
+    <w:multiLevelType w:val="hybridMultilevel"/>
+    <w:tmpl w:val="DD7A27B2"/>
+    <w:name w:val="__API_DOC_SQUARE_BULLET__22222"/>
+    <w:lvl w:ilvl="0" w:tplc="0409000F">
+      <w:start w:val="1"/>
+      <w:numFmt w:val="decimal"/>
+      <w:lvlText w:val="%1."/>
+      <w:lvlJc w:val="left"/>
+      <w:pPr>
+        <w:ind w:left="440" w:hanging="440"/>
+      </w:pPr>
+    </w:lvl>
+    <w:lvl w:ilvl="1" w:tplc="04090017" w:tentative="1">
+      <w:start w:val="1"/>
+      <w:numFmt w:val="aiueoFullWidth"/>
+      <w:lvlText w:val="(%2)"/>
+      <w:lvlJc w:val="left"/>
+      <w:pPr>
+        <w:ind w:left="880" w:hanging="440"/>
+      </w:pPr>
+    </w:lvl>
+    <w:lvl w:ilvl="2" w:tplc="04090011" w:tentative="1">
+      <w:start w:val="1"/>
+      <w:numFmt w:val="decimalEnclosedCircle"/>
+      <w:lvlText w:val="%3"/>
+      <w:lvlJc w:val="left"/>
+      <w:pPr>
+        <w:ind w:left="1320" w:hanging="440"/>
+      </w:pPr>
+    </w:lvl>
+    <w:lvl w:ilvl="3" w:tplc="0409000F" w:tentative="1">
+      <w:start w:val="1"/>
+      <w:numFmt w:val="decimal"/>
+      <w:lvlText w:val="%4."/>
+      <w:lvlJc w:val="left"/>
+      <w:pPr>
+        <w:ind w:left="1760" w:hanging="440"/>
+      </w:pPr>
+    </w:lvl>
+    <w:lvl w:ilvl="4" w:tplc="04090017" w:tentative="1">
+      <w:start w:val="1"/>
+      <w:numFmt w:val="aiueoFullWidth"/>
+      <w:lvlText w:val="(%5)"/>
+      <w:lvlJc w:val="left"/>
+      <w:pPr>
+        <w:ind w:left="2200" w:hanging="440"/>
+      </w:pPr>
+    </w:lvl>
+    <w:lvl w:ilvl="5" w:tplc="04090011" w:tentative="1">
+      <w:start w:val="1"/>
+      <w:numFmt w:val="decimalEnclosedCircle"/>
+      <w:lvlText w:val="%6"/>
+      <w:lvlJc w:val="left"/>
+      <w:pPr>
+        <w:ind w:left="2640" w:hanging="440"/>
+      </w:pPr>
+    </w:lvl>
+    <w:lvl w:ilvl="6" w:tplc="0409000F" w:tentative="1">
+      <w:start w:val="1"/>
+      <w:numFmt w:val="decimal"/>
+      <w:lvlText w:val="%7."/>
+      <w:lvlJc w:val="left"/>
+      <w:pPr>
+        <w:ind w:left="3080" w:hanging="440"/>
+      </w:pPr>
+    </w:lvl>
+    <w:lvl w:ilvl="7" w:tplc="04090017" w:tentative="1">
+      <w:start w:val="1"/>
+      <w:numFmt w:val="aiueoFullWidth"/>
+      <w:lvlText w:val="(%8)"/>
+      <w:lvlJc w:val="left"/>
+      <w:pPr>
+        <w:ind w:left="3520" w:hanging="440"/>
+      </w:pPr>
+    </w:lvl>
+    <w:lvl w:ilvl="8" w:tplc="04090011" w:tentative="1">
+      <w:start w:val="1"/>
+      <w:numFmt w:val="decimalEnclosedCircle"/>
+      <w:lvlText w:val="%9"/>
+      <w:lvlJc w:val="left"/>
+      <w:pPr>
+        <w:ind w:left="3960" w:hanging="440"/>
+      </w:pPr>
+    </w:lvl>
+  </w:abstractNum>
+  <w:abstractNum w:abstractNumId="115" w15:restartNumberingAfterBreak="0">
     <w:nsid w:val="77E84DEC"/>
     <w:multiLevelType w:val="hybridMultilevel"/>
     <w:tmpl w:val="2D28DC4E"/>
@@ -47598,22 +48538,7 @@
       </w:rPr>
     </w:lvl>
   </w:abstractNum>
-  <w:abstractNum w:abstractNumId="114" w15:restartNumberingAfterBreak="0">
-    <w:nsid w:val="79993839"/>
-    <w:multiLevelType w:val="singleLevel"/>
-    <w:tmpl w:val="0409000F"/>
-    <w:name w:val="__API_DOC_SQUARE_BULLET__"/>
-    <w:lvl w:ilvl="0">
-      <w:start w:val="1"/>
-      <w:numFmt w:val="decimal"/>
-      <w:lvlText w:val="%1."/>
-      <w:lvlJc w:val="left"/>
-      <w:pPr>
-        <w:ind w:left="440" w:hanging="440"/>
-      </w:pPr>
-    </w:lvl>
-  </w:abstractNum>
-  <w:abstractNum w:abstractNumId="115" w15:restartNumberingAfterBreak="0">
+  <w:abstractNum w:abstractNumId="116" w15:restartNumberingAfterBreak="0">
     <w:nsid w:val="79A62814"/>
     <w:multiLevelType w:val="multilevel"/>
     <w:tmpl w:val="BD8AF998"/>
@@ -47725,93 +48650,6 @@
       <w:rPr>
         <w:u w:val="none"/>
       </w:rPr>
-    </w:lvl>
-  </w:abstractNum>
-  <w:abstractNum w:abstractNumId="116" w15:restartNumberingAfterBreak="0">
-    <w:nsid w:val="79E80E4A"/>
-    <w:multiLevelType w:val="hybridMultilevel"/>
-    <w:tmpl w:val="A55C2CE8"/>
-    <w:name w:val="__API_DOC_SQUARE_BULLET__2222222"/>
-    <w:lvl w:ilvl="0" w:tplc="0409000F">
-      <w:start w:val="1"/>
-      <w:numFmt w:val="decimal"/>
-      <w:lvlText w:val="%1."/>
-      <w:lvlJc w:val="left"/>
-      <w:pPr>
-        <w:ind w:left="440" w:hanging="440"/>
-      </w:pPr>
-    </w:lvl>
-    <w:lvl w:ilvl="1" w:tplc="04090017" w:tentative="1">
-      <w:start w:val="1"/>
-      <w:numFmt w:val="aiueoFullWidth"/>
-      <w:lvlText w:val="(%2)"/>
-      <w:lvlJc w:val="left"/>
-      <w:pPr>
-        <w:ind w:left="880" w:hanging="440"/>
-      </w:pPr>
-    </w:lvl>
-    <w:lvl w:ilvl="2" w:tplc="04090011" w:tentative="1">
-      <w:start w:val="1"/>
-      <w:numFmt w:val="decimalEnclosedCircle"/>
-      <w:lvlText w:val="%3"/>
-      <w:lvlJc w:val="left"/>
-      <w:pPr>
-        <w:ind w:left="1320" w:hanging="440"/>
-      </w:pPr>
-    </w:lvl>
-    <w:lvl w:ilvl="3" w:tplc="0409000F" w:tentative="1">
-      <w:start w:val="1"/>
-      <w:numFmt w:val="decimal"/>
-      <w:lvlText w:val="%4."/>
-      <w:lvlJc w:val="left"/>
-      <w:pPr>
-        <w:ind w:left="1760" w:hanging="440"/>
-      </w:pPr>
-    </w:lvl>
-    <w:lvl w:ilvl="4" w:tplc="04090017" w:tentative="1">
-      <w:start w:val="1"/>
-      <w:numFmt w:val="aiueoFullWidth"/>
-      <w:lvlText w:val="(%5)"/>
-      <w:lvlJc w:val="left"/>
-      <w:pPr>
-        <w:ind w:left="2200" w:hanging="440"/>
-      </w:pPr>
-    </w:lvl>
-    <w:lvl w:ilvl="5" w:tplc="04090011" w:tentative="1">
-      <w:start w:val="1"/>
-      <w:numFmt w:val="decimalEnclosedCircle"/>
-      <w:lvlText w:val="%6"/>
-      <w:lvlJc w:val="left"/>
-      <w:pPr>
-        <w:ind w:left="2640" w:hanging="440"/>
-      </w:pPr>
-    </w:lvl>
-    <w:lvl w:ilvl="6" w:tplc="0409000F" w:tentative="1">
-      <w:start w:val="1"/>
-      <w:numFmt w:val="decimal"/>
-      <w:lvlText w:val="%7."/>
-      <w:lvlJc w:val="left"/>
-      <w:pPr>
-        <w:ind w:left="3080" w:hanging="440"/>
-      </w:pPr>
-    </w:lvl>
-    <w:lvl w:ilvl="7" w:tplc="04090017" w:tentative="1">
-      <w:start w:val="1"/>
-      <w:numFmt w:val="aiueoFullWidth"/>
-      <w:lvlText w:val="(%8)"/>
-      <w:lvlJc w:val="left"/>
-      <w:pPr>
-        <w:ind w:left="3520" w:hanging="440"/>
-      </w:pPr>
-    </w:lvl>
-    <w:lvl w:ilvl="8" w:tplc="04090011" w:tentative="1">
-      <w:start w:val="1"/>
-      <w:numFmt w:val="decimalEnclosedCircle"/>
-      <w:lvlText w:val="%9"/>
-      <w:lvlJc w:val="left"/>
-      <w:pPr>
-        <w:ind w:left="3960" w:hanging="440"/>
-      </w:pPr>
     </w:lvl>
   </w:abstractNum>
   <w:abstractNum w:abstractNumId="117" w15:restartNumberingAfterBreak="0">
@@ -48530,6 +49368,93 @@
     </w:lvl>
   </w:abstractNum>
   <w:abstractNum w:abstractNumId="123" w15:restartNumberingAfterBreak="0">
+    <w:nsid w:val="7BB36767"/>
+    <w:multiLevelType w:val="hybridMultilevel"/>
+    <w:tmpl w:val="45C4EDC6"/>
+    <w:name w:val="__API_DOC_SQUARE_BULLET__2222"/>
+    <w:lvl w:ilvl="0" w:tplc="0409000F">
+      <w:start w:val="1"/>
+      <w:numFmt w:val="decimal"/>
+      <w:lvlText w:val="%1."/>
+      <w:lvlJc w:val="left"/>
+      <w:pPr>
+        <w:ind w:left="440" w:hanging="440"/>
+      </w:pPr>
+    </w:lvl>
+    <w:lvl w:ilvl="1" w:tplc="04090017" w:tentative="1">
+      <w:start w:val="1"/>
+      <w:numFmt w:val="aiueoFullWidth"/>
+      <w:lvlText w:val="(%2)"/>
+      <w:lvlJc w:val="left"/>
+      <w:pPr>
+        <w:ind w:left="880" w:hanging="440"/>
+      </w:pPr>
+    </w:lvl>
+    <w:lvl w:ilvl="2" w:tplc="04090011" w:tentative="1">
+      <w:start w:val="1"/>
+      <w:numFmt w:val="decimalEnclosedCircle"/>
+      <w:lvlText w:val="%3"/>
+      <w:lvlJc w:val="left"/>
+      <w:pPr>
+        <w:ind w:left="1320" w:hanging="440"/>
+      </w:pPr>
+    </w:lvl>
+    <w:lvl w:ilvl="3" w:tplc="0409000F" w:tentative="1">
+      <w:start w:val="1"/>
+      <w:numFmt w:val="decimal"/>
+      <w:lvlText w:val="%4."/>
+      <w:lvlJc w:val="left"/>
+      <w:pPr>
+        <w:ind w:left="1760" w:hanging="440"/>
+      </w:pPr>
+    </w:lvl>
+    <w:lvl w:ilvl="4" w:tplc="04090017" w:tentative="1">
+      <w:start w:val="1"/>
+      <w:numFmt w:val="aiueoFullWidth"/>
+      <w:lvlText w:val="(%5)"/>
+      <w:lvlJc w:val="left"/>
+      <w:pPr>
+        <w:ind w:left="2200" w:hanging="440"/>
+      </w:pPr>
+    </w:lvl>
+    <w:lvl w:ilvl="5" w:tplc="04090011" w:tentative="1">
+      <w:start w:val="1"/>
+      <w:numFmt w:val="decimalEnclosedCircle"/>
+      <w:lvlText w:val="%6"/>
+      <w:lvlJc w:val="left"/>
+      <w:pPr>
+        <w:ind w:left="2640" w:hanging="440"/>
+      </w:pPr>
+    </w:lvl>
+    <w:lvl w:ilvl="6" w:tplc="0409000F" w:tentative="1">
+      <w:start w:val="1"/>
+      <w:numFmt w:val="decimal"/>
+      <w:lvlText w:val="%7."/>
+      <w:lvlJc w:val="left"/>
+      <w:pPr>
+        <w:ind w:left="3080" w:hanging="440"/>
+      </w:pPr>
+    </w:lvl>
+    <w:lvl w:ilvl="7" w:tplc="04090017" w:tentative="1">
+      <w:start w:val="1"/>
+      <w:numFmt w:val="aiueoFullWidth"/>
+      <w:lvlText w:val="(%8)"/>
+      <w:lvlJc w:val="left"/>
+      <w:pPr>
+        <w:ind w:left="3520" w:hanging="440"/>
+      </w:pPr>
+    </w:lvl>
+    <w:lvl w:ilvl="8" w:tplc="04090011" w:tentative="1">
+      <w:start w:val="1"/>
+      <w:numFmt w:val="decimalEnclosedCircle"/>
+      <w:lvlText w:val="%9"/>
+      <w:lvlJc w:val="left"/>
+      <w:pPr>
+        <w:ind w:left="3960" w:hanging="440"/>
+      </w:pPr>
+    </w:lvl>
+  </w:abstractNum>
+  <w:abstractNum w:abstractNumId="124" w15:restartNumberingAfterBreak="0">
     <w:nsid w:val="7BD7455E"/>
     <w:multiLevelType w:val="multilevel"/>
     <w:tmpl w:val="BD8AF998"/>
@@ -48643,7 +49568,7 @@
       </w:rPr>
     </w:lvl>
   </w:abstractNum>
-  <w:abstractNum w:abstractNumId="124" w15:restartNumberingAfterBreak="0">
+  <w:abstractNum w:abstractNumId="125" w15:restartNumberingAfterBreak="0">
     <w:nsid w:val="7D2E1DAF"/>
     <w:multiLevelType w:val="multilevel"/>
     <w:tmpl w:val="55283960"/>
@@ -48757,7 +49682,7 @@
       </w:rPr>
     </w:lvl>
   </w:abstractNum>
-  <w:abstractNum w:abstractNumId="125" w15:restartNumberingAfterBreak="0">
+  <w:abstractNum w:abstractNumId="126" w15:restartNumberingAfterBreak="0">
     <w:nsid w:val="7E9621D7"/>
     <w:multiLevelType w:val="multilevel"/>
     <w:tmpl w:val="B2D63CD8"/>
@@ -48871,7 +49796,7 @@
       </w:rPr>
     </w:lvl>
   </w:abstractNum>
-  <w:abstractNum w:abstractNumId="126" w15:restartNumberingAfterBreak="0">
+  <w:abstractNum w:abstractNumId="127" w15:restartNumberingAfterBreak="0">
     <w:nsid w:val="7F8E3190"/>
     <w:multiLevelType w:val="hybridMultilevel"/>
     <w:tmpl w:val="4734FE3E"/>
@@ -48984,7 +49909,7 @@
       </w:rPr>
     </w:lvl>
   </w:abstractNum>
-  <w:abstractNum w:abstractNumId="127" w15:restartNumberingAfterBreak="0">
+  <w:abstractNum w:abstractNumId="128" w15:restartNumberingAfterBreak="0">
     <w:nsid w:val="7FA23EF3"/>
     <w:multiLevelType w:val="hybridMultilevel"/>
     <w:tmpl w:val="78F4B402"/>
@@ -49098,37 +50023,37 @@
     </w:lvl>
   </w:abstractNum>
   <w:num w:numId="1" w16cid:durableId="1895119920">
-    <w:abstractNumId w:val="89"/>
+    <w:abstractNumId w:val="90"/>
   </w:num>
   <w:num w:numId="2" w16cid:durableId="1721661053">
-    <w:abstractNumId w:val="29"/>
+    <w:abstractNumId w:val="30"/>
   </w:num>
   <w:num w:numId="3" w16cid:durableId="629214803">
-    <w:abstractNumId w:val="55"/>
+    <w:abstractNumId w:val="57"/>
   </w:num>
   <w:num w:numId="4" w16cid:durableId="613826659">
-    <w:abstractNumId w:val="14"/>
+    <w:abstractNumId w:val="16"/>
   </w:num>
   <w:num w:numId="5" w16cid:durableId="157699857">
-    <w:abstractNumId w:val="20"/>
+    <w:abstractNumId w:val="22"/>
   </w:num>
   <w:num w:numId="6" w16cid:durableId="871307222">
-    <w:abstractNumId w:val="63"/>
+    <w:abstractNumId w:val="65"/>
   </w:num>
   <w:num w:numId="7" w16cid:durableId="1948467586">
-    <w:abstractNumId w:val="124"/>
+    <w:abstractNumId w:val="125"/>
   </w:num>
   <w:num w:numId="8" w16cid:durableId="1488398625">
-    <w:abstractNumId w:val="16"/>
+    <w:abstractNumId w:val="18"/>
   </w:num>
   <w:num w:numId="9" w16cid:durableId="1977947383">
-    <w:abstractNumId w:val="45"/>
+    <w:abstractNumId w:val="47"/>
   </w:num>
   <w:num w:numId="10" w16cid:durableId="567813234">
     <w:abstractNumId w:val="86"/>
   </w:num>
   <w:num w:numId="11" w16cid:durableId="751706831">
-    <w:abstractNumId w:val="35"/>
+    <w:abstractNumId w:val="37"/>
   </w:num>
   <w:num w:numId="12" w16cid:durableId="1299842437">
     <w:abstractNumId w:val="3"/>
@@ -49143,79 +50068,79 @@
     <w:abstractNumId w:val="1"/>
   </w:num>
   <w:num w:numId="16" w16cid:durableId="796678581">
-    <w:abstractNumId w:val="64"/>
+    <w:abstractNumId w:val="67"/>
   </w:num>
   <w:num w:numId="17" w16cid:durableId="1139297235">
-    <w:abstractNumId w:val="23"/>
+    <w:abstractNumId w:val="25"/>
   </w:num>
   <w:num w:numId="18" w16cid:durableId="1367219213">
-    <w:abstractNumId w:val="6"/>
+    <w:abstractNumId w:val="7"/>
   </w:num>
   <w:num w:numId="19" w16cid:durableId="399442700">
-    <w:abstractNumId w:val="56"/>
+    <w:abstractNumId w:val="58"/>
   </w:num>
   <w:num w:numId="20" w16cid:durableId="540439852">
-    <w:abstractNumId w:val="41"/>
+    <w:abstractNumId w:val="43"/>
   </w:num>
   <w:num w:numId="21" w16cid:durableId="599416316">
     <w:abstractNumId w:val="79"/>
   </w:num>
   <w:num w:numId="22" w16cid:durableId="268123330">
-    <w:abstractNumId w:val="125"/>
+    <w:abstractNumId w:val="126"/>
   </w:num>
   <w:num w:numId="23" w16cid:durableId="2020039216">
-    <w:abstractNumId w:val="8"/>
+    <w:abstractNumId w:val="9"/>
   </w:num>
   <w:num w:numId="24" w16cid:durableId="1902325943">
+    <w:abstractNumId w:val="41"/>
+  </w:num>
+  <w:num w:numId="25" w16cid:durableId="890503816">
+    <w:abstractNumId w:val="14"/>
+  </w:num>
+  <w:num w:numId="26" w16cid:durableId="1179537648">
     <w:abstractNumId w:val="39"/>
   </w:num>
-  <w:num w:numId="25" w16cid:durableId="890503816">
-    <w:abstractNumId w:val="11"/>
-  </w:num>
-  <w:num w:numId="26" w16cid:durableId="1179537648">
-    <w:abstractNumId w:val="37"/>
-  </w:num>
   <w:num w:numId="27" w16cid:durableId="1009914689">
-    <w:abstractNumId w:val="67"/>
+    <w:abstractNumId w:val="70"/>
   </w:num>
   <w:num w:numId="28" w16cid:durableId="2006276014">
-    <w:abstractNumId w:val="43"/>
+    <w:abstractNumId w:val="45"/>
   </w:num>
   <w:num w:numId="29" w16cid:durableId="2001542945">
-    <w:abstractNumId w:val="99"/>
+    <w:abstractNumId w:val="100"/>
   </w:num>
   <w:num w:numId="30" w16cid:durableId="1295526333">
-    <w:abstractNumId w:val="24"/>
+    <w:abstractNumId w:val="26"/>
   </w:num>
   <w:num w:numId="31" w16cid:durableId="1848910563">
-    <w:abstractNumId w:val="48"/>
+    <w:abstractNumId w:val="50"/>
   </w:num>
   <w:num w:numId="32" w16cid:durableId="633025239">
-    <w:abstractNumId w:val="15"/>
+    <w:abstractNumId w:val="17"/>
   </w:num>
   <w:num w:numId="33" w16cid:durableId="1226987589">
-    <w:abstractNumId w:val="30"/>
+    <w:abstractNumId w:val="31"/>
   </w:num>
   <w:num w:numId="34" w16cid:durableId="1593858252">
     <w:abstractNumId w:val="87"/>
   </w:num>
   <w:num w:numId="35" w16cid:durableId="1817641731">
-    <w:abstractNumId w:val="49"/>
+    <w:abstractNumId w:val="52"/>
   </w:num>
   <w:num w:numId="36" w16cid:durableId="1220291253">
-    <w:abstractNumId w:val="36"/>
+    <w:abstractNumId w:val="38"/>
   </w:num>
   <w:num w:numId="37" w16cid:durableId="2021812239">
-    <w:abstractNumId w:val="94"/>
+    <w:abstractNumId w:val="95"/>
   </w:num>
   <w:num w:numId="38" w16cid:durableId="936403793">
-    <w:abstractNumId w:val="97"/>
+    <w:abstractNumId w:val="98"/>
   </w:num>
   <w:num w:numId="39" w16cid:durableId="1020475569">
-    <w:abstractNumId w:val="38"/>
+    <w:abstractNumId w:val="40"/>
   </w:num>
   <w:num w:numId="40" w16cid:durableId="1441149847">
-    <w:abstractNumId w:val="101"/>
+    <w:abstractNumId w:val="102"/>
   </w:num>
   <w:num w:numId="41" w16cid:durableId="816651955">
     <w:abstractNumId w:val="121"/>
@@ -49224,10 +50149,10 @@
     <w:abstractNumId w:val="117"/>
   </w:num>
   <w:num w:numId="43" w16cid:durableId="1654723770">
-    <w:abstractNumId w:val="9"/>
+    <w:abstractNumId w:val="10"/>
   </w:num>
   <w:num w:numId="44" w16cid:durableId="344594421">
-    <w:abstractNumId w:val="74"/>
+    <w:abstractNumId w:val="75"/>
   </w:num>
   <w:num w:numId="45" w16cid:durableId="1001473824">
     <w:abstractNumId w:val="104"/>
@@ -49236,49 +50161,49 @@
     <w:abstractNumId w:val="118"/>
   </w:num>
   <w:num w:numId="47" w16cid:durableId="824278799">
-    <w:abstractNumId w:val="40"/>
+    <w:abstractNumId w:val="42"/>
   </w:num>
   <w:num w:numId="48" w16cid:durableId="211773052">
-    <w:abstractNumId w:val="34"/>
+    <w:abstractNumId w:val="36"/>
   </w:num>
   <w:num w:numId="49" w16cid:durableId="2060322769">
-    <w:abstractNumId w:val="21"/>
+    <w:abstractNumId w:val="23"/>
   </w:num>
   <w:num w:numId="50" w16cid:durableId="2024434123">
-    <w:abstractNumId w:val="102"/>
+    <w:abstractNumId w:val="103"/>
   </w:num>
   <w:num w:numId="51" w16cid:durableId="430054766">
-    <w:abstractNumId w:val="72"/>
+    <w:abstractNumId w:val="73"/>
   </w:num>
   <w:num w:numId="52" w16cid:durableId="1493258782">
     <w:abstractNumId w:val="2"/>
   </w:num>
   <w:num w:numId="53" w16cid:durableId="1356689606">
-    <w:abstractNumId w:val="57"/>
+    <w:abstractNumId w:val="59"/>
   </w:num>
   <w:num w:numId="54" w16cid:durableId="1310599660">
     <w:abstractNumId w:val="108"/>
   </w:num>
   <w:num w:numId="55" w16cid:durableId="2017686679">
-    <w:abstractNumId w:val="46"/>
+    <w:abstractNumId w:val="48"/>
   </w:num>
   <w:num w:numId="56" w16cid:durableId="1792165896">
-    <w:abstractNumId w:val="54"/>
+    <w:abstractNumId w:val="56"/>
   </w:num>
   <w:num w:numId="57" w16cid:durableId="1084956861">
-    <w:abstractNumId w:val="50"/>
+    <w:abstractNumId w:val="53"/>
   </w:num>
   <w:num w:numId="58" w16cid:durableId="1192956315">
-    <w:abstractNumId w:val="47"/>
+    <w:abstractNumId w:val="49"/>
   </w:num>
   <w:num w:numId="59" w16cid:durableId="23335512">
     <w:abstractNumId w:val="0"/>
   </w:num>
   <w:num w:numId="60" w16cid:durableId="678579156">
-    <w:abstractNumId w:val="62"/>
+    <w:abstractNumId w:val="64"/>
   </w:num>
   <w:num w:numId="61" w16cid:durableId="930889899">
-    <w:abstractNumId w:val="42"/>
+    <w:abstractNumId w:val="44"/>
   </w:num>
   <w:num w:numId="62" w16cid:durableId="998728586">
     <w:abstractNumId w:val="5"/>
@@ -49287,97 +50212,97 @@
     <w:abstractNumId w:val="109"/>
   </w:num>
   <w:num w:numId="64" w16cid:durableId="1535269810">
-    <w:abstractNumId w:val="19"/>
+    <w:abstractNumId w:val="21"/>
   </w:num>
   <w:num w:numId="65" w16cid:durableId="873078971">
-    <w:abstractNumId w:val="98"/>
+    <w:abstractNumId w:val="99"/>
   </w:num>
   <w:num w:numId="66" w16cid:durableId="1238856018">
-    <w:abstractNumId w:val="26"/>
+    <w:abstractNumId w:val="27"/>
   </w:num>
   <w:num w:numId="67" w16cid:durableId="1896162260">
     <w:abstractNumId w:val="119"/>
   </w:num>
   <w:num w:numId="68" w16cid:durableId="1463427849">
-    <w:abstractNumId w:val="73"/>
+    <w:abstractNumId w:val="74"/>
   </w:num>
   <w:num w:numId="69" w16cid:durableId="1602225572">
-    <w:abstractNumId w:val="68"/>
+    <w:abstractNumId w:val="71"/>
   </w:num>
   <w:num w:numId="70" w16cid:durableId="6296985">
-    <w:abstractNumId w:val="32"/>
+    <w:abstractNumId w:val="34"/>
   </w:num>
   <w:num w:numId="71" w16cid:durableId="643432889">
-    <w:abstractNumId w:val="71"/>
+    <w:abstractNumId w:val="72"/>
   </w:num>
   <w:num w:numId="72" w16cid:durableId="1970089783">
     <w:abstractNumId w:val="77"/>
   </w:num>
   <w:num w:numId="73" w16cid:durableId="429395771">
-    <w:abstractNumId w:val="52"/>
+    <w:abstractNumId w:val="54"/>
   </w:num>
   <w:num w:numId="74" w16cid:durableId="431363947">
-    <w:abstractNumId w:val="17"/>
+    <w:abstractNumId w:val="19"/>
   </w:num>
   <w:num w:numId="75" w16cid:durableId="991375419">
     <w:abstractNumId w:val="120"/>
   </w:num>
   <w:num w:numId="76" w16cid:durableId="1942831274">
+    <w:abstractNumId w:val="113"/>
+  </w:num>
+  <w:num w:numId="77" w16cid:durableId="1162238852">
+    <w:abstractNumId w:val="24"/>
+  </w:num>
+  <w:num w:numId="78" w16cid:durableId="1193108439">
+    <w:abstractNumId w:val="111"/>
+  </w:num>
+  <w:num w:numId="79" w16cid:durableId="1996687129">
     <w:abstractNumId w:val="112"/>
   </w:num>
-  <w:num w:numId="77" w16cid:durableId="1162238852">
-    <w:abstractNumId w:val="22"/>
-  </w:num>
-  <w:num w:numId="78" w16cid:durableId="1193108439">
-    <w:abstractNumId w:val="110"/>
-  </w:num>
-  <w:num w:numId="79" w16cid:durableId="1996687129">
-    <w:abstractNumId w:val="111"/>
-  </w:num>
   <w:num w:numId="80" w16cid:durableId="287246247">
-    <w:abstractNumId w:val="88"/>
+    <w:abstractNumId w:val="89"/>
   </w:num>
   <w:num w:numId="81" w16cid:durableId="1582329285">
     <w:abstractNumId w:val="76"/>
   </w:num>
   <w:num w:numId="82" w16cid:durableId="2006931237">
-    <w:abstractNumId w:val="126"/>
+    <w:abstractNumId w:val="127"/>
   </w:num>
   <w:num w:numId="83" w16cid:durableId="1081827351">
-    <w:abstractNumId w:val="44"/>
+    <w:abstractNumId w:val="46"/>
   </w:num>
   <w:num w:numId="84" w16cid:durableId="1619557906">
     <w:abstractNumId w:val="81"/>
   </w:num>
   <w:num w:numId="85" w16cid:durableId="1390687812">
-    <w:abstractNumId w:val="7"/>
+    <w:abstractNumId w:val="8"/>
   </w:num>
   <w:num w:numId="86" w16cid:durableId="1145119553">
-    <w:abstractNumId w:val="31"/>
+    <w:abstractNumId w:val="33"/>
   </w:num>
   <w:num w:numId="87" w16cid:durableId="1789471430">
-    <w:abstractNumId w:val="58"/>
+    <w:abstractNumId w:val="60"/>
   </w:num>
   <w:num w:numId="88" w16cid:durableId="1693263746">
     <w:abstractNumId w:val="106"/>
   </w:num>
   <w:num w:numId="89" w16cid:durableId="1677657953">
-    <w:abstractNumId w:val="60"/>
+    <w:abstractNumId w:val="62"/>
   </w:num>
   <w:num w:numId="90" w16cid:durableId="1539732009">
-    <w:abstractNumId w:val="90"/>
+    <w:abstractNumId w:val="91"/>
   </w:num>
   <w:num w:numId="91" w16cid:durableId="1928297778">
-    <w:abstractNumId w:val="53"/>
+    <w:abstractNumId w:val="55"/>
   </w:num>
   <w:num w:numId="92" w16cid:durableId="1540125761">
-    <w:abstractNumId w:val="61"/>
+    <w:abstractNumId w:val="63"/>
   </w:num>
   <w:num w:numId="93" w16cid:durableId="891310916">
-    <w:abstractNumId w:val="10"/>
+    <w:abstractNumId w:val="13"/>
   </w:num>
   <w:num w:numId="94" w16cid:durableId="1197696092">
-    <w:abstractNumId w:val="123"/>
+    <w:abstractNumId w:val="124"/>
   </w:num>
   <w:num w:numId="95" w16cid:durableId="304235926">
     <w:abstractNumId w:val="84"/>
@@ -49386,37 +50311,37 @@
     <w:abstractNumId w:val="80"/>
   </w:num>
   <w:num w:numId="97" w16cid:durableId="1020933590">
-    <w:abstractNumId w:val="27"/>
+    <w:abstractNumId w:val="28"/>
   </w:num>
   <w:num w:numId="98" w16cid:durableId="1860436262">
     <w:abstractNumId w:val="83"/>
   </w:num>
   <w:num w:numId="99" w16cid:durableId="6370190">
-    <w:abstractNumId w:val="115"/>
+    <w:abstractNumId w:val="116"/>
   </w:num>
   <w:num w:numId="100" w16cid:durableId="777650189">
-    <w:abstractNumId w:val="13"/>
+    <w:abstractNumId w:val="15"/>
   </w:num>
   <w:num w:numId="101" w16cid:durableId="1917785151">
-    <w:abstractNumId w:val="92"/>
+    <w:abstractNumId w:val="93"/>
   </w:num>
   <w:num w:numId="102" w16cid:durableId="1850830540">
     <w:abstractNumId w:val="107"/>
   </w:num>
   <w:num w:numId="103" w16cid:durableId="997148865">
-    <w:abstractNumId w:val="96"/>
+    <w:abstractNumId w:val="97"/>
   </w:num>
   <w:num w:numId="104" w16cid:durableId="236282673">
-    <w:abstractNumId w:val="18"/>
+    <w:abstractNumId w:val="20"/>
   </w:num>
   <w:num w:numId="105" w16cid:durableId="920676371">
-    <w:abstractNumId w:val="127"/>
+    <w:abstractNumId w:val="128"/>
   </w:num>
   <w:num w:numId="106" w16cid:durableId="886988089">
-    <w:abstractNumId w:val="33"/>
+    <w:abstractNumId w:val="35"/>
   </w:num>
   <w:num w:numId="107" w16cid:durableId="451753529">
-    <w:abstractNumId w:val="113"/>
+    <w:abstractNumId w:val="115"/>
   </w:num>
   <w:num w:numId="108" w16cid:durableId="522593190">
     <w:abstractNumId w:val="78"/>
@@ -49425,61 +50350,64 @@
     <w:abstractNumId w:val="122"/>
   </w:num>
   <w:num w:numId="110" w16cid:durableId="1174343616">
-    <w:abstractNumId w:val="95"/>
+    <w:abstractNumId w:val="96"/>
   </w:num>
   <w:num w:numId="111" w16cid:durableId="941184089">
-    <w:abstractNumId w:val="28"/>
+    <w:abstractNumId w:val="29"/>
   </w:num>
   <w:num w:numId="112" w16cid:durableId="984898614">
-    <w:abstractNumId w:val="93"/>
+    <w:abstractNumId w:val="94"/>
   </w:num>
   <w:num w:numId="113" w16cid:durableId="1071464520">
-    <w:abstractNumId w:val="66"/>
+    <w:abstractNumId w:val="69"/>
   </w:num>
   <w:num w:numId="114" w16cid:durableId="403185376">
-    <w:abstractNumId w:val="65"/>
+    <w:abstractNumId w:val="68"/>
   </w:num>
   <w:num w:numId="115" w16cid:durableId="579606141">
-    <w:abstractNumId w:val="100"/>
+    <w:abstractNumId w:val="101"/>
   </w:num>
   <w:num w:numId="116" w16cid:durableId="994721550">
     <w:abstractNumId w:val="85"/>
   </w:num>
   <w:num w:numId="117" w16cid:durableId="1773434258">
-    <w:abstractNumId w:val="59"/>
+    <w:abstractNumId w:val="61"/>
   </w:num>
   <w:num w:numId="118" w16cid:durableId="572663242">
     <w:abstractNumId w:val="105"/>
   </w:num>
   <w:num w:numId="119" w16cid:durableId="2108308058">
-    <w:abstractNumId w:val="91"/>
+    <w:abstractNumId w:val="92"/>
   </w:num>
-  <w:num w:numId="120" w16cid:durableId="1054625010">
+  <w:num w:numId="120" w16cid:durableId="905338525">
+    <w:abstractNumId w:val="6"/>
+  </w:num>
+  <w:num w:numId="121" w16cid:durableId="1647978888">
+    <w:abstractNumId w:val="110"/>
+  </w:num>
+  <w:num w:numId="122" w16cid:durableId="882521262">
+    <w:abstractNumId w:val="66"/>
+  </w:num>
+  <w:num w:numId="123" w16cid:durableId="694112198">
+    <w:abstractNumId w:val="32"/>
+  </w:num>
+  <w:num w:numId="124" w16cid:durableId="32654327">
+    <w:abstractNumId w:val="11"/>
+  </w:num>
+  <w:num w:numId="125" w16cid:durableId="1362894415">
+    <w:abstractNumId w:val="123"/>
+  </w:num>
+  <w:num w:numId="126" w16cid:durableId="1050230413">
+    <w:abstractNumId w:val="114"/>
+  </w:num>
+  <w:num w:numId="127" w16cid:durableId="1670715580">
     <w:abstractNumId w:val="51"/>
   </w:num>
-  <w:num w:numId="121" w16cid:durableId="884174381">
-    <w:abstractNumId w:val="114"/>
+  <w:num w:numId="128" w16cid:durableId="1844466071">
+    <w:abstractNumId w:val="88"/>
   </w:num>
-  <w:num w:numId="122" w16cid:durableId="947202255">
-    <w:abstractNumId w:val="69"/>
-  </w:num>
-  <w:num w:numId="123" w16cid:durableId="1573781770">
+  <w:num w:numId="129" w16cid:durableId="1214347719">
     <w:abstractNumId w:val="12"/>
-  </w:num>
-  <w:num w:numId="124" w16cid:durableId="610287087">
-    <w:abstractNumId w:val="75"/>
-  </w:num>
-  <w:num w:numId="125" w16cid:durableId="2135826560">
-    <w:abstractNumId w:val="25"/>
-  </w:num>
-  <w:num w:numId="126" w16cid:durableId="1595935753">
-    <w:abstractNumId w:val="103"/>
-  </w:num>
-  <w:num w:numId="127" w16cid:durableId="367684783">
-    <w:abstractNumId w:val="70"/>
-  </w:num>
-  <w:num w:numId="128" w16cid:durableId="1160653432">
-    <w:abstractNumId w:val="116"/>
   </w:num>
   <w:numIdMacAtCleanup w:val="66"/>
 </w:numbering>
@@ -49524,7 +50452,6 @@
     <w:rsid w:val="00047CF3"/>
     <w:rsid w:val="000629D7"/>
     <w:rsid w:val="000650EA"/>
-    <w:rsid w:val="000814E0"/>
     <w:rsid w:val="000949C5"/>
     <w:rsid w:val="000A1448"/>
     <w:rsid w:val="000A72E7"/>
@@ -49584,7 +50511,6 @@
     <w:rsid w:val="008012B0"/>
     <w:rsid w:val="00815A3D"/>
     <w:rsid w:val="00816E4B"/>
-    <w:rsid w:val="00824700"/>
     <w:rsid w:val="0083046C"/>
     <w:rsid w:val="008416F2"/>
     <w:rsid w:val="00866B73"/>
@@ -49605,6 +50531,7 @@
     <w:rsid w:val="00AD00DE"/>
     <w:rsid w:val="00AD1A6D"/>
     <w:rsid w:val="00B062DD"/>
+    <w:rsid w:val="00B26750"/>
     <w:rsid w:val="00B4718C"/>
     <w:rsid w:val="00B61951"/>
     <w:rsid w:val="00B7032B"/>
@@ -49622,7 +50549,6 @@
     <w:rsid w:val="00CA078D"/>
     <w:rsid w:val="00CC0363"/>
     <w:rsid w:val="00CC1E2D"/>
-    <w:rsid w:val="00CC4031"/>
     <w:rsid w:val="00CD4181"/>
     <w:rsid w:val="00CF6B23"/>
     <w:rsid w:val="00D01B6C"/>
@@ -49630,14 +50556,15 @@
     <w:rsid w:val="00D25D1E"/>
     <w:rsid w:val="00D85470"/>
     <w:rsid w:val="00DA08E2"/>
-    <w:rsid w:val="00DB1FA9"/>
     <w:rsid w:val="00DB7AA5"/>
     <w:rsid w:val="00E06378"/>
     <w:rsid w:val="00E42728"/>
+    <w:rsid w:val="00E46016"/>
     <w:rsid w:val="00E63B1D"/>
     <w:rsid w:val="00EA7566"/>
     <w:rsid w:val="00EC5BAF"/>
     <w:rsid w:val="00EE18FD"/>
+    <w:rsid w:val="00EF62DC"/>
     <w:rsid w:val="00EF7715"/>
     <w:rsid w:val="00F0429F"/>
     <w:rsid w:val="00F17DBE"/>
@@ -49650,6 +50577,7 @@
     <w:rsid w:val="00FC6B5C"/>
     <w:rsid w:val="00FC7D70"/>
     <w:rsid w:val="00FD0042"/>
+    <w:rsid w:val="00FE77CD"/>
   </w:rsids>
   <m:mathPr>
     <m:mathFont m:val="Cambria Math"/>
